--- a/Resturant_Report.docx
+++ b/Resturant_Report.docx
@@ -16,7 +16,43 @@
           <w:sz w:val="18"/>
           <w:szCs w:val="18"/>
         </w:rPr>
-        <w:t>M-CSC005U1  ·  Computational Mathematics and Data Analytics  ·  Level 4</w:t>
+        <w:t>M-CSC005U</w:t>
+      </w:r>
+      <w:proofErr w:type="gramStart"/>
+      <w:r>
+        <w:rPr>
+          <w:color w:val="000000" w:themeColor="text1"/>
+          <w:sz w:val="18"/>
+          <w:szCs w:val="18"/>
+        </w:rPr>
+        <w:t>1  ·</w:t>
+      </w:r>
+      <w:proofErr w:type="gramEnd"/>
+      <w:r>
+        <w:rPr>
+          <w:color w:val="000000" w:themeColor="text1"/>
+          <w:sz w:val="18"/>
+          <w:szCs w:val="18"/>
+        </w:rPr>
+        <w:t xml:space="preserve">  Computational Mathematics and Data </w:t>
+      </w:r>
+      <w:proofErr w:type="gramStart"/>
+      <w:r>
+        <w:rPr>
+          <w:color w:val="000000" w:themeColor="text1"/>
+          <w:sz w:val="18"/>
+          <w:szCs w:val="18"/>
+        </w:rPr>
+        <w:t>Analytics  ·</w:t>
+      </w:r>
+      <w:proofErr w:type="gramEnd"/>
+      <w:r>
+        <w:rPr>
+          <w:color w:val="000000" w:themeColor="text1"/>
+          <w:sz w:val="18"/>
+          <w:szCs w:val="18"/>
+        </w:rPr>
+        <w:t xml:space="preserve">  Level 4</w:t>
       </w:r>
     </w:p>
     <w:p>
@@ -76,7 +112,43 @@
           <w:iCs/>
           <w:color w:val="000000" w:themeColor="text1"/>
         </w:rPr>
-        <w:t>Group Project (Coursework)  —  Assessment 1  (60% of module)</w:t>
+        <w:t>Group Project (</w:t>
+      </w:r>
+      <w:proofErr w:type="gramStart"/>
+      <w:r>
+        <w:rPr>
+          <w:i/>
+          <w:iCs/>
+          <w:color w:val="000000" w:themeColor="text1"/>
+        </w:rPr>
+        <w:t>Coursework)  —</w:t>
+      </w:r>
+      <w:proofErr w:type="gramEnd"/>
+      <w:r>
+        <w:rPr>
+          <w:i/>
+          <w:iCs/>
+          <w:color w:val="000000" w:themeColor="text1"/>
+        </w:rPr>
+        <w:t xml:space="preserve">  Assessment </w:t>
+      </w:r>
+      <w:proofErr w:type="gramStart"/>
+      <w:r>
+        <w:rPr>
+          <w:i/>
+          <w:iCs/>
+          <w:color w:val="000000" w:themeColor="text1"/>
+        </w:rPr>
+        <w:t>1  (</w:t>
+      </w:r>
+      <w:proofErr w:type="gramEnd"/>
+      <w:r>
+        <w:rPr>
+          <w:i/>
+          <w:iCs/>
+          <w:color w:val="000000" w:themeColor="text1"/>
+        </w:rPr>
+        <w:t>60% of module)</w:t>
       </w:r>
     </w:p>
     <w:p>
@@ -3638,39 +3710,25 @@
           <w:iCs/>
           <w:color w:val="000000" w:themeColor="text1"/>
         </w:rPr>
-        <w:t>Figure 1 — [Visualisation 1: e.g. scatter plot / network diagram]  ................................  p. [X]</w:t>
-      </w:r>
-    </w:p>
-    <w:p>
-      <w:pPr>
-        <w:spacing w:before="80" w:after="80"/>
-        <w:rPr>
-          <w:color w:val="000000" w:themeColor="text1"/>
-        </w:rPr>
-      </w:pPr>
+        <w:t>Figure 1 — [Visualisation 1: e.g. scatter plot / network diagram</w:t>
+      </w:r>
+      <w:proofErr w:type="gramStart"/>
       <w:r>
         <w:rPr>
           <w:i/>
           <w:iCs/>
           <w:color w:val="000000" w:themeColor="text1"/>
         </w:rPr>
-        <w:t>Figure 2 — [Visualisation 2: e.g. bar chart / histogram]  ..............................................  p. [X]</w:t>
-      </w:r>
-    </w:p>
-    <w:p>
-      <w:pPr>
-        <w:spacing w:before="80" w:after="80"/>
-        <w:rPr>
-          <w:color w:val="000000" w:themeColor="text1"/>
-        </w:rPr>
-      </w:pPr>
+        <w:t>]  ................................</w:t>
+      </w:r>
+      <w:proofErr w:type="gramEnd"/>
       <w:r>
         <w:rPr>
           <w:i/>
           <w:iCs/>
           <w:color w:val="000000" w:themeColor="text1"/>
         </w:rPr>
-        <w:t>Figure 3 — [Visualisation 3: e.g. heat map / algorithm flowchart]  ............................  p. [X]</w:t>
+        <w:t xml:space="preserve">  p. [X]</w:t>
       </w:r>
     </w:p>
     <w:p>
@@ -3686,7 +3744,93 @@
           <w:iCs/>
           <w:color w:val="000000" w:themeColor="text1"/>
         </w:rPr>
-        <w:t>Figure 4 — [Visualisation 4: e.g. results graph / complexity curve]  ...........................  p. [X]</w:t>
+        <w:t>Figure 2 — [Visualisation 2: e.g. bar chart / histogram</w:t>
+      </w:r>
+      <w:proofErr w:type="gramStart"/>
+      <w:r>
+        <w:rPr>
+          <w:i/>
+          <w:iCs/>
+          <w:color w:val="000000" w:themeColor="text1"/>
+        </w:rPr>
+        <w:t>]  ..............................................</w:t>
+      </w:r>
+      <w:proofErr w:type="gramEnd"/>
+      <w:r>
+        <w:rPr>
+          <w:i/>
+          <w:iCs/>
+          <w:color w:val="000000" w:themeColor="text1"/>
+        </w:rPr>
+        <w:t xml:space="preserve">  p. [X]</w:t>
+      </w:r>
+    </w:p>
+    <w:p>
+      <w:pPr>
+        <w:spacing w:before="80" w:after="80"/>
+        <w:rPr>
+          <w:color w:val="000000" w:themeColor="text1"/>
+        </w:rPr>
+      </w:pPr>
+      <w:r>
+        <w:rPr>
+          <w:i/>
+          <w:iCs/>
+          <w:color w:val="000000" w:themeColor="text1"/>
+        </w:rPr>
+        <w:t>Figure 3 — [Visualisation 3: e.g. heat map / algorithm flowchart</w:t>
+      </w:r>
+      <w:proofErr w:type="gramStart"/>
+      <w:r>
+        <w:rPr>
+          <w:i/>
+          <w:iCs/>
+          <w:color w:val="000000" w:themeColor="text1"/>
+        </w:rPr>
+        <w:t>]  ............................</w:t>
+      </w:r>
+      <w:proofErr w:type="gramEnd"/>
+      <w:r>
+        <w:rPr>
+          <w:i/>
+          <w:iCs/>
+          <w:color w:val="000000" w:themeColor="text1"/>
+        </w:rPr>
+        <w:t xml:space="preserve">  p. [X]</w:t>
+      </w:r>
+    </w:p>
+    <w:p>
+      <w:pPr>
+        <w:spacing w:before="80" w:after="80"/>
+        <w:rPr>
+          <w:color w:val="000000" w:themeColor="text1"/>
+        </w:rPr>
+      </w:pPr>
+      <w:r>
+        <w:rPr>
+          <w:i/>
+          <w:iCs/>
+          <w:color w:val="000000" w:themeColor="text1"/>
+        </w:rPr>
+        <w:t>Figure 4 — [Visualisation 4: e.g. results graph / complexity curve</w:t>
+      </w:r>
+      <w:proofErr w:type="gramStart"/>
+      <w:r>
+        <w:rPr>
+          <w:i/>
+          <w:iCs/>
+          <w:color w:val="000000" w:themeColor="text1"/>
+        </w:rPr>
+        <w:t>]  ...........................</w:t>
+      </w:r>
+      <w:proofErr w:type="gramEnd"/>
+      <w:r>
+        <w:rPr>
+          <w:i/>
+          <w:iCs/>
+          <w:color w:val="000000" w:themeColor="text1"/>
+        </w:rPr>
+        <w:t xml:space="preserve">  p. [X]</w:t>
       </w:r>
     </w:p>
     <w:p>
@@ -3848,39 +3992,93 @@
           <w:iCs/>
           <w:color w:val="000000" w:themeColor="text1"/>
         </w:rPr>
-        <w:t>Table 1 — [Group member contributions summary]  ...................................................  p. [X]</w:t>
-      </w:r>
-    </w:p>
-    <w:p>
-      <w:pPr>
-        <w:spacing w:before="80" w:after="80"/>
-        <w:rPr>
-          <w:color w:val="000000" w:themeColor="text1"/>
-        </w:rPr>
-      </w:pPr>
+        <w:t>Table 1 — [Group member contributions summary</w:t>
+      </w:r>
+      <w:proofErr w:type="gramStart"/>
       <w:r>
         <w:rPr>
           <w:i/>
           <w:iCs/>
           <w:color w:val="000000" w:themeColor="text1"/>
         </w:rPr>
-        <w:t>Table 2 — [Descriptive statistics / model parameters]  ..............................................  p. [X]</w:t>
-      </w:r>
-    </w:p>
-    <w:p>
-      <w:pPr>
-        <w:spacing w:before="80" w:after="80"/>
-        <w:rPr>
-          <w:color w:val="000000" w:themeColor="text1"/>
-        </w:rPr>
-      </w:pPr>
+        <w:t>]  ...................................................</w:t>
+      </w:r>
+      <w:proofErr w:type="gramEnd"/>
       <w:r>
         <w:rPr>
           <w:i/>
           <w:iCs/>
           <w:color w:val="000000" w:themeColor="text1"/>
         </w:rPr>
-        <w:t>Table 3 — [Results comparison table]  ..............................................................................  p. [X]</w:t>
+        <w:t xml:space="preserve">  p. [X]</w:t>
+      </w:r>
+    </w:p>
+    <w:p>
+      <w:pPr>
+        <w:spacing w:before="80" w:after="80"/>
+        <w:rPr>
+          <w:color w:val="000000" w:themeColor="text1"/>
+        </w:rPr>
+      </w:pPr>
+      <w:r>
+        <w:rPr>
+          <w:i/>
+          <w:iCs/>
+          <w:color w:val="000000" w:themeColor="text1"/>
+        </w:rPr>
+        <w:t>Table 2 — [Descriptive statistics / model parameters</w:t>
+      </w:r>
+      <w:proofErr w:type="gramStart"/>
+      <w:r>
+        <w:rPr>
+          <w:i/>
+          <w:iCs/>
+          <w:color w:val="000000" w:themeColor="text1"/>
+        </w:rPr>
+        <w:t>]  ..............................................</w:t>
+      </w:r>
+      <w:proofErr w:type="gramEnd"/>
+      <w:r>
+        <w:rPr>
+          <w:i/>
+          <w:iCs/>
+          <w:color w:val="000000" w:themeColor="text1"/>
+        </w:rPr>
+        <w:t xml:space="preserve">  p. [X]</w:t>
+      </w:r>
+    </w:p>
+    <w:p>
+      <w:pPr>
+        <w:spacing w:before="80" w:after="80"/>
+        <w:rPr>
+          <w:color w:val="000000" w:themeColor="text1"/>
+        </w:rPr>
+      </w:pPr>
+      <w:r>
+        <w:rPr>
+          <w:i/>
+          <w:iCs/>
+          <w:color w:val="000000" w:themeColor="text1"/>
+        </w:rPr>
+        <w:t>Table 3 — [Results comparison table</w:t>
+      </w:r>
+      <w:proofErr w:type="gramStart"/>
+      <w:r>
+        <w:rPr>
+          <w:i/>
+          <w:iCs/>
+          <w:color w:val="000000" w:themeColor="text1"/>
+        </w:rPr>
+        <w:t>]  ..............................................................................</w:t>
+      </w:r>
+      <w:proofErr w:type="gramEnd"/>
+      <w:r>
+        <w:rPr>
+          <w:i/>
+          <w:iCs/>
+          <w:color w:val="000000" w:themeColor="text1"/>
+        </w:rPr>
+        <w:t xml:space="preserve">  p. [X]</w:t>
       </w:r>
     </w:p>
     <w:p>
@@ -4339,7 +4537,21 @@
         <w:rPr>
           <w:color w:val="000000" w:themeColor="text1"/>
         </w:rPr>
-        <w:t>An organized collection of objects that can be represented in set-builder form or roster form. In set theory, the operations of the sets are carried when two or more sets combine to form a single set under some of the given conditions. The basic operations on sets are: Union of sets, Intersection of sets, A complement of a set, Cartesian product of sets and Set difference. (</w:t>
+        <w:t xml:space="preserve">An organized collection of objects that can be represented in set-builder form or roster form. In set theory, the operations of the sets are carried when two or more sets combine to form a single set under some of the given conditions. The basic operations on sets </w:t>
+      </w:r>
+      <w:proofErr w:type="gramStart"/>
+      <w:r>
+        <w:rPr>
+          <w:color w:val="000000" w:themeColor="text1"/>
+        </w:rPr>
+        <w:t>are:</w:t>
+      </w:r>
+      <w:proofErr w:type="gramEnd"/>
+      <w:r>
+        <w:rPr>
+          <w:color w:val="000000" w:themeColor="text1"/>
+        </w:rPr>
+        <w:t xml:space="preserve"> Union of sets, Intersection of sets, A complement of a set, Cartesian product of sets and Set difference. (</w:t>
       </w:r>
       <w:proofErr w:type="spellStart"/>
       <w:r>
@@ -4541,6 +4753,7 @@
         <w:t xml:space="preserve">As we perform operations on sets to make queries, we basically applying relational algebra, and apart from the operations used before, SELECT was also used to print </w:t>
       </w:r>
       <w:proofErr w:type="spellStart"/>
+      <w:proofErr w:type="gramStart"/>
       <w:r>
         <w:rPr>
           <w:color w:val="000000" w:themeColor="text1"/>
@@ -4552,7 +4765,14 @@
         <w:rPr>
           <w:color w:val="000000" w:themeColor="text1"/>
         </w:rPr>
-        <w:t xml:space="preserve"> the results for example and sorting operations (like DESC)</w:t>
+        <w:t xml:space="preserve"> the</w:t>
+      </w:r>
+      <w:proofErr w:type="gramEnd"/>
+      <w:r>
+        <w:rPr>
+          <w:color w:val="000000" w:themeColor="text1"/>
+        </w:rPr>
+        <w:t xml:space="preserve"> results for example and sorting operations (like DESC)</w:t>
       </w:r>
     </w:p>
     <w:p>
@@ -4859,7 +5079,7 @@
         <w:rPr>
           <w:color w:val="000000" w:themeColor="text1"/>
         </w:rPr>
-        <w:t>This model relies on the following assumptions: [e.g. tables relationships, data set, normalization. Constraints might include availability of attributes or computational resource limits.</w:t>
+        <w:t>This model relies on the following assumptions: tables relationships, data set, normalization. Constraints might include availability of attributes or computational resource limits.</w:t>
       </w:r>
     </w:p>
     <w:p>
@@ -5056,7 +5276,23 @@
           <w:color w:val="000000" w:themeColor="text1"/>
           <w:lang w:val="en-US"/>
         </w:rPr>
-        <w:t xml:space="preserve">A users table was created to store customer information, including: </w:t>
+        <w:t xml:space="preserve">A users table was created to store customer information, </w:t>
+      </w:r>
+      <w:proofErr w:type="gramStart"/>
+      <w:r>
+        <w:rPr>
+          <w:color w:val="000000" w:themeColor="text1"/>
+          <w:lang w:val="en-US"/>
+        </w:rPr>
+        <w:t>including:</w:t>
+      </w:r>
+      <w:proofErr w:type="gramEnd"/>
+      <w:r>
+        <w:rPr>
+          <w:color w:val="000000" w:themeColor="text1"/>
+          <w:lang w:val="en-US"/>
+        </w:rPr>
+        <w:t xml:space="preserve"> </w:t>
       </w:r>
       <w:proofErr w:type="spellStart"/>
       <w:r>
@@ -5116,7 +5352,23 @@
           <w:color w:val="000000" w:themeColor="text1"/>
           <w:lang w:val="en-US"/>
         </w:rPr>
-        <w:t xml:space="preserve">A menu table was designed to manage dishes offered by the restaurant. The attributes include: </w:t>
+        <w:t xml:space="preserve">A menu table was designed to manage dishes offered by the restaurant. The attributes </w:t>
+      </w:r>
+      <w:proofErr w:type="gramStart"/>
+      <w:r>
+        <w:rPr>
+          <w:color w:val="000000" w:themeColor="text1"/>
+          <w:lang w:val="en-US"/>
+        </w:rPr>
+        <w:t>include:</w:t>
+      </w:r>
+      <w:proofErr w:type="gramEnd"/>
+      <w:r>
+        <w:rPr>
+          <w:color w:val="000000" w:themeColor="text1"/>
+          <w:lang w:val="en-US"/>
+        </w:rPr>
+        <w:t xml:space="preserve"> </w:t>
       </w:r>
       <w:proofErr w:type="spellStart"/>
       <w:r>
@@ -5195,6 +5447,7 @@
         <w:t xml:space="preserve">An orders table was developed to record </w:t>
       </w:r>
       <w:proofErr w:type="spellStart"/>
+      <w:proofErr w:type="gramStart"/>
       <w:r>
         <w:rPr>
           <w:color w:val="000000" w:themeColor="text1"/>
@@ -5203,12 +5456,29 @@
         <w:t>customers</w:t>
       </w:r>
       <w:proofErr w:type="spellEnd"/>
+      <w:proofErr w:type="gramEnd"/>
       <w:r>
         <w:rPr>
           <w:color w:val="000000" w:themeColor="text1"/>
           <w:lang w:val="en-US"/>
         </w:rPr>
-        <w:t xml:space="preserve"> orders. This table includes: </w:t>
+        <w:t xml:space="preserve"> orders. This table </w:t>
+      </w:r>
+      <w:proofErr w:type="gramStart"/>
+      <w:r>
+        <w:rPr>
+          <w:color w:val="000000" w:themeColor="text1"/>
+          <w:lang w:val="en-US"/>
+        </w:rPr>
+        <w:t>includes:</w:t>
+      </w:r>
+      <w:proofErr w:type="gramEnd"/>
+      <w:r>
+        <w:rPr>
+          <w:color w:val="000000" w:themeColor="text1"/>
+          <w:lang w:val="en-US"/>
+        </w:rPr>
+        <w:t xml:space="preserve"> </w:t>
       </w:r>
       <w:proofErr w:type="spellStart"/>
       <w:r>
@@ -5316,7 +5586,39 @@
           <w:color w:val="000000" w:themeColor="text1"/>
           <w:lang w:val="en-US"/>
         </w:rPr>
-        <w:t xml:space="preserve"> table was added to store detailed information  about each order. The attributes includes: </w:t>
+        <w:t xml:space="preserve"> table was added to store detailed </w:t>
+      </w:r>
+      <w:proofErr w:type="gramStart"/>
+      <w:r>
+        <w:rPr>
+          <w:color w:val="000000" w:themeColor="text1"/>
+          <w:lang w:val="en-US"/>
+        </w:rPr>
+        <w:t>information  about</w:t>
+      </w:r>
+      <w:proofErr w:type="gramEnd"/>
+      <w:r>
+        <w:rPr>
+          <w:color w:val="000000" w:themeColor="text1"/>
+          <w:lang w:val="en-US"/>
+        </w:rPr>
+        <w:t xml:space="preserve"> each order. The attributes </w:t>
+      </w:r>
+      <w:proofErr w:type="gramStart"/>
+      <w:r>
+        <w:rPr>
+          <w:color w:val="000000" w:themeColor="text1"/>
+          <w:lang w:val="en-US"/>
+        </w:rPr>
+        <w:t>includes:</w:t>
+      </w:r>
+      <w:proofErr w:type="gramEnd"/>
+      <w:r>
+        <w:rPr>
+          <w:color w:val="000000" w:themeColor="text1"/>
+          <w:lang w:val="en-US"/>
+        </w:rPr>
+        <w:t xml:space="preserve"> </w:t>
       </w:r>
       <w:proofErr w:type="spellStart"/>
       <w:r>
@@ -5854,7 +6156,29 @@
           <w:sz w:val="20"/>
           <w:szCs w:val="20"/>
         </w:rPr>
-        <w:t>Figure x : “Most day ordered in” Query</w:t>
+        <w:t xml:space="preserve">Figure </w:t>
+      </w:r>
+      <w:proofErr w:type="gramStart"/>
+      <w:r>
+        <w:rPr>
+          <w:i/>
+          <w:iCs/>
+          <w:color w:val="000000" w:themeColor="text1"/>
+          <w:sz w:val="20"/>
+          <w:szCs w:val="20"/>
+        </w:rPr>
+        <w:t>x :</w:t>
+      </w:r>
+      <w:proofErr w:type="gramEnd"/>
+      <w:r>
+        <w:rPr>
+          <w:i/>
+          <w:iCs/>
+          <w:color w:val="000000" w:themeColor="text1"/>
+          <w:sz w:val="20"/>
+          <w:szCs w:val="20"/>
+        </w:rPr>
+        <w:t xml:space="preserve"> “Most day ordered in” Query</w:t>
       </w:r>
     </w:p>
     <w:p>
@@ -5942,7 +6266,29 @@
           <w:sz w:val="20"/>
           <w:szCs w:val="20"/>
         </w:rPr>
-        <w:t>Figure x : “Users who spent more than £10” Query</w:t>
+        <w:t xml:space="preserve">Figure </w:t>
+      </w:r>
+      <w:proofErr w:type="gramStart"/>
+      <w:r>
+        <w:rPr>
+          <w:i/>
+          <w:iCs/>
+          <w:color w:val="000000" w:themeColor="text1"/>
+          <w:sz w:val="20"/>
+          <w:szCs w:val="20"/>
+        </w:rPr>
+        <w:t>x :</w:t>
+      </w:r>
+      <w:proofErr w:type="gramEnd"/>
+      <w:r>
+        <w:rPr>
+          <w:i/>
+          <w:iCs/>
+          <w:color w:val="000000" w:themeColor="text1"/>
+          <w:sz w:val="20"/>
+          <w:szCs w:val="20"/>
+        </w:rPr>
+        <w:t xml:space="preserve"> “Users who spent more than £10” Query</w:t>
       </w:r>
     </w:p>
     <w:p>
@@ -6117,7 +6463,29 @@
                                 <w:sz w:val="20"/>
                                 <w:szCs w:val="20"/>
                               </w:rPr>
-                              <w:t>Figure x : Result of “Users who spent more than £10” Query</w:t>
+                              <w:t xml:space="preserve">Figure </w:t>
+                            </w:r>
+                            <w:proofErr w:type="gramStart"/>
+                            <w:r>
+                              <w:rPr>
+                                <w:i/>
+                                <w:iCs/>
+                                <w:color w:val="000000" w:themeColor="text1"/>
+                                <w:sz w:val="20"/>
+                                <w:szCs w:val="20"/>
+                              </w:rPr>
+                              <w:t>x :</w:t>
+                            </w:r>
+                            <w:proofErr w:type="gramEnd"/>
+                            <w:r>
+                              <w:rPr>
+                                <w:i/>
+                                <w:iCs/>
+                                <w:color w:val="000000" w:themeColor="text1"/>
+                                <w:sz w:val="20"/>
+                                <w:szCs w:val="20"/>
+                              </w:rPr>
+                              <w:t xml:space="preserve"> Result of “Users who spent more than £10” Query</w:t>
                             </w:r>
                           </w:p>
                         </w:txbxContent>
@@ -6158,7 +6526,29 @@
                           <w:sz w:val="20"/>
                           <w:szCs w:val="20"/>
                         </w:rPr>
-                        <w:t>Figure x : Result of “Users who spent more than £10” Query</w:t>
+                        <w:t xml:space="preserve">Figure </w:t>
+                      </w:r>
+                      <w:proofErr w:type="gramStart"/>
+                      <w:r>
+                        <w:rPr>
+                          <w:i/>
+                          <w:iCs/>
+                          <w:color w:val="000000" w:themeColor="text1"/>
+                          <w:sz w:val="20"/>
+                          <w:szCs w:val="20"/>
+                        </w:rPr>
+                        <w:t>x :</w:t>
+                      </w:r>
+                      <w:proofErr w:type="gramEnd"/>
+                      <w:r>
+                        <w:rPr>
+                          <w:i/>
+                          <w:iCs/>
+                          <w:color w:val="000000" w:themeColor="text1"/>
+                          <w:sz w:val="20"/>
+                          <w:szCs w:val="20"/>
+                        </w:rPr>
+                        <w:t xml:space="preserve"> Result of “Users who spent more than £10” Query</w:t>
                       </w:r>
                     </w:p>
                   </w:txbxContent>
@@ -6330,7 +6720,29 @@
                                 <w:sz w:val="20"/>
                                 <w:szCs w:val="20"/>
                               </w:rPr>
-                              <w:t>Figure x : Result of “Most day ordered in” Query</w:t>
+                              <w:t xml:space="preserve">Figure </w:t>
+                            </w:r>
+                            <w:proofErr w:type="gramStart"/>
+                            <w:r>
+                              <w:rPr>
+                                <w:i/>
+                                <w:iCs/>
+                                <w:color w:val="000000" w:themeColor="text1"/>
+                                <w:sz w:val="20"/>
+                                <w:szCs w:val="20"/>
+                              </w:rPr>
+                              <w:t>x :</w:t>
+                            </w:r>
+                            <w:proofErr w:type="gramEnd"/>
+                            <w:r>
+                              <w:rPr>
+                                <w:i/>
+                                <w:iCs/>
+                                <w:color w:val="000000" w:themeColor="text1"/>
+                                <w:sz w:val="20"/>
+                                <w:szCs w:val="20"/>
+                              </w:rPr>
+                              <w:t xml:space="preserve"> Result of “Most day ordered in” Query</w:t>
                             </w:r>
                           </w:p>
                         </w:txbxContent>
@@ -6367,7 +6779,29 @@
                           <w:sz w:val="20"/>
                           <w:szCs w:val="20"/>
                         </w:rPr>
-                        <w:t>Figure x : Result of “Most day ordered in” Query</w:t>
+                        <w:t xml:space="preserve">Figure </w:t>
+                      </w:r>
+                      <w:proofErr w:type="gramStart"/>
+                      <w:r>
+                        <w:rPr>
+                          <w:i/>
+                          <w:iCs/>
+                          <w:color w:val="000000" w:themeColor="text1"/>
+                          <w:sz w:val="20"/>
+                          <w:szCs w:val="20"/>
+                        </w:rPr>
+                        <w:t>x :</w:t>
+                      </w:r>
+                      <w:proofErr w:type="gramEnd"/>
+                      <w:r>
+                        <w:rPr>
+                          <w:i/>
+                          <w:iCs/>
+                          <w:color w:val="000000" w:themeColor="text1"/>
+                          <w:sz w:val="20"/>
+                          <w:szCs w:val="20"/>
+                        </w:rPr>
+                        <w:t xml:space="preserve"> Result of “Most day ordered in” Query</w:t>
                       </w:r>
                     </w:p>
                   </w:txbxContent>
@@ -7006,7 +7440,21 @@
         <w:rPr>
           <w:color w:val="000000" w:themeColor="text1"/>
         </w:rPr>
-        <w:t>objective 3 database population was fully achieved because it help to give information about the entity of each tables made</w:t>
+        <w:t xml:space="preserve">objective 3 database population was fully achieved because it </w:t>
+      </w:r>
+      <w:proofErr w:type="gramStart"/>
+      <w:r>
+        <w:rPr>
+          <w:color w:val="000000" w:themeColor="text1"/>
+        </w:rPr>
+        <w:t>help</w:t>
+      </w:r>
+      <w:proofErr w:type="gramEnd"/>
+      <w:r>
+        <w:rPr>
+          <w:color w:val="000000" w:themeColor="text1"/>
+        </w:rPr>
+        <w:t xml:space="preserve"> to give information about the entity of each tables made</w:t>
       </w:r>
     </w:p>
     <w:p>
@@ -7269,7 +7717,29 @@
                 <w:sz w:val="20"/>
                 <w:szCs w:val="20"/>
               </w:rPr>
-              <w:t>Report (Sections 1–7): [Enter word count here] words   (Target: 2,500–3,000 words)</w:t>
+              <w:t>Report (Sections 1–7): [Enter word count here] words</w:t>
+            </w:r>
+            <w:proofErr w:type="gramStart"/>
+            <w:r>
+              <w:rPr>
+                <w:i/>
+                <w:iCs/>
+                <w:color w:val="000000" w:themeColor="text1"/>
+                <w:sz w:val="20"/>
+                <w:szCs w:val="20"/>
+              </w:rPr>
+              <w:t xml:space="preserve">   (</w:t>
+            </w:r>
+            <w:proofErr w:type="gramEnd"/>
+            <w:r>
+              <w:rPr>
+                <w:i/>
+                <w:iCs/>
+                <w:color w:val="000000" w:themeColor="text1"/>
+                <w:sz w:val="20"/>
+                <w:szCs w:val="20"/>
+              </w:rPr>
+              <w:t>Target: 2,500–3,000 words)</w:t>
             </w:r>
           </w:p>
           <w:p>
@@ -7474,7 +7944,29 @@
                 <w:sz w:val="20"/>
                 <w:szCs w:val="20"/>
               </w:rPr>
-              <w:t>Journal: Surname, I. (Year) 'Article title', Journal Name, Vol(Issue), pp. X–Y. DOI if available.</w:t>
+              <w:t xml:space="preserve">Journal: Surname, I. (Year) 'Article title', Journal Name, </w:t>
+            </w:r>
+            <w:proofErr w:type="gramStart"/>
+            <w:r>
+              <w:rPr>
+                <w:i/>
+                <w:iCs/>
+                <w:color w:val="000000" w:themeColor="text1"/>
+                <w:sz w:val="20"/>
+                <w:szCs w:val="20"/>
+              </w:rPr>
+              <w:t>Vol(</w:t>
+            </w:r>
+            <w:proofErr w:type="gramEnd"/>
+            <w:r>
+              <w:rPr>
+                <w:i/>
+                <w:iCs/>
+                <w:color w:val="000000" w:themeColor="text1"/>
+                <w:sz w:val="20"/>
+                <w:szCs w:val="20"/>
+              </w:rPr>
+              <w:t>Issue), pp. X–Y. DOI if available.</w:t>
             </w:r>
           </w:p>
           <w:p>
@@ -8279,7 +8771,31 @@
                 <w:szCs w:val="19"/>
                 <w:lang w:val="fr-FR"/>
               </w:rPr>
-              <w:t xml:space="preserve">[e.g. Model </w:t>
+              <w:t>[</w:t>
+            </w:r>
+            <w:proofErr w:type="gramStart"/>
+            <w:r>
+              <w:rPr>
+                <w:i/>
+                <w:iCs/>
+                <w:color w:val="000000" w:themeColor="text1"/>
+                <w:sz w:val="19"/>
+                <w:szCs w:val="19"/>
+                <w:lang w:val="fr-FR"/>
+              </w:rPr>
+              <w:t>e.g.</w:t>
+            </w:r>
+            <w:proofErr w:type="gramEnd"/>
+            <w:r>
+              <w:rPr>
+                <w:i/>
+                <w:iCs/>
+                <w:color w:val="000000" w:themeColor="text1"/>
+                <w:sz w:val="19"/>
+                <w:szCs w:val="19"/>
+                <w:lang w:val="fr-FR"/>
+              </w:rPr>
+              <w:t xml:space="preserve"> Model </w:t>
             </w:r>
             <w:proofErr w:type="spellStart"/>
             <w:r>
@@ -8738,7 +9254,29 @@
                 <w:sz w:val="20"/>
                 <w:szCs w:val="20"/>
               </w:rPr>
-              <w:t>Copy this section for each group member, or submit as a separate document.</w:t>
+              <w:t xml:space="preserve">Copy this section for each group </w:t>
+            </w:r>
+            <w:proofErr w:type="gramStart"/>
+            <w:r>
+              <w:rPr>
+                <w:i/>
+                <w:iCs/>
+                <w:color w:val="000000" w:themeColor="text1"/>
+                <w:sz w:val="20"/>
+                <w:szCs w:val="20"/>
+              </w:rPr>
+              <w:t>member, or</w:t>
+            </w:r>
+            <w:proofErr w:type="gramEnd"/>
+            <w:r>
+              <w:rPr>
+                <w:i/>
+                <w:iCs/>
+                <w:color w:val="000000" w:themeColor="text1"/>
+                <w:sz w:val="20"/>
+                <w:szCs w:val="20"/>
+              </w:rPr>
+              <w:t xml:space="preserve"> submit as a separate document.</w:t>
             </w:r>
           </w:p>
           <w:p>
@@ -8798,7 +9336,25 @@
           <w:iCs/>
           <w:color w:val="000000" w:themeColor="text1"/>
         </w:rPr>
-        <w:t>[Write your 500-word individual reflection here. Use first person ('I', 'my contribution', 'I found'). Be specific — vague statements score poorly. Describe what you actually did, what challenged you, and what you learned.]</w:t>
+        <w:t xml:space="preserve">[Write your 500-word individual reflection here. Use first person ('I', 'my contribution', 'I found'). Be specific — vague statements score poorly. Describe what you </w:t>
+      </w:r>
+      <w:proofErr w:type="gramStart"/>
+      <w:r>
+        <w:rPr>
+          <w:i/>
+          <w:iCs/>
+          <w:color w:val="000000" w:themeColor="text1"/>
+        </w:rPr>
+        <w:t>actually did</w:t>
+      </w:r>
+      <w:proofErr w:type="gramEnd"/>
+      <w:r>
+        <w:rPr>
+          <w:i/>
+          <w:iCs/>
+          <w:color w:val="000000" w:themeColor="text1"/>
+        </w:rPr>
+        <w:t>, what challenged you, and what you learned.]</w:t>
       </w:r>
     </w:p>
     <w:p>
@@ -9387,7 +9943,25 @@
         <w:sz w:val="18"/>
         <w:szCs w:val="18"/>
       </w:rPr>
-      <w:t>M-CSC005U1  —  Mathematical and Data Analytics Group Project</w:t>
+      <w:t>M-CSC005U</w:t>
+    </w:r>
+    <w:proofErr w:type="gramStart"/>
+    <w:r>
+      <w:rPr>
+        <w:color w:val="888888"/>
+        <w:sz w:val="18"/>
+        <w:szCs w:val="18"/>
+      </w:rPr>
+      <w:t>1  —</w:t>
+    </w:r>
+    <w:proofErr w:type="gramEnd"/>
+    <w:r>
+      <w:rPr>
+        <w:color w:val="888888"/>
+        <w:sz w:val="18"/>
+        <w:szCs w:val="18"/>
+      </w:rPr>
+      <w:t xml:space="preserve">  Mathematical and Data Analytics Group Project</w:t>
     </w:r>
   </w:p>
 </w:hdr>
@@ -9407,7 +9981,25 @@
         <w:sz w:val="18"/>
         <w:szCs w:val="18"/>
       </w:rPr>
-      <w:t>M-CSC005U1  —  Mathematical and Data Analytics Group Project</w:t>
+      <w:t>M-CSC005U</w:t>
+    </w:r>
+    <w:proofErr w:type="gramStart"/>
+    <w:r>
+      <w:rPr>
+        <w:color w:val="888888"/>
+        <w:sz w:val="18"/>
+        <w:szCs w:val="18"/>
+      </w:rPr>
+      <w:t>1  —</w:t>
+    </w:r>
+    <w:proofErr w:type="gramEnd"/>
+    <w:r>
+      <w:rPr>
+        <w:color w:val="888888"/>
+        <w:sz w:val="18"/>
+        <w:szCs w:val="18"/>
+      </w:rPr>
+      <w:t xml:space="preserve">  Mathematical and Data Analytics Group Project</w:t>
     </w:r>
   </w:p>
 </w:hdr>

--- a/Resturant_Report.docx
+++ b/Resturant_Report.docx
@@ -16,43 +16,7 @@
           <w:sz w:val="18"/>
           <w:szCs w:val="18"/>
         </w:rPr>
-        <w:t>M-CSC005U</w:t>
-      </w:r>
-      <w:proofErr w:type="gramStart"/>
-      <w:r>
-        <w:rPr>
-          <w:color w:val="000000" w:themeColor="text1"/>
-          <w:sz w:val="18"/>
-          <w:szCs w:val="18"/>
-        </w:rPr>
-        <w:t>1  ·</w:t>
-      </w:r>
-      <w:proofErr w:type="gramEnd"/>
-      <w:r>
-        <w:rPr>
-          <w:color w:val="000000" w:themeColor="text1"/>
-          <w:sz w:val="18"/>
-          <w:szCs w:val="18"/>
-        </w:rPr>
-        <w:t xml:space="preserve">  Computational Mathematics and Data </w:t>
-      </w:r>
-      <w:proofErr w:type="gramStart"/>
-      <w:r>
-        <w:rPr>
-          <w:color w:val="000000" w:themeColor="text1"/>
-          <w:sz w:val="18"/>
-          <w:szCs w:val="18"/>
-        </w:rPr>
-        <w:t>Analytics  ·</w:t>
-      </w:r>
-      <w:proofErr w:type="gramEnd"/>
-      <w:r>
-        <w:rPr>
-          <w:color w:val="000000" w:themeColor="text1"/>
-          <w:sz w:val="18"/>
-          <w:szCs w:val="18"/>
-        </w:rPr>
-        <w:t xml:space="preserve">  Level 4</w:t>
+        <w:t>M-CSC005U1  ·  Computational Mathematics and Data Analytics  ·  Level 4</w:t>
       </w:r>
     </w:p>
     <w:p>
@@ -112,43 +76,7 @@
           <w:iCs/>
           <w:color w:val="000000" w:themeColor="text1"/>
         </w:rPr>
-        <w:t>Group Project (</w:t>
-      </w:r>
-      <w:proofErr w:type="gramStart"/>
-      <w:r>
-        <w:rPr>
-          <w:i/>
-          <w:iCs/>
-          <w:color w:val="000000" w:themeColor="text1"/>
-        </w:rPr>
-        <w:t>Coursework)  —</w:t>
-      </w:r>
-      <w:proofErr w:type="gramEnd"/>
-      <w:r>
-        <w:rPr>
-          <w:i/>
-          <w:iCs/>
-          <w:color w:val="000000" w:themeColor="text1"/>
-        </w:rPr>
-        <w:t xml:space="preserve">  Assessment </w:t>
-      </w:r>
-      <w:proofErr w:type="gramStart"/>
-      <w:r>
-        <w:rPr>
-          <w:i/>
-          <w:iCs/>
-          <w:color w:val="000000" w:themeColor="text1"/>
-        </w:rPr>
-        <w:t>1  (</w:t>
-      </w:r>
-      <w:proofErr w:type="gramEnd"/>
-      <w:r>
-        <w:rPr>
-          <w:i/>
-          <w:iCs/>
-          <w:color w:val="000000" w:themeColor="text1"/>
-        </w:rPr>
-        <w:t>60% of module)</w:t>
+        <w:t>Group Project (Coursework)  —  Assessment 1  (60% of module)</w:t>
       </w:r>
     </w:p>
     <w:p>
@@ -298,29 +226,7 @@
                 <w:sz w:val="22"/>
                 <w:szCs w:val="22"/>
               </w:rPr>
-              <w:t xml:space="preserve">1. [Abdennouri </w:t>
-            </w:r>
-            <w:proofErr w:type="spellStart"/>
-            <w:r>
-              <w:rPr>
-                <w:i/>
-                <w:iCs/>
-                <w:color w:val="000000" w:themeColor="text1"/>
-                <w:sz w:val="22"/>
-                <w:szCs w:val="22"/>
-              </w:rPr>
-              <w:t>Mouatez</w:t>
-            </w:r>
-            <w:proofErr w:type="spellEnd"/>
-            <w:r>
-              <w:rPr>
-                <w:i/>
-                <w:iCs/>
-                <w:color w:val="000000" w:themeColor="text1"/>
-                <w:sz w:val="22"/>
-                <w:szCs w:val="22"/>
-              </w:rPr>
-              <w:t xml:space="preserve"> Billah — 25016832]</w:t>
+              <w:t>1. [Abdennouri Mouatez Billah — 25016832]</w:t>
             </w:r>
           </w:p>
           <w:p>
@@ -3710,25 +3616,39 @@
           <w:iCs/>
           <w:color w:val="000000" w:themeColor="text1"/>
         </w:rPr>
-        <w:t>Figure 1 — [Visualisation 1: e.g. scatter plot / network diagram</w:t>
-      </w:r>
-      <w:proofErr w:type="gramStart"/>
+        <w:t>Figure 1 — [Visualisation 1: e.g. scatter plot / network diagram]  ................................  p. [X]</w:t>
+      </w:r>
+    </w:p>
+    <w:p>
+      <w:pPr>
+        <w:spacing w:before="80" w:after="80"/>
+        <w:rPr>
+          <w:color w:val="000000" w:themeColor="text1"/>
+        </w:rPr>
+      </w:pPr>
       <w:r>
         <w:rPr>
           <w:i/>
           <w:iCs/>
           <w:color w:val="000000" w:themeColor="text1"/>
         </w:rPr>
-        <w:t>]  ................................</w:t>
-      </w:r>
-      <w:proofErr w:type="gramEnd"/>
+        <w:t>Figure 2 — [Visualisation 2: e.g. bar chart / histogram]  ..............................................  p. [X]</w:t>
+      </w:r>
+    </w:p>
+    <w:p>
+      <w:pPr>
+        <w:spacing w:before="80" w:after="80"/>
+        <w:rPr>
+          <w:color w:val="000000" w:themeColor="text1"/>
+        </w:rPr>
+      </w:pPr>
       <w:r>
         <w:rPr>
           <w:i/>
           <w:iCs/>
           <w:color w:val="000000" w:themeColor="text1"/>
         </w:rPr>
-        <w:t xml:space="preserve">  p. [X]</w:t>
+        <w:t>Figure 3 — [Visualisation 3: e.g. heat map / algorithm flowchart]  ............................  p. [X]</w:t>
       </w:r>
     </w:p>
     <w:p>
@@ -3744,93 +3664,7 @@
           <w:iCs/>
           <w:color w:val="000000" w:themeColor="text1"/>
         </w:rPr>
-        <w:t>Figure 2 — [Visualisation 2: e.g. bar chart / histogram</w:t>
-      </w:r>
-      <w:proofErr w:type="gramStart"/>
-      <w:r>
-        <w:rPr>
-          <w:i/>
-          <w:iCs/>
-          <w:color w:val="000000" w:themeColor="text1"/>
-        </w:rPr>
-        <w:t>]  ..............................................</w:t>
-      </w:r>
-      <w:proofErr w:type="gramEnd"/>
-      <w:r>
-        <w:rPr>
-          <w:i/>
-          <w:iCs/>
-          <w:color w:val="000000" w:themeColor="text1"/>
-        </w:rPr>
-        <w:t xml:space="preserve">  p. [X]</w:t>
-      </w:r>
-    </w:p>
-    <w:p>
-      <w:pPr>
-        <w:spacing w:before="80" w:after="80"/>
-        <w:rPr>
-          <w:color w:val="000000" w:themeColor="text1"/>
-        </w:rPr>
-      </w:pPr>
-      <w:r>
-        <w:rPr>
-          <w:i/>
-          <w:iCs/>
-          <w:color w:val="000000" w:themeColor="text1"/>
-        </w:rPr>
-        <w:t>Figure 3 — [Visualisation 3: e.g. heat map / algorithm flowchart</w:t>
-      </w:r>
-      <w:proofErr w:type="gramStart"/>
-      <w:r>
-        <w:rPr>
-          <w:i/>
-          <w:iCs/>
-          <w:color w:val="000000" w:themeColor="text1"/>
-        </w:rPr>
-        <w:t>]  ............................</w:t>
-      </w:r>
-      <w:proofErr w:type="gramEnd"/>
-      <w:r>
-        <w:rPr>
-          <w:i/>
-          <w:iCs/>
-          <w:color w:val="000000" w:themeColor="text1"/>
-        </w:rPr>
-        <w:t xml:space="preserve">  p. [X]</w:t>
-      </w:r>
-    </w:p>
-    <w:p>
-      <w:pPr>
-        <w:spacing w:before="80" w:after="80"/>
-        <w:rPr>
-          <w:color w:val="000000" w:themeColor="text1"/>
-        </w:rPr>
-      </w:pPr>
-      <w:r>
-        <w:rPr>
-          <w:i/>
-          <w:iCs/>
-          <w:color w:val="000000" w:themeColor="text1"/>
-        </w:rPr>
-        <w:t>Figure 4 — [Visualisation 4: e.g. results graph / complexity curve</w:t>
-      </w:r>
-      <w:proofErr w:type="gramStart"/>
-      <w:r>
-        <w:rPr>
-          <w:i/>
-          <w:iCs/>
-          <w:color w:val="000000" w:themeColor="text1"/>
-        </w:rPr>
-        <w:t>]  ...........................</w:t>
-      </w:r>
-      <w:proofErr w:type="gramEnd"/>
-      <w:r>
-        <w:rPr>
-          <w:i/>
-          <w:iCs/>
-          <w:color w:val="000000" w:themeColor="text1"/>
-        </w:rPr>
-        <w:t xml:space="preserve">  p. [X]</w:t>
+        <w:t>Figure 4 — [Visualisation 4: e.g. results graph / complexity curve]  ...........................  p. [X]</w:t>
       </w:r>
     </w:p>
     <w:p>
@@ -3992,93 +3826,39 @@
           <w:iCs/>
           <w:color w:val="000000" w:themeColor="text1"/>
         </w:rPr>
-        <w:t>Table 1 — [Group member contributions summary</w:t>
-      </w:r>
-      <w:proofErr w:type="gramStart"/>
+        <w:t>Table 1 — [Group member contributions summary]  ...................................................  p. [X]</w:t>
+      </w:r>
+    </w:p>
+    <w:p>
+      <w:pPr>
+        <w:spacing w:before="80" w:after="80"/>
+        <w:rPr>
+          <w:color w:val="000000" w:themeColor="text1"/>
+        </w:rPr>
+      </w:pPr>
       <w:r>
         <w:rPr>
           <w:i/>
           <w:iCs/>
           <w:color w:val="000000" w:themeColor="text1"/>
         </w:rPr>
-        <w:t>]  ...................................................</w:t>
-      </w:r>
-      <w:proofErr w:type="gramEnd"/>
+        <w:t>Table 2 — [Descriptive statistics / model parameters]  ..............................................  p. [X]</w:t>
+      </w:r>
+    </w:p>
+    <w:p>
+      <w:pPr>
+        <w:spacing w:before="80" w:after="80"/>
+        <w:rPr>
+          <w:color w:val="000000" w:themeColor="text1"/>
+        </w:rPr>
+      </w:pPr>
       <w:r>
         <w:rPr>
           <w:i/>
           <w:iCs/>
           <w:color w:val="000000" w:themeColor="text1"/>
         </w:rPr>
-        <w:t xml:space="preserve">  p. [X]</w:t>
-      </w:r>
-    </w:p>
-    <w:p>
-      <w:pPr>
-        <w:spacing w:before="80" w:after="80"/>
-        <w:rPr>
-          <w:color w:val="000000" w:themeColor="text1"/>
-        </w:rPr>
-      </w:pPr>
-      <w:r>
-        <w:rPr>
-          <w:i/>
-          <w:iCs/>
-          <w:color w:val="000000" w:themeColor="text1"/>
-        </w:rPr>
-        <w:t>Table 2 — [Descriptive statistics / model parameters</w:t>
-      </w:r>
-      <w:proofErr w:type="gramStart"/>
-      <w:r>
-        <w:rPr>
-          <w:i/>
-          <w:iCs/>
-          <w:color w:val="000000" w:themeColor="text1"/>
-        </w:rPr>
-        <w:t>]  ..............................................</w:t>
-      </w:r>
-      <w:proofErr w:type="gramEnd"/>
-      <w:r>
-        <w:rPr>
-          <w:i/>
-          <w:iCs/>
-          <w:color w:val="000000" w:themeColor="text1"/>
-        </w:rPr>
-        <w:t xml:space="preserve">  p. [X]</w:t>
-      </w:r>
-    </w:p>
-    <w:p>
-      <w:pPr>
-        <w:spacing w:before="80" w:after="80"/>
-        <w:rPr>
-          <w:color w:val="000000" w:themeColor="text1"/>
-        </w:rPr>
-      </w:pPr>
-      <w:r>
-        <w:rPr>
-          <w:i/>
-          <w:iCs/>
-          <w:color w:val="000000" w:themeColor="text1"/>
-        </w:rPr>
-        <w:t>Table 3 — [Results comparison table</w:t>
-      </w:r>
-      <w:proofErr w:type="gramStart"/>
-      <w:r>
-        <w:rPr>
-          <w:i/>
-          <w:iCs/>
-          <w:color w:val="000000" w:themeColor="text1"/>
-        </w:rPr>
-        <w:t>]  ..............................................................................</w:t>
-      </w:r>
-      <w:proofErr w:type="gramEnd"/>
-      <w:r>
-        <w:rPr>
-          <w:i/>
-          <w:iCs/>
-          <w:color w:val="000000" w:themeColor="text1"/>
-        </w:rPr>
-        <w:t xml:space="preserve">  p. [X]</w:t>
+        <w:t>Table 3 — [Results comparison table]  ..............................................................................  p. [X]</w:t>
       </w:r>
     </w:p>
     <w:p>
@@ -4177,63 +3957,6 @@
     </w:p>
     <w:p>
       <w:pPr>
-        <w:spacing w:before="80" w:after="80"/>
-        <w:rPr>
-          <w:color w:val="EE0000"/>
-        </w:rPr>
-      </w:pPr>
-      <w:r>
-        <w:rPr>
-          <w:color w:val="EE0000"/>
-        </w:rPr>
-        <w:t>Example:</w:t>
-      </w:r>
-    </w:p>
-    <w:p>
-      <w:pPr>
-        <w:spacing w:before="80" w:after="80"/>
-        <w:rPr>
-          <w:color w:val="EE0000"/>
-        </w:rPr>
-      </w:pPr>
-      <w:r>
-        <w:rPr>
-          <w:i/>
-          <w:iCs/>
-          <w:color w:val="EE0000"/>
-        </w:rPr>
-        <w:t>[Briefly summarise: (1) the problem your group investigated, (2) the mathematical or data analytics approach used, (3) the key findings, and (4) the main conclusions or recommendations. This section should be self-contained and readable without prior knowledge of the project.]</w:t>
-      </w:r>
-    </w:p>
-    <w:p>
-      <w:pPr>
-        <w:spacing w:before="80" w:after="80"/>
-        <w:rPr>
-          <w:color w:val="EE0000"/>
-        </w:rPr>
-      </w:pPr>
-      <w:r>
-        <w:rPr>
-          <w:color w:val="EE0000"/>
-        </w:rPr>
-        <w:t>This report presents a [mathematical model / data analytics solution] for [problem description]. The group applied [methodology — e.g. linear regression / graph theory / SQL relational model] to [dataset or scenario]. Key findings indicate that [summary of results]. The report concludes that [main recommendation or insight].</w:t>
-      </w:r>
-    </w:p>
-    <w:p>
-      <w:pPr>
-        <w:rPr>
-          <w:color w:val="EE0000"/>
-        </w:rPr>
-      </w:pPr>
-      <w:r>
-        <w:rPr>
-          <w:color w:val="EE0000"/>
-        </w:rPr>
-        <w:br w:type="page"/>
-      </w:r>
-    </w:p>
-    <w:p>
-      <w:pPr>
         <w:pStyle w:val="Heading1"/>
         <w:rPr>
           <w:color w:val="000000" w:themeColor="text1"/>
@@ -4244,7 +3967,6 @@
         <w:rPr>
           <w:color w:val="000000" w:themeColor="text1"/>
         </w:rPr>
-        <w:lastRenderedPageBreak/>
         <w:t>2. Problem Definition and Context</w:t>
       </w:r>
       <w:bookmarkEnd w:id="4"/>
@@ -4523,6 +4245,7 @@
           <w:bCs/>
           <w:color w:val="000000" w:themeColor="text1"/>
         </w:rPr>
+        <w:lastRenderedPageBreak/>
         <w:t xml:space="preserve">Definition: </w:t>
       </w:r>
     </w:p>
@@ -4537,35 +4260,7 @@
         <w:rPr>
           <w:color w:val="000000" w:themeColor="text1"/>
         </w:rPr>
-        <w:t xml:space="preserve">An organized collection of objects that can be represented in set-builder form or roster form. In set theory, the operations of the sets are carried when two or more sets combine to form a single set under some of the given conditions. The basic operations on sets </w:t>
-      </w:r>
-      <w:proofErr w:type="gramStart"/>
-      <w:r>
-        <w:rPr>
-          <w:color w:val="000000" w:themeColor="text1"/>
-        </w:rPr>
-        <w:t>are:</w:t>
-      </w:r>
-      <w:proofErr w:type="gramEnd"/>
-      <w:r>
-        <w:rPr>
-          <w:color w:val="000000" w:themeColor="text1"/>
-        </w:rPr>
-        <w:t xml:space="preserve"> Union of sets, Intersection of sets, A complement of a set, Cartesian product of sets and Set difference. (</w:t>
-      </w:r>
-      <w:proofErr w:type="spellStart"/>
-      <w:r>
-        <w:rPr>
-          <w:color w:val="000000" w:themeColor="text1"/>
-        </w:rPr>
-        <w:t>byjus</w:t>
-      </w:r>
-      <w:proofErr w:type="spellEnd"/>
-      <w:r>
-        <w:rPr>
-          <w:color w:val="000000" w:themeColor="text1"/>
-        </w:rPr>
-        <w:t>, 2019)</w:t>
+        <w:t>An organized collection of objects that can be represented in set-builder form or roster form. In set theory, the operations of the sets are carried when two or more sets combine to form a single set under some of the given conditions. The basic operations on sets are: Union of sets, Intersection of sets, A complement of a set, Cartesian product of sets and Set difference. (byjus, 2019)</w:t>
       </w:r>
     </w:p>
     <w:p>
@@ -4597,21 +4292,7 @@
         <w:rPr>
           <w:color w:val="000000" w:themeColor="text1"/>
         </w:rPr>
-        <w:t xml:space="preserve">Sets relate to </w:t>
-      </w:r>
-      <w:proofErr w:type="spellStart"/>
-      <w:r>
-        <w:rPr>
-          <w:color w:val="000000" w:themeColor="text1"/>
-        </w:rPr>
-        <w:t>sql</w:t>
-      </w:r>
-      <w:proofErr w:type="spellEnd"/>
-      <w:r>
-        <w:rPr>
-          <w:color w:val="000000" w:themeColor="text1"/>
-        </w:rPr>
-        <w:t xml:space="preserve"> when making queries to show specific data where tables are combined (JOIN ON) which is the Union of sets for example and when provided with a certain a parameter to filter more than we get into Intersection of sets (WHERE, GROUP BY…etc)</w:t>
+        <w:t>Sets relate to sql when making queries to show specific data where tables are combined (JOIN ON) which is the Union of sets for example and when provided with a certain a parameter to filter more than we get into Intersection of sets (WHERE, GROUP BY…etc)</w:t>
       </w:r>
     </w:p>
     <w:p>
@@ -4675,7 +4356,6 @@
         <w:rPr>
           <w:color w:val="000000" w:themeColor="text1"/>
         </w:rPr>
-        <w:lastRenderedPageBreak/>
         <w:t>An algebra is a formal structure consisting of </w:t>
       </w:r>
       <w:r>
@@ -4750,29 +4430,7 @@
         <w:rPr>
           <w:color w:val="000000" w:themeColor="text1"/>
         </w:rPr>
-        <w:t xml:space="preserve">As we perform operations on sets to make queries, we basically applying relational algebra, and apart from the operations used before, SELECT was also used to print </w:t>
-      </w:r>
-      <w:proofErr w:type="spellStart"/>
-      <w:proofErr w:type="gramStart"/>
-      <w:r>
-        <w:rPr>
-          <w:color w:val="000000" w:themeColor="text1"/>
-        </w:rPr>
-        <w:t>our</w:t>
-      </w:r>
-      <w:proofErr w:type="spellEnd"/>
-      <w:r>
-        <w:rPr>
-          <w:color w:val="000000" w:themeColor="text1"/>
-        </w:rPr>
-        <w:t xml:space="preserve"> the</w:t>
-      </w:r>
-      <w:proofErr w:type="gramEnd"/>
-      <w:r>
-        <w:rPr>
-          <w:color w:val="000000" w:themeColor="text1"/>
-        </w:rPr>
-        <w:t xml:space="preserve"> results for example and sorting operations (like DESC)</w:t>
+        <w:t>As we perform operations on sets to make queries, we basically applying relational algebra, and apart from the operations used before, SELECT was also used to print our the results for example and sorting operations (like DESC)</w:t>
       </w:r>
     </w:p>
     <w:p>
@@ -4832,21 +4490,7 @@
         <w:rPr>
           <w:color w:val="000000" w:themeColor="text1"/>
         </w:rPr>
-        <w:t>Predicate logic, also called first-order logic, is an enrichment of propositional logic to include predicates, individuals and quantifiers, and is widely accepted as the standard language of mathematics. Axiomatic predicate logic was established by Gottlob Frege [12] in the late 19th century, who formalized the notion of quantified variable. (</w:t>
-      </w:r>
-      <w:proofErr w:type="spellStart"/>
-      <w:r>
-        <w:rPr>
-          <w:color w:val="000000" w:themeColor="text1"/>
-        </w:rPr>
-        <w:t>worldscientific</w:t>
-      </w:r>
-      <w:proofErr w:type="spellEnd"/>
-      <w:r>
-        <w:rPr>
-          <w:color w:val="000000" w:themeColor="text1"/>
-        </w:rPr>
-        <w:t>, 2022)</w:t>
+        <w:t>Predicate logic, also called first-order logic, is an enrichment of propositional logic to include predicates, individuals and quantifiers, and is widely accepted as the standard language of mathematics. Axiomatic predicate logic was established by Gottlob Frege [12] in the late 19th century, who formalized the notion of quantified variable. (worldscientific, 2022)</w:t>
       </w:r>
     </w:p>
     <w:p>
@@ -4945,21 +4589,13 @@
           <w:color w:val="000000" w:themeColor="text1"/>
         </w:rPr>
         <w:br/>
-        <w:t xml:space="preserve">Another example is the functional dependencies (normalization) for example </w:t>
-      </w:r>
-      <w:proofErr w:type="spellStart"/>
-      <w:r>
-        <w:rPr>
-          <w:color w:val="000000" w:themeColor="text1"/>
-        </w:rPr>
-        <w:t>dish_id</w:t>
-      </w:r>
-      <w:proofErr w:type="spellEnd"/>
-      <w:r>
-        <w:rPr>
-          <w:color w:val="000000" w:themeColor="text1"/>
-        </w:rPr>
-        <w:t xml:space="preserve">  </w:t>
+      </w:r>
+      <w:r>
+        <w:rPr>
+          <w:color w:val="000000" w:themeColor="text1"/>
+        </w:rPr>
+        <w:lastRenderedPageBreak/>
+        <w:t xml:space="preserve">Another example is the functional dependencies (normalization) for example dish_id  </w:t>
       </w:r>
       <w:r>
         <w:rPr>
@@ -4971,85 +4607,29 @@
         <w:rPr>
           <w:color w:val="000000" w:themeColor="text1"/>
         </w:rPr>
-        <w:t xml:space="preserve"> </w:t>
-      </w:r>
-      <w:proofErr w:type="spellStart"/>
-      <w:r>
-        <w:rPr>
-          <w:color w:val="000000" w:themeColor="text1"/>
-        </w:rPr>
-        <w:t>dishName</w:t>
-      </w:r>
-      <w:proofErr w:type="spellEnd"/>
-      <w:r>
-        <w:rPr>
-          <w:color w:val="000000" w:themeColor="text1"/>
-        </w:rPr>
-        <w:t xml:space="preserve">, which means that the </w:t>
-      </w:r>
-      <w:proofErr w:type="spellStart"/>
-      <w:r>
-        <w:rPr>
-          <w:color w:val="000000" w:themeColor="text1"/>
-        </w:rPr>
-        <w:t>dish_id</w:t>
-      </w:r>
-      <w:proofErr w:type="spellEnd"/>
-      <w:r>
-        <w:rPr>
-          <w:color w:val="000000" w:themeColor="text1"/>
-        </w:rPr>
-        <w:t xml:space="preserve"> determines the </w:t>
-      </w:r>
-      <w:proofErr w:type="spellStart"/>
-      <w:r>
-        <w:rPr>
-          <w:color w:val="000000" w:themeColor="text1"/>
-        </w:rPr>
-        <w:t>dishName</w:t>
-      </w:r>
-      <w:proofErr w:type="spellEnd"/>
-      <w:r>
-        <w:rPr>
-          <w:color w:val="000000" w:themeColor="text1"/>
-        </w:rPr>
-        <w:t>.</w:t>
-      </w:r>
-    </w:p>
-    <w:p>
-      <w:pPr>
-        <w:spacing w:before="80" w:after="80"/>
-        <w:rPr>
-          <w:color w:val="000000" w:themeColor="text1"/>
-        </w:rPr>
-      </w:pPr>
-    </w:p>
-    <w:p>
-      <w:pPr>
-        <w:spacing w:before="80" w:after="80"/>
-        <w:rPr>
-          <w:color w:val="000000" w:themeColor="text1"/>
-        </w:rPr>
-      </w:pPr>
-      <w:r>
-        <w:rPr>
-          <w:color w:val="000000" w:themeColor="text1"/>
-        </w:rPr>
-        <w:t>To construct this model, graph theory was also implemented to decide the relationship between the tables (</w:t>
-      </w:r>
-      <w:proofErr w:type="spellStart"/>
-      <w:r>
-        <w:rPr>
-          <w:color w:val="000000" w:themeColor="text1"/>
-        </w:rPr>
-        <w:t>entites</w:t>
-      </w:r>
-      <w:proofErr w:type="spellEnd"/>
-      <w:r>
-        <w:rPr>
-          <w:color w:val="000000" w:themeColor="text1"/>
-        </w:rPr>
-        <w:t>) through the primary keys and foreign keys.</w:t>
+        <w:t xml:space="preserve"> dishName, which means that the dish_id determines the dishName.</w:t>
+      </w:r>
+    </w:p>
+    <w:p>
+      <w:pPr>
+        <w:spacing w:before="80" w:after="80"/>
+        <w:rPr>
+          <w:color w:val="000000" w:themeColor="text1"/>
+        </w:rPr>
+      </w:pPr>
+    </w:p>
+    <w:p>
+      <w:pPr>
+        <w:spacing w:before="80" w:after="80"/>
+        <w:rPr>
+          <w:color w:val="000000" w:themeColor="text1"/>
+        </w:rPr>
+      </w:pPr>
+      <w:r>
+        <w:rPr>
+          <w:color w:val="000000" w:themeColor="text1"/>
+        </w:rPr>
+        <w:t>To construct this model, graph theory was also implemented to decide the relationship between the tables (entites) through the primary keys and foreign keys.</w:t>
       </w:r>
     </w:p>
     <w:p>
@@ -5157,21 +4737,7 @@
         <w:rPr>
           <w:color w:val="000000" w:themeColor="text1"/>
         </w:rPr>
-        <w:t xml:space="preserve"> and </w:t>
-      </w:r>
-      <w:proofErr w:type="spellStart"/>
-      <w:r>
-        <w:rPr>
-          <w:color w:val="000000" w:themeColor="text1"/>
-        </w:rPr>
-        <w:t>Github</w:t>
-      </w:r>
-      <w:proofErr w:type="spellEnd"/>
-      <w:r>
-        <w:rPr>
-          <w:color w:val="000000" w:themeColor="text1"/>
-        </w:rPr>
-        <w:t xml:space="preserve"> to track the work.</w:t>
+        <w:t xml:space="preserve"> and Github to track the work.</w:t>
       </w:r>
     </w:p>
     <w:p>
@@ -5276,39 +4842,7 @@
           <w:color w:val="000000" w:themeColor="text1"/>
           <w:lang w:val="en-US"/>
         </w:rPr>
-        <w:t xml:space="preserve">A users table was created to store customer information, </w:t>
-      </w:r>
-      <w:proofErr w:type="gramStart"/>
-      <w:r>
-        <w:rPr>
-          <w:color w:val="000000" w:themeColor="text1"/>
-          <w:lang w:val="en-US"/>
-        </w:rPr>
-        <w:t>including:</w:t>
-      </w:r>
-      <w:proofErr w:type="gramEnd"/>
-      <w:r>
-        <w:rPr>
-          <w:color w:val="000000" w:themeColor="text1"/>
-          <w:lang w:val="en-US"/>
-        </w:rPr>
-        <w:t xml:space="preserve"> </w:t>
-      </w:r>
-      <w:proofErr w:type="spellStart"/>
-      <w:r>
-        <w:rPr>
-          <w:color w:val="000000" w:themeColor="text1"/>
-          <w:lang w:val="en-US"/>
-        </w:rPr>
-        <w:t>user_id</w:t>
-      </w:r>
-      <w:proofErr w:type="spellEnd"/>
-      <w:r>
-        <w:rPr>
-          <w:color w:val="000000" w:themeColor="text1"/>
-          <w:lang w:val="en-US"/>
-        </w:rPr>
-        <w:t>, name, email, phone number, and address.</w:t>
+        <w:t>A users table was created to store customer information, including: user_id, name, email, phone number, and address.</w:t>
       </w:r>
     </w:p>
     <w:p>
@@ -5352,55 +4886,7 @@
           <w:color w:val="000000" w:themeColor="text1"/>
           <w:lang w:val="en-US"/>
         </w:rPr>
-        <w:t xml:space="preserve">A menu table was designed to manage dishes offered by the restaurant. The attributes </w:t>
-      </w:r>
-      <w:proofErr w:type="gramStart"/>
-      <w:r>
-        <w:rPr>
-          <w:color w:val="000000" w:themeColor="text1"/>
-          <w:lang w:val="en-US"/>
-        </w:rPr>
-        <w:t>include:</w:t>
-      </w:r>
-      <w:proofErr w:type="gramEnd"/>
-      <w:r>
-        <w:rPr>
-          <w:color w:val="000000" w:themeColor="text1"/>
-          <w:lang w:val="en-US"/>
-        </w:rPr>
-        <w:t xml:space="preserve"> </w:t>
-      </w:r>
-      <w:proofErr w:type="spellStart"/>
-      <w:r>
-        <w:rPr>
-          <w:color w:val="000000" w:themeColor="text1"/>
-          <w:lang w:val="en-US"/>
-        </w:rPr>
-        <w:t>dish_id</w:t>
-      </w:r>
-      <w:proofErr w:type="spellEnd"/>
-      <w:r>
-        <w:rPr>
-          <w:color w:val="000000" w:themeColor="text1"/>
-          <w:lang w:val="en-US"/>
-        </w:rPr>
-        <w:t xml:space="preserve">, </w:t>
-      </w:r>
-      <w:proofErr w:type="spellStart"/>
-      <w:r>
-        <w:rPr>
-          <w:color w:val="000000" w:themeColor="text1"/>
-          <w:lang w:val="en-US"/>
-        </w:rPr>
-        <w:t>dish_name</w:t>
-      </w:r>
-      <w:proofErr w:type="spellEnd"/>
-      <w:r>
-        <w:rPr>
-          <w:color w:val="000000" w:themeColor="text1"/>
-          <w:lang w:val="en-US"/>
-        </w:rPr>
-        <w:t>, description, price and category.</w:t>
+        <w:t>A menu table was designed to manage dishes offered by the restaurant. The attributes include: dish_id, dish_name, description, price and category.</w:t>
       </w:r>
     </w:p>
     <w:p>
@@ -5444,89 +4930,7 @@
           <w:color w:val="000000" w:themeColor="text1"/>
           <w:lang w:val="en-US"/>
         </w:rPr>
-        <w:t xml:space="preserve">An orders table was developed to record </w:t>
-      </w:r>
-      <w:proofErr w:type="spellStart"/>
-      <w:proofErr w:type="gramStart"/>
-      <w:r>
-        <w:rPr>
-          <w:color w:val="000000" w:themeColor="text1"/>
-          <w:lang w:val="en-US"/>
-        </w:rPr>
-        <w:t>customers</w:t>
-      </w:r>
-      <w:proofErr w:type="spellEnd"/>
-      <w:proofErr w:type="gramEnd"/>
-      <w:r>
-        <w:rPr>
-          <w:color w:val="000000" w:themeColor="text1"/>
-          <w:lang w:val="en-US"/>
-        </w:rPr>
-        <w:t xml:space="preserve"> orders. This table </w:t>
-      </w:r>
-      <w:proofErr w:type="gramStart"/>
-      <w:r>
-        <w:rPr>
-          <w:color w:val="000000" w:themeColor="text1"/>
-          <w:lang w:val="en-US"/>
-        </w:rPr>
-        <w:t>includes:</w:t>
-      </w:r>
-      <w:proofErr w:type="gramEnd"/>
-      <w:r>
-        <w:rPr>
-          <w:color w:val="000000" w:themeColor="text1"/>
-          <w:lang w:val="en-US"/>
-        </w:rPr>
-        <w:t xml:space="preserve"> </w:t>
-      </w:r>
-      <w:proofErr w:type="spellStart"/>
-      <w:r>
-        <w:rPr>
-          <w:color w:val="000000" w:themeColor="text1"/>
-          <w:lang w:val="en-US"/>
-        </w:rPr>
-        <w:t>order_id</w:t>
-      </w:r>
-      <w:proofErr w:type="spellEnd"/>
-      <w:r>
-        <w:rPr>
-          <w:color w:val="000000" w:themeColor="text1"/>
-          <w:lang w:val="en-US"/>
-        </w:rPr>
-        <w:t xml:space="preserve">, </w:t>
-      </w:r>
-      <w:proofErr w:type="spellStart"/>
-      <w:r>
-        <w:rPr>
-          <w:color w:val="000000" w:themeColor="text1"/>
-          <w:lang w:val="en-US"/>
-        </w:rPr>
-        <w:t>user_id</w:t>
-      </w:r>
-      <w:proofErr w:type="spellEnd"/>
-      <w:r>
-        <w:rPr>
-          <w:color w:val="000000" w:themeColor="text1"/>
-          <w:lang w:val="en-US"/>
-        </w:rPr>
-        <w:t xml:space="preserve">, </w:t>
-      </w:r>
-      <w:proofErr w:type="spellStart"/>
-      <w:r>
-        <w:rPr>
-          <w:color w:val="000000" w:themeColor="text1"/>
-          <w:lang w:val="en-US"/>
-        </w:rPr>
-        <w:t>order_date</w:t>
-      </w:r>
-      <w:proofErr w:type="spellEnd"/>
-      <w:r>
-        <w:rPr>
-          <w:color w:val="000000" w:themeColor="text1"/>
-          <w:lang w:val="en-US"/>
-        </w:rPr>
-        <w:t>, delivery option, delivery address and order status.</w:t>
+        <w:t>An orders table was developed to record customers orders. This table includes: order_id, user_id, order_date, delivery option, delivery address and order status.</w:t>
       </w:r>
     </w:p>
     <w:p>
@@ -5570,87 +4974,7 @@
           <w:color w:val="000000" w:themeColor="text1"/>
           <w:lang w:val="en-US"/>
         </w:rPr>
-        <w:t xml:space="preserve">An </w:t>
-      </w:r>
-      <w:proofErr w:type="spellStart"/>
-      <w:r>
-        <w:rPr>
-          <w:color w:val="000000" w:themeColor="text1"/>
-          <w:lang w:val="en-US"/>
-        </w:rPr>
-        <w:t>order_details</w:t>
-      </w:r>
-      <w:proofErr w:type="spellEnd"/>
-      <w:r>
-        <w:rPr>
-          <w:color w:val="000000" w:themeColor="text1"/>
-          <w:lang w:val="en-US"/>
-        </w:rPr>
-        <w:t xml:space="preserve"> table was added to store detailed </w:t>
-      </w:r>
-      <w:proofErr w:type="gramStart"/>
-      <w:r>
-        <w:rPr>
-          <w:color w:val="000000" w:themeColor="text1"/>
-          <w:lang w:val="en-US"/>
-        </w:rPr>
-        <w:t>information  about</w:t>
-      </w:r>
-      <w:proofErr w:type="gramEnd"/>
-      <w:r>
-        <w:rPr>
-          <w:color w:val="000000" w:themeColor="text1"/>
-          <w:lang w:val="en-US"/>
-        </w:rPr>
-        <w:t xml:space="preserve"> each order. The attributes </w:t>
-      </w:r>
-      <w:proofErr w:type="gramStart"/>
-      <w:r>
-        <w:rPr>
-          <w:color w:val="000000" w:themeColor="text1"/>
-          <w:lang w:val="en-US"/>
-        </w:rPr>
-        <w:t>includes:</w:t>
-      </w:r>
-      <w:proofErr w:type="gramEnd"/>
-      <w:r>
-        <w:rPr>
-          <w:color w:val="000000" w:themeColor="text1"/>
-          <w:lang w:val="en-US"/>
-        </w:rPr>
-        <w:t xml:space="preserve"> </w:t>
-      </w:r>
-      <w:proofErr w:type="spellStart"/>
-      <w:r>
-        <w:rPr>
-          <w:color w:val="000000" w:themeColor="text1"/>
-          <w:lang w:val="en-US"/>
-        </w:rPr>
-        <w:t>dish_id</w:t>
-      </w:r>
-      <w:proofErr w:type="spellEnd"/>
-      <w:r>
-        <w:rPr>
-          <w:color w:val="000000" w:themeColor="text1"/>
-          <w:lang w:val="en-US"/>
-        </w:rPr>
-        <w:t xml:space="preserve">, </w:t>
-      </w:r>
-      <w:proofErr w:type="spellStart"/>
-      <w:r>
-        <w:rPr>
-          <w:color w:val="000000" w:themeColor="text1"/>
-          <w:lang w:val="en-US"/>
-        </w:rPr>
-        <w:t>order_id</w:t>
-      </w:r>
-      <w:proofErr w:type="spellEnd"/>
-      <w:r>
-        <w:rPr>
-          <w:color w:val="000000" w:themeColor="text1"/>
-          <w:lang w:val="en-US"/>
-        </w:rPr>
-        <w:t>, quantity, and subtotal.</w:t>
+        <w:t>An order_details table was added to store detailed information  about each order. The attributes includes: dish_id, order_id, quantity, and subtotal.</w:t>
       </w:r>
     </w:p>
     <w:p>
@@ -5694,103 +5018,7 @@
           <w:color w:val="000000" w:themeColor="text1"/>
           <w:lang w:val="en-US"/>
         </w:rPr>
-        <w:t xml:space="preserve">Finally, a payment table was created to record transaction information after an order is placed. This table contains: </w:t>
-      </w:r>
-      <w:proofErr w:type="spellStart"/>
-      <w:r>
-        <w:rPr>
-          <w:color w:val="000000" w:themeColor="text1"/>
-          <w:lang w:val="en-US"/>
-        </w:rPr>
-        <w:t>payment_id</w:t>
-      </w:r>
-      <w:proofErr w:type="spellEnd"/>
-      <w:r>
-        <w:rPr>
-          <w:color w:val="000000" w:themeColor="text1"/>
-          <w:lang w:val="en-US"/>
-        </w:rPr>
-        <w:t xml:space="preserve">, </w:t>
-      </w:r>
-      <w:proofErr w:type="spellStart"/>
-      <w:r>
-        <w:rPr>
-          <w:color w:val="000000" w:themeColor="text1"/>
-          <w:lang w:val="en-US"/>
-        </w:rPr>
-        <w:t>user_id</w:t>
-      </w:r>
-      <w:proofErr w:type="spellEnd"/>
-      <w:r>
-        <w:rPr>
-          <w:color w:val="000000" w:themeColor="text1"/>
-          <w:lang w:val="en-US"/>
-        </w:rPr>
-        <w:t xml:space="preserve">, </w:t>
-      </w:r>
-      <w:proofErr w:type="spellStart"/>
-      <w:r>
-        <w:rPr>
-          <w:color w:val="000000" w:themeColor="text1"/>
-          <w:lang w:val="en-US"/>
-        </w:rPr>
-        <w:t>order_id</w:t>
-      </w:r>
-      <w:proofErr w:type="spellEnd"/>
-      <w:r>
-        <w:rPr>
-          <w:color w:val="000000" w:themeColor="text1"/>
-          <w:lang w:val="en-US"/>
-        </w:rPr>
-        <w:t xml:space="preserve">, </w:t>
-      </w:r>
-      <w:proofErr w:type="spellStart"/>
-      <w:r>
-        <w:rPr>
-          <w:color w:val="000000" w:themeColor="text1"/>
-          <w:lang w:val="en-US"/>
-        </w:rPr>
-        <w:t>payment_amount</w:t>
-      </w:r>
-      <w:proofErr w:type="spellEnd"/>
-      <w:r>
-        <w:rPr>
-          <w:color w:val="000000" w:themeColor="text1"/>
-          <w:lang w:val="en-US"/>
-        </w:rPr>
-        <w:t xml:space="preserve">, </w:t>
-      </w:r>
-      <w:proofErr w:type="spellStart"/>
-      <w:r>
-        <w:rPr>
-          <w:color w:val="000000" w:themeColor="text1"/>
-          <w:lang w:val="en-US"/>
-        </w:rPr>
-        <w:t>payment_date</w:t>
-      </w:r>
-      <w:proofErr w:type="spellEnd"/>
-      <w:r>
-        <w:rPr>
-          <w:color w:val="000000" w:themeColor="text1"/>
-          <w:lang w:val="en-US"/>
-        </w:rPr>
-        <w:t xml:space="preserve">, and </w:t>
-      </w:r>
-      <w:proofErr w:type="spellStart"/>
-      <w:r>
-        <w:rPr>
-          <w:color w:val="000000" w:themeColor="text1"/>
-          <w:lang w:val="en-US"/>
-        </w:rPr>
-        <w:t>payment_method</w:t>
-      </w:r>
-      <w:proofErr w:type="spellEnd"/>
-      <w:r>
-        <w:rPr>
-          <w:color w:val="000000" w:themeColor="text1"/>
-          <w:lang w:val="en-US"/>
-        </w:rPr>
-        <w:t>.</w:t>
+        <w:t>Finally, a payment table was created to record transaction information after an order is placed. This table contains: payment_id, user_id, order_id, payment_amount, payment_date, and payment_method.</w:t>
       </w:r>
     </w:p>
     <w:p>
@@ -5854,7 +5082,19 @@
         <w:rPr>
           <w:color w:val="000000" w:themeColor="text1"/>
         </w:rPr>
-        <w:t xml:space="preserve">to generate 68 tables for each attribute. After applying the generated tables by copilot, errors appeared(duplicating the primary keys, data overflow, arithmetic overflow and unknown column error) which was solved by removing the duplicated primary keys, minimizing the data to the required varchar of the property, minimizing integer required and clearing the column that is not mentioned in the attribute </w:t>
+        <w:t>to generate 68 table</w:t>
+      </w:r>
+      <w:r>
+        <w:rPr>
+          <w:color w:val="000000" w:themeColor="text1"/>
+        </w:rPr>
+        <w:t xml:space="preserve"> rows </w:t>
+      </w:r>
+      <w:r>
+        <w:rPr>
+          <w:color w:val="000000" w:themeColor="text1"/>
+        </w:rPr>
+        <w:t xml:space="preserve">for each attribute. After applying the generated tables by copilot, errors appeared(duplicating the primary keys, data overflow, arithmetic overflow and unknown column error) which was solved by removing the duplicated primary keys, minimizing the data to the required varchar of the property, minimizing integer required and clearing the column that is not mentioned in the attribute </w:t>
       </w:r>
     </w:p>
     <w:p>
@@ -6156,29 +5396,7 @@
           <w:sz w:val="20"/>
           <w:szCs w:val="20"/>
         </w:rPr>
-        <w:t xml:space="preserve">Figure </w:t>
-      </w:r>
-      <w:proofErr w:type="gramStart"/>
-      <w:r>
-        <w:rPr>
-          <w:i/>
-          <w:iCs/>
-          <w:color w:val="000000" w:themeColor="text1"/>
-          <w:sz w:val="20"/>
-          <w:szCs w:val="20"/>
-        </w:rPr>
-        <w:t>x :</w:t>
-      </w:r>
-      <w:proofErr w:type="gramEnd"/>
-      <w:r>
-        <w:rPr>
-          <w:i/>
-          <w:iCs/>
-          <w:color w:val="000000" w:themeColor="text1"/>
-          <w:sz w:val="20"/>
-          <w:szCs w:val="20"/>
-        </w:rPr>
-        <w:t xml:space="preserve"> “Most day ordered in” Query</w:t>
+        <w:t>Figure x : “Most day ordered in” Query</w:t>
       </w:r>
     </w:p>
     <w:p>
@@ -6266,29 +5484,7 @@
           <w:sz w:val="20"/>
           <w:szCs w:val="20"/>
         </w:rPr>
-        <w:t xml:space="preserve">Figure </w:t>
-      </w:r>
-      <w:proofErr w:type="gramStart"/>
-      <w:r>
-        <w:rPr>
-          <w:i/>
-          <w:iCs/>
-          <w:color w:val="000000" w:themeColor="text1"/>
-          <w:sz w:val="20"/>
-          <w:szCs w:val="20"/>
-        </w:rPr>
-        <w:t>x :</w:t>
-      </w:r>
-      <w:proofErr w:type="gramEnd"/>
-      <w:r>
-        <w:rPr>
-          <w:i/>
-          <w:iCs/>
-          <w:color w:val="000000" w:themeColor="text1"/>
-          <w:sz w:val="20"/>
-          <w:szCs w:val="20"/>
-        </w:rPr>
-        <w:t xml:space="preserve"> “Users who spent more than £10” Query</w:t>
+        <w:t>Figure x : “Users who spent more than £10” Query</w:t>
       </w:r>
     </w:p>
     <w:p>
@@ -6463,29 +5659,7 @@
                                 <w:sz w:val="20"/>
                                 <w:szCs w:val="20"/>
                               </w:rPr>
-                              <w:t xml:space="preserve">Figure </w:t>
-                            </w:r>
-                            <w:proofErr w:type="gramStart"/>
-                            <w:r>
-                              <w:rPr>
-                                <w:i/>
-                                <w:iCs/>
-                                <w:color w:val="000000" w:themeColor="text1"/>
-                                <w:sz w:val="20"/>
-                                <w:szCs w:val="20"/>
-                              </w:rPr>
-                              <w:t>x :</w:t>
-                            </w:r>
-                            <w:proofErr w:type="gramEnd"/>
-                            <w:r>
-                              <w:rPr>
-                                <w:i/>
-                                <w:iCs/>
-                                <w:color w:val="000000" w:themeColor="text1"/>
-                                <w:sz w:val="20"/>
-                                <w:szCs w:val="20"/>
-                              </w:rPr>
-                              <w:t xml:space="preserve"> Result of “Users who spent more than £10” Query</w:t>
+                              <w:t>Figure x : Result of “Users who spent more than £10” Query</w:t>
                             </w:r>
                           </w:p>
                         </w:txbxContent>
@@ -6720,29 +5894,7 @@
                                 <w:sz w:val="20"/>
                                 <w:szCs w:val="20"/>
                               </w:rPr>
-                              <w:t xml:space="preserve">Figure </w:t>
-                            </w:r>
-                            <w:proofErr w:type="gramStart"/>
-                            <w:r>
-                              <w:rPr>
-                                <w:i/>
-                                <w:iCs/>
-                                <w:color w:val="000000" w:themeColor="text1"/>
-                                <w:sz w:val="20"/>
-                                <w:szCs w:val="20"/>
-                              </w:rPr>
-                              <w:t>x :</w:t>
-                            </w:r>
-                            <w:proofErr w:type="gramEnd"/>
-                            <w:r>
-                              <w:rPr>
-                                <w:i/>
-                                <w:iCs/>
-                                <w:color w:val="000000" w:themeColor="text1"/>
-                                <w:sz w:val="20"/>
-                                <w:szCs w:val="20"/>
-                              </w:rPr>
-                              <w:t xml:space="preserve"> Result of “Most day ordered in” Query</w:t>
+                              <w:t>Figure x : Result of “Most day ordered in” Query</w:t>
                             </w:r>
                           </w:p>
                         </w:txbxContent>
@@ -6877,35 +6029,7 @@
         <w:rPr>
           <w:color w:val="000000" w:themeColor="text1"/>
         </w:rPr>
-        <w:t xml:space="preserve">The second query shows a list of users who spent more than £10. The amount spent was in the </w:t>
-      </w:r>
-      <w:proofErr w:type="spellStart"/>
-      <w:r>
-        <w:rPr>
-          <w:color w:val="000000" w:themeColor="text1"/>
-        </w:rPr>
-        <w:t>order_details</w:t>
-      </w:r>
-      <w:proofErr w:type="spellEnd"/>
-      <w:r>
-        <w:rPr>
-          <w:color w:val="000000" w:themeColor="text1"/>
-        </w:rPr>
-        <w:t xml:space="preserve"> table which had an </w:t>
-      </w:r>
-      <w:proofErr w:type="spellStart"/>
-      <w:r>
-        <w:rPr>
-          <w:color w:val="000000" w:themeColor="text1"/>
-        </w:rPr>
-        <w:t>order_id</w:t>
-      </w:r>
-      <w:proofErr w:type="spellEnd"/>
-      <w:r>
-        <w:rPr>
-          <w:color w:val="000000" w:themeColor="text1"/>
-        </w:rPr>
-        <w:t xml:space="preserve"> (JOIN ON) that was used to link the user table as well (JOIN ON) fetching their id to finally get their username as shown in the picture, a list of user names was returned with the amount they spent in total.</w:t>
+        <w:t>The second query shows a list of users who spent more than £10. The amount spent was in the order_details table which had an order_id (JOIN ON) that was used to link the user table as well (JOIN ON) fetching their id to finally get their username as shown in the picture, a list of user names was returned with the amount they spent in total.</w:t>
       </w:r>
     </w:p>
     <w:p>
@@ -7440,21 +6564,7 @@
         <w:rPr>
           <w:color w:val="000000" w:themeColor="text1"/>
         </w:rPr>
-        <w:t xml:space="preserve">objective 3 database population was fully achieved because it </w:t>
-      </w:r>
-      <w:proofErr w:type="gramStart"/>
-      <w:r>
-        <w:rPr>
-          <w:color w:val="000000" w:themeColor="text1"/>
-        </w:rPr>
-        <w:t>help</w:t>
-      </w:r>
-      <w:proofErr w:type="gramEnd"/>
-      <w:r>
-        <w:rPr>
-          <w:color w:val="000000" w:themeColor="text1"/>
-        </w:rPr>
-        <w:t xml:space="preserve"> to give information about the entity of each tables made</w:t>
+        <w:t>objective 3 database population was fully achieved because it help to give information about the entity of each tables made</w:t>
       </w:r>
     </w:p>
     <w:p>
@@ -7717,29 +6827,7 @@
                 <w:sz w:val="20"/>
                 <w:szCs w:val="20"/>
               </w:rPr>
-              <w:t>Report (Sections 1–7): [Enter word count here] words</w:t>
-            </w:r>
-            <w:proofErr w:type="gramStart"/>
-            <w:r>
-              <w:rPr>
-                <w:i/>
-                <w:iCs/>
-                <w:color w:val="000000" w:themeColor="text1"/>
-                <w:sz w:val="20"/>
-                <w:szCs w:val="20"/>
-              </w:rPr>
-              <w:t xml:space="preserve">   (</w:t>
-            </w:r>
-            <w:proofErr w:type="gramEnd"/>
-            <w:r>
-              <w:rPr>
-                <w:i/>
-                <w:iCs/>
-                <w:color w:val="000000" w:themeColor="text1"/>
-                <w:sz w:val="20"/>
-                <w:szCs w:val="20"/>
-              </w:rPr>
-              <w:t>Target: 2,500–3,000 words)</w:t>
+              <w:t>Report (Sections 1–7): [Enter word count here] words   (Target: 2,500–3,000 words)</w:t>
             </w:r>
           </w:p>
           <w:p>
@@ -7944,29 +7032,7 @@
                 <w:sz w:val="20"/>
                 <w:szCs w:val="20"/>
               </w:rPr>
-              <w:t xml:space="preserve">Journal: Surname, I. (Year) 'Article title', Journal Name, </w:t>
-            </w:r>
-            <w:proofErr w:type="gramStart"/>
-            <w:r>
-              <w:rPr>
-                <w:i/>
-                <w:iCs/>
-                <w:color w:val="000000" w:themeColor="text1"/>
-                <w:sz w:val="20"/>
-                <w:szCs w:val="20"/>
-              </w:rPr>
-              <w:t>Vol(</w:t>
-            </w:r>
-            <w:proofErr w:type="gramEnd"/>
-            <w:r>
-              <w:rPr>
-                <w:i/>
-                <w:iCs/>
-                <w:color w:val="000000" w:themeColor="text1"/>
-                <w:sz w:val="20"/>
-                <w:szCs w:val="20"/>
-              </w:rPr>
-              <w:t>Issue), pp. X–Y. DOI if available.</w:t>
+              <w:t>Journal: Surname, I. (Year) 'Article title', Journal Name, Vol(Issue), pp. X–Y. DOI if available.</w:t>
             </w:r>
           </w:p>
           <w:p>
@@ -8042,21 +7108,7 @@
         <w:rPr>
           <w:color w:val="000000" w:themeColor="text1"/>
         </w:rPr>
-        <w:t xml:space="preserve">McKinney, W. (2022) Python for Data Analysis. 3rd </w:t>
-      </w:r>
-      <w:proofErr w:type="spellStart"/>
-      <w:r>
-        <w:rPr>
-          <w:color w:val="000000" w:themeColor="text1"/>
-        </w:rPr>
-        <w:t>edn</w:t>
-      </w:r>
-      <w:proofErr w:type="spellEnd"/>
-      <w:r>
-        <w:rPr>
-          <w:color w:val="000000" w:themeColor="text1"/>
-        </w:rPr>
-        <w:t>. Sebastopol: O'Reilly Media.</w:t>
+        <w:t>McKinney, W. (2022) Python for Data Analysis. 3rd edn. Sebastopol: O'Reilly Media.</w:t>
       </w:r>
     </w:p>
     <w:p>
@@ -8771,55 +7823,7 @@
                 <w:szCs w:val="19"/>
                 <w:lang w:val="fr-FR"/>
               </w:rPr>
-              <w:t>[</w:t>
-            </w:r>
-            <w:proofErr w:type="gramStart"/>
-            <w:r>
-              <w:rPr>
-                <w:i/>
-                <w:iCs/>
-                <w:color w:val="000000" w:themeColor="text1"/>
-                <w:sz w:val="19"/>
-                <w:szCs w:val="19"/>
-                <w:lang w:val="fr-FR"/>
-              </w:rPr>
-              <w:t>e.g.</w:t>
-            </w:r>
-            <w:proofErr w:type="gramEnd"/>
-            <w:r>
-              <w:rPr>
-                <w:i/>
-                <w:iCs/>
-                <w:color w:val="000000" w:themeColor="text1"/>
-                <w:sz w:val="19"/>
-                <w:szCs w:val="19"/>
-                <w:lang w:val="fr-FR"/>
-              </w:rPr>
-              <w:t xml:space="preserve"> Model </w:t>
-            </w:r>
-            <w:proofErr w:type="spellStart"/>
-            <w:r>
-              <w:rPr>
-                <w:i/>
-                <w:iCs/>
-                <w:color w:val="000000" w:themeColor="text1"/>
-                <w:sz w:val="19"/>
-                <w:szCs w:val="19"/>
-                <w:lang w:val="fr-FR"/>
-              </w:rPr>
-              <w:t>implementation</w:t>
-            </w:r>
-            <w:proofErr w:type="spellEnd"/>
-            <w:r>
-              <w:rPr>
-                <w:i/>
-                <w:iCs/>
-                <w:color w:val="000000" w:themeColor="text1"/>
-                <w:sz w:val="19"/>
-                <w:szCs w:val="19"/>
-                <w:lang w:val="fr-FR"/>
-              </w:rPr>
-              <w:t>, Sections 5 &amp; 7, visualisations 3 &amp; 4]</w:t>
+              <w:t>[e.g. Model implementation, Sections 5 &amp; 7, visualisations 3 &amp; 4]</w:t>
             </w:r>
           </w:p>
         </w:tc>
@@ -9254,29 +8258,7 @@
                 <w:sz w:val="20"/>
                 <w:szCs w:val="20"/>
               </w:rPr>
-              <w:t xml:space="preserve">Copy this section for each group </w:t>
-            </w:r>
-            <w:proofErr w:type="gramStart"/>
-            <w:r>
-              <w:rPr>
-                <w:i/>
-                <w:iCs/>
-                <w:color w:val="000000" w:themeColor="text1"/>
-                <w:sz w:val="20"/>
-                <w:szCs w:val="20"/>
-              </w:rPr>
-              <w:t>member, or</w:t>
-            </w:r>
-            <w:proofErr w:type="gramEnd"/>
-            <w:r>
-              <w:rPr>
-                <w:i/>
-                <w:iCs/>
-                <w:color w:val="000000" w:themeColor="text1"/>
-                <w:sz w:val="20"/>
-                <w:szCs w:val="20"/>
-              </w:rPr>
-              <w:t xml:space="preserve"> submit as a separate document.</w:t>
+              <w:t>Copy this section for each group member, or submit as a separate document.</w:t>
             </w:r>
           </w:p>
           <w:p>
@@ -9336,25 +8318,7 @@
           <w:iCs/>
           <w:color w:val="000000" w:themeColor="text1"/>
         </w:rPr>
-        <w:t xml:space="preserve">[Write your 500-word individual reflection here. Use first person ('I', 'my contribution', 'I found'). Be specific — vague statements score poorly. Describe what you </w:t>
-      </w:r>
-      <w:proofErr w:type="gramStart"/>
-      <w:r>
-        <w:rPr>
-          <w:i/>
-          <w:iCs/>
-          <w:color w:val="000000" w:themeColor="text1"/>
-        </w:rPr>
-        <w:t>actually did</w:t>
-      </w:r>
-      <w:proofErr w:type="gramEnd"/>
-      <w:r>
-        <w:rPr>
-          <w:i/>
-          <w:iCs/>
-          <w:color w:val="000000" w:themeColor="text1"/>
-        </w:rPr>
-        <w:t>, what challenged you, and what you learned.]</w:t>
+        <w:t>[Write your 500-word individual reflection here. Use first person ('I', 'my contribution', 'I found'). Be specific — vague statements score poorly. Describe what you actually did, what challenged you, and what you learned.]</w:t>
       </w:r>
     </w:p>
     <w:p>
@@ -9382,21 +8346,7 @@
         <w:rPr>
           <w:color w:val="000000" w:themeColor="text1"/>
         </w:rPr>
-        <w:t>The most significant challenge I encountered was [specific challenge — e.g. 'understanding and implementing the Ordinary Least Squares regression algorithm from first principles, without relying on high-level library abstractions']. I overcame this by [approach — e.g. 'reviewing the module lecture notes on linear algebra, working through the derivation step by step, and cross-checking my implementation against scikit-</w:t>
-      </w:r>
-      <w:proofErr w:type="spellStart"/>
-      <w:r>
-        <w:rPr>
-          <w:color w:val="000000" w:themeColor="text1"/>
-        </w:rPr>
-        <w:t>learn's</w:t>
-      </w:r>
-      <w:proofErr w:type="spellEnd"/>
-      <w:r>
-        <w:rPr>
-          <w:color w:val="000000" w:themeColor="text1"/>
-        </w:rPr>
-        <w:t xml:space="preserve"> output'].</w:t>
+        <w:t>The most significant challenge I encountered was [specific challenge — e.g. 'understanding and implementing the Ordinary Least Squares regression algorithm from first principles, without relying on high-level library abstractions']. I overcame this by [approach — e.g. 'reviewing the module lecture notes on linear algebra, working through the derivation step by step, and cross-checking my implementation against scikit-learn's output'].</w:t>
       </w:r>
     </w:p>
     <w:p>
@@ -9943,25 +8893,7 @@
         <w:sz w:val="18"/>
         <w:szCs w:val="18"/>
       </w:rPr>
-      <w:t>M-CSC005U</w:t>
-    </w:r>
-    <w:proofErr w:type="gramStart"/>
-    <w:r>
-      <w:rPr>
-        <w:color w:val="888888"/>
-        <w:sz w:val="18"/>
-        <w:szCs w:val="18"/>
-      </w:rPr>
-      <w:t>1  —</w:t>
-    </w:r>
-    <w:proofErr w:type="gramEnd"/>
-    <w:r>
-      <w:rPr>
-        <w:color w:val="888888"/>
-        <w:sz w:val="18"/>
-        <w:szCs w:val="18"/>
-      </w:rPr>
-      <w:t xml:space="preserve">  Mathematical and Data Analytics Group Project</w:t>
+      <w:t>M-CSC005U1  —  Mathematical and Data Analytics Group Project</w:t>
     </w:r>
   </w:p>
 </w:hdr>
@@ -9981,25 +8913,7 @@
         <w:sz w:val="18"/>
         <w:szCs w:val="18"/>
       </w:rPr>
-      <w:t>M-CSC005U</w:t>
-    </w:r>
-    <w:proofErr w:type="gramStart"/>
-    <w:r>
-      <w:rPr>
-        <w:color w:val="888888"/>
-        <w:sz w:val="18"/>
-        <w:szCs w:val="18"/>
-      </w:rPr>
-      <w:t>1  —</w:t>
-    </w:r>
-    <w:proofErr w:type="gramEnd"/>
-    <w:r>
-      <w:rPr>
-        <w:color w:val="888888"/>
-        <w:sz w:val="18"/>
-        <w:szCs w:val="18"/>
-      </w:rPr>
-      <w:t xml:space="preserve">  Mathematical and Data Analytics Group Project</w:t>
+      <w:t>M-CSC005U1  —  Mathematical and Data Analytics Group Project</w:t>
     </w:r>
   </w:p>
 </w:hdr>
@@ -10763,6 +9677,7 @@
   <w:style w:type="character" w:default="1" w:styleId="DefaultParagraphFont">
     <w:name w:val="Default Paragraph Font"/>
     <w:uiPriority w:val="1"/>
+    <w:semiHidden/>
     <w:unhideWhenUsed/>
   </w:style>
   <w:style w:type="table" w:default="1" w:styleId="TableNormal">
@@ -11173,10 +10088,6 @@
 </file>
 
 <file path=customXml/item1.xml><?xml version="1.0" encoding="utf-8"?>
-<b:Sources xmlns:b="http://schemas.openxmlformats.org/officeDocument/2006/bibliography" xmlns="http://schemas.openxmlformats.org/officeDocument/2006/bibliography" SelectedStyle="\APASixthEditionOfficeOnline.xsl" StyleName="APA" Version="6"/>
-</file>
-
-<file path=customXml/item2.xml><?xml version="1.0" encoding="utf-8"?>
 <s:customData xmlns="http://www.wps.cn/officeDocument/2013/wpsCustomData" xmlns:s="http://www.wps.cn/officeDocument/2013/wpsCustomData">
   <customSectProps>
     <customSectPr/>
@@ -11188,18 +10099,22 @@
 </s:customData>
 </file>
 
+<file path=customXml/item2.xml><?xml version="1.0" encoding="utf-8"?>
+<b:Sources xmlns:b="http://schemas.openxmlformats.org/officeDocument/2006/bibliography" xmlns="http://schemas.openxmlformats.org/officeDocument/2006/bibliography" SelectedStyle="\APASixthEditionOfficeOnline.xsl" StyleName="APA" Version="6"/>
+</file>
+
 <file path=customXml/itemProps1.xml><?xml version="1.0" encoding="utf-8"?>
+<ds:datastoreItem xmlns:ds="http://schemas.openxmlformats.org/officeDocument/2006/customXml" ds:itemID="{B1977F7D-205B-4081-913C-38D41E755F92}">
+  <ds:schemaRefs>
+    <ds:schemaRef ds:uri="http://www.wps.cn/officeDocument/2013/wpsCustomData"/>
+  </ds:schemaRefs>
+</ds:datastoreItem>
+</file>
+
+<file path=customXml/itemProps2.xml><?xml version="1.0" encoding="utf-8"?>
 <ds:datastoreItem xmlns:ds="http://schemas.openxmlformats.org/officeDocument/2006/customXml" ds:itemID="{11CE9064-0015-4BAE-B6CA-558D0B4F112B}">
   <ds:schemaRefs>
     <ds:schemaRef ds:uri="http://schemas.openxmlformats.org/officeDocument/2006/bibliography"/>
   </ds:schemaRefs>
 </ds:datastoreItem>
-</file>
-
-<file path=customXml/itemProps2.xml><?xml version="1.0" encoding="utf-8"?>
-<ds:datastoreItem xmlns:ds="http://schemas.openxmlformats.org/officeDocument/2006/customXml" ds:itemID="{B1977F7D-205B-4081-913C-38D41E755F92}">
-  <ds:schemaRefs>
-    <ds:schemaRef ds:uri="http://www.wps.cn/officeDocument/2013/wpsCustomData"/>
-  </ds:schemaRefs>
-</ds:datastoreItem>
 </file>
--- a/Resturant_Report.docx
+++ b/Resturant_Report.docx
@@ -298,7 +298,29 @@
                 <w:sz w:val="22"/>
                 <w:szCs w:val="22"/>
               </w:rPr>
-              <w:t xml:space="preserve">1. [Abdennouri </w:t>
+              <w:t>1. [</w:t>
+            </w:r>
+            <w:proofErr w:type="spellStart"/>
+            <w:r>
+              <w:rPr>
+                <w:i/>
+                <w:iCs/>
+                <w:color w:val="000000" w:themeColor="text1"/>
+                <w:sz w:val="22"/>
+                <w:szCs w:val="22"/>
+              </w:rPr>
+              <w:t>Abdennouri</w:t>
+            </w:r>
+            <w:proofErr w:type="spellEnd"/>
+            <w:r>
+              <w:rPr>
+                <w:i/>
+                <w:iCs/>
+                <w:color w:val="000000" w:themeColor="text1"/>
+                <w:sz w:val="22"/>
+                <w:szCs w:val="22"/>
+              </w:rPr>
+              <w:t xml:space="preserve"> </w:t>
             </w:r>
             <w:proofErr w:type="spellStart"/>
             <w:r>
@@ -7094,6 +7116,52 @@
           <w:color w:val="000000" w:themeColor="text1"/>
         </w:rPr>
       </w:pPr>
+      <w:r>
+        <w:rPr>
+          <w:color w:val="000000" w:themeColor="text1"/>
+        </w:rPr>
+        <w:t xml:space="preserve">AI tool used during this project is Copilot to generate tables for each attribute to provide entity for the attributes </w:t>
+      </w:r>
+    </w:p>
+    <w:p>
+      <w:pPr>
+        <w:spacing w:before="80" w:after="80"/>
+        <w:rPr>
+          <w:color w:val="000000" w:themeColor="text1"/>
+        </w:rPr>
+      </w:pPr>
+    </w:p>
+    <w:p>
+      <w:pPr>
+        <w:spacing w:before="80" w:after="80"/>
+        <w:rPr>
+          <w:color w:val="000000" w:themeColor="text1"/>
+        </w:rPr>
+      </w:pPr>
+    </w:p>
+    <w:p>
+      <w:pPr>
+        <w:spacing w:before="80" w:after="80"/>
+        <w:rPr>
+          <w:color w:val="000000" w:themeColor="text1"/>
+        </w:rPr>
+      </w:pPr>
+    </w:p>
+    <w:p>
+      <w:pPr>
+        <w:spacing w:before="80" w:after="80"/>
+        <w:rPr>
+          <w:color w:val="000000" w:themeColor="text1"/>
+        </w:rPr>
+      </w:pPr>
+    </w:p>
+    <w:p>
+      <w:pPr>
+        <w:spacing w:before="80" w:after="80"/>
+        <w:rPr>
+          <w:color w:val="000000" w:themeColor="text1"/>
+        </w:rPr>
+      </w:pPr>
     </w:p>
     <w:p>
       <w:pPr>
@@ -7124,7 +7192,6 @@
           <w:iCs/>
           <w:color w:val="000000" w:themeColor="text1"/>
         </w:rPr>
-        <w:lastRenderedPageBreak/>
         <w:t>[Consider the broader societal or professional implications of your solution if deployed in a real-world context.]</w:t>
       </w:r>
     </w:p>
@@ -10763,6 +10830,7 @@
   <w:style w:type="character" w:default="1" w:styleId="DefaultParagraphFont">
     <w:name w:val="Default Paragraph Font"/>
     <w:uiPriority w:val="1"/>
+    <w:semiHidden/>
     <w:unhideWhenUsed/>
   </w:style>
   <w:style w:type="table" w:default="1" w:styleId="TableNormal">
@@ -11173,10 +11241,6 @@
 </file>
 
 <file path=customXml/item1.xml><?xml version="1.0" encoding="utf-8"?>
-<b:Sources xmlns:b="http://schemas.openxmlformats.org/officeDocument/2006/bibliography" xmlns="http://schemas.openxmlformats.org/officeDocument/2006/bibliography" SelectedStyle="\APASixthEditionOfficeOnline.xsl" StyleName="APA" Version="6"/>
-</file>
-
-<file path=customXml/item2.xml><?xml version="1.0" encoding="utf-8"?>
 <s:customData xmlns="http://www.wps.cn/officeDocument/2013/wpsCustomData" xmlns:s="http://www.wps.cn/officeDocument/2013/wpsCustomData">
   <customSectProps>
     <customSectPr/>
@@ -11188,18 +11252,22 @@
 </s:customData>
 </file>
 
+<file path=customXml/item2.xml><?xml version="1.0" encoding="utf-8"?>
+<b:Sources xmlns:b="http://schemas.openxmlformats.org/officeDocument/2006/bibliography" xmlns="http://schemas.openxmlformats.org/officeDocument/2006/bibliography" SelectedStyle="\APASixthEditionOfficeOnline.xsl" StyleName="APA" Version="6"/>
+</file>
+
 <file path=customXml/itemProps1.xml><?xml version="1.0" encoding="utf-8"?>
+<ds:datastoreItem xmlns:ds="http://schemas.openxmlformats.org/officeDocument/2006/customXml" ds:itemID="{B1977F7D-205B-4081-913C-38D41E755F92}">
+  <ds:schemaRefs>
+    <ds:schemaRef ds:uri="http://www.wps.cn/officeDocument/2013/wpsCustomData"/>
+  </ds:schemaRefs>
+</ds:datastoreItem>
+</file>
+
+<file path=customXml/itemProps2.xml><?xml version="1.0" encoding="utf-8"?>
 <ds:datastoreItem xmlns:ds="http://schemas.openxmlformats.org/officeDocument/2006/customXml" ds:itemID="{11CE9064-0015-4BAE-B6CA-558D0B4F112B}">
   <ds:schemaRefs>
     <ds:schemaRef ds:uri="http://schemas.openxmlformats.org/officeDocument/2006/bibliography"/>
   </ds:schemaRefs>
 </ds:datastoreItem>
-</file>
-
-<file path=customXml/itemProps2.xml><?xml version="1.0" encoding="utf-8"?>
-<ds:datastoreItem xmlns:ds="http://schemas.openxmlformats.org/officeDocument/2006/customXml" ds:itemID="{B1977F7D-205B-4081-913C-38D41E755F92}">
-  <ds:schemaRefs>
-    <ds:schemaRef ds:uri="http://www.wps.cn/officeDocument/2013/wpsCustomData"/>
-  </ds:schemaRefs>
-</ds:datastoreItem>
 </file>
--- a/Resturant_Report.docx
+++ b/Resturant_Report.docx
@@ -16,43 +16,7 @@
           <w:sz w:val="18"/>
           <w:szCs w:val="18"/>
         </w:rPr>
-        <w:t>M-CSC005U</w:t>
-      </w:r>
-      <w:proofErr w:type="gramStart"/>
-      <w:r>
-        <w:rPr>
-          <w:color w:val="000000" w:themeColor="text1"/>
-          <w:sz w:val="18"/>
-          <w:szCs w:val="18"/>
-        </w:rPr>
-        <w:t>1  ·</w:t>
-      </w:r>
-      <w:proofErr w:type="gramEnd"/>
-      <w:r>
-        <w:rPr>
-          <w:color w:val="000000" w:themeColor="text1"/>
-          <w:sz w:val="18"/>
-          <w:szCs w:val="18"/>
-        </w:rPr>
-        <w:t xml:space="preserve">  Computational Mathematics and Data </w:t>
-      </w:r>
-      <w:proofErr w:type="gramStart"/>
-      <w:r>
-        <w:rPr>
-          <w:color w:val="000000" w:themeColor="text1"/>
-          <w:sz w:val="18"/>
-          <w:szCs w:val="18"/>
-        </w:rPr>
-        <w:t>Analytics  ·</w:t>
-      </w:r>
-      <w:proofErr w:type="gramEnd"/>
-      <w:r>
-        <w:rPr>
-          <w:color w:val="000000" w:themeColor="text1"/>
-          <w:sz w:val="18"/>
-          <w:szCs w:val="18"/>
-        </w:rPr>
-        <w:t xml:space="preserve">  Level 4</w:t>
+        <w:t>M-CSC005U1  ·  Computational Mathematics and Data Analytics  ·  Level 4</w:t>
       </w:r>
     </w:p>
     <w:p>
@@ -112,43 +76,7 @@
           <w:iCs/>
           <w:color w:val="000000" w:themeColor="text1"/>
         </w:rPr>
-        <w:t>Group Project (</w:t>
-      </w:r>
-      <w:proofErr w:type="gramStart"/>
-      <w:r>
-        <w:rPr>
-          <w:i/>
-          <w:iCs/>
-          <w:color w:val="000000" w:themeColor="text1"/>
-        </w:rPr>
-        <w:t>Coursework)  —</w:t>
-      </w:r>
-      <w:proofErr w:type="gramEnd"/>
-      <w:r>
-        <w:rPr>
-          <w:i/>
-          <w:iCs/>
-          <w:color w:val="000000" w:themeColor="text1"/>
-        </w:rPr>
-        <w:t xml:space="preserve">  Assessment </w:t>
-      </w:r>
-      <w:proofErr w:type="gramStart"/>
-      <w:r>
-        <w:rPr>
-          <w:i/>
-          <w:iCs/>
-          <w:color w:val="000000" w:themeColor="text1"/>
-        </w:rPr>
-        <w:t>1  (</w:t>
-      </w:r>
-      <w:proofErr w:type="gramEnd"/>
-      <w:r>
-        <w:rPr>
-          <w:i/>
-          <w:iCs/>
-          <w:color w:val="000000" w:themeColor="text1"/>
-        </w:rPr>
-        <w:t>60% of module)</w:t>
+        <w:t>Group Project (Coursework)  —  Assessment 1  (60% of module)</w:t>
       </w:r>
     </w:p>
     <w:p>
@@ -348,18 +276,93 @@
           <w:p>
             <w:pPr>
               <w:rPr>
-                <w:color w:val="000000" w:themeColor="text1"/>
-              </w:rPr>
-            </w:pPr>
-            <w:r>
-              <w:rPr>
                 <w:i/>
                 <w:iCs/>
                 <w:color w:val="000000" w:themeColor="text1"/>
                 <w:sz w:val="22"/>
                 <w:szCs w:val="22"/>
               </w:rPr>
-              <w:t xml:space="preserve">2. [Full Name — Student ID] 3. [Full Name — Student ID] </w:t>
+            </w:pPr>
+            <w:r>
+              <w:rPr>
+                <w:i/>
+                <w:iCs/>
+                <w:color w:val="000000" w:themeColor="text1"/>
+                <w:sz w:val="22"/>
+                <w:szCs w:val="22"/>
+              </w:rPr>
+              <w:t>2. [</w:t>
+            </w:r>
+            <w:r>
+              <w:rPr>
+                <w:i/>
+                <w:iCs/>
+                <w:color w:val="000000" w:themeColor="text1"/>
+                <w:sz w:val="22"/>
+                <w:szCs w:val="22"/>
+              </w:rPr>
+              <w:t>Giwa Marvellous</w:t>
+            </w:r>
+            <w:r>
+              <w:rPr>
+                <w:i/>
+                <w:iCs/>
+                <w:color w:val="000000" w:themeColor="text1"/>
+                <w:sz w:val="22"/>
+                <w:szCs w:val="22"/>
+              </w:rPr>
+              <w:t xml:space="preserve"> </w:t>
+            </w:r>
+            <w:r>
+              <w:rPr>
+                <w:i/>
+                <w:iCs/>
+                <w:color w:val="000000" w:themeColor="text1"/>
+                <w:sz w:val="22"/>
+                <w:szCs w:val="22"/>
+              </w:rPr>
+              <w:t xml:space="preserve">- </w:t>
+            </w:r>
+            <w:r>
+              <w:rPr>
+                <w:i/>
+                <w:iCs/>
+                <w:color w:val="000000" w:themeColor="text1"/>
+                <w:sz w:val="22"/>
+                <w:szCs w:val="22"/>
+              </w:rPr>
+              <w:t>25016834</w:t>
+            </w:r>
+            <w:r>
+              <w:rPr>
+                <w:i/>
+                <w:iCs/>
+                <w:color w:val="000000" w:themeColor="text1"/>
+                <w:sz w:val="22"/>
+                <w:szCs w:val="22"/>
+              </w:rPr>
+              <w:t xml:space="preserve">] </w:t>
+            </w:r>
+          </w:p>
+          <w:p>
+            <w:pPr>
+              <w:rPr>
+                <w:i/>
+                <w:iCs/>
+                <w:color w:val="000000" w:themeColor="text1"/>
+                <w:sz w:val="22"/>
+                <w:szCs w:val="22"/>
+              </w:rPr>
+            </w:pPr>
+            <w:r>
+              <w:rPr>
+                <w:i/>
+                <w:iCs/>
+                <w:color w:val="000000" w:themeColor="text1"/>
+                <w:sz w:val="22"/>
+                <w:szCs w:val="22"/>
+              </w:rPr>
+              <w:t xml:space="preserve">3. [Full Name — Student ID] </w:t>
             </w:r>
           </w:p>
         </w:tc>
@@ -3732,25 +3735,39 @@
           <w:iCs/>
           <w:color w:val="000000" w:themeColor="text1"/>
         </w:rPr>
-        <w:t>Figure 1 — [Visualisation 1: e.g. scatter plot / network diagram</w:t>
-      </w:r>
-      <w:proofErr w:type="gramStart"/>
+        <w:t>Figure 1 — [Visualisation 1: e.g. scatter plot / network diagram]  ................................  p. [X]</w:t>
+      </w:r>
+    </w:p>
+    <w:p>
+      <w:pPr>
+        <w:spacing w:before="80" w:after="80"/>
+        <w:rPr>
+          <w:color w:val="000000" w:themeColor="text1"/>
+        </w:rPr>
+      </w:pPr>
       <w:r>
         <w:rPr>
           <w:i/>
           <w:iCs/>
           <w:color w:val="000000" w:themeColor="text1"/>
         </w:rPr>
-        <w:t>]  ................................</w:t>
-      </w:r>
-      <w:proofErr w:type="gramEnd"/>
+        <w:t>Figure 2 — [Visualisation 2: e.g. bar chart / histogram]  ..............................................  p. [X]</w:t>
+      </w:r>
+    </w:p>
+    <w:p>
+      <w:pPr>
+        <w:spacing w:before="80" w:after="80"/>
+        <w:rPr>
+          <w:color w:val="000000" w:themeColor="text1"/>
+        </w:rPr>
+      </w:pPr>
       <w:r>
         <w:rPr>
           <w:i/>
           <w:iCs/>
           <w:color w:val="000000" w:themeColor="text1"/>
         </w:rPr>
-        <w:t xml:space="preserve">  p. [X]</w:t>
+        <w:t>Figure 3 — [Visualisation 3: e.g. heat map / algorithm flowchart]  ............................  p. [X]</w:t>
       </w:r>
     </w:p>
     <w:p>
@@ -3766,93 +3783,7 @@
           <w:iCs/>
           <w:color w:val="000000" w:themeColor="text1"/>
         </w:rPr>
-        <w:t>Figure 2 — [Visualisation 2: e.g. bar chart / histogram</w:t>
-      </w:r>
-      <w:proofErr w:type="gramStart"/>
-      <w:r>
-        <w:rPr>
-          <w:i/>
-          <w:iCs/>
-          <w:color w:val="000000" w:themeColor="text1"/>
-        </w:rPr>
-        <w:t>]  ..............................................</w:t>
-      </w:r>
-      <w:proofErr w:type="gramEnd"/>
-      <w:r>
-        <w:rPr>
-          <w:i/>
-          <w:iCs/>
-          <w:color w:val="000000" w:themeColor="text1"/>
-        </w:rPr>
-        <w:t xml:space="preserve">  p. [X]</w:t>
-      </w:r>
-    </w:p>
-    <w:p>
-      <w:pPr>
-        <w:spacing w:before="80" w:after="80"/>
-        <w:rPr>
-          <w:color w:val="000000" w:themeColor="text1"/>
-        </w:rPr>
-      </w:pPr>
-      <w:r>
-        <w:rPr>
-          <w:i/>
-          <w:iCs/>
-          <w:color w:val="000000" w:themeColor="text1"/>
-        </w:rPr>
-        <w:t>Figure 3 — [Visualisation 3: e.g. heat map / algorithm flowchart</w:t>
-      </w:r>
-      <w:proofErr w:type="gramStart"/>
-      <w:r>
-        <w:rPr>
-          <w:i/>
-          <w:iCs/>
-          <w:color w:val="000000" w:themeColor="text1"/>
-        </w:rPr>
-        <w:t>]  ............................</w:t>
-      </w:r>
-      <w:proofErr w:type="gramEnd"/>
-      <w:r>
-        <w:rPr>
-          <w:i/>
-          <w:iCs/>
-          <w:color w:val="000000" w:themeColor="text1"/>
-        </w:rPr>
-        <w:t xml:space="preserve">  p. [X]</w:t>
-      </w:r>
-    </w:p>
-    <w:p>
-      <w:pPr>
-        <w:spacing w:before="80" w:after="80"/>
-        <w:rPr>
-          <w:color w:val="000000" w:themeColor="text1"/>
-        </w:rPr>
-      </w:pPr>
-      <w:r>
-        <w:rPr>
-          <w:i/>
-          <w:iCs/>
-          <w:color w:val="000000" w:themeColor="text1"/>
-        </w:rPr>
-        <w:t>Figure 4 — [Visualisation 4: e.g. results graph / complexity curve</w:t>
-      </w:r>
-      <w:proofErr w:type="gramStart"/>
-      <w:r>
-        <w:rPr>
-          <w:i/>
-          <w:iCs/>
-          <w:color w:val="000000" w:themeColor="text1"/>
-        </w:rPr>
-        <w:t>]  ...........................</w:t>
-      </w:r>
-      <w:proofErr w:type="gramEnd"/>
-      <w:r>
-        <w:rPr>
-          <w:i/>
-          <w:iCs/>
-          <w:color w:val="000000" w:themeColor="text1"/>
-        </w:rPr>
-        <w:t xml:space="preserve">  p. [X]</w:t>
+        <w:t>Figure 4 — [Visualisation 4: e.g. results graph / complexity curve]  ...........................  p. [X]</w:t>
       </w:r>
     </w:p>
     <w:p>
@@ -4014,93 +3945,39 @@
           <w:iCs/>
           <w:color w:val="000000" w:themeColor="text1"/>
         </w:rPr>
-        <w:t>Table 1 — [Group member contributions summary</w:t>
-      </w:r>
-      <w:proofErr w:type="gramStart"/>
+        <w:t>Table 1 — [Group member contributions summary]  ...................................................  p. [X]</w:t>
+      </w:r>
+    </w:p>
+    <w:p>
+      <w:pPr>
+        <w:spacing w:before="80" w:after="80"/>
+        <w:rPr>
+          <w:color w:val="000000" w:themeColor="text1"/>
+        </w:rPr>
+      </w:pPr>
       <w:r>
         <w:rPr>
           <w:i/>
           <w:iCs/>
           <w:color w:val="000000" w:themeColor="text1"/>
         </w:rPr>
-        <w:t>]  ...................................................</w:t>
-      </w:r>
-      <w:proofErr w:type="gramEnd"/>
+        <w:t>Table 2 — [Descriptive statistics / model parameters]  ..............................................  p. [X]</w:t>
+      </w:r>
+    </w:p>
+    <w:p>
+      <w:pPr>
+        <w:spacing w:before="80" w:after="80"/>
+        <w:rPr>
+          <w:color w:val="000000" w:themeColor="text1"/>
+        </w:rPr>
+      </w:pPr>
       <w:r>
         <w:rPr>
           <w:i/>
           <w:iCs/>
           <w:color w:val="000000" w:themeColor="text1"/>
         </w:rPr>
-        <w:t xml:space="preserve">  p. [X]</w:t>
-      </w:r>
-    </w:p>
-    <w:p>
-      <w:pPr>
-        <w:spacing w:before="80" w:after="80"/>
-        <w:rPr>
-          <w:color w:val="000000" w:themeColor="text1"/>
-        </w:rPr>
-      </w:pPr>
-      <w:r>
-        <w:rPr>
-          <w:i/>
-          <w:iCs/>
-          <w:color w:val="000000" w:themeColor="text1"/>
-        </w:rPr>
-        <w:t>Table 2 — [Descriptive statistics / model parameters</w:t>
-      </w:r>
-      <w:proofErr w:type="gramStart"/>
-      <w:r>
-        <w:rPr>
-          <w:i/>
-          <w:iCs/>
-          <w:color w:val="000000" w:themeColor="text1"/>
-        </w:rPr>
-        <w:t>]  ..............................................</w:t>
-      </w:r>
-      <w:proofErr w:type="gramEnd"/>
-      <w:r>
-        <w:rPr>
-          <w:i/>
-          <w:iCs/>
-          <w:color w:val="000000" w:themeColor="text1"/>
-        </w:rPr>
-        <w:t xml:space="preserve">  p. [X]</w:t>
-      </w:r>
-    </w:p>
-    <w:p>
-      <w:pPr>
-        <w:spacing w:before="80" w:after="80"/>
-        <w:rPr>
-          <w:color w:val="000000" w:themeColor="text1"/>
-        </w:rPr>
-      </w:pPr>
-      <w:r>
-        <w:rPr>
-          <w:i/>
-          <w:iCs/>
-          <w:color w:val="000000" w:themeColor="text1"/>
-        </w:rPr>
-        <w:t>Table 3 — [Results comparison table</w:t>
-      </w:r>
-      <w:proofErr w:type="gramStart"/>
-      <w:r>
-        <w:rPr>
-          <w:i/>
-          <w:iCs/>
-          <w:color w:val="000000" w:themeColor="text1"/>
-        </w:rPr>
-        <w:t>]  ..............................................................................</w:t>
-      </w:r>
-      <w:proofErr w:type="gramEnd"/>
-      <w:r>
-        <w:rPr>
-          <w:i/>
-          <w:iCs/>
-          <w:color w:val="000000" w:themeColor="text1"/>
-        </w:rPr>
-        <w:t xml:space="preserve">  p. [X]</w:t>
+        <w:t>Table 3 — [Results comparison table]  ..............................................................................  p. [X]</w:t>
       </w:r>
     </w:p>
     <w:p>
@@ -4559,21 +4436,7 @@
         <w:rPr>
           <w:color w:val="000000" w:themeColor="text1"/>
         </w:rPr>
-        <w:t xml:space="preserve">An organized collection of objects that can be represented in set-builder form or roster form. In set theory, the operations of the sets are carried when two or more sets combine to form a single set under some of the given conditions. The basic operations on sets </w:t>
-      </w:r>
-      <w:proofErr w:type="gramStart"/>
-      <w:r>
-        <w:rPr>
-          <w:color w:val="000000" w:themeColor="text1"/>
-        </w:rPr>
-        <w:t>are:</w:t>
-      </w:r>
-      <w:proofErr w:type="gramEnd"/>
-      <w:r>
-        <w:rPr>
-          <w:color w:val="000000" w:themeColor="text1"/>
-        </w:rPr>
-        <w:t xml:space="preserve"> Union of sets, Intersection of sets, A complement of a set, Cartesian product of sets and Set difference. (</w:t>
+        <w:t>An organized collection of objects that can be represented in set-builder form or roster form. In set theory, the operations of the sets are carried when two or more sets combine to form a single set under some of the given conditions. The basic operations on sets are: Union of sets, Intersection of sets, A complement of a set, Cartesian product of sets and Set difference. (</w:t>
       </w:r>
       <w:proofErr w:type="spellStart"/>
       <w:r>
@@ -4775,7 +4638,6 @@
         <w:t xml:space="preserve">As we perform operations on sets to make queries, we basically applying relational algebra, and apart from the operations used before, SELECT was also used to print </w:t>
       </w:r>
       <w:proofErr w:type="spellStart"/>
-      <w:proofErr w:type="gramStart"/>
       <w:r>
         <w:rPr>
           <w:color w:val="000000" w:themeColor="text1"/>
@@ -4787,14 +4649,7 @@
         <w:rPr>
           <w:color w:val="000000" w:themeColor="text1"/>
         </w:rPr>
-        <w:t xml:space="preserve"> the</w:t>
-      </w:r>
-      <w:proofErr w:type="gramEnd"/>
-      <w:r>
-        <w:rPr>
-          <w:color w:val="000000" w:themeColor="text1"/>
-        </w:rPr>
-        <w:t xml:space="preserve"> results for example and sorting operations (like DESC)</w:t>
+        <w:t xml:space="preserve"> the results for example and sorting operations (like DESC)</w:t>
       </w:r>
     </w:p>
     <w:p>
@@ -5298,23 +5153,7 @@
           <w:color w:val="000000" w:themeColor="text1"/>
           <w:lang w:val="en-US"/>
         </w:rPr>
-        <w:t xml:space="preserve">A users table was created to store customer information, </w:t>
-      </w:r>
-      <w:proofErr w:type="gramStart"/>
-      <w:r>
-        <w:rPr>
-          <w:color w:val="000000" w:themeColor="text1"/>
-          <w:lang w:val="en-US"/>
-        </w:rPr>
-        <w:t>including:</w:t>
-      </w:r>
-      <w:proofErr w:type="gramEnd"/>
-      <w:r>
-        <w:rPr>
-          <w:color w:val="000000" w:themeColor="text1"/>
-          <w:lang w:val="en-US"/>
-        </w:rPr>
-        <w:t xml:space="preserve"> </w:t>
+        <w:t xml:space="preserve">A users table was created to store customer information, including: </w:t>
       </w:r>
       <w:proofErr w:type="spellStart"/>
       <w:r>
@@ -5374,23 +5213,7 @@
           <w:color w:val="000000" w:themeColor="text1"/>
           <w:lang w:val="en-US"/>
         </w:rPr>
-        <w:t xml:space="preserve">A menu table was designed to manage dishes offered by the restaurant. The attributes </w:t>
-      </w:r>
-      <w:proofErr w:type="gramStart"/>
-      <w:r>
-        <w:rPr>
-          <w:color w:val="000000" w:themeColor="text1"/>
-          <w:lang w:val="en-US"/>
-        </w:rPr>
-        <w:t>include:</w:t>
-      </w:r>
-      <w:proofErr w:type="gramEnd"/>
-      <w:r>
-        <w:rPr>
-          <w:color w:val="000000" w:themeColor="text1"/>
-          <w:lang w:val="en-US"/>
-        </w:rPr>
-        <w:t xml:space="preserve"> </w:t>
+        <w:t xml:space="preserve">A menu table was designed to manage dishes offered by the restaurant. The attributes include: </w:t>
       </w:r>
       <w:proofErr w:type="spellStart"/>
       <w:r>
@@ -5469,7 +5292,6 @@
         <w:t xml:space="preserve">An orders table was developed to record </w:t>
       </w:r>
       <w:proofErr w:type="spellStart"/>
-      <w:proofErr w:type="gramStart"/>
       <w:r>
         <w:rPr>
           <w:color w:val="000000" w:themeColor="text1"/>
@@ -5478,29 +5300,12 @@
         <w:t>customers</w:t>
       </w:r>
       <w:proofErr w:type="spellEnd"/>
-      <w:proofErr w:type="gramEnd"/>
       <w:r>
         <w:rPr>
           <w:color w:val="000000" w:themeColor="text1"/>
           <w:lang w:val="en-US"/>
         </w:rPr>
-        <w:t xml:space="preserve"> orders. This table </w:t>
-      </w:r>
-      <w:proofErr w:type="gramStart"/>
-      <w:r>
-        <w:rPr>
-          <w:color w:val="000000" w:themeColor="text1"/>
-          <w:lang w:val="en-US"/>
-        </w:rPr>
-        <w:t>includes:</w:t>
-      </w:r>
-      <w:proofErr w:type="gramEnd"/>
-      <w:r>
-        <w:rPr>
-          <w:color w:val="000000" w:themeColor="text1"/>
-          <w:lang w:val="en-US"/>
-        </w:rPr>
-        <w:t xml:space="preserve"> </w:t>
+        <w:t xml:space="preserve"> orders. This table includes: </w:t>
       </w:r>
       <w:proofErr w:type="spellStart"/>
       <w:r>
@@ -5608,39 +5413,7 @@
           <w:color w:val="000000" w:themeColor="text1"/>
           <w:lang w:val="en-US"/>
         </w:rPr>
-        <w:t xml:space="preserve"> table was added to store detailed </w:t>
-      </w:r>
-      <w:proofErr w:type="gramStart"/>
-      <w:r>
-        <w:rPr>
-          <w:color w:val="000000" w:themeColor="text1"/>
-          <w:lang w:val="en-US"/>
-        </w:rPr>
-        <w:t>information  about</w:t>
-      </w:r>
-      <w:proofErr w:type="gramEnd"/>
-      <w:r>
-        <w:rPr>
-          <w:color w:val="000000" w:themeColor="text1"/>
-          <w:lang w:val="en-US"/>
-        </w:rPr>
-        <w:t xml:space="preserve"> each order. The attributes </w:t>
-      </w:r>
-      <w:proofErr w:type="gramStart"/>
-      <w:r>
-        <w:rPr>
-          <w:color w:val="000000" w:themeColor="text1"/>
-          <w:lang w:val="en-US"/>
-        </w:rPr>
-        <w:t>includes:</w:t>
-      </w:r>
-      <w:proofErr w:type="gramEnd"/>
-      <w:r>
-        <w:rPr>
-          <w:color w:val="000000" w:themeColor="text1"/>
-          <w:lang w:val="en-US"/>
-        </w:rPr>
-        <w:t xml:space="preserve"> </w:t>
+        <w:t xml:space="preserve"> table was added to store detailed information  about each order. The attributes includes: </w:t>
       </w:r>
       <w:proofErr w:type="spellStart"/>
       <w:r>
@@ -6178,29 +5951,7 @@
           <w:sz w:val="20"/>
           <w:szCs w:val="20"/>
         </w:rPr>
-        <w:t xml:space="preserve">Figure </w:t>
-      </w:r>
-      <w:proofErr w:type="gramStart"/>
-      <w:r>
-        <w:rPr>
-          <w:i/>
-          <w:iCs/>
-          <w:color w:val="000000" w:themeColor="text1"/>
-          <w:sz w:val="20"/>
-          <w:szCs w:val="20"/>
-        </w:rPr>
-        <w:t>x :</w:t>
-      </w:r>
-      <w:proofErr w:type="gramEnd"/>
-      <w:r>
-        <w:rPr>
-          <w:i/>
-          <w:iCs/>
-          <w:color w:val="000000" w:themeColor="text1"/>
-          <w:sz w:val="20"/>
-          <w:szCs w:val="20"/>
-        </w:rPr>
-        <w:t xml:space="preserve"> “Most day ordered in” Query</w:t>
+        <w:t>Figure x : “Most day ordered in” Query</w:t>
       </w:r>
     </w:p>
     <w:p>
@@ -6288,29 +6039,7 @@
           <w:sz w:val="20"/>
           <w:szCs w:val="20"/>
         </w:rPr>
-        <w:t xml:space="preserve">Figure </w:t>
-      </w:r>
-      <w:proofErr w:type="gramStart"/>
-      <w:r>
-        <w:rPr>
-          <w:i/>
-          <w:iCs/>
-          <w:color w:val="000000" w:themeColor="text1"/>
-          <w:sz w:val="20"/>
-          <w:szCs w:val="20"/>
-        </w:rPr>
-        <w:t>x :</w:t>
-      </w:r>
-      <w:proofErr w:type="gramEnd"/>
-      <w:r>
-        <w:rPr>
-          <w:i/>
-          <w:iCs/>
-          <w:color w:val="000000" w:themeColor="text1"/>
-          <w:sz w:val="20"/>
-          <w:szCs w:val="20"/>
-        </w:rPr>
-        <w:t xml:space="preserve"> “Users who spent more than £10” Query</w:t>
+        <w:t>Figure x : “Users who spent more than £10” Query</w:t>
       </w:r>
     </w:p>
     <w:p>
@@ -6485,29 +6214,7 @@
                                 <w:sz w:val="20"/>
                                 <w:szCs w:val="20"/>
                               </w:rPr>
-                              <w:t xml:space="preserve">Figure </w:t>
-                            </w:r>
-                            <w:proofErr w:type="gramStart"/>
-                            <w:r>
-                              <w:rPr>
-                                <w:i/>
-                                <w:iCs/>
-                                <w:color w:val="000000" w:themeColor="text1"/>
-                                <w:sz w:val="20"/>
-                                <w:szCs w:val="20"/>
-                              </w:rPr>
-                              <w:t>x :</w:t>
-                            </w:r>
-                            <w:proofErr w:type="gramEnd"/>
-                            <w:r>
-                              <w:rPr>
-                                <w:i/>
-                                <w:iCs/>
-                                <w:color w:val="000000" w:themeColor="text1"/>
-                                <w:sz w:val="20"/>
-                                <w:szCs w:val="20"/>
-                              </w:rPr>
-                              <w:t xml:space="preserve"> Result of “Users who spent more than £10” Query</w:t>
+                              <w:t>Figure x : Result of “Users who spent more than £10” Query</w:t>
                             </w:r>
                           </w:p>
                         </w:txbxContent>
@@ -6742,29 +6449,7 @@
                                 <w:sz w:val="20"/>
                                 <w:szCs w:val="20"/>
                               </w:rPr>
-                              <w:t xml:space="preserve">Figure </w:t>
-                            </w:r>
-                            <w:proofErr w:type="gramStart"/>
-                            <w:r>
-                              <w:rPr>
-                                <w:i/>
-                                <w:iCs/>
-                                <w:color w:val="000000" w:themeColor="text1"/>
-                                <w:sz w:val="20"/>
-                                <w:szCs w:val="20"/>
-                              </w:rPr>
-                              <w:t>x :</w:t>
-                            </w:r>
-                            <w:proofErr w:type="gramEnd"/>
-                            <w:r>
-                              <w:rPr>
-                                <w:i/>
-                                <w:iCs/>
-                                <w:color w:val="000000" w:themeColor="text1"/>
-                                <w:sz w:val="20"/>
-                                <w:szCs w:val="20"/>
-                              </w:rPr>
-                              <w:t xml:space="preserve"> Result of “Most day ordered in” Query</w:t>
+                              <w:t>Figure x : Result of “Most day ordered in” Query</w:t>
                             </w:r>
                           </w:p>
                         </w:txbxContent>
@@ -7507,21 +7192,7 @@
         <w:rPr>
           <w:color w:val="000000" w:themeColor="text1"/>
         </w:rPr>
-        <w:t xml:space="preserve">objective 3 database population was fully achieved because it </w:t>
-      </w:r>
-      <w:proofErr w:type="gramStart"/>
-      <w:r>
-        <w:rPr>
-          <w:color w:val="000000" w:themeColor="text1"/>
-        </w:rPr>
-        <w:t>help</w:t>
-      </w:r>
-      <w:proofErr w:type="gramEnd"/>
-      <w:r>
-        <w:rPr>
-          <w:color w:val="000000" w:themeColor="text1"/>
-        </w:rPr>
-        <w:t xml:space="preserve"> to give information about the entity of each tables made</w:t>
+        <w:t>objective 3 database population was fully achieved because it help to give information about the entity of each tables made</w:t>
       </w:r>
     </w:p>
     <w:p>
@@ -7784,29 +7455,7 @@
                 <w:sz w:val="20"/>
                 <w:szCs w:val="20"/>
               </w:rPr>
-              <w:t>Report (Sections 1–7): [Enter word count here] words</w:t>
-            </w:r>
-            <w:proofErr w:type="gramStart"/>
-            <w:r>
-              <w:rPr>
-                <w:i/>
-                <w:iCs/>
-                <w:color w:val="000000" w:themeColor="text1"/>
-                <w:sz w:val="20"/>
-                <w:szCs w:val="20"/>
-              </w:rPr>
-              <w:t xml:space="preserve">   (</w:t>
-            </w:r>
-            <w:proofErr w:type="gramEnd"/>
-            <w:r>
-              <w:rPr>
-                <w:i/>
-                <w:iCs/>
-                <w:color w:val="000000" w:themeColor="text1"/>
-                <w:sz w:val="20"/>
-                <w:szCs w:val="20"/>
-              </w:rPr>
-              <w:t>Target: 2,500–3,000 words)</w:t>
+              <w:t>Report (Sections 1–7): [Enter word count here] words   (Target: 2,500–3,000 words)</w:t>
             </w:r>
           </w:p>
           <w:p>
@@ -8011,29 +7660,7 @@
                 <w:sz w:val="20"/>
                 <w:szCs w:val="20"/>
               </w:rPr>
-              <w:t xml:space="preserve">Journal: Surname, I. (Year) 'Article title', Journal Name, </w:t>
-            </w:r>
-            <w:proofErr w:type="gramStart"/>
-            <w:r>
-              <w:rPr>
-                <w:i/>
-                <w:iCs/>
-                <w:color w:val="000000" w:themeColor="text1"/>
-                <w:sz w:val="20"/>
-                <w:szCs w:val="20"/>
-              </w:rPr>
-              <w:t>Vol(</w:t>
-            </w:r>
-            <w:proofErr w:type="gramEnd"/>
-            <w:r>
-              <w:rPr>
-                <w:i/>
-                <w:iCs/>
-                <w:color w:val="000000" w:themeColor="text1"/>
-                <w:sz w:val="20"/>
-                <w:szCs w:val="20"/>
-              </w:rPr>
-              <w:t>Issue), pp. X–Y. DOI if available.</w:t>
+              <w:t>Journal: Surname, I. (Year) 'Article title', Journal Name, Vol(Issue), pp. X–Y. DOI if available.</w:t>
             </w:r>
           </w:p>
           <w:p>
@@ -8838,31 +8465,7 @@
                 <w:szCs w:val="19"/>
                 <w:lang w:val="fr-FR"/>
               </w:rPr>
-              <w:t>[</w:t>
-            </w:r>
-            <w:proofErr w:type="gramStart"/>
-            <w:r>
-              <w:rPr>
-                <w:i/>
-                <w:iCs/>
-                <w:color w:val="000000" w:themeColor="text1"/>
-                <w:sz w:val="19"/>
-                <w:szCs w:val="19"/>
-                <w:lang w:val="fr-FR"/>
-              </w:rPr>
-              <w:t>e.g.</w:t>
-            </w:r>
-            <w:proofErr w:type="gramEnd"/>
-            <w:r>
-              <w:rPr>
-                <w:i/>
-                <w:iCs/>
-                <w:color w:val="000000" w:themeColor="text1"/>
-                <w:sz w:val="19"/>
-                <w:szCs w:val="19"/>
-                <w:lang w:val="fr-FR"/>
-              </w:rPr>
-              <w:t xml:space="preserve"> Model </w:t>
+              <w:t xml:space="preserve">[e.g. Model </w:t>
             </w:r>
             <w:proofErr w:type="spellStart"/>
             <w:r>
@@ -9321,29 +8924,7 @@
                 <w:sz w:val="20"/>
                 <w:szCs w:val="20"/>
               </w:rPr>
-              <w:t xml:space="preserve">Copy this section for each group </w:t>
-            </w:r>
-            <w:proofErr w:type="gramStart"/>
-            <w:r>
-              <w:rPr>
-                <w:i/>
-                <w:iCs/>
-                <w:color w:val="000000" w:themeColor="text1"/>
-                <w:sz w:val="20"/>
-                <w:szCs w:val="20"/>
-              </w:rPr>
-              <w:t>member, or</w:t>
-            </w:r>
-            <w:proofErr w:type="gramEnd"/>
-            <w:r>
-              <w:rPr>
-                <w:i/>
-                <w:iCs/>
-                <w:color w:val="000000" w:themeColor="text1"/>
-                <w:sz w:val="20"/>
-                <w:szCs w:val="20"/>
-              </w:rPr>
-              <w:t xml:space="preserve"> submit as a separate document.</w:t>
+              <w:t>Copy this section for each group member, or submit as a separate document.</w:t>
             </w:r>
           </w:p>
           <w:p>
@@ -9403,25 +8984,7 @@
           <w:iCs/>
           <w:color w:val="000000" w:themeColor="text1"/>
         </w:rPr>
-        <w:t xml:space="preserve">[Write your 500-word individual reflection here. Use first person ('I', 'my contribution', 'I found'). Be specific — vague statements score poorly. Describe what you </w:t>
-      </w:r>
-      <w:proofErr w:type="gramStart"/>
-      <w:r>
-        <w:rPr>
-          <w:i/>
-          <w:iCs/>
-          <w:color w:val="000000" w:themeColor="text1"/>
-        </w:rPr>
-        <w:t>actually did</w:t>
-      </w:r>
-      <w:proofErr w:type="gramEnd"/>
-      <w:r>
-        <w:rPr>
-          <w:i/>
-          <w:iCs/>
-          <w:color w:val="000000" w:themeColor="text1"/>
-        </w:rPr>
-        <w:t>, what challenged you, and what you learned.]</w:t>
+        <w:t>[Write your 500-word individual reflection here. Use first person ('I', 'my contribution', 'I found'). Be specific — vague statements score poorly. Describe what you actually did, what challenged you, and what you learned.]</w:t>
       </w:r>
     </w:p>
     <w:p>
@@ -10010,25 +9573,7 @@
         <w:sz w:val="18"/>
         <w:szCs w:val="18"/>
       </w:rPr>
-      <w:t>M-CSC005U</w:t>
-    </w:r>
-    <w:proofErr w:type="gramStart"/>
-    <w:r>
-      <w:rPr>
-        <w:color w:val="888888"/>
-        <w:sz w:val="18"/>
-        <w:szCs w:val="18"/>
-      </w:rPr>
-      <w:t>1  —</w:t>
-    </w:r>
-    <w:proofErr w:type="gramEnd"/>
-    <w:r>
-      <w:rPr>
-        <w:color w:val="888888"/>
-        <w:sz w:val="18"/>
-        <w:szCs w:val="18"/>
-      </w:rPr>
-      <w:t xml:space="preserve">  Mathematical and Data Analytics Group Project</w:t>
+      <w:t>M-CSC005U1  —  Mathematical and Data Analytics Group Project</w:t>
     </w:r>
   </w:p>
 </w:hdr>
@@ -10048,25 +9593,7 @@
         <w:sz w:val="18"/>
         <w:szCs w:val="18"/>
       </w:rPr>
-      <w:t>M-CSC005U</w:t>
-    </w:r>
-    <w:proofErr w:type="gramStart"/>
-    <w:r>
-      <w:rPr>
-        <w:color w:val="888888"/>
-        <w:sz w:val="18"/>
-        <w:szCs w:val="18"/>
-      </w:rPr>
-      <w:t>1  —</w:t>
-    </w:r>
-    <w:proofErr w:type="gramEnd"/>
-    <w:r>
-      <w:rPr>
-        <w:color w:val="888888"/>
-        <w:sz w:val="18"/>
-        <w:szCs w:val="18"/>
-      </w:rPr>
-      <w:t xml:space="preserve">  Mathematical and Data Analytics Group Project</w:t>
+      <w:t>M-CSC005U1  —  Mathematical and Data Analytics Group Project</w:t>
     </w:r>
   </w:p>
 </w:hdr>

--- a/Resturant_Report.docx
+++ b/Resturant_Report.docx
@@ -16,7 +16,43 @@
           <w:sz w:val="18"/>
           <w:szCs w:val="18"/>
         </w:rPr>
-        <w:t>M-CSC005U1  ·  Computational Mathematics and Data Analytics  ·  Level 4</w:t>
+        <w:t>M-CSC005U</w:t>
+      </w:r>
+      <w:proofErr w:type="gramStart"/>
+      <w:r>
+        <w:rPr>
+          <w:color w:val="000000" w:themeColor="text1"/>
+          <w:sz w:val="18"/>
+          <w:szCs w:val="18"/>
+        </w:rPr>
+        <w:t>1  ·</w:t>
+      </w:r>
+      <w:proofErr w:type="gramEnd"/>
+      <w:r>
+        <w:rPr>
+          <w:color w:val="000000" w:themeColor="text1"/>
+          <w:sz w:val="18"/>
+          <w:szCs w:val="18"/>
+        </w:rPr>
+        <w:t xml:space="preserve">  Computational Mathematics and Data </w:t>
+      </w:r>
+      <w:proofErr w:type="gramStart"/>
+      <w:r>
+        <w:rPr>
+          <w:color w:val="000000" w:themeColor="text1"/>
+          <w:sz w:val="18"/>
+          <w:szCs w:val="18"/>
+        </w:rPr>
+        <w:t>Analytics  ·</w:t>
+      </w:r>
+      <w:proofErr w:type="gramEnd"/>
+      <w:r>
+        <w:rPr>
+          <w:color w:val="000000" w:themeColor="text1"/>
+          <w:sz w:val="18"/>
+          <w:szCs w:val="18"/>
+        </w:rPr>
+        <w:t xml:space="preserve">  Level 4</w:t>
       </w:r>
     </w:p>
     <w:p>
@@ -76,7 +112,43 @@
           <w:iCs/>
           <w:color w:val="000000" w:themeColor="text1"/>
         </w:rPr>
-        <w:t>Group Project (Coursework)  —  Assessment 1  (60% of module)</w:t>
+        <w:t>Group Project (</w:t>
+      </w:r>
+      <w:proofErr w:type="gramStart"/>
+      <w:r>
+        <w:rPr>
+          <w:i/>
+          <w:iCs/>
+          <w:color w:val="000000" w:themeColor="text1"/>
+        </w:rPr>
+        <w:t>Coursework)  —</w:t>
+      </w:r>
+      <w:proofErr w:type="gramEnd"/>
+      <w:r>
+        <w:rPr>
+          <w:i/>
+          <w:iCs/>
+          <w:color w:val="000000" w:themeColor="text1"/>
+        </w:rPr>
+        <w:t xml:space="preserve">  Assessment </w:t>
+      </w:r>
+      <w:proofErr w:type="gramStart"/>
+      <w:r>
+        <w:rPr>
+          <w:i/>
+          <w:iCs/>
+          <w:color w:val="000000" w:themeColor="text1"/>
+        </w:rPr>
+        <w:t>1  (</w:t>
+      </w:r>
+      <w:proofErr w:type="gramEnd"/>
+      <w:r>
+        <w:rPr>
+          <w:i/>
+          <w:iCs/>
+          <w:color w:val="000000" w:themeColor="text1"/>
+        </w:rPr>
+        <w:t>60% of module)</w:t>
       </w:r>
     </w:p>
     <w:p>
@@ -3735,39 +3807,25 @@
           <w:iCs/>
           <w:color w:val="000000" w:themeColor="text1"/>
         </w:rPr>
-        <w:t>Figure 1 — [Visualisation 1: e.g. scatter plot / network diagram]  ................................  p. [X]</w:t>
-      </w:r>
-    </w:p>
-    <w:p>
-      <w:pPr>
-        <w:spacing w:before="80" w:after="80"/>
-        <w:rPr>
-          <w:color w:val="000000" w:themeColor="text1"/>
-        </w:rPr>
-      </w:pPr>
+        <w:t>Figure 1 — [Visualisation 1: e.g. scatter plot / network diagram</w:t>
+      </w:r>
+      <w:proofErr w:type="gramStart"/>
       <w:r>
         <w:rPr>
           <w:i/>
           <w:iCs/>
           <w:color w:val="000000" w:themeColor="text1"/>
         </w:rPr>
-        <w:t>Figure 2 — [Visualisation 2: e.g. bar chart / histogram]  ..............................................  p. [X]</w:t>
-      </w:r>
-    </w:p>
-    <w:p>
-      <w:pPr>
-        <w:spacing w:before="80" w:after="80"/>
-        <w:rPr>
-          <w:color w:val="000000" w:themeColor="text1"/>
-        </w:rPr>
-      </w:pPr>
+        <w:t>]  ................................</w:t>
+      </w:r>
+      <w:proofErr w:type="gramEnd"/>
       <w:r>
         <w:rPr>
           <w:i/>
           <w:iCs/>
           <w:color w:val="000000" w:themeColor="text1"/>
         </w:rPr>
-        <w:t>Figure 3 — [Visualisation 3: e.g. heat map / algorithm flowchart]  ............................  p. [X]</w:t>
+        <w:t xml:space="preserve">  p. [X]</w:t>
       </w:r>
     </w:p>
     <w:p>
@@ -3783,7 +3841,93 @@
           <w:iCs/>
           <w:color w:val="000000" w:themeColor="text1"/>
         </w:rPr>
-        <w:t>Figure 4 — [Visualisation 4: e.g. results graph / complexity curve]  ...........................  p. [X]</w:t>
+        <w:t>Figure 2 — [Visualisation 2: e.g. bar chart / histogram</w:t>
+      </w:r>
+      <w:proofErr w:type="gramStart"/>
+      <w:r>
+        <w:rPr>
+          <w:i/>
+          <w:iCs/>
+          <w:color w:val="000000" w:themeColor="text1"/>
+        </w:rPr>
+        <w:t>]  ..............................................</w:t>
+      </w:r>
+      <w:proofErr w:type="gramEnd"/>
+      <w:r>
+        <w:rPr>
+          <w:i/>
+          <w:iCs/>
+          <w:color w:val="000000" w:themeColor="text1"/>
+        </w:rPr>
+        <w:t xml:space="preserve">  p. [X]</w:t>
+      </w:r>
+    </w:p>
+    <w:p>
+      <w:pPr>
+        <w:spacing w:before="80" w:after="80"/>
+        <w:rPr>
+          <w:color w:val="000000" w:themeColor="text1"/>
+        </w:rPr>
+      </w:pPr>
+      <w:r>
+        <w:rPr>
+          <w:i/>
+          <w:iCs/>
+          <w:color w:val="000000" w:themeColor="text1"/>
+        </w:rPr>
+        <w:t>Figure 3 — [Visualisation 3: e.g. heat map / algorithm flowchart</w:t>
+      </w:r>
+      <w:proofErr w:type="gramStart"/>
+      <w:r>
+        <w:rPr>
+          <w:i/>
+          <w:iCs/>
+          <w:color w:val="000000" w:themeColor="text1"/>
+        </w:rPr>
+        <w:t>]  ............................</w:t>
+      </w:r>
+      <w:proofErr w:type="gramEnd"/>
+      <w:r>
+        <w:rPr>
+          <w:i/>
+          <w:iCs/>
+          <w:color w:val="000000" w:themeColor="text1"/>
+        </w:rPr>
+        <w:t xml:space="preserve">  p. [X]</w:t>
+      </w:r>
+    </w:p>
+    <w:p>
+      <w:pPr>
+        <w:spacing w:before="80" w:after="80"/>
+        <w:rPr>
+          <w:color w:val="000000" w:themeColor="text1"/>
+        </w:rPr>
+      </w:pPr>
+      <w:r>
+        <w:rPr>
+          <w:i/>
+          <w:iCs/>
+          <w:color w:val="000000" w:themeColor="text1"/>
+        </w:rPr>
+        <w:t>Figure 4 — [Visualisation 4: e.g. results graph / complexity curve</w:t>
+      </w:r>
+      <w:proofErr w:type="gramStart"/>
+      <w:r>
+        <w:rPr>
+          <w:i/>
+          <w:iCs/>
+          <w:color w:val="000000" w:themeColor="text1"/>
+        </w:rPr>
+        <w:t>]  ...........................</w:t>
+      </w:r>
+      <w:proofErr w:type="gramEnd"/>
+      <w:r>
+        <w:rPr>
+          <w:i/>
+          <w:iCs/>
+          <w:color w:val="000000" w:themeColor="text1"/>
+        </w:rPr>
+        <w:t xml:space="preserve">  p. [X]</w:t>
       </w:r>
     </w:p>
     <w:p>
@@ -3945,39 +4089,93 @@
           <w:iCs/>
           <w:color w:val="000000" w:themeColor="text1"/>
         </w:rPr>
-        <w:t>Table 1 — [Group member contributions summary]  ...................................................  p. [X]</w:t>
-      </w:r>
-    </w:p>
-    <w:p>
-      <w:pPr>
-        <w:spacing w:before="80" w:after="80"/>
-        <w:rPr>
-          <w:color w:val="000000" w:themeColor="text1"/>
-        </w:rPr>
-      </w:pPr>
+        <w:t>Table 1 — [Group member contributions summary</w:t>
+      </w:r>
+      <w:proofErr w:type="gramStart"/>
       <w:r>
         <w:rPr>
           <w:i/>
           <w:iCs/>
           <w:color w:val="000000" w:themeColor="text1"/>
         </w:rPr>
-        <w:t>Table 2 — [Descriptive statistics / model parameters]  ..............................................  p. [X]</w:t>
-      </w:r>
-    </w:p>
-    <w:p>
-      <w:pPr>
-        <w:spacing w:before="80" w:after="80"/>
-        <w:rPr>
-          <w:color w:val="000000" w:themeColor="text1"/>
-        </w:rPr>
-      </w:pPr>
+        <w:t>]  ...................................................</w:t>
+      </w:r>
+      <w:proofErr w:type="gramEnd"/>
       <w:r>
         <w:rPr>
           <w:i/>
           <w:iCs/>
           <w:color w:val="000000" w:themeColor="text1"/>
         </w:rPr>
-        <w:t>Table 3 — [Results comparison table]  ..............................................................................  p. [X]</w:t>
+        <w:t xml:space="preserve">  p. [X]</w:t>
+      </w:r>
+    </w:p>
+    <w:p>
+      <w:pPr>
+        <w:spacing w:before="80" w:after="80"/>
+        <w:rPr>
+          <w:color w:val="000000" w:themeColor="text1"/>
+        </w:rPr>
+      </w:pPr>
+      <w:r>
+        <w:rPr>
+          <w:i/>
+          <w:iCs/>
+          <w:color w:val="000000" w:themeColor="text1"/>
+        </w:rPr>
+        <w:t>Table 2 — [Descriptive statistics / model parameters</w:t>
+      </w:r>
+      <w:proofErr w:type="gramStart"/>
+      <w:r>
+        <w:rPr>
+          <w:i/>
+          <w:iCs/>
+          <w:color w:val="000000" w:themeColor="text1"/>
+        </w:rPr>
+        <w:t>]  ..............................................</w:t>
+      </w:r>
+      <w:proofErr w:type="gramEnd"/>
+      <w:r>
+        <w:rPr>
+          <w:i/>
+          <w:iCs/>
+          <w:color w:val="000000" w:themeColor="text1"/>
+        </w:rPr>
+        <w:t xml:space="preserve">  p. [X]</w:t>
+      </w:r>
+    </w:p>
+    <w:p>
+      <w:pPr>
+        <w:spacing w:before="80" w:after="80"/>
+        <w:rPr>
+          <w:color w:val="000000" w:themeColor="text1"/>
+        </w:rPr>
+      </w:pPr>
+      <w:r>
+        <w:rPr>
+          <w:i/>
+          <w:iCs/>
+          <w:color w:val="000000" w:themeColor="text1"/>
+        </w:rPr>
+        <w:t>Table 3 — [Results comparison table</w:t>
+      </w:r>
+      <w:proofErr w:type="gramStart"/>
+      <w:r>
+        <w:rPr>
+          <w:i/>
+          <w:iCs/>
+          <w:color w:val="000000" w:themeColor="text1"/>
+        </w:rPr>
+        <w:t>]  ..............................................................................</w:t>
+      </w:r>
+      <w:proofErr w:type="gramEnd"/>
+      <w:r>
+        <w:rPr>
+          <w:i/>
+          <w:iCs/>
+          <w:color w:val="000000" w:themeColor="text1"/>
+        </w:rPr>
+        <w:t xml:space="preserve">  p. [X]</w:t>
       </w:r>
     </w:p>
     <w:p>
@@ -4076,63 +4274,6 @@
     </w:p>
     <w:p>
       <w:pPr>
-        <w:spacing w:before="80" w:after="80"/>
-        <w:rPr>
-          <w:color w:val="EE0000"/>
-        </w:rPr>
-      </w:pPr>
-      <w:r>
-        <w:rPr>
-          <w:color w:val="EE0000"/>
-        </w:rPr>
-        <w:t>Example:</w:t>
-      </w:r>
-    </w:p>
-    <w:p>
-      <w:pPr>
-        <w:spacing w:before="80" w:after="80"/>
-        <w:rPr>
-          <w:color w:val="EE0000"/>
-        </w:rPr>
-      </w:pPr>
-      <w:r>
-        <w:rPr>
-          <w:i/>
-          <w:iCs/>
-          <w:color w:val="EE0000"/>
-        </w:rPr>
-        <w:t>[Briefly summarise: (1) the problem your group investigated, (2) the mathematical or data analytics approach used, (3) the key findings, and (4) the main conclusions or recommendations. This section should be self-contained and readable without prior knowledge of the project.]</w:t>
-      </w:r>
-    </w:p>
-    <w:p>
-      <w:pPr>
-        <w:spacing w:before="80" w:after="80"/>
-        <w:rPr>
-          <w:color w:val="EE0000"/>
-        </w:rPr>
-      </w:pPr>
-      <w:r>
-        <w:rPr>
-          <w:color w:val="EE0000"/>
-        </w:rPr>
-        <w:t>This report presents a [mathematical model / data analytics solution] for [problem description]. The group applied [methodology — e.g. linear regression / graph theory / SQL relational model] to [dataset or scenario]. Key findings indicate that [summary of results]. The report concludes that [main recommendation or insight].</w:t>
-      </w:r>
-    </w:p>
-    <w:p>
-      <w:pPr>
-        <w:rPr>
-          <w:color w:val="EE0000"/>
-        </w:rPr>
-      </w:pPr>
-      <w:r>
-        <w:rPr>
-          <w:color w:val="EE0000"/>
-        </w:rPr>
-        <w:br w:type="page"/>
-      </w:r>
-    </w:p>
-    <w:p>
-      <w:pPr>
         <w:pStyle w:val="Heading1"/>
         <w:rPr>
           <w:color w:val="000000" w:themeColor="text1"/>
@@ -4143,7 +4284,6 @@
         <w:rPr>
           <w:color w:val="000000" w:themeColor="text1"/>
         </w:rPr>
-        <w:lastRenderedPageBreak/>
         <w:t>2. Problem Definition and Context</w:t>
       </w:r>
       <w:bookmarkEnd w:id="4"/>
@@ -4422,6 +4562,7 @@
           <w:bCs/>
           <w:color w:val="000000" w:themeColor="text1"/>
         </w:rPr>
+        <w:lastRenderedPageBreak/>
         <w:t xml:space="preserve">Definition: </w:t>
       </w:r>
     </w:p>
@@ -4436,7 +4577,21 @@
         <w:rPr>
           <w:color w:val="000000" w:themeColor="text1"/>
         </w:rPr>
-        <w:t>An organized collection of objects that can be represented in set-builder form or roster form. In set theory, the operations of the sets are carried when two or more sets combine to form a single set under some of the given conditions. The basic operations on sets are: Union of sets, Intersection of sets, A complement of a set, Cartesian product of sets and Set difference. (</w:t>
+        <w:t xml:space="preserve">An organized collection of objects that can be represented in set-builder form or roster form. In set theory, the operations of the sets are carried when two or more sets combine to form a single set under some of the given conditions. The basic operations on sets </w:t>
+      </w:r>
+      <w:proofErr w:type="gramStart"/>
+      <w:r>
+        <w:rPr>
+          <w:color w:val="000000" w:themeColor="text1"/>
+        </w:rPr>
+        <w:t>are:</w:t>
+      </w:r>
+      <w:proofErr w:type="gramEnd"/>
+      <w:r>
+        <w:rPr>
+          <w:color w:val="000000" w:themeColor="text1"/>
+        </w:rPr>
+        <w:t xml:space="preserve"> Union of sets, Intersection of sets, A complement of a set, Cartesian product of sets and Set difference. (</w:t>
       </w:r>
       <w:proofErr w:type="spellStart"/>
       <w:r>
@@ -4560,7 +4715,6 @@
         <w:rPr>
           <w:color w:val="000000" w:themeColor="text1"/>
         </w:rPr>
-        <w:lastRenderedPageBreak/>
         <w:t>An algebra is a formal structure consisting of </w:t>
       </w:r>
       <w:r>
@@ -4638,6 +4792,7 @@
         <w:t xml:space="preserve">As we perform operations on sets to make queries, we basically applying relational algebra, and apart from the operations used before, SELECT was also used to print </w:t>
       </w:r>
       <w:proofErr w:type="spellStart"/>
+      <w:proofErr w:type="gramStart"/>
       <w:r>
         <w:rPr>
           <w:color w:val="000000" w:themeColor="text1"/>
@@ -4649,7 +4804,14 @@
         <w:rPr>
           <w:color w:val="000000" w:themeColor="text1"/>
         </w:rPr>
-        <w:t xml:space="preserve"> the results for example and sorting operations (like DESC)</w:t>
+        <w:t xml:space="preserve"> the</w:t>
+      </w:r>
+      <w:proofErr w:type="gramEnd"/>
+      <w:r>
+        <w:rPr>
+          <w:color w:val="000000" w:themeColor="text1"/>
+        </w:rPr>
+        <w:t xml:space="preserve"> results for example and sorting operations (like DESC)</w:t>
       </w:r>
     </w:p>
     <w:p>
@@ -4822,6 +4984,12 @@
           <w:color w:val="000000" w:themeColor="text1"/>
         </w:rPr>
         <w:br/>
+      </w:r>
+      <w:r>
+        <w:rPr>
+          <w:color w:val="000000" w:themeColor="text1"/>
+        </w:rPr>
+        <w:lastRenderedPageBreak/>
         <w:t xml:space="preserve">Another example is the functional dependencies (normalization) for example </w:t>
       </w:r>
       <w:proofErr w:type="spellStart"/>
@@ -5153,7 +5321,23 @@
           <w:color w:val="000000" w:themeColor="text1"/>
           <w:lang w:val="en-US"/>
         </w:rPr>
-        <w:t xml:space="preserve">A users table was created to store customer information, including: </w:t>
+        <w:t xml:space="preserve">A users table was created to store customer information, </w:t>
+      </w:r>
+      <w:proofErr w:type="gramStart"/>
+      <w:r>
+        <w:rPr>
+          <w:color w:val="000000" w:themeColor="text1"/>
+          <w:lang w:val="en-US"/>
+        </w:rPr>
+        <w:t>including:</w:t>
+      </w:r>
+      <w:proofErr w:type="gramEnd"/>
+      <w:r>
+        <w:rPr>
+          <w:color w:val="000000" w:themeColor="text1"/>
+          <w:lang w:val="en-US"/>
+        </w:rPr>
+        <w:t xml:space="preserve"> </w:t>
       </w:r>
       <w:proofErr w:type="spellStart"/>
       <w:r>
@@ -5213,7 +5397,23 @@
           <w:color w:val="000000" w:themeColor="text1"/>
           <w:lang w:val="en-US"/>
         </w:rPr>
-        <w:t xml:space="preserve">A menu table was designed to manage dishes offered by the restaurant. The attributes include: </w:t>
+        <w:t xml:space="preserve">A menu table was designed to manage dishes offered by the restaurant. The attributes </w:t>
+      </w:r>
+      <w:proofErr w:type="gramStart"/>
+      <w:r>
+        <w:rPr>
+          <w:color w:val="000000" w:themeColor="text1"/>
+          <w:lang w:val="en-US"/>
+        </w:rPr>
+        <w:t>include:</w:t>
+      </w:r>
+      <w:proofErr w:type="gramEnd"/>
+      <w:r>
+        <w:rPr>
+          <w:color w:val="000000" w:themeColor="text1"/>
+          <w:lang w:val="en-US"/>
+        </w:rPr>
+        <w:t xml:space="preserve"> </w:t>
       </w:r>
       <w:proofErr w:type="spellStart"/>
       <w:r>
@@ -5292,6 +5492,7 @@
         <w:t xml:space="preserve">An orders table was developed to record </w:t>
       </w:r>
       <w:proofErr w:type="spellStart"/>
+      <w:proofErr w:type="gramStart"/>
       <w:r>
         <w:rPr>
           <w:color w:val="000000" w:themeColor="text1"/>
@@ -5300,12 +5501,29 @@
         <w:t>customers</w:t>
       </w:r>
       <w:proofErr w:type="spellEnd"/>
+      <w:proofErr w:type="gramEnd"/>
       <w:r>
         <w:rPr>
           <w:color w:val="000000" w:themeColor="text1"/>
           <w:lang w:val="en-US"/>
         </w:rPr>
-        <w:t xml:space="preserve"> orders. This table includes: </w:t>
+        <w:t xml:space="preserve"> orders. This table </w:t>
+      </w:r>
+      <w:proofErr w:type="gramStart"/>
+      <w:r>
+        <w:rPr>
+          <w:color w:val="000000" w:themeColor="text1"/>
+          <w:lang w:val="en-US"/>
+        </w:rPr>
+        <w:t>includes:</w:t>
+      </w:r>
+      <w:proofErr w:type="gramEnd"/>
+      <w:r>
+        <w:rPr>
+          <w:color w:val="000000" w:themeColor="text1"/>
+          <w:lang w:val="en-US"/>
+        </w:rPr>
+        <w:t xml:space="preserve"> </w:t>
       </w:r>
       <w:proofErr w:type="spellStart"/>
       <w:r>
@@ -5413,7 +5631,39 @@
           <w:color w:val="000000" w:themeColor="text1"/>
           <w:lang w:val="en-US"/>
         </w:rPr>
-        <w:t xml:space="preserve"> table was added to store detailed information  about each order. The attributes includes: </w:t>
+        <w:t xml:space="preserve"> table was added to store detailed </w:t>
+      </w:r>
+      <w:proofErr w:type="gramStart"/>
+      <w:r>
+        <w:rPr>
+          <w:color w:val="000000" w:themeColor="text1"/>
+          <w:lang w:val="en-US"/>
+        </w:rPr>
+        <w:t>information  about</w:t>
+      </w:r>
+      <w:proofErr w:type="gramEnd"/>
+      <w:r>
+        <w:rPr>
+          <w:color w:val="000000" w:themeColor="text1"/>
+          <w:lang w:val="en-US"/>
+        </w:rPr>
+        <w:t xml:space="preserve"> each order. The attributes </w:t>
+      </w:r>
+      <w:proofErr w:type="gramStart"/>
+      <w:r>
+        <w:rPr>
+          <w:color w:val="000000" w:themeColor="text1"/>
+          <w:lang w:val="en-US"/>
+        </w:rPr>
+        <w:t>includes:</w:t>
+      </w:r>
+      <w:proofErr w:type="gramEnd"/>
+      <w:r>
+        <w:rPr>
+          <w:color w:val="000000" w:themeColor="text1"/>
+          <w:lang w:val="en-US"/>
+        </w:rPr>
+        <w:t xml:space="preserve"> </w:t>
       </w:r>
       <w:proofErr w:type="spellStart"/>
       <w:r>
@@ -5951,7 +6201,29 @@
           <w:sz w:val="20"/>
           <w:szCs w:val="20"/>
         </w:rPr>
-        <w:t>Figure x : “Most day ordered in” Query</w:t>
+        <w:t xml:space="preserve">Figure </w:t>
+      </w:r>
+      <w:proofErr w:type="gramStart"/>
+      <w:r>
+        <w:rPr>
+          <w:i/>
+          <w:iCs/>
+          <w:color w:val="000000" w:themeColor="text1"/>
+          <w:sz w:val="20"/>
+          <w:szCs w:val="20"/>
+        </w:rPr>
+        <w:t>x :</w:t>
+      </w:r>
+      <w:proofErr w:type="gramEnd"/>
+      <w:r>
+        <w:rPr>
+          <w:i/>
+          <w:iCs/>
+          <w:color w:val="000000" w:themeColor="text1"/>
+          <w:sz w:val="20"/>
+          <w:szCs w:val="20"/>
+        </w:rPr>
+        <w:t xml:space="preserve"> “Most day ordered in” Query</w:t>
       </w:r>
     </w:p>
     <w:p>
@@ -6039,7 +6311,29 @@
           <w:sz w:val="20"/>
           <w:szCs w:val="20"/>
         </w:rPr>
-        <w:t>Figure x : “Users who spent more than £10” Query</w:t>
+        <w:t xml:space="preserve">Figure </w:t>
+      </w:r>
+      <w:proofErr w:type="gramStart"/>
+      <w:r>
+        <w:rPr>
+          <w:i/>
+          <w:iCs/>
+          <w:color w:val="000000" w:themeColor="text1"/>
+          <w:sz w:val="20"/>
+          <w:szCs w:val="20"/>
+        </w:rPr>
+        <w:t>x :</w:t>
+      </w:r>
+      <w:proofErr w:type="gramEnd"/>
+      <w:r>
+        <w:rPr>
+          <w:i/>
+          <w:iCs/>
+          <w:color w:val="000000" w:themeColor="text1"/>
+          <w:sz w:val="20"/>
+          <w:szCs w:val="20"/>
+        </w:rPr>
+        <w:t xml:space="preserve"> “Users who spent more than £10” Query</w:t>
       </w:r>
     </w:p>
     <w:p>
@@ -6214,7 +6508,29 @@
                                 <w:sz w:val="20"/>
                                 <w:szCs w:val="20"/>
                               </w:rPr>
-                              <w:t>Figure x : Result of “Users who spent more than £10” Query</w:t>
+                              <w:t xml:space="preserve">Figure </w:t>
+                            </w:r>
+                            <w:proofErr w:type="gramStart"/>
+                            <w:r>
+                              <w:rPr>
+                                <w:i/>
+                                <w:iCs/>
+                                <w:color w:val="000000" w:themeColor="text1"/>
+                                <w:sz w:val="20"/>
+                                <w:szCs w:val="20"/>
+                              </w:rPr>
+                              <w:t>x :</w:t>
+                            </w:r>
+                            <w:proofErr w:type="gramEnd"/>
+                            <w:r>
+                              <w:rPr>
+                                <w:i/>
+                                <w:iCs/>
+                                <w:color w:val="000000" w:themeColor="text1"/>
+                                <w:sz w:val="20"/>
+                                <w:szCs w:val="20"/>
+                              </w:rPr>
+                              <w:t xml:space="preserve"> Result of “Users who spent more than £10” Query</w:t>
                             </w:r>
                           </w:p>
                         </w:txbxContent>
@@ -6449,7 +6765,29 @@
                                 <w:sz w:val="20"/>
                                 <w:szCs w:val="20"/>
                               </w:rPr>
-                              <w:t>Figure x : Result of “Most day ordered in” Query</w:t>
+                              <w:t xml:space="preserve">Figure </w:t>
+                            </w:r>
+                            <w:proofErr w:type="gramStart"/>
+                            <w:r>
+                              <w:rPr>
+                                <w:i/>
+                                <w:iCs/>
+                                <w:color w:val="000000" w:themeColor="text1"/>
+                                <w:sz w:val="20"/>
+                                <w:szCs w:val="20"/>
+                              </w:rPr>
+                              <w:t>x :</w:t>
+                            </w:r>
+                            <w:proofErr w:type="gramEnd"/>
+                            <w:r>
+                              <w:rPr>
+                                <w:i/>
+                                <w:iCs/>
+                                <w:color w:val="000000" w:themeColor="text1"/>
+                                <w:sz w:val="20"/>
+                                <w:szCs w:val="20"/>
+                              </w:rPr>
+                              <w:t xml:space="preserve"> Result of “Most day ordered in” Query</w:t>
                             </w:r>
                           </w:p>
                         </w:txbxContent>
@@ -7192,7 +7530,21 @@
         <w:rPr>
           <w:color w:val="000000" w:themeColor="text1"/>
         </w:rPr>
-        <w:t>objective 3 database population was fully achieved because it help to give information about the entity of each tables made</w:t>
+        <w:t xml:space="preserve">objective 3 database population was fully achieved because it </w:t>
+      </w:r>
+      <w:proofErr w:type="gramStart"/>
+      <w:r>
+        <w:rPr>
+          <w:color w:val="000000" w:themeColor="text1"/>
+        </w:rPr>
+        <w:t>help</w:t>
+      </w:r>
+      <w:proofErr w:type="gramEnd"/>
+      <w:r>
+        <w:rPr>
+          <w:color w:val="000000" w:themeColor="text1"/>
+        </w:rPr>
+        <w:t xml:space="preserve"> to give information about the entity of each tables made</w:t>
       </w:r>
     </w:p>
     <w:p>
@@ -7455,7 +7807,29 @@
                 <w:sz w:val="20"/>
                 <w:szCs w:val="20"/>
               </w:rPr>
-              <w:t>Report (Sections 1–7): [Enter word count here] words   (Target: 2,500–3,000 words)</w:t>
+              <w:t>Report (Sections 1–7): [Enter word count here] words</w:t>
+            </w:r>
+            <w:proofErr w:type="gramStart"/>
+            <w:r>
+              <w:rPr>
+                <w:i/>
+                <w:iCs/>
+                <w:color w:val="000000" w:themeColor="text1"/>
+                <w:sz w:val="20"/>
+                <w:szCs w:val="20"/>
+              </w:rPr>
+              <w:t xml:space="preserve">   (</w:t>
+            </w:r>
+            <w:proofErr w:type="gramEnd"/>
+            <w:r>
+              <w:rPr>
+                <w:i/>
+                <w:iCs/>
+                <w:color w:val="000000" w:themeColor="text1"/>
+                <w:sz w:val="20"/>
+                <w:szCs w:val="20"/>
+              </w:rPr>
+              <w:t>Target: 2,500–3,000 words)</w:t>
             </w:r>
           </w:p>
           <w:p>
@@ -7660,7 +8034,29 @@
                 <w:sz w:val="20"/>
                 <w:szCs w:val="20"/>
               </w:rPr>
-              <w:t>Journal: Surname, I. (Year) 'Article title', Journal Name, Vol(Issue), pp. X–Y. DOI if available.</w:t>
+              <w:t xml:space="preserve">Journal: Surname, I. (Year) 'Article title', Journal Name, </w:t>
+            </w:r>
+            <w:proofErr w:type="gramStart"/>
+            <w:r>
+              <w:rPr>
+                <w:i/>
+                <w:iCs/>
+                <w:color w:val="000000" w:themeColor="text1"/>
+                <w:sz w:val="20"/>
+                <w:szCs w:val="20"/>
+              </w:rPr>
+              <w:t>Vol(</w:t>
+            </w:r>
+            <w:proofErr w:type="gramEnd"/>
+            <w:r>
+              <w:rPr>
+                <w:i/>
+                <w:iCs/>
+                <w:color w:val="000000" w:themeColor="text1"/>
+                <w:sz w:val="20"/>
+                <w:szCs w:val="20"/>
+              </w:rPr>
+              <w:t>Issue), pp. X–Y. DOI if available.</w:t>
             </w:r>
           </w:p>
           <w:p>
@@ -8465,7 +8861,31 @@
                 <w:szCs w:val="19"/>
                 <w:lang w:val="fr-FR"/>
               </w:rPr>
-              <w:t xml:space="preserve">[e.g. Model </w:t>
+              <w:t>[</w:t>
+            </w:r>
+            <w:proofErr w:type="gramStart"/>
+            <w:r>
+              <w:rPr>
+                <w:i/>
+                <w:iCs/>
+                <w:color w:val="000000" w:themeColor="text1"/>
+                <w:sz w:val="19"/>
+                <w:szCs w:val="19"/>
+                <w:lang w:val="fr-FR"/>
+              </w:rPr>
+              <w:t>e.g.</w:t>
+            </w:r>
+            <w:proofErr w:type="gramEnd"/>
+            <w:r>
+              <w:rPr>
+                <w:i/>
+                <w:iCs/>
+                <w:color w:val="000000" w:themeColor="text1"/>
+                <w:sz w:val="19"/>
+                <w:szCs w:val="19"/>
+                <w:lang w:val="fr-FR"/>
+              </w:rPr>
+              <w:t xml:space="preserve"> Model </w:t>
             </w:r>
             <w:proofErr w:type="spellStart"/>
             <w:r>
@@ -8924,7 +9344,29 @@
                 <w:sz w:val="20"/>
                 <w:szCs w:val="20"/>
               </w:rPr>
-              <w:t>Copy this section for each group member, or submit as a separate document.</w:t>
+              <w:t xml:space="preserve">Copy this section for each group </w:t>
+            </w:r>
+            <w:proofErr w:type="gramStart"/>
+            <w:r>
+              <w:rPr>
+                <w:i/>
+                <w:iCs/>
+                <w:color w:val="000000" w:themeColor="text1"/>
+                <w:sz w:val="20"/>
+                <w:szCs w:val="20"/>
+              </w:rPr>
+              <w:t>member, or</w:t>
+            </w:r>
+            <w:proofErr w:type="gramEnd"/>
+            <w:r>
+              <w:rPr>
+                <w:i/>
+                <w:iCs/>
+                <w:color w:val="000000" w:themeColor="text1"/>
+                <w:sz w:val="20"/>
+                <w:szCs w:val="20"/>
+              </w:rPr>
+              <w:t xml:space="preserve"> submit as a separate document.</w:t>
             </w:r>
           </w:p>
           <w:p>
@@ -8984,7 +9426,25 @@
           <w:iCs/>
           <w:color w:val="000000" w:themeColor="text1"/>
         </w:rPr>
-        <w:t>[Write your 500-word individual reflection here. Use first person ('I', 'my contribution', 'I found'). Be specific — vague statements score poorly. Describe what you actually did, what challenged you, and what you learned.]</w:t>
+        <w:t xml:space="preserve">[Write your 500-word individual reflection here. Use first person ('I', 'my contribution', 'I found'). Be specific — vague statements score poorly. Describe what you </w:t>
+      </w:r>
+      <w:proofErr w:type="gramStart"/>
+      <w:r>
+        <w:rPr>
+          <w:i/>
+          <w:iCs/>
+          <w:color w:val="000000" w:themeColor="text1"/>
+        </w:rPr>
+        <w:t>actually did</w:t>
+      </w:r>
+      <w:proofErr w:type="gramEnd"/>
+      <w:r>
+        <w:rPr>
+          <w:i/>
+          <w:iCs/>
+          <w:color w:val="000000" w:themeColor="text1"/>
+        </w:rPr>
+        <w:t>, what challenged you, and what you learned.]</w:t>
       </w:r>
     </w:p>
     <w:p>
@@ -9573,7 +10033,25 @@
         <w:sz w:val="18"/>
         <w:szCs w:val="18"/>
       </w:rPr>
-      <w:t>M-CSC005U1  —  Mathematical and Data Analytics Group Project</w:t>
+      <w:t>M-CSC005U</w:t>
+    </w:r>
+    <w:proofErr w:type="gramStart"/>
+    <w:r>
+      <w:rPr>
+        <w:color w:val="888888"/>
+        <w:sz w:val="18"/>
+        <w:szCs w:val="18"/>
+      </w:rPr>
+      <w:t>1  —</w:t>
+    </w:r>
+    <w:proofErr w:type="gramEnd"/>
+    <w:r>
+      <w:rPr>
+        <w:color w:val="888888"/>
+        <w:sz w:val="18"/>
+        <w:szCs w:val="18"/>
+      </w:rPr>
+      <w:t xml:space="preserve">  Mathematical and Data Analytics Group Project</w:t>
     </w:r>
   </w:p>
 </w:hdr>
@@ -9593,7 +10071,25 @@
         <w:sz w:val="18"/>
         <w:szCs w:val="18"/>
       </w:rPr>
-      <w:t>M-CSC005U1  —  Mathematical and Data Analytics Group Project</w:t>
+      <w:t>M-CSC005U</w:t>
+    </w:r>
+    <w:proofErr w:type="gramStart"/>
+    <w:r>
+      <w:rPr>
+        <w:color w:val="888888"/>
+        <w:sz w:val="18"/>
+        <w:szCs w:val="18"/>
+      </w:rPr>
+      <w:t>1  —</w:t>
+    </w:r>
+    <w:proofErr w:type="gramEnd"/>
+    <w:r>
+      <w:rPr>
+        <w:color w:val="888888"/>
+        <w:sz w:val="18"/>
+        <w:szCs w:val="18"/>
+      </w:rPr>
+      <w:t xml:space="preserve">  Mathematical and Data Analytics Group Project</w:t>
     </w:r>
   </w:p>
 </w:hdr>
@@ -10768,6 +11264,10 @@
 </file>
 
 <file path=customXml/item1.xml><?xml version="1.0" encoding="utf-8"?>
+<b:Sources xmlns:b="http://schemas.openxmlformats.org/officeDocument/2006/bibliography" xmlns="http://schemas.openxmlformats.org/officeDocument/2006/bibliography" SelectedStyle="\APASixthEditionOfficeOnline.xsl" StyleName="APA" Version="6"/>
+</file>
+
+<file path=customXml/item2.xml><?xml version="1.0" encoding="utf-8"?>
 <s:customData xmlns="http://www.wps.cn/officeDocument/2013/wpsCustomData" xmlns:s="http://www.wps.cn/officeDocument/2013/wpsCustomData">
   <customSectProps>
     <customSectPr/>
@@ -10779,22 +11279,18 @@
 </s:customData>
 </file>
 
-<file path=customXml/item2.xml><?xml version="1.0" encoding="utf-8"?>
-<b:Sources xmlns:b="http://schemas.openxmlformats.org/officeDocument/2006/bibliography" xmlns="http://schemas.openxmlformats.org/officeDocument/2006/bibliography" SelectedStyle="\APASixthEditionOfficeOnline.xsl" StyleName="APA" Version="6"/>
+<file path=customXml/itemProps1.xml><?xml version="1.0" encoding="utf-8"?>
+<ds:datastoreItem xmlns:ds="http://schemas.openxmlformats.org/officeDocument/2006/customXml" ds:itemID="{11CE9064-0015-4BAE-B6CA-558D0B4F112B}">
+  <ds:schemaRefs>
+    <ds:schemaRef ds:uri="http://schemas.openxmlformats.org/officeDocument/2006/bibliography"/>
+  </ds:schemaRefs>
+</ds:datastoreItem>
 </file>
 
-<file path=customXml/itemProps1.xml><?xml version="1.0" encoding="utf-8"?>
+<file path=customXml/itemProps2.xml><?xml version="1.0" encoding="utf-8"?>
 <ds:datastoreItem xmlns:ds="http://schemas.openxmlformats.org/officeDocument/2006/customXml" ds:itemID="{B1977F7D-205B-4081-913C-38D41E755F92}">
   <ds:schemaRefs>
     <ds:schemaRef ds:uri="http://www.wps.cn/officeDocument/2013/wpsCustomData"/>
   </ds:schemaRefs>
 </ds:datastoreItem>
-</file>
-
-<file path=customXml/itemProps2.xml><?xml version="1.0" encoding="utf-8"?>
-<ds:datastoreItem xmlns:ds="http://schemas.openxmlformats.org/officeDocument/2006/customXml" ds:itemID="{11CE9064-0015-4BAE-B6CA-558D0B4F112B}">
-  <ds:schemaRefs>
-    <ds:schemaRef ds:uri="http://schemas.openxmlformats.org/officeDocument/2006/bibliography"/>
-  </ds:schemaRefs>
-</ds:datastoreItem>
 </file>
--- a/Resturant_Report.docx
+++ b/Resturant_Report.docx
@@ -1235,6 +1235,7 @@
         <w:alias w:val="Table of Contents"/>
         <w:id w:val="1598983745"/>
       </w:sdtPr>
+      <w:sdtEndPr/>
       <w:sdtContent>
         <w:p>
           <w:pPr>

--- a/Resturant_Report.docx
+++ b/Resturant_Report.docx
@@ -7140,10 +7140,27 @@
           <w:color w:val="000000" w:themeColor="text1"/>
         </w:rPr>
       </w:pPr>
-      <w:r>
-        <w:rPr>
-          <w:color w:val="000000" w:themeColor="text1"/>
-        </w:rPr>
+    </w:p>
+    <w:p>
+      <w:pPr>
+        <w:spacing w:before="80" w:after="80"/>
+        <w:rPr>
+          <w:color w:val="000000" w:themeColor="text1"/>
+        </w:rPr>
+      </w:pPr>
+    </w:p>
+    <w:p>
+      <w:pPr>
+        <w:spacing w:before="80" w:after="80"/>
+        <w:rPr>
+          <w:color w:val="000000" w:themeColor="text1"/>
+        </w:rPr>
+      </w:pPr>
+      <w:r>
+        <w:rPr>
+          <w:color w:val="000000" w:themeColor="text1"/>
+        </w:rPr>
+        <w:lastRenderedPageBreak/>
         <w:t xml:space="preserve">AI tool used during this project is Copilot to generate tables for each attribute to provide entity for the attributes </w:t>
       </w:r>
     </w:p>
@@ -11265,10 +11282,6 @@
 </file>
 
 <file path=customXml/item1.xml><?xml version="1.0" encoding="utf-8"?>
-<b:Sources xmlns:b="http://schemas.openxmlformats.org/officeDocument/2006/bibliography" xmlns="http://schemas.openxmlformats.org/officeDocument/2006/bibliography" SelectedStyle="\APASixthEditionOfficeOnline.xsl" StyleName="APA" Version="6"/>
-</file>
-
-<file path=customXml/item2.xml><?xml version="1.0" encoding="utf-8"?>
 <s:customData xmlns="http://www.wps.cn/officeDocument/2013/wpsCustomData" xmlns:s="http://www.wps.cn/officeDocument/2013/wpsCustomData">
   <customSectProps>
     <customSectPr/>
@@ -11280,18 +11293,22 @@
 </s:customData>
 </file>
 
+<file path=customXml/item2.xml><?xml version="1.0" encoding="utf-8"?>
+<b:Sources xmlns:b="http://schemas.openxmlformats.org/officeDocument/2006/bibliography" xmlns="http://schemas.openxmlformats.org/officeDocument/2006/bibliography" SelectedStyle="\APASixthEditionOfficeOnline.xsl" StyleName="APA" Version="6"/>
+</file>
+
 <file path=customXml/itemProps1.xml><?xml version="1.0" encoding="utf-8"?>
+<ds:datastoreItem xmlns:ds="http://schemas.openxmlformats.org/officeDocument/2006/customXml" ds:itemID="{B1977F7D-205B-4081-913C-38D41E755F92}">
+  <ds:schemaRefs>
+    <ds:schemaRef ds:uri="http://www.wps.cn/officeDocument/2013/wpsCustomData"/>
+  </ds:schemaRefs>
+</ds:datastoreItem>
+</file>
+
+<file path=customXml/itemProps2.xml><?xml version="1.0" encoding="utf-8"?>
 <ds:datastoreItem xmlns:ds="http://schemas.openxmlformats.org/officeDocument/2006/customXml" ds:itemID="{11CE9064-0015-4BAE-B6CA-558D0B4F112B}">
   <ds:schemaRefs>
     <ds:schemaRef ds:uri="http://schemas.openxmlformats.org/officeDocument/2006/bibliography"/>
   </ds:schemaRefs>
 </ds:datastoreItem>
-</file>
-
-<file path=customXml/itemProps2.xml><?xml version="1.0" encoding="utf-8"?>
-<ds:datastoreItem xmlns:ds="http://schemas.openxmlformats.org/officeDocument/2006/customXml" ds:itemID="{B1977F7D-205B-4081-913C-38D41E755F92}">
-  <ds:schemaRefs>
-    <ds:schemaRef ds:uri="http://www.wps.cn/officeDocument/2013/wpsCustomData"/>
-  </ds:schemaRefs>
-</ds:datastoreItem>
 </file>
--- a/Resturant_Report.docx
+++ b/Resturant_Report.docx
@@ -378,11 +378,13 @@
           <w:p>
             <w:pPr>
               <w:rPr>
+                <w:rFonts w:hint="default"/>
                 <w:i/>
                 <w:iCs/>
                 <w:color w:val="000000" w:themeColor="text1"/>
                 <w:sz w:val="22"/>
                 <w:szCs w:val="22"/>
+                <w:lang w:val="en-US"/>
                 <w14:textFill>
                   <w14:solidFill>
                     <w14:schemeClr w14:val="tx1"/>
@@ -420,22 +422,7 @@
                   </w14:solidFill>
                 </w14:textFill>
               </w:rPr>
-              <w:t>Rupesh kumar Sah - 25016818</w:t>
-            </w:r>
-            <w:r>
-              <w:rPr>
-                <w:i/>
-                <w:iCs/>
-                <w:color w:val="000000" w:themeColor="text1"/>
-                <w:sz w:val="22"/>
-                <w:szCs w:val="22"/>
-                <w14:textFill>
-                  <w14:solidFill>
-                    <w14:schemeClr w14:val="tx1"/>
-                  </w14:solidFill>
-                </w14:textFill>
-              </w:rPr>
-              <w:t xml:space="preserve">] </w:t>
+              <w:t>Rupesh kumar Sah - 25016818]</w:t>
             </w:r>
             <w:bookmarkStart w:id="36" w:name="_GoBack"/>
             <w:bookmarkEnd w:id="36"/>

--- a/Resturant_Report.docx
+++ b/Resturant_Report.docx
@@ -16,43 +16,7 @@
           <w:sz w:val="18"/>
           <w:szCs w:val="18"/>
         </w:rPr>
-        <w:t>M-CSC005U</w:t>
-      </w:r>
-      <w:proofErr w:type="gramStart"/>
-      <w:r>
-        <w:rPr>
-          <w:color w:val="000000" w:themeColor="text1"/>
-          <w:sz w:val="18"/>
-          <w:szCs w:val="18"/>
-        </w:rPr>
-        <w:t>1  ·</w:t>
-      </w:r>
-      <w:proofErr w:type="gramEnd"/>
-      <w:r>
-        <w:rPr>
-          <w:color w:val="000000" w:themeColor="text1"/>
-          <w:sz w:val="18"/>
-          <w:szCs w:val="18"/>
-        </w:rPr>
-        <w:t xml:space="preserve">  Computational Mathematics and Data </w:t>
-      </w:r>
-      <w:proofErr w:type="gramStart"/>
-      <w:r>
-        <w:rPr>
-          <w:color w:val="000000" w:themeColor="text1"/>
-          <w:sz w:val="18"/>
-          <w:szCs w:val="18"/>
-        </w:rPr>
-        <w:t>Analytics  ·</w:t>
-      </w:r>
-      <w:proofErr w:type="gramEnd"/>
-      <w:r>
-        <w:rPr>
-          <w:color w:val="000000" w:themeColor="text1"/>
-          <w:sz w:val="18"/>
-          <w:szCs w:val="18"/>
-        </w:rPr>
-        <w:t xml:space="preserve">  Level 4</w:t>
+        <w:t>M-CSC005U1  ·  Computational Mathematics and Data Analytics  ·  Level 4</w:t>
       </w:r>
     </w:p>
     <w:p>
@@ -112,43 +76,7 @@
           <w:iCs/>
           <w:color w:val="000000" w:themeColor="text1"/>
         </w:rPr>
-        <w:t>Group Project (</w:t>
-      </w:r>
-      <w:proofErr w:type="gramStart"/>
-      <w:r>
-        <w:rPr>
-          <w:i/>
-          <w:iCs/>
-          <w:color w:val="000000" w:themeColor="text1"/>
-        </w:rPr>
-        <w:t>Coursework)  —</w:t>
-      </w:r>
-      <w:proofErr w:type="gramEnd"/>
-      <w:r>
-        <w:rPr>
-          <w:i/>
-          <w:iCs/>
-          <w:color w:val="000000" w:themeColor="text1"/>
-        </w:rPr>
-        <w:t xml:space="preserve">  Assessment </w:t>
-      </w:r>
-      <w:proofErr w:type="gramStart"/>
-      <w:r>
-        <w:rPr>
-          <w:i/>
-          <w:iCs/>
-          <w:color w:val="000000" w:themeColor="text1"/>
-        </w:rPr>
-        <w:t>1  (</w:t>
-      </w:r>
-      <w:proofErr w:type="gramEnd"/>
-      <w:r>
-        <w:rPr>
-          <w:i/>
-          <w:iCs/>
-          <w:color w:val="000000" w:themeColor="text1"/>
-        </w:rPr>
-        <w:t>60% of module)</w:t>
+        <w:t>Group Project (Coursework)  —  Assessment 1  (60% of module)</w:t>
       </w:r>
     </w:p>
     <w:p>
@@ -195,33 +123,7 @@
           <w:sz w:val="36"/>
           <w:szCs w:val="36"/>
         </w:rPr>
-        <w:t>[</w:t>
-      </w:r>
-      <w:proofErr w:type="spellStart"/>
-      <w:r>
-        <w:rPr>
-          <w:b/>
-          <w:bCs/>
-          <w:i/>
-          <w:iCs/>
-          <w:color w:val="000000" w:themeColor="text1"/>
-          <w:sz w:val="36"/>
-          <w:szCs w:val="36"/>
-        </w:rPr>
-        <w:t>Reastaurant</w:t>
-      </w:r>
-      <w:proofErr w:type="spellEnd"/>
-      <w:r>
-        <w:rPr>
-          <w:b/>
-          <w:bCs/>
-          <w:i/>
-          <w:iCs/>
-          <w:color w:val="000000" w:themeColor="text1"/>
-          <w:sz w:val="36"/>
-          <w:szCs w:val="36"/>
-        </w:rPr>
-        <w:t xml:space="preserve"> name] Database Design</w:t>
+        <w:t>[Reastaurant name] Database Design</w:t>
       </w:r>
     </w:p>
     <w:p>
@@ -330,18 +232,79 @@
           <w:p>
             <w:pPr>
               <w:rPr>
-                <w:color w:val="000000" w:themeColor="text1"/>
-              </w:rPr>
-            </w:pPr>
-            <w:r>
-              <w:rPr>
                 <w:i/>
                 <w:iCs/>
                 <w:color w:val="000000" w:themeColor="text1"/>
                 <w:sz w:val="22"/>
                 <w:szCs w:val="22"/>
               </w:rPr>
-              <w:t xml:space="preserve">2. [Full Name — Student ID] 3. [Full Name — Student ID] </w:t>
+            </w:pPr>
+            <w:r>
+              <w:rPr>
+                <w:i/>
+                <w:iCs/>
+                <w:color w:val="000000" w:themeColor="text1"/>
+                <w:sz w:val="22"/>
+                <w:szCs w:val="22"/>
+              </w:rPr>
+              <w:t>2. [</w:t>
+            </w:r>
+            <w:r>
+              <w:rPr>
+                <w:i/>
+                <w:iCs/>
+                <w:color w:val="000000" w:themeColor="text1"/>
+                <w:sz w:val="22"/>
+                <w:szCs w:val="22"/>
+              </w:rPr>
+              <w:t>Giwa Marvellous - 25016834</w:t>
+            </w:r>
+            <w:r>
+              <w:rPr>
+                <w:i/>
+                <w:iCs/>
+                <w:color w:val="000000" w:themeColor="text1"/>
+                <w:sz w:val="22"/>
+                <w:szCs w:val="22"/>
+              </w:rPr>
+              <w:t xml:space="preserve">] </w:t>
+            </w:r>
+          </w:p>
+          <w:p>
+            <w:pPr>
+              <w:rPr>
+                <w:color w:val="000000" w:themeColor="text1"/>
+              </w:rPr>
+            </w:pPr>
+            <w:r>
+              <w:rPr>
+                <w:i/>
+                <w:iCs/>
+                <w:color w:val="000000" w:themeColor="text1"/>
+                <w:sz w:val="22"/>
+                <w:szCs w:val="22"/>
+              </w:rPr>
+              <w:t>3. [</w:t>
+            </w:r>
+            <w:r>
+              <w:rPr>
+                <w:i/>
+                <w:iCs/>
+                <w:color w:val="000000" w:themeColor="text1"/>
+                <w:sz w:val="22"/>
+                <w:szCs w:val="22"/>
+              </w:rPr>
+              <w:t>Rupesh kumar Sah - 25016818</w:t>
+            </w:r>
+            <w:r>
+              <w:rPr>
+                <w:i/>
+                <w:iCs/>
+                <w:color w:val="000000" w:themeColor="text1"/>
+                <w:sz w:val="22"/>
+                <w:szCs w:val="22"/>
+              </w:rPr>
+              <w:t xml:space="preserve">] </w:t>
             </w:r>
           </w:p>
         </w:tc>
@@ -988,13 +951,6 @@
         </w:rPr>
         <w:t>ll sources are properly acknowledged.</w:t>
       </w:r>
-    </w:p>
-    <w:p>
-      <w:pPr>
-        <w:rPr>
-          <w:color w:val="000000" w:themeColor="text1"/>
-        </w:rPr>
-      </w:pPr>
       <w:r>
         <w:rPr>
           <w:color w:val="000000" w:themeColor="text1"/>
@@ -3787,35 +3743,7 @@
         <w:rPr>
           <w:color w:val="000000" w:themeColor="text1"/>
         </w:rPr>
-        <w:t xml:space="preserve">An organized collection of objects that can be represented in set-builder form or roster form. In set theory, the operations of the sets are carried when two or more sets combine to form a single set under some of the given conditions. The basic operations on sets </w:t>
-      </w:r>
-      <w:proofErr w:type="gramStart"/>
-      <w:r>
-        <w:rPr>
-          <w:color w:val="000000" w:themeColor="text1"/>
-        </w:rPr>
-        <w:t>are:</w:t>
-      </w:r>
-      <w:proofErr w:type="gramEnd"/>
-      <w:r>
-        <w:rPr>
-          <w:color w:val="000000" w:themeColor="text1"/>
-        </w:rPr>
-        <w:t xml:space="preserve"> Union of sets, Intersection of sets, A complement of a set, Cartesian product of sets and Set difference. (</w:t>
-      </w:r>
-      <w:proofErr w:type="spellStart"/>
-      <w:r>
-        <w:rPr>
-          <w:color w:val="000000" w:themeColor="text1"/>
-        </w:rPr>
-        <w:t>byjus</w:t>
-      </w:r>
-      <w:proofErr w:type="spellEnd"/>
-      <w:r>
-        <w:rPr>
-          <w:color w:val="000000" w:themeColor="text1"/>
-        </w:rPr>
-        <w:t>, 2019)</w:t>
+        <w:t>An organized collection of objects that can be represented in set-builder form or roster form. In set theory, the operations of the sets are carried when two or more sets combine to form a single set under some of the given conditions. The basic operations on sets are: Union of sets, Intersection of sets, A complement of a set, Cartesian product of sets and Set difference. (byjus, 2019)</w:t>
       </w:r>
     </w:p>
     <w:p>
@@ -3848,21 +3776,7 @@
           <w:color w:val="000000" w:themeColor="text1"/>
         </w:rPr>
         <w:lastRenderedPageBreak/>
-        <w:t xml:space="preserve">Sets relate to </w:t>
-      </w:r>
-      <w:proofErr w:type="spellStart"/>
-      <w:r>
-        <w:rPr>
-          <w:color w:val="000000" w:themeColor="text1"/>
-        </w:rPr>
-        <w:t>sql</w:t>
-      </w:r>
-      <w:proofErr w:type="spellEnd"/>
-      <w:r>
-        <w:rPr>
-          <w:color w:val="000000" w:themeColor="text1"/>
-        </w:rPr>
-        <w:t xml:space="preserve"> when making queries to show specific data where tables are combined (JOIN ON) which is the Union of sets for example and when provided with a certain a parameter to filter more than we get into Intersection of sets (WHERE, GROUP BY…etc)</w:t>
+        <w:t>Sets relate to sql when making queries to show specific data where tables are combined (JOIN ON) which is the Union of sets for example and when provided with a certain a parameter to filter more than we get into Intersection of sets (WHERE, GROUP BY…etc)</w:t>
       </w:r>
     </w:p>
     <w:p>
@@ -4000,29 +3914,7 @@
         <w:rPr>
           <w:color w:val="000000" w:themeColor="text1"/>
         </w:rPr>
-        <w:t xml:space="preserve">As we perform operations on sets to make queries, we basically applying relational algebra, and apart from the operations used before, SELECT was also used to print </w:t>
-      </w:r>
-      <w:proofErr w:type="spellStart"/>
-      <w:proofErr w:type="gramStart"/>
-      <w:r>
-        <w:rPr>
-          <w:color w:val="000000" w:themeColor="text1"/>
-        </w:rPr>
-        <w:t>our</w:t>
-      </w:r>
-      <w:proofErr w:type="spellEnd"/>
-      <w:r>
-        <w:rPr>
-          <w:color w:val="000000" w:themeColor="text1"/>
-        </w:rPr>
-        <w:t xml:space="preserve"> the</w:t>
-      </w:r>
-      <w:proofErr w:type="gramEnd"/>
-      <w:r>
-        <w:rPr>
-          <w:color w:val="000000" w:themeColor="text1"/>
-        </w:rPr>
-        <w:t xml:space="preserve"> results for example and sorting operations (like DESC)</w:t>
+        <w:t>As we perform operations on sets to make queries, we basically applying relational algebra, and apart from the operations used before, SELECT was also used to print our the results for example and sorting operations (like DESC)</w:t>
       </w:r>
     </w:p>
     <w:p>
@@ -4082,21 +3974,7 @@
         <w:rPr>
           <w:color w:val="000000" w:themeColor="text1"/>
         </w:rPr>
-        <w:t>Predicate logic, also called first-order logic, is an enrichment of propositional logic to include predicates, individuals and quantifiers, and is widely accepted as the standard language of mathematics. Axiomatic predicate logic was established by Gottlob Frege in the late 19th century, who formalized the notion of quantified variable. (</w:t>
-      </w:r>
-      <w:proofErr w:type="spellStart"/>
-      <w:r>
-        <w:rPr>
-          <w:color w:val="000000" w:themeColor="text1"/>
-        </w:rPr>
-        <w:t>worldscientific</w:t>
-      </w:r>
-      <w:proofErr w:type="spellEnd"/>
-      <w:r>
-        <w:rPr>
-          <w:color w:val="000000" w:themeColor="text1"/>
-        </w:rPr>
-        <w:t>, 2022)</w:t>
+        <w:t>Predicate logic, also called first-order logic, is an enrichment of propositional logic to include predicates, individuals and quantifiers, and is widely accepted as the standard language of mathematics. Axiomatic predicate logic was established by Gottlob Frege in the late 19th century, who formalized the notion of quantified variable. (worldscientific, 2022)</w:t>
       </w:r>
     </w:p>
     <w:p>
@@ -4187,21 +4065,7 @@
           <w:color w:val="000000" w:themeColor="text1"/>
         </w:rPr>
         <w:br/>
-        <w:t xml:space="preserve">Another example is the functional dependencies (normalization) for example </w:t>
-      </w:r>
-      <w:proofErr w:type="spellStart"/>
-      <w:r>
-        <w:rPr>
-          <w:color w:val="000000" w:themeColor="text1"/>
-        </w:rPr>
-        <w:t>dish_id</w:t>
-      </w:r>
-      <w:proofErr w:type="spellEnd"/>
-      <w:r>
-        <w:rPr>
-          <w:color w:val="000000" w:themeColor="text1"/>
-        </w:rPr>
-        <w:t xml:space="preserve">  </w:t>
+        <w:t xml:space="preserve">Another example is the functional dependencies (normalization) for example dish_id  </w:t>
       </w:r>
       <w:r>
         <w:rPr>
@@ -4213,49 +4077,7 @@
         <w:rPr>
           <w:color w:val="000000" w:themeColor="text1"/>
         </w:rPr>
-        <w:t xml:space="preserve"> </w:t>
-      </w:r>
-      <w:proofErr w:type="spellStart"/>
-      <w:r>
-        <w:rPr>
-          <w:color w:val="000000" w:themeColor="text1"/>
-        </w:rPr>
-        <w:t>dishName</w:t>
-      </w:r>
-      <w:proofErr w:type="spellEnd"/>
-      <w:r>
-        <w:rPr>
-          <w:color w:val="000000" w:themeColor="text1"/>
-        </w:rPr>
-        <w:t xml:space="preserve">, which means that the </w:t>
-      </w:r>
-      <w:proofErr w:type="spellStart"/>
-      <w:r>
-        <w:rPr>
-          <w:color w:val="000000" w:themeColor="text1"/>
-        </w:rPr>
-        <w:t>dish_id</w:t>
-      </w:r>
-      <w:proofErr w:type="spellEnd"/>
-      <w:r>
-        <w:rPr>
-          <w:color w:val="000000" w:themeColor="text1"/>
-        </w:rPr>
-        <w:t xml:space="preserve"> determines the </w:t>
-      </w:r>
-      <w:proofErr w:type="spellStart"/>
-      <w:r>
-        <w:rPr>
-          <w:color w:val="000000" w:themeColor="text1"/>
-        </w:rPr>
-        <w:t>dishName</w:t>
-      </w:r>
-      <w:proofErr w:type="spellEnd"/>
-      <w:r>
-        <w:rPr>
-          <w:color w:val="000000" w:themeColor="text1"/>
-        </w:rPr>
-        <w:t>.</w:t>
+        <w:t xml:space="preserve"> dishName, which means that the dish_id determines the dishName.</w:t>
       </w:r>
     </w:p>
     <w:p>
@@ -4277,21 +4099,7 @@
         <w:rPr>
           <w:color w:val="000000" w:themeColor="text1"/>
         </w:rPr>
-        <w:t>To construct this model, graph theory was also implemented to decide the relationship between the tables (</w:t>
-      </w:r>
-      <w:proofErr w:type="spellStart"/>
-      <w:r>
-        <w:rPr>
-          <w:color w:val="000000" w:themeColor="text1"/>
-        </w:rPr>
-        <w:t>entites</w:t>
-      </w:r>
-      <w:proofErr w:type="spellEnd"/>
-      <w:r>
-        <w:rPr>
-          <w:color w:val="000000" w:themeColor="text1"/>
-        </w:rPr>
-        <w:t>) through the primary keys and foreign keys.</w:t>
+        <w:t>To construct this model, graph theory was also implemented to decide the relationship between the tables (entites) through the primary keys and foreign keys.</w:t>
       </w:r>
     </w:p>
     <w:p>
@@ -4394,19 +4202,11 @@
         </w:rPr>
         <w:t xml:space="preserve">. </w:t>
       </w:r>
-      <w:proofErr w:type="spellStart"/>
-      <w:r>
-        <w:rPr>
-          <w:color w:val="000000" w:themeColor="text1"/>
-        </w:rPr>
-        <w:t>Github</w:t>
-      </w:r>
-      <w:proofErr w:type="spellEnd"/>
-      <w:r>
-        <w:rPr>
-          <w:color w:val="000000" w:themeColor="text1"/>
-        </w:rPr>
-        <w:t xml:space="preserve"> to track the work.</w:t>
+      <w:r>
+        <w:rPr>
+          <w:color w:val="000000" w:themeColor="text1"/>
+        </w:rPr>
+        <w:t>Github to track the work.</w:t>
       </w:r>
     </w:p>
     <w:p>
@@ -4637,7 +4437,6 @@
         </w:rPr>
         <w:t xml:space="preserve">, </w:t>
       </w:r>
-      <w:proofErr w:type="spellStart"/>
       <w:r>
         <w:rPr>
           <w:color w:val="000000" w:themeColor="text1"/>
@@ -4652,29 +4451,12 @@
         </w:rPr>
         <w:t>num</w:t>
       </w:r>
-      <w:proofErr w:type="spellEnd"/>
       <w:r>
         <w:rPr>
           <w:color w:val="000000" w:themeColor="text1"/>
           <w:lang w:val="en-US"/>
         </w:rPr>
-        <w:t xml:space="preserve"> (</w:t>
-      </w:r>
-      <w:proofErr w:type="spellStart"/>
-      <w:r>
-        <w:rPr>
-          <w:color w:val="000000" w:themeColor="text1"/>
-          <w:lang w:val="en-US"/>
-        </w:rPr>
-        <w:t>bigint</w:t>
-      </w:r>
-      <w:proofErr w:type="spellEnd"/>
-      <w:r>
-        <w:rPr>
-          <w:color w:val="000000" w:themeColor="text1"/>
-          <w:lang w:val="en-US"/>
-        </w:rPr>
-        <w:t>)</w:t>
+        <w:t xml:space="preserve"> (bigint)</w:t>
       </w:r>
       <w:r>
         <w:rPr>
@@ -4753,7 +4535,6 @@
           <w:lang w:val="en-US"/>
         </w:rPr>
       </w:pPr>
-      <w:proofErr w:type="spellStart"/>
       <w:r>
         <w:rPr>
           <w:color w:val="000000" w:themeColor="text1"/>
@@ -4766,110 +4547,77 @@
           <w:color w:val="000000" w:themeColor="text1"/>
           <w:lang w:val="en-US"/>
         </w:rPr>
-        <w:t>ID</w:t>
-      </w:r>
-      <w:proofErr w:type="spellEnd"/>
+        <w:t>ID (int, primary key)</w:t>
+      </w:r>
       <w:r>
         <w:rPr>
           <w:color w:val="000000" w:themeColor="text1"/>
           <w:lang w:val="en-US"/>
         </w:rPr>
-        <w:t xml:space="preserve"> (int, primary key)</w:t>
+        <w:t>, dish</w:t>
       </w:r>
       <w:r>
         <w:rPr>
           <w:color w:val="000000" w:themeColor="text1"/>
           <w:lang w:val="en-US"/>
         </w:rPr>
-        <w:t xml:space="preserve">, </w:t>
-      </w:r>
-      <w:proofErr w:type="spellStart"/>
+        <w:t>N</w:t>
+      </w:r>
       <w:r>
         <w:rPr>
           <w:color w:val="000000" w:themeColor="text1"/>
           <w:lang w:val="en-US"/>
         </w:rPr>
-        <w:t>dish</w:t>
+        <w:t>ame</w:t>
       </w:r>
       <w:r>
         <w:rPr>
           <w:color w:val="000000" w:themeColor="text1"/>
           <w:lang w:val="en-US"/>
         </w:rPr>
-        <w:t>N</w:t>
+        <w:t xml:space="preserve"> (varchar)</w:t>
       </w:r>
       <w:r>
         <w:rPr>
           <w:color w:val="000000" w:themeColor="text1"/>
           <w:lang w:val="en-US"/>
         </w:rPr>
-        <w:t>ame</w:t>
-      </w:r>
-      <w:proofErr w:type="spellEnd"/>
+        <w:t>, description</w:t>
+      </w:r>
       <w:r>
         <w:rPr>
           <w:color w:val="000000" w:themeColor="text1"/>
           <w:lang w:val="en-US"/>
         </w:rPr>
-        <w:t xml:space="preserve"> (varchar)</w:t>
+        <w:t xml:space="preserve"> (text)</w:t>
       </w:r>
       <w:r>
         <w:rPr>
           <w:color w:val="000000" w:themeColor="text1"/>
           <w:lang w:val="en-US"/>
         </w:rPr>
-        <w:t>, description</w:t>
+        <w:t>, price</w:t>
       </w:r>
       <w:r>
         <w:rPr>
           <w:color w:val="000000" w:themeColor="text1"/>
           <w:lang w:val="en-US"/>
         </w:rPr>
-        <w:t xml:space="preserve"> (text)</w:t>
+        <w:t xml:space="preserve"> (float)</w:t>
       </w:r>
       <w:r>
         <w:rPr>
           <w:color w:val="000000" w:themeColor="text1"/>
           <w:lang w:val="en-US"/>
         </w:rPr>
-        <w:t>, price</w:t>
+        <w:t xml:space="preserve"> and category</w:t>
       </w:r>
       <w:r>
         <w:rPr>
           <w:color w:val="000000" w:themeColor="text1"/>
           <w:lang w:val="en-US"/>
         </w:rPr>
-        <w:t xml:space="preserve"> (float)</w:t>
-      </w:r>
-      <w:r>
-        <w:rPr>
-          <w:color w:val="000000" w:themeColor="text1"/>
-          <w:lang w:val="en-US"/>
-        </w:rPr>
-        <w:t xml:space="preserve"> and category</w:t>
-      </w:r>
-      <w:r>
-        <w:rPr>
-          <w:color w:val="000000" w:themeColor="text1"/>
-          <w:lang w:val="en-US"/>
-        </w:rPr>
-        <w:t xml:space="preserve"> (</w:t>
-      </w:r>
-      <w:proofErr w:type="spellStart"/>
-      <w:r>
-        <w:rPr>
-          <w:color w:val="000000" w:themeColor="text1"/>
-          <w:lang w:val="en-US"/>
-        </w:rPr>
-        <w:t>enum</w:t>
-      </w:r>
-      <w:proofErr w:type="spellEnd"/>
-      <w:r>
-        <w:rPr>
-          <w:color w:val="000000" w:themeColor="text1"/>
-          <w:lang w:val="en-US"/>
-        </w:rPr>
-        <w:t>)</w:t>
+        <w:t xml:space="preserve"> (enum)</w:t>
       </w:r>
       <w:r>
         <w:rPr>
@@ -4934,7 +4682,6 @@
           <w:lang w:val="en-US"/>
         </w:rPr>
       </w:pPr>
-      <w:proofErr w:type="spellStart"/>
       <w:r>
         <w:rPr>
           <w:color w:val="000000" w:themeColor="text1"/>
@@ -4947,89 +4694,104 @@
           <w:color w:val="000000" w:themeColor="text1"/>
           <w:lang w:val="en-US"/>
         </w:rPr>
-        <w:t>ID</w:t>
-      </w:r>
-      <w:proofErr w:type="spellEnd"/>
+        <w:t>ID (int, primary key)</w:t>
+      </w:r>
       <w:r>
         <w:rPr>
           <w:color w:val="000000" w:themeColor="text1"/>
           <w:lang w:val="en-US"/>
         </w:rPr>
-        <w:t xml:space="preserve"> (int, primary key)</w:t>
+        <w:t>, user_</w:t>
       </w:r>
       <w:r>
         <w:rPr>
           <w:color w:val="000000" w:themeColor="text1"/>
           <w:lang w:val="en-US"/>
         </w:rPr>
-        <w:t xml:space="preserve">, </w:t>
-      </w:r>
-      <w:proofErr w:type="spellStart"/>
+        <w:t>ID (int, foreign key)</w:t>
+      </w:r>
       <w:r>
         <w:rPr>
           <w:color w:val="000000" w:themeColor="text1"/>
           <w:lang w:val="en-US"/>
         </w:rPr>
-        <w:t>user_</w:t>
+        <w:t>, order_date</w:t>
       </w:r>
       <w:r>
         <w:rPr>
           <w:color w:val="000000" w:themeColor="text1"/>
           <w:lang w:val="en-US"/>
         </w:rPr>
-        <w:t>ID</w:t>
-      </w:r>
-      <w:proofErr w:type="spellEnd"/>
+        <w:t xml:space="preserve"> (date)</w:t>
+      </w:r>
       <w:r>
         <w:rPr>
           <w:color w:val="000000" w:themeColor="text1"/>
           <w:lang w:val="en-US"/>
         </w:rPr>
-        <w:t xml:space="preserve"> (int, foreign key)</w:t>
+        <w:t>, delivery</w:t>
       </w:r>
       <w:r>
         <w:rPr>
           <w:color w:val="000000" w:themeColor="text1"/>
           <w:lang w:val="en-US"/>
         </w:rPr>
-        <w:t xml:space="preserve">, </w:t>
-      </w:r>
-      <w:proofErr w:type="spellStart"/>
+        <w:t>_</w:t>
+      </w:r>
       <w:r>
         <w:rPr>
           <w:color w:val="000000" w:themeColor="text1"/>
           <w:lang w:val="en-US"/>
         </w:rPr>
-        <w:t>order_date</w:t>
-      </w:r>
-      <w:proofErr w:type="spellEnd"/>
+        <w:t>option</w:t>
+      </w:r>
       <w:r>
         <w:rPr>
           <w:color w:val="000000" w:themeColor="text1"/>
           <w:lang w:val="en-US"/>
         </w:rPr>
-        <w:t xml:space="preserve"> (date)</w:t>
+        <w:t xml:space="preserve"> (enum)</w:t>
       </w:r>
       <w:r>
         <w:rPr>
           <w:color w:val="000000" w:themeColor="text1"/>
           <w:lang w:val="en-US"/>
         </w:rPr>
-        <w:t xml:space="preserve">, </w:t>
-      </w:r>
-      <w:proofErr w:type="spellStart"/>
+        <w:t>, delivery</w:t>
+      </w:r>
       <w:r>
         <w:rPr>
           <w:color w:val="000000" w:themeColor="text1"/>
           <w:lang w:val="en-US"/>
         </w:rPr>
-        <w:t>delivery</w:t>
+        <w:t>_</w:t>
       </w:r>
       <w:r>
         <w:rPr>
           <w:color w:val="000000" w:themeColor="text1"/>
           <w:lang w:val="en-US"/>
         </w:rPr>
+        <w:t>address</w:t>
+      </w:r>
+      <w:r>
+        <w:rPr>
+          <w:color w:val="000000" w:themeColor="text1"/>
+          <w:lang w:val="en-US"/>
+        </w:rPr>
+        <w:t xml:space="preserve"> (varchar)</w:t>
+      </w:r>
+      <w:r>
+        <w:rPr>
+          <w:color w:val="000000" w:themeColor="text1"/>
+          <w:lang w:val="en-US"/>
+        </w:rPr>
+        <w:t xml:space="preserve"> and order</w:t>
+      </w:r>
+      <w:r>
+        <w:rPr>
+          <w:color w:val="000000" w:themeColor="text1"/>
+          <w:lang w:val="en-US"/>
+        </w:rPr>
         <w:t>_</w:t>
       </w:r>
       <w:r>
@@ -5037,121 +4799,14 @@
           <w:color w:val="000000" w:themeColor="text1"/>
           <w:lang w:val="en-US"/>
         </w:rPr>
-        <w:t>option</w:t>
-      </w:r>
-      <w:proofErr w:type="spellEnd"/>
+        <w:t>status</w:t>
+      </w:r>
       <w:r>
         <w:rPr>
           <w:color w:val="000000" w:themeColor="text1"/>
           <w:lang w:val="en-US"/>
         </w:rPr>
-        <w:t xml:space="preserve"> (</w:t>
-      </w:r>
-      <w:proofErr w:type="spellStart"/>
-      <w:r>
-        <w:rPr>
-          <w:color w:val="000000" w:themeColor="text1"/>
-          <w:lang w:val="en-US"/>
-        </w:rPr>
-        <w:t>enum</w:t>
-      </w:r>
-      <w:proofErr w:type="spellEnd"/>
-      <w:r>
-        <w:rPr>
-          <w:color w:val="000000" w:themeColor="text1"/>
-          <w:lang w:val="en-US"/>
-        </w:rPr>
-        <w:t>)</w:t>
-      </w:r>
-      <w:r>
-        <w:rPr>
-          <w:color w:val="000000" w:themeColor="text1"/>
-          <w:lang w:val="en-US"/>
-        </w:rPr>
-        <w:t xml:space="preserve">, </w:t>
-      </w:r>
-      <w:proofErr w:type="spellStart"/>
-      <w:r>
-        <w:rPr>
-          <w:color w:val="000000" w:themeColor="text1"/>
-          <w:lang w:val="en-US"/>
-        </w:rPr>
-        <w:t>delivery</w:t>
-      </w:r>
-      <w:r>
-        <w:rPr>
-          <w:color w:val="000000" w:themeColor="text1"/>
-          <w:lang w:val="en-US"/>
-        </w:rPr>
-        <w:t>_</w:t>
-      </w:r>
-      <w:r>
-        <w:rPr>
-          <w:color w:val="000000" w:themeColor="text1"/>
-          <w:lang w:val="en-US"/>
-        </w:rPr>
-        <w:t>address</w:t>
-      </w:r>
-      <w:proofErr w:type="spellEnd"/>
-      <w:r>
-        <w:rPr>
-          <w:color w:val="000000" w:themeColor="text1"/>
-          <w:lang w:val="en-US"/>
-        </w:rPr>
-        <w:t xml:space="preserve"> (varchar)</w:t>
-      </w:r>
-      <w:r>
-        <w:rPr>
-          <w:color w:val="000000" w:themeColor="text1"/>
-          <w:lang w:val="en-US"/>
-        </w:rPr>
-        <w:t xml:space="preserve"> and </w:t>
-      </w:r>
-      <w:proofErr w:type="spellStart"/>
-      <w:r>
-        <w:rPr>
-          <w:color w:val="000000" w:themeColor="text1"/>
-          <w:lang w:val="en-US"/>
-        </w:rPr>
-        <w:t>order</w:t>
-      </w:r>
-      <w:r>
-        <w:rPr>
-          <w:color w:val="000000" w:themeColor="text1"/>
-          <w:lang w:val="en-US"/>
-        </w:rPr>
-        <w:t>_</w:t>
-      </w:r>
-      <w:r>
-        <w:rPr>
-          <w:color w:val="000000" w:themeColor="text1"/>
-          <w:lang w:val="en-US"/>
-        </w:rPr>
-        <w:t>status</w:t>
-      </w:r>
-      <w:proofErr w:type="spellEnd"/>
-      <w:r>
-        <w:rPr>
-          <w:color w:val="000000" w:themeColor="text1"/>
-          <w:lang w:val="en-US"/>
-        </w:rPr>
-        <w:t xml:space="preserve"> (</w:t>
-      </w:r>
-      <w:proofErr w:type="spellStart"/>
-      <w:r>
-        <w:rPr>
-          <w:color w:val="000000" w:themeColor="text1"/>
-          <w:lang w:val="en-US"/>
-        </w:rPr>
-        <w:t>enum</w:t>
-      </w:r>
-      <w:proofErr w:type="spellEnd"/>
-      <w:r>
-        <w:rPr>
-          <w:color w:val="000000" w:themeColor="text1"/>
-          <w:lang w:val="en-US"/>
-        </w:rPr>
-        <w:t>)</w:t>
+        <w:t xml:space="preserve"> (enum)</w:t>
       </w:r>
       <w:r>
         <w:rPr>
@@ -5216,92 +4871,26 @@
           <w:lang w:val="en-US"/>
         </w:rPr>
       </w:pPr>
-      <w:proofErr w:type="spellStart"/>
       <w:r>
         <w:rPr>
           <w:color w:val="000000" w:themeColor="text1"/>
           <w:lang w:val="en-US"/>
         </w:rPr>
-        <w:t>orderDetails_</w:t>
-      </w:r>
-      <w:proofErr w:type="gramStart"/>
+        <w:t xml:space="preserve">orderDetails_ID(int, primary key), dish_ID (int, foreign key), </w:t>
+      </w:r>
       <w:r>
         <w:rPr>
           <w:color w:val="000000" w:themeColor="text1"/>
           <w:lang w:val="en-US"/>
         </w:rPr>
-        <w:t>ID</w:t>
-      </w:r>
-      <w:proofErr w:type="spellEnd"/>
+        <w:t>o</w:t>
+      </w:r>
       <w:r>
         <w:rPr>
           <w:color w:val="000000" w:themeColor="text1"/>
           <w:lang w:val="en-US"/>
         </w:rPr>
-        <w:t>(</w:t>
-      </w:r>
-      <w:proofErr w:type="gramEnd"/>
-      <w:r>
-        <w:rPr>
-          <w:color w:val="000000" w:themeColor="text1"/>
-          <w:lang w:val="en-US"/>
-        </w:rPr>
-        <w:t xml:space="preserve">int, primary key), </w:t>
-      </w:r>
-      <w:proofErr w:type="spellStart"/>
-      <w:r>
-        <w:rPr>
-          <w:color w:val="000000" w:themeColor="text1"/>
-          <w:lang w:val="en-US"/>
-        </w:rPr>
-        <w:t>dish_ID</w:t>
-      </w:r>
-      <w:proofErr w:type="spellEnd"/>
-      <w:r>
-        <w:rPr>
-          <w:color w:val="000000" w:themeColor="text1"/>
-          <w:lang w:val="en-US"/>
-        </w:rPr>
-        <w:t xml:space="preserve"> (int, foreign key), </w:t>
-      </w:r>
-      <w:proofErr w:type="spellStart"/>
-      <w:r>
-        <w:rPr>
-          <w:color w:val="000000" w:themeColor="text1"/>
-          <w:lang w:val="en-US"/>
-        </w:rPr>
-        <w:t>o</w:t>
-      </w:r>
-      <w:r>
-        <w:rPr>
-          <w:color w:val="000000" w:themeColor="text1"/>
-          <w:lang w:val="en-US"/>
-        </w:rPr>
-        <w:t>rder_ID</w:t>
-      </w:r>
-      <w:proofErr w:type="spellEnd"/>
-      <w:r>
-        <w:rPr>
-          <w:color w:val="000000" w:themeColor="text1"/>
-          <w:lang w:val="en-US"/>
-        </w:rPr>
-        <w:t xml:space="preserve"> (int, foreign key), </w:t>
-      </w:r>
-      <w:proofErr w:type="spellStart"/>
-      <w:r>
-        <w:rPr>
-          <w:color w:val="000000" w:themeColor="text1"/>
-          <w:lang w:val="en-US"/>
-        </w:rPr>
-        <w:t>payment_one</w:t>
-      </w:r>
-      <w:proofErr w:type="spellEnd"/>
-      <w:r>
-        <w:rPr>
-          <w:color w:val="000000" w:themeColor="text1"/>
-          <w:lang w:val="en-US"/>
-        </w:rPr>
-        <w:t xml:space="preserve"> (float), quantity (int), and subtotal (float).</w:t>
+        <w:t>rder_ID (int, foreign key), payment_one (float), quantity (int), and subtotal (float).</w:t>
       </w:r>
     </w:p>
     <w:p>
@@ -5359,7 +4948,6 @@
           <w:lang w:val="en-US"/>
         </w:rPr>
       </w:pPr>
-      <w:proofErr w:type="spellStart"/>
       <w:r>
         <w:rPr>
           <w:color w:val="000000" w:themeColor="text1"/>
@@ -5367,7 +4955,6 @@
         </w:rPr>
         <w:t>payment_id</w:t>
       </w:r>
-      <w:proofErr w:type="spellEnd"/>
       <w:r>
         <w:rPr>
           <w:color w:val="000000" w:themeColor="text1"/>
@@ -5380,187 +4967,112 @@
           <w:color w:val="000000" w:themeColor="text1"/>
           <w:lang w:val="en-US"/>
         </w:rPr>
-        <w:t xml:space="preserve">, </w:t>
-      </w:r>
-      <w:proofErr w:type="spellStart"/>
+        <w:t>, user_</w:t>
+      </w:r>
       <w:r>
         <w:rPr>
           <w:color w:val="000000" w:themeColor="text1"/>
           <w:lang w:val="en-US"/>
         </w:rPr>
-        <w:t>user_</w:t>
+        <w:t>ID (int, foreign key)</w:t>
       </w:r>
       <w:r>
         <w:rPr>
           <w:color w:val="000000" w:themeColor="text1"/>
           <w:lang w:val="en-US"/>
         </w:rPr>
-        <w:t>ID</w:t>
-      </w:r>
-      <w:proofErr w:type="spellEnd"/>
+        <w:t>, order_</w:t>
+      </w:r>
       <w:r>
         <w:rPr>
           <w:color w:val="000000" w:themeColor="text1"/>
           <w:lang w:val="en-US"/>
         </w:rPr>
-        <w:t xml:space="preserve"> (int, foreign key)</w:t>
+        <w:t>ID (int, foreign key)</w:t>
       </w:r>
       <w:r>
         <w:rPr>
           <w:color w:val="000000" w:themeColor="text1"/>
           <w:lang w:val="en-US"/>
         </w:rPr>
-        <w:t xml:space="preserve">, </w:t>
-      </w:r>
-      <w:proofErr w:type="spellStart"/>
+        <w:t>, payment_amount</w:t>
+      </w:r>
       <w:r>
         <w:rPr>
           <w:color w:val="000000" w:themeColor="text1"/>
           <w:lang w:val="en-US"/>
         </w:rPr>
-        <w:t>order_</w:t>
+        <w:t xml:space="preserve"> (</w:t>
       </w:r>
       <w:r>
         <w:rPr>
           <w:color w:val="000000" w:themeColor="text1"/>
           <w:lang w:val="en-US"/>
         </w:rPr>
-        <w:t>ID</w:t>
-      </w:r>
-      <w:proofErr w:type="spellEnd"/>
+        <w:t>float</w:t>
+      </w:r>
       <w:r>
         <w:rPr>
           <w:color w:val="000000" w:themeColor="text1"/>
           <w:lang w:val="en-US"/>
         </w:rPr>
-        <w:t xml:space="preserve"> (int, foreign key)</w:t>
+        <w:t>)</w:t>
       </w:r>
       <w:r>
         <w:rPr>
           <w:color w:val="000000" w:themeColor="text1"/>
           <w:lang w:val="en-US"/>
         </w:rPr>
-        <w:t xml:space="preserve">, </w:t>
-      </w:r>
-      <w:proofErr w:type="spellStart"/>
+        <w:t>, payment_</w:t>
+      </w:r>
       <w:r>
         <w:rPr>
           <w:color w:val="000000" w:themeColor="text1"/>
           <w:lang w:val="en-US"/>
         </w:rPr>
-        <w:t>payment_amount</w:t>
-      </w:r>
-      <w:proofErr w:type="spellEnd"/>
+        <w:t>D</w:t>
+      </w:r>
       <w:r>
         <w:rPr>
           <w:color w:val="000000" w:themeColor="text1"/>
           <w:lang w:val="en-US"/>
         </w:rPr>
-        <w:t xml:space="preserve"> (</w:t>
+        <w:t>ate</w:t>
       </w:r>
       <w:r>
         <w:rPr>
           <w:color w:val="000000" w:themeColor="text1"/>
           <w:lang w:val="en-US"/>
         </w:rPr>
-        <w:t>float</w:t>
+        <w:t xml:space="preserve"> (timestamp)</w:t>
       </w:r>
       <w:r>
         <w:rPr>
           <w:color w:val="000000" w:themeColor="text1"/>
           <w:lang w:val="en-US"/>
         </w:rPr>
-        <w:t>)</w:t>
+        <w:t>, and payment_</w:t>
       </w:r>
       <w:r>
         <w:rPr>
           <w:color w:val="000000" w:themeColor="text1"/>
           <w:lang w:val="en-US"/>
         </w:rPr>
-        <w:t xml:space="preserve">, </w:t>
-      </w:r>
-      <w:proofErr w:type="spellStart"/>
+        <w:t>M</w:t>
+      </w:r>
       <w:r>
         <w:rPr>
           <w:color w:val="000000" w:themeColor="text1"/>
           <w:lang w:val="en-US"/>
         </w:rPr>
-        <w:t>payment_</w:t>
+        <w:t>ethod</w:t>
       </w:r>
       <w:r>
         <w:rPr>
           <w:color w:val="000000" w:themeColor="text1"/>
           <w:lang w:val="en-US"/>
         </w:rPr>
-        <w:t>D</w:t>
-      </w:r>
-      <w:r>
-        <w:rPr>
-          <w:color w:val="000000" w:themeColor="text1"/>
-          <w:lang w:val="en-US"/>
-        </w:rPr>
-        <w:t>ate</w:t>
-      </w:r>
-      <w:proofErr w:type="spellEnd"/>
-      <w:r>
-        <w:rPr>
-          <w:color w:val="000000" w:themeColor="text1"/>
-          <w:lang w:val="en-US"/>
-        </w:rPr>
-        <w:t xml:space="preserve"> (timestamp)</w:t>
-      </w:r>
-      <w:r>
-        <w:rPr>
-          <w:color w:val="000000" w:themeColor="text1"/>
-          <w:lang w:val="en-US"/>
-        </w:rPr>
-        <w:t xml:space="preserve">, and </w:t>
-      </w:r>
-      <w:proofErr w:type="spellStart"/>
-      <w:r>
-        <w:rPr>
-          <w:color w:val="000000" w:themeColor="text1"/>
-          <w:lang w:val="en-US"/>
-        </w:rPr>
-        <w:t>payment_</w:t>
-      </w:r>
-      <w:r>
-        <w:rPr>
-          <w:color w:val="000000" w:themeColor="text1"/>
-          <w:lang w:val="en-US"/>
-        </w:rPr>
-        <w:t>M</w:t>
-      </w:r>
-      <w:r>
-        <w:rPr>
-          <w:color w:val="000000" w:themeColor="text1"/>
-          <w:lang w:val="en-US"/>
-        </w:rPr>
-        <w:t>ethod</w:t>
-      </w:r>
-      <w:proofErr w:type="spellEnd"/>
-      <w:r>
-        <w:rPr>
-          <w:color w:val="000000" w:themeColor="text1"/>
-          <w:lang w:val="en-US"/>
-        </w:rPr>
-        <w:t xml:space="preserve"> (</w:t>
-      </w:r>
-      <w:proofErr w:type="spellStart"/>
-      <w:r>
-        <w:rPr>
-          <w:color w:val="000000" w:themeColor="text1"/>
-          <w:lang w:val="en-US"/>
-        </w:rPr>
-        <w:t>enum</w:t>
-      </w:r>
-      <w:proofErr w:type="spellEnd"/>
-      <w:r>
-        <w:rPr>
-          <w:color w:val="000000" w:themeColor="text1"/>
-          <w:lang w:val="en-US"/>
-        </w:rPr>
-        <w:t>)</w:t>
+        <w:t xml:space="preserve"> (enum)</w:t>
       </w:r>
     </w:p>
     <w:p>
@@ -7310,21 +6822,7 @@
         <w:rPr>
           <w:color w:val="000000" w:themeColor="text1"/>
         </w:rPr>
-        <w:t xml:space="preserve">relationships </w:t>
-      </w:r>
-      <w:proofErr w:type="gramStart"/>
-      <w:r>
-        <w:rPr>
-          <w:color w:val="000000" w:themeColor="text1"/>
-        </w:rPr>
-        <w:t>and also</w:t>
-      </w:r>
-      <w:proofErr w:type="gramEnd"/>
-      <w:r>
-        <w:rPr>
-          <w:color w:val="000000" w:themeColor="text1"/>
-        </w:rPr>
-        <w:t xml:space="preserve"> to </w:t>
+        <w:t xml:space="preserve">relationships and also to </w:t>
       </w:r>
       <w:r>
         <w:rPr>
@@ -7570,19 +7068,11 @@
           <w:color w:val="000000" w:themeColor="text1"/>
         </w:rPr>
       </w:pPr>
-      <w:proofErr w:type="spellStart"/>
-      <w:r>
-        <w:rPr>
-          <w:color w:val="000000" w:themeColor="text1"/>
-        </w:rPr>
-        <w:t>worldscientific</w:t>
-      </w:r>
-      <w:proofErr w:type="spellEnd"/>
-      <w:r>
-        <w:rPr>
-          <w:color w:val="000000" w:themeColor="text1"/>
-        </w:rPr>
-        <w:t xml:space="preserve"> (2022) ‘Predicate Logic’, </w:t>
+      <w:r>
+        <w:rPr>
+          <w:color w:val="000000" w:themeColor="text1"/>
+        </w:rPr>
+        <w:t xml:space="preserve">worldscientific (2022) ‘Predicate Logic’, </w:t>
       </w:r>
       <w:r>
         <w:rPr>
@@ -7682,19 +7172,11 @@
           <w:color w:val="000000" w:themeColor="text1"/>
         </w:rPr>
       </w:pPr>
-      <w:proofErr w:type="spellStart"/>
-      <w:r>
-        <w:rPr>
-          <w:color w:val="000000" w:themeColor="text1"/>
-        </w:rPr>
-        <w:t>byjus</w:t>
-      </w:r>
-      <w:proofErr w:type="spellEnd"/>
-      <w:r>
-        <w:rPr>
-          <w:color w:val="000000" w:themeColor="text1"/>
-        </w:rPr>
-        <w:t xml:space="preserve"> (2019) </w:t>
+      <w:r>
+        <w:rPr>
+          <w:color w:val="000000" w:themeColor="text1"/>
+        </w:rPr>
+        <w:t xml:space="preserve">byjus (2019) </w:t>
       </w:r>
       <w:r>
         <w:rPr>
@@ -7780,20 +7262,12 @@
         </w:rPr>
       </w:pPr>
       <w:bookmarkStart w:id="37" w:name="_Toc230531914"/>
-      <w:proofErr w:type="gramStart"/>
       <w:r>
         <w:rPr>
           <w:color w:val="000000" w:themeColor="text1"/>
         </w:rPr>
         <w:lastRenderedPageBreak/>
-        <w:t>Appendix  —</w:t>
-      </w:r>
-      <w:proofErr w:type="gramEnd"/>
-      <w:r>
-        <w:rPr>
-          <w:color w:val="000000" w:themeColor="text1"/>
-        </w:rPr>
-        <w:t xml:space="preserve"> Individual Reflective Statement</w:t>
+        <w:t>Appendix  — Individual Reflective Statement</w:t>
       </w:r>
       <w:bookmarkEnd w:id="37"/>
     </w:p>
@@ -7850,25 +7324,7 @@
           <w:iCs/>
           <w:color w:val="000000" w:themeColor="text1"/>
         </w:rPr>
-        <w:t xml:space="preserve">[Write your 500-word individual reflection here. Use first person ('I', 'my contribution', 'I found'). Be specific — vague statements score poorly. Describe what you </w:t>
-      </w:r>
-      <w:proofErr w:type="gramStart"/>
-      <w:r>
-        <w:rPr>
-          <w:i/>
-          <w:iCs/>
-          <w:color w:val="000000" w:themeColor="text1"/>
-        </w:rPr>
-        <w:t>actually did</w:t>
-      </w:r>
-      <w:proofErr w:type="gramEnd"/>
-      <w:r>
-        <w:rPr>
-          <w:i/>
-          <w:iCs/>
-          <w:color w:val="000000" w:themeColor="text1"/>
-        </w:rPr>
-        <w:t>, what challenged you, and what you learned.]</w:t>
+        <w:t>[Write your 500-word individual reflection here. Use first person ('I', 'my contribution', 'I found'). Be specific — vague statements score poorly. Describe what you actually did, what challenged you, and what you learned.]</w:t>
       </w:r>
     </w:p>
     <w:p>
@@ -7896,21 +7352,7 @@
         <w:rPr>
           <w:color w:val="000000" w:themeColor="text1"/>
         </w:rPr>
-        <w:t>The most significant challenge I encountered was [specific challenge — e.g. 'understanding and implementing the Ordinary Least Squares regression algorithm from first principles, without relying on high-level library abstractions']. I overcame this by [approach — e.g. 'reviewing the module lecture notes on linear algebra, working through the derivation step by step, and cross-checking my implementation against scikit-</w:t>
-      </w:r>
-      <w:proofErr w:type="spellStart"/>
-      <w:r>
-        <w:rPr>
-          <w:color w:val="000000" w:themeColor="text1"/>
-        </w:rPr>
-        <w:t>learn's</w:t>
-      </w:r>
-      <w:proofErr w:type="spellEnd"/>
-      <w:r>
-        <w:rPr>
-          <w:color w:val="000000" w:themeColor="text1"/>
-        </w:rPr>
-        <w:t xml:space="preserve"> output'].</w:t>
+        <w:t>The most significant challenge I encountered was [specific challenge — e.g. 'understanding and implementing the Ordinary Least Squares regression algorithm from first principles, without relying on high-level library abstractions']. I overcame this by [approach — e.g. 'reviewing the module lecture notes on linear algebra, working through the derivation step by step, and cross-checking my implementation against scikit-learn's output'].</w:t>
       </w:r>
     </w:p>
     <w:p>
@@ -8245,25 +7687,7 @@
         <w:sz w:val="18"/>
         <w:szCs w:val="18"/>
       </w:rPr>
-      <w:t>M-CSC005U</w:t>
-    </w:r>
-    <w:proofErr w:type="gramStart"/>
-    <w:r>
-      <w:rPr>
-        <w:color w:val="888888"/>
-        <w:sz w:val="18"/>
-        <w:szCs w:val="18"/>
-      </w:rPr>
-      <w:t>1  —</w:t>
-    </w:r>
-    <w:proofErr w:type="gramEnd"/>
-    <w:r>
-      <w:rPr>
-        <w:color w:val="888888"/>
-        <w:sz w:val="18"/>
-        <w:szCs w:val="18"/>
-      </w:rPr>
-      <w:t xml:space="preserve">  Mathematical and Data Analytics Group Project</w:t>
+      <w:t>M-CSC005U1  —  Mathematical and Data Analytics Group Project</w:t>
     </w:r>
   </w:p>
 </w:hdr>
@@ -8283,25 +7707,7 @@
         <w:sz w:val="18"/>
         <w:szCs w:val="18"/>
       </w:rPr>
-      <w:t>M-CSC005U</w:t>
-    </w:r>
-    <w:proofErr w:type="gramStart"/>
-    <w:r>
-      <w:rPr>
-        <w:color w:val="888888"/>
-        <w:sz w:val="18"/>
-        <w:szCs w:val="18"/>
-      </w:rPr>
-      <w:t>1  —</w:t>
-    </w:r>
-    <w:proofErr w:type="gramEnd"/>
-    <w:r>
-      <w:rPr>
-        <w:color w:val="888888"/>
-        <w:sz w:val="18"/>
-        <w:szCs w:val="18"/>
-      </w:rPr>
-      <w:t xml:space="preserve">  Mathematical and Data Analytics Group Project</w:t>
+      <w:t>M-CSC005U1  —  Mathematical and Data Analytics Group Project</w:t>
     </w:r>
   </w:p>
 </w:hdr>
@@ -10283,6 +9689,10 @@
 </file>
 
 <file path=customXml/item1.xml><?xml version="1.0" encoding="utf-8"?>
+<b:Sources xmlns:b="http://schemas.openxmlformats.org/officeDocument/2006/bibliography" xmlns="http://schemas.openxmlformats.org/officeDocument/2006/bibliography" SelectedStyle="\APASixthEditionOfficeOnline.xsl" StyleName="APA" Version="6"/>
+</file>
+
+<file path=customXml/item2.xml><?xml version="1.0" encoding="utf-8"?>
 <s:customData xmlns="http://www.wps.cn/officeDocument/2013/wpsCustomData" xmlns:s="http://www.wps.cn/officeDocument/2013/wpsCustomData">
   <customSectProps>
     <customSectPr/>
@@ -10294,22 +9704,18 @@
 </s:customData>
 </file>
 
-<file path=customXml/item2.xml><?xml version="1.0" encoding="utf-8"?>
-<b:Sources xmlns:b="http://schemas.openxmlformats.org/officeDocument/2006/bibliography" xmlns="http://schemas.openxmlformats.org/officeDocument/2006/bibliography" SelectedStyle="\APASixthEditionOfficeOnline.xsl" StyleName="APA" Version="6"/>
+<file path=customXml/itemProps1.xml><?xml version="1.0" encoding="utf-8"?>
+<ds:datastoreItem xmlns:ds="http://schemas.openxmlformats.org/officeDocument/2006/customXml" ds:itemID="{11CE9064-0015-4BAE-B6CA-558D0B4F112B}">
+  <ds:schemaRefs>
+    <ds:schemaRef ds:uri="http://schemas.openxmlformats.org/officeDocument/2006/bibliography"/>
+  </ds:schemaRefs>
+</ds:datastoreItem>
 </file>
 
-<file path=customXml/itemProps1.xml><?xml version="1.0" encoding="utf-8"?>
+<file path=customXml/itemProps2.xml><?xml version="1.0" encoding="utf-8"?>
 <ds:datastoreItem xmlns:ds="http://schemas.openxmlformats.org/officeDocument/2006/customXml" ds:itemID="{B1977F7D-205B-4081-913C-38D41E755F92}">
   <ds:schemaRefs>
     <ds:schemaRef ds:uri="http://www.wps.cn/officeDocument/2013/wpsCustomData"/>
   </ds:schemaRefs>
 </ds:datastoreItem>
-</file>
-
-<file path=customXml/itemProps2.xml><?xml version="1.0" encoding="utf-8"?>
-<ds:datastoreItem xmlns:ds="http://schemas.openxmlformats.org/officeDocument/2006/customXml" ds:itemID="{11CE9064-0015-4BAE-B6CA-558D0B4F112B}">
-  <ds:schemaRefs>
-    <ds:schemaRef ds:uri="http://schemas.openxmlformats.org/officeDocument/2006/bibliography"/>
-  </ds:schemaRefs>
-</ds:datastoreItem>
 </file>
--- a/Resturant_Report.docx
+++ b/Resturant_Report.docx
@@ -16,7 +16,43 @@
           <w:sz w:val="18"/>
           <w:szCs w:val="18"/>
         </w:rPr>
-        <w:t>M-CSC005U1  ·  Computational Mathematics and Data Analytics  ·  Level 4</w:t>
+        <w:t>M-CSC005U</w:t>
+      </w:r>
+      <w:proofErr w:type="gramStart"/>
+      <w:r>
+        <w:rPr>
+          <w:color w:val="000000" w:themeColor="text1"/>
+          <w:sz w:val="18"/>
+          <w:szCs w:val="18"/>
+        </w:rPr>
+        <w:t>1  ·</w:t>
+      </w:r>
+      <w:proofErr w:type="gramEnd"/>
+      <w:r>
+        <w:rPr>
+          <w:color w:val="000000" w:themeColor="text1"/>
+          <w:sz w:val="18"/>
+          <w:szCs w:val="18"/>
+        </w:rPr>
+        <w:t xml:space="preserve">  Computational Mathematics and Data </w:t>
+      </w:r>
+      <w:proofErr w:type="gramStart"/>
+      <w:r>
+        <w:rPr>
+          <w:color w:val="000000" w:themeColor="text1"/>
+          <w:sz w:val="18"/>
+          <w:szCs w:val="18"/>
+        </w:rPr>
+        <w:t>Analytics  ·</w:t>
+      </w:r>
+      <w:proofErr w:type="gramEnd"/>
+      <w:r>
+        <w:rPr>
+          <w:color w:val="000000" w:themeColor="text1"/>
+          <w:sz w:val="18"/>
+          <w:szCs w:val="18"/>
+        </w:rPr>
+        <w:t xml:space="preserve">  Level 4</w:t>
       </w:r>
     </w:p>
     <w:p>
@@ -76,7 +112,43 @@
           <w:iCs/>
           <w:color w:val="000000" w:themeColor="text1"/>
         </w:rPr>
-        <w:t>Group Project (Coursework)  —  Assessment 1  (60% of module)</w:t>
+        <w:t>Group Project (</w:t>
+      </w:r>
+      <w:proofErr w:type="gramStart"/>
+      <w:r>
+        <w:rPr>
+          <w:i/>
+          <w:iCs/>
+          <w:color w:val="000000" w:themeColor="text1"/>
+        </w:rPr>
+        <w:t>Coursework)  —</w:t>
+      </w:r>
+      <w:proofErr w:type="gramEnd"/>
+      <w:r>
+        <w:rPr>
+          <w:i/>
+          <w:iCs/>
+          <w:color w:val="000000" w:themeColor="text1"/>
+        </w:rPr>
+        <w:t xml:space="preserve">  Assessment </w:t>
+      </w:r>
+      <w:proofErr w:type="gramStart"/>
+      <w:r>
+        <w:rPr>
+          <w:i/>
+          <w:iCs/>
+          <w:color w:val="000000" w:themeColor="text1"/>
+        </w:rPr>
+        <w:t>1  (</w:t>
+      </w:r>
+      <w:proofErr w:type="gramEnd"/>
+      <w:r>
+        <w:rPr>
+          <w:i/>
+          <w:iCs/>
+          <w:color w:val="000000" w:themeColor="text1"/>
+        </w:rPr>
+        <w:t>60% of module)</w:t>
       </w:r>
     </w:p>
     <w:p>
@@ -123,7 +195,33 @@
           <w:sz w:val="36"/>
           <w:szCs w:val="36"/>
         </w:rPr>
-        <w:t>[Reastaurant name] Database Design</w:t>
+        <w:t>[</w:t>
+      </w:r>
+      <w:proofErr w:type="spellStart"/>
+      <w:r>
+        <w:rPr>
+          <w:b/>
+          <w:bCs/>
+          <w:i/>
+          <w:iCs/>
+          <w:color w:val="000000" w:themeColor="text1"/>
+          <w:sz w:val="36"/>
+          <w:szCs w:val="36"/>
+        </w:rPr>
+        <w:t>Reastaurant</w:t>
+      </w:r>
+      <w:proofErr w:type="spellEnd"/>
+      <w:r>
+        <w:rPr>
+          <w:b/>
+          <w:bCs/>
+          <w:i/>
+          <w:iCs/>
+          <w:color w:val="000000" w:themeColor="text1"/>
+          <w:sz w:val="36"/>
+          <w:szCs w:val="36"/>
+        </w:rPr>
+        <w:t xml:space="preserve"> name] Database Design</w:t>
       </w:r>
     </w:p>
     <w:p>
@@ -294,7 +392,29 @@
                 <w:sz w:val="22"/>
                 <w:szCs w:val="22"/>
               </w:rPr>
-              <w:t>Rupesh kumar Sah - 25016818</w:t>
+              <w:t xml:space="preserve">Rupesh </w:t>
+            </w:r>
+            <w:proofErr w:type="spellStart"/>
+            <w:r>
+              <w:rPr>
+                <w:i/>
+                <w:iCs/>
+                <w:color w:val="000000" w:themeColor="text1"/>
+                <w:sz w:val="22"/>
+                <w:szCs w:val="22"/>
+              </w:rPr>
+              <w:t>kumar</w:t>
+            </w:r>
+            <w:proofErr w:type="spellEnd"/>
+            <w:r>
+              <w:rPr>
+                <w:i/>
+                <w:iCs/>
+                <w:color w:val="000000" w:themeColor="text1"/>
+                <w:sz w:val="22"/>
+                <w:szCs w:val="22"/>
+              </w:rPr>
+              <w:t xml:space="preserve"> Sah - 25016818</w:t>
             </w:r>
             <w:r>
               <w:rPr>
@@ -978,7 +1098,7 @@
           <w:color w:val="000000" w:themeColor="text1"/>
         </w:rPr>
       </w:pPr>
-      <w:bookmarkStart w:id="0" w:name="_Toc230531887"/>
+      <w:bookmarkStart w:id="0" w:name="_Toc230692415"/>
       <w:r>
         <w:rPr>
           <w:color w:val="000000" w:themeColor="text1"/>
@@ -1029,7 +1149,7 @@
             </w:rPr>
             <w:fldChar w:fldCharType="separate"/>
           </w:r>
-          <w:hyperlink w:anchor="_Toc230531887" w:history="1">
+          <w:hyperlink w:anchor="_Toc230692415" w:history="1">
             <w:r>
               <w:rPr>
                 <w:rStyle w:val="Hyperlink"/>
@@ -1053,7 +1173,7 @@
               <w:rPr>
                 <w:noProof/>
               </w:rPr>
-              <w:instrText xml:space="preserve"> PAGEREF _Toc230531887 \h </w:instrText>
+              <w:instrText xml:space="preserve"> PAGEREF _Toc230692415 \h </w:instrText>
             </w:r>
             <w:r>
               <w:rPr>
@@ -1094,7 +1214,7 @@
               <w14:ligatures w14:val="standardContextual"/>
             </w:rPr>
           </w:pPr>
-          <w:hyperlink w:anchor="_Toc230531888" w:history="1">
+          <w:hyperlink w:anchor="_Toc230692416" w:history="1">
             <w:r>
               <w:rPr>
                 <w:rStyle w:val="Hyperlink"/>
@@ -1118,7 +1238,7 @@
               <w:rPr>
                 <w:noProof/>
               </w:rPr>
-              <w:instrText xml:space="preserve"> PAGEREF _Toc230531888 \h </w:instrText>
+              <w:instrText xml:space="preserve"> PAGEREF _Toc230692416 \h </w:instrText>
             </w:r>
             <w:r>
               <w:rPr>
@@ -1159,7 +1279,7 @@
               <w14:ligatures w14:val="standardContextual"/>
             </w:rPr>
           </w:pPr>
-          <w:hyperlink w:anchor="_Toc230531889" w:history="1">
+          <w:hyperlink w:anchor="_Toc230692417" w:history="1">
             <w:r>
               <w:rPr>
                 <w:rStyle w:val="Hyperlink"/>
@@ -1183,7 +1303,7 @@
               <w:rPr>
                 <w:noProof/>
               </w:rPr>
-              <w:instrText xml:space="preserve"> PAGEREF _Toc230531889 \h </w:instrText>
+              <w:instrText xml:space="preserve"> PAGEREF _Toc230692417 \h </w:instrText>
             </w:r>
             <w:r>
               <w:rPr>
@@ -1224,7 +1344,7 @@
               <w14:ligatures w14:val="standardContextual"/>
             </w:rPr>
           </w:pPr>
-          <w:hyperlink w:anchor="_Toc230531890" w:history="1">
+          <w:hyperlink w:anchor="_Toc230692418" w:history="1">
             <w:r>
               <w:rPr>
                 <w:rStyle w:val="Hyperlink"/>
@@ -1248,7 +1368,7 @@
               <w:rPr>
                 <w:noProof/>
               </w:rPr>
-              <w:instrText xml:space="preserve"> PAGEREF _Toc230531890 \h </w:instrText>
+              <w:instrText xml:space="preserve"> PAGEREF _Toc230692418 \h </w:instrText>
             </w:r>
             <w:r>
               <w:rPr>
@@ -1289,7 +1409,7 @@
               <w14:ligatures w14:val="standardContextual"/>
             </w:rPr>
           </w:pPr>
-          <w:hyperlink w:anchor="_Toc230531891" w:history="1">
+          <w:hyperlink w:anchor="_Toc230692419" w:history="1">
             <w:r>
               <w:rPr>
                 <w:rStyle w:val="Hyperlink"/>
@@ -1313,7 +1433,7 @@
               <w:rPr>
                 <w:noProof/>
               </w:rPr>
-              <w:instrText xml:space="preserve"> PAGEREF _Toc230531891 \h </w:instrText>
+              <w:instrText xml:space="preserve"> PAGEREF _Toc230692419 \h </w:instrText>
             </w:r>
             <w:r>
               <w:rPr>
@@ -1354,7 +1474,7 @@
               <w14:ligatures w14:val="standardContextual"/>
             </w:rPr>
           </w:pPr>
-          <w:hyperlink w:anchor="_Toc230531892" w:history="1">
+          <w:hyperlink w:anchor="_Toc230692420" w:history="1">
             <w:r>
               <w:rPr>
                 <w:rStyle w:val="Hyperlink"/>
@@ -1378,7 +1498,7 @@
               <w:rPr>
                 <w:noProof/>
               </w:rPr>
-              <w:instrText xml:space="preserve"> PAGEREF _Toc230531892 \h </w:instrText>
+              <w:instrText xml:space="preserve"> PAGEREF _Toc230692420 \h </w:instrText>
             </w:r>
             <w:r>
               <w:rPr>
@@ -1419,7 +1539,7 @@
               <w14:ligatures w14:val="standardContextual"/>
             </w:rPr>
           </w:pPr>
-          <w:hyperlink w:anchor="_Toc230531893" w:history="1">
+          <w:hyperlink w:anchor="_Toc230692421" w:history="1">
             <w:r>
               <w:rPr>
                 <w:rStyle w:val="Hyperlink"/>
@@ -1443,7 +1563,7 @@
               <w:rPr>
                 <w:noProof/>
               </w:rPr>
-              <w:instrText xml:space="preserve"> PAGEREF _Toc230531893 \h </w:instrText>
+              <w:instrText xml:space="preserve"> PAGEREF _Toc230692421 \h </w:instrText>
             </w:r>
             <w:r>
               <w:rPr>
@@ -1484,7 +1604,7 @@
               <w14:ligatures w14:val="standardContextual"/>
             </w:rPr>
           </w:pPr>
-          <w:hyperlink w:anchor="_Toc230531894" w:history="1">
+          <w:hyperlink w:anchor="_Toc230692422" w:history="1">
             <w:r>
               <w:rPr>
                 <w:rStyle w:val="Hyperlink"/>
@@ -1508,7 +1628,7 @@
               <w:rPr>
                 <w:noProof/>
               </w:rPr>
-              <w:instrText xml:space="preserve"> PAGEREF _Toc230531894 \h </w:instrText>
+              <w:instrText xml:space="preserve"> PAGEREF _Toc230692422 \h </w:instrText>
             </w:r>
             <w:r>
               <w:rPr>
@@ -1549,7 +1669,7 @@
               <w14:ligatures w14:val="standardContextual"/>
             </w:rPr>
           </w:pPr>
-          <w:hyperlink w:anchor="_Toc230531895" w:history="1">
+          <w:hyperlink w:anchor="_Toc230692423" w:history="1">
             <w:r>
               <w:rPr>
                 <w:rStyle w:val="Hyperlink"/>
@@ -1573,7 +1693,7 @@
               <w:rPr>
                 <w:noProof/>
               </w:rPr>
-              <w:instrText xml:space="preserve"> PAGEREF _Toc230531895 \h </w:instrText>
+              <w:instrText xml:space="preserve"> PAGEREF _Toc230692423 \h </w:instrText>
             </w:r>
             <w:r>
               <w:rPr>
@@ -1614,7 +1734,7 @@
               <w14:ligatures w14:val="standardContextual"/>
             </w:rPr>
           </w:pPr>
-          <w:hyperlink w:anchor="_Toc230531896" w:history="1">
+          <w:hyperlink w:anchor="_Toc230692424" w:history="1">
             <w:r>
               <w:rPr>
                 <w:rStyle w:val="Hyperlink"/>
@@ -1638,7 +1758,7 @@
               <w:rPr>
                 <w:noProof/>
               </w:rPr>
-              <w:instrText xml:space="preserve"> PAGEREF _Toc230531896 \h </w:instrText>
+              <w:instrText xml:space="preserve"> PAGEREF _Toc230692424 \h </w:instrText>
             </w:r>
             <w:r>
               <w:rPr>
@@ -1679,7 +1799,7 @@
               <w14:ligatures w14:val="standardContextual"/>
             </w:rPr>
           </w:pPr>
-          <w:hyperlink w:anchor="_Toc230531897" w:history="1">
+          <w:hyperlink w:anchor="_Toc230692425" w:history="1">
             <w:r>
               <w:rPr>
                 <w:rStyle w:val="Hyperlink"/>
@@ -1703,7 +1823,7 @@
               <w:rPr>
                 <w:noProof/>
               </w:rPr>
-              <w:instrText xml:space="preserve"> PAGEREF _Toc230531897 \h </w:instrText>
+              <w:instrText xml:space="preserve"> PAGEREF _Toc230692425 \h </w:instrText>
             </w:r>
             <w:r>
               <w:rPr>
@@ -1744,7 +1864,7 @@
               <w14:ligatures w14:val="standardContextual"/>
             </w:rPr>
           </w:pPr>
-          <w:hyperlink w:anchor="_Toc230531898" w:history="1">
+          <w:hyperlink w:anchor="_Toc230692426" w:history="1">
             <w:r>
               <w:rPr>
                 <w:rStyle w:val="Hyperlink"/>
@@ -1768,7 +1888,7 @@
               <w:rPr>
                 <w:noProof/>
               </w:rPr>
-              <w:instrText xml:space="preserve"> PAGEREF _Toc230531898 \h </w:instrText>
+              <w:instrText xml:space="preserve"> PAGEREF _Toc230692426 \h </w:instrText>
             </w:r>
             <w:r>
               <w:rPr>
@@ -1809,7 +1929,7 @@
               <w14:ligatures w14:val="standardContextual"/>
             </w:rPr>
           </w:pPr>
-          <w:hyperlink w:anchor="_Toc230531899" w:history="1">
+          <w:hyperlink w:anchor="_Toc230692427" w:history="1">
             <w:r>
               <w:rPr>
                 <w:rStyle w:val="Hyperlink"/>
@@ -1833,7 +1953,7 @@
               <w:rPr>
                 <w:noProof/>
               </w:rPr>
-              <w:instrText xml:space="preserve"> PAGEREF _Toc230531899 \h </w:instrText>
+              <w:instrText xml:space="preserve"> PAGEREF _Toc230692427 \h </w:instrText>
             </w:r>
             <w:r>
               <w:rPr>
@@ -1874,7 +1994,7 @@
               <w14:ligatures w14:val="standardContextual"/>
             </w:rPr>
           </w:pPr>
-          <w:hyperlink w:anchor="_Toc230531900" w:history="1">
+          <w:hyperlink w:anchor="_Toc230692428" w:history="1">
             <w:r>
               <w:rPr>
                 <w:rStyle w:val="Hyperlink"/>
@@ -1898,7 +2018,7 @@
               <w:rPr>
                 <w:noProof/>
               </w:rPr>
-              <w:instrText xml:space="preserve"> PAGEREF _Toc230531900 \h </w:instrText>
+              <w:instrText xml:space="preserve"> PAGEREF _Toc230692428 \h </w:instrText>
             </w:r>
             <w:r>
               <w:rPr>
@@ -1939,7 +2059,7 @@
               <w14:ligatures w14:val="standardContextual"/>
             </w:rPr>
           </w:pPr>
-          <w:hyperlink w:anchor="_Toc230531901" w:history="1">
+          <w:hyperlink w:anchor="_Toc230692429" w:history="1">
             <w:r>
               <w:rPr>
                 <w:rStyle w:val="Hyperlink"/>
@@ -1963,7 +2083,7 @@
               <w:rPr>
                 <w:noProof/>
               </w:rPr>
-              <w:instrText xml:space="preserve"> PAGEREF _Toc230531901 \h </w:instrText>
+              <w:instrText xml:space="preserve"> PAGEREF _Toc230692429 \h </w:instrText>
             </w:r>
             <w:r>
               <w:rPr>
@@ -2004,7 +2124,7 @@
               <w14:ligatures w14:val="standardContextual"/>
             </w:rPr>
           </w:pPr>
-          <w:hyperlink w:anchor="_Toc230531902" w:history="1">
+          <w:hyperlink w:anchor="_Toc230692430" w:history="1">
             <w:r>
               <w:rPr>
                 <w:rStyle w:val="Hyperlink"/>
@@ -2028,7 +2148,7 @@
               <w:rPr>
                 <w:noProof/>
               </w:rPr>
-              <w:instrText xml:space="preserve"> PAGEREF _Toc230531902 \h </w:instrText>
+              <w:instrText xml:space="preserve"> PAGEREF _Toc230692430 \h </w:instrText>
             </w:r>
             <w:r>
               <w:rPr>
@@ -2069,7 +2189,7 @@
               <w14:ligatures w14:val="standardContextual"/>
             </w:rPr>
           </w:pPr>
-          <w:hyperlink w:anchor="_Toc230531903" w:history="1">
+          <w:hyperlink w:anchor="_Toc230692431" w:history="1">
             <w:r>
               <w:rPr>
                 <w:rStyle w:val="Hyperlink"/>
@@ -2093,7 +2213,7 @@
               <w:rPr>
                 <w:noProof/>
               </w:rPr>
-              <w:instrText xml:space="preserve"> PAGEREF _Toc230531903 \h </w:instrText>
+              <w:instrText xml:space="preserve"> PAGEREF _Toc230692431 \h </w:instrText>
             </w:r>
             <w:r>
               <w:rPr>
@@ -2134,7 +2254,7 @@
               <w14:ligatures w14:val="standardContextual"/>
             </w:rPr>
           </w:pPr>
-          <w:hyperlink w:anchor="_Toc230531904" w:history="1">
+          <w:hyperlink w:anchor="_Toc230692432" w:history="1">
             <w:r>
               <w:rPr>
                 <w:rStyle w:val="Hyperlink"/>
@@ -2158,7 +2278,7 @@
               <w:rPr>
                 <w:noProof/>
               </w:rPr>
-              <w:instrText xml:space="preserve"> PAGEREF _Toc230531904 \h </w:instrText>
+              <w:instrText xml:space="preserve"> PAGEREF _Toc230692432 \h </w:instrText>
             </w:r>
             <w:r>
               <w:rPr>
@@ -2199,7 +2319,7 @@
               <w14:ligatures w14:val="standardContextual"/>
             </w:rPr>
           </w:pPr>
-          <w:hyperlink w:anchor="_Toc230531905" w:history="1">
+          <w:hyperlink w:anchor="_Toc230692433" w:history="1">
             <w:r>
               <w:rPr>
                 <w:rStyle w:val="Hyperlink"/>
@@ -2223,7 +2343,7 @@
               <w:rPr>
                 <w:noProof/>
               </w:rPr>
-              <w:instrText xml:space="preserve"> PAGEREF _Toc230531905 \h </w:instrText>
+              <w:instrText xml:space="preserve"> PAGEREF _Toc230692433 \h </w:instrText>
             </w:r>
             <w:r>
               <w:rPr>
@@ -2264,7 +2384,7 @@
               <w14:ligatures w14:val="standardContextual"/>
             </w:rPr>
           </w:pPr>
-          <w:hyperlink w:anchor="_Toc230531906" w:history="1">
+          <w:hyperlink w:anchor="_Toc230692434" w:history="1">
             <w:r>
               <w:rPr>
                 <w:rStyle w:val="Hyperlink"/>
@@ -2288,7 +2408,7 @@
               <w:rPr>
                 <w:noProof/>
               </w:rPr>
-              <w:instrText xml:space="preserve"> PAGEREF _Toc230531906 \h </w:instrText>
+              <w:instrText xml:space="preserve"> PAGEREF _Toc230692434 \h </w:instrText>
             </w:r>
             <w:r>
               <w:rPr>
@@ -2305,7 +2425,7 @@
               <w:rPr>
                 <w:noProof/>
               </w:rPr>
-              <w:t>8</w:t>
+              <w:t>9</w:t>
             </w:r>
             <w:r>
               <w:rPr>
@@ -2329,7 +2449,7 @@
               <w14:ligatures w14:val="standardContextual"/>
             </w:rPr>
           </w:pPr>
-          <w:hyperlink w:anchor="_Toc230531907" w:history="1">
+          <w:hyperlink w:anchor="_Toc230692435" w:history="1">
             <w:r>
               <w:rPr>
                 <w:rStyle w:val="Hyperlink"/>
@@ -2353,7 +2473,7 @@
               <w:rPr>
                 <w:noProof/>
               </w:rPr>
-              <w:instrText xml:space="preserve"> PAGEREF _Toc230531907 \h </w:instrText>
+              <w:instrText xml:space="preserve"> PAGEREF _Toc230692435 \h </w:instrText>
             </w:r>
             <w:r>
               <w:rPr>
@@ -2370,7 +2490,7 @@
               <w:rPr>
                 <w:noProof/>
               </w:rPr>
-              <w:t>8</w:t>
+              <w:t>9</w:t>
             </w:r>
             <w:r>
               <w:rPr>
@@ -2394,7 +2514,7 @@
               <w14:ligatures w14:val="standardContextual"/>
             </w:rPr>
           </w:pPr>
-          <w:hyperlink w:anchor="_Toc230531908" w:history="1">
+          <w:hyperlink w:anchor="_Toc230692436" w:history="1">
             <w:r>
               <w:rPr>
                 <w:rStyle w:val="Hyperlink"/>
@@ -2418,7 +2538,7 @@
               <w:rPr>
                 <w:noProof/>
               </w:rPr>
-              <w:instrText xml:space="preserve"> PAGEREF _Toc230531908 \h </w:instrText>
+              <w:instrText xml:space="preserve"> PAGEREF _Toc230692436 \h </w:instrText>
             </w:r>
             <w:r>
               <w:rPr>
@@ -2459,7 +2579,7 @@
               <w14:ligatures w14:val="standardContextual"/>
             </w:rPr>
           </w:pPr>
-          <w:hyperlink w:anchor="_Toc230531909" w:history="1">
+          <w:hyperlink w:anchor="_Toc230692437" w:history="1">
             <w:r>
               <w:rPr>
                 <w:rStyle w:val="Hyperlink"/>
@@ -2483,7 +2603,7 @@
               <w:rPr>
                 <w:noProof/>
               </w:rPr>
-              <w:instrText xml:space="preserve"> PAGEREF _Toc230531909 \h </w:instrText>
+              <w:instrText xml:space="preserve"> PAGEREF _Toc230692437 \h </w:instrText>
             </w:r>
             <w:r>
               <w:rPr>
@@ -2524,7 +2644,7 @@
               <w14:ligatures w14:val="standardContextual"/>
             </w:rPr>
           </w:pPr>
-          <w:hyperlink w:anchor="_Toc230531910" w:history="1">
+          <w:hyperlink w:anchor="_Toc230692438" w:history="1">
             <w:r>
               <w:rPr>
                 <w:rStyle w:val="Hyperlink"/>
@@ -2548,7 +2668,7 @@
               <w:rPr>
                 <w:noProof/>
               </w:rPr>
-              <w:instrText xml:space="preserve"> PAGEREF _Toc230531910 \h </w:instrText>
+              <w:instrText xml:space="preserve"> PAGEREF _Toc230692438 \h </w:instrText>
             </w:r>
             <w:r>
               <w:rPr>
@@ -2589,7 +2709,7 @@
               <w14:ligatures w14:val="standardContextual"/>
             </w:rPr>
           </w:pPr>
-          <w:hyperlink w:anchor="_Toc230531911" w:history="1">
+          <w:hyperlink w:anchor="_Toc230692439" w:history="1">
             <w:r>
               <w:rPr>
                 <w:rStyle w:val="Hyperlink"/>
@@ -2613,7 +2733,7 @@
               <w:rPr>
                 <w:noProof/>
               </w:rPr>
-              <w:instrText xml:space="preserve"> PAGEREF _Toc230531911 \h </w:instrText>
+              <w:instrText xml:space="preserve"> PAGEREF _Toc230692439 \h </w:instrText>
             </w:r>
             <w:r>
               <w:rPr>
@@ -2654,7 +2774,7 @@
               <w14:ligatures w14:val="standardContextual"/>
             </w:rPr>
           </w:pPr>
-          <w:hyperlink w:anchor="_Toc230531912" w:history="1">
+          <w:hyperlink w:anchor="_Toc230692440" w:history="1">
             <w:r>
               <w:rPr>
                 <w:rStyle w:val="Hyperlink"/>
@@ -2678,7 +2798,7 @@
               <w:rPr>
                 <w:noProof/>
               </w:rPr>
-              <w:instrText xml:space="preserve"> PAGEREF _Toc230531912 \h </w:instrText>
+              <w:instrText xml:space="preserve"> PAGEREF _Toc230692440 \h </w:instrText>
             </w:r>
             <w:r>
               <w:rPr>
@@ -2719,7 +2839,7 @@
               <w14:ligatures w14:val="standardContextual"/>
             </w:rPr>
           </w:pPr>
-          <w:hyperlink w:anchor="_Toc230531913" w:history="1">
+          <w:hyperlink w:anchor="_Toc230692441" w:history="1">
             <w:r>
               <w:rPr>
                 <w:rStyle w:val="Hyperlink"/>
@@ -2743,7 +2863,7 @@
               <w:rPr>
                 <w:noProof/>
               </w:rPr>
-              <w:instrText xml:space="preserve"> PAGEREF _Toc230531913 \h </w:instrText>
+              <w:instrText xml:space="preserve"> PAGEREF _Toc230692441 \h </w:instrText>
             </w:r>
             <w:r>
               <w:rPr>
@@ -2784,7 +2904,7 @@
               <w14:ligatures w14:val="standardContextual"/>
             </w:rPr>
           </w:pPr>
-          <w:hyperlink w:anchor="_Toc230531914" w:history="1">
+          <w:hyperlink w:anchor="_Toc230692442" w:history="1">
             <w:r>
               <w:rPr>
                 <w:rStyle w:val="Hyperlink"/>
@@ -2808,7 +2928,7 @@
               <w:rPr>
                 <w:noProof/>
               </w:rPr>
-              <w:instrText xml:space="preserve"> PAGEREF _Toc230531914 \h </w:instrText>
+              <w:instrText xml:space="preserve"> PAGEREF _Toc230692442 \h </w:instrText>
             </w:r>
             <w:r>
               <w:rPr>
@@ -2849,7 +2969,7 @@
               <w14:ligatures w14:val="standardContextual"/>
             </w:rPr>
           </w:pPr>
-          <w:hyperlink w:anchor="_Toc230531915" w:history="1">
+          <w:hyperlink w:anchor="_Toc230692443" w:history="1">
             <w:r>
               <w:rPr>
                 <w:rStyle w:val="Hyperlink"/>
@@ -2873,7 +2993,7 @@
               <w:rPr>
                 <w:noProof/>
               </w:rPr>
-              <w:instrText xml:space="preserve"> PAGEREF _Toc230531915 \h </w:instrText>
+              <w:instrText xml:space="preserve"> PAGEREF _Toc230692443 \h </w:instrText>
             </w:r>
             <w:r>
               <w:rPr>
@@ -2943,7 +3063,7 @@
           <w:color w:val="auto"/>
         </w:rPr>
       </w:pPr>
-      <w:bookmarkStart w:id="1" w:name="_Toc230531888"/>
+      <w:bookmarkStart w:id="1" w:name="_Toc230692416"/>
       <w:r>
         <w:rPr>
           <w:color w:val="auto"/>
@@ -2961,7 +3081,11 @@
           <w:tab w:val="right" w:leader="dot" w:pos="9016"/>
         </w:tabs>
         <w:rPr>
+          <w:rFonts w:asciiTheme="minorHAnsi" w:eastAsiaTheme="minorEastAsia" w:hAnsiTheme="minorHAnsi" w:cstheme="minorBidi"/>
           <w:noProof/>
+          <w:color w:val="auto"/>
+          <w:kern w:val="2"/>
+          <w14:ligatures w14:val="standardContextual"/>
         </w:rPr>
       </w:pPr>
       <w:r>
@@ -2994,7 +3118,7 @@
         </w:rPr>
         <w:fldChar w:fldCharType="separate"/>
       </w:r>
-      <w:hyperlink w:anchor="_Toc230530959" w:history="1">
+      <w:hyperlink w:anchor="_Toc230692444" w:history="1">
         <w:r>
           <w:rPr>
             <w:rStyle w:val="Hyperlink"/>
@@ -3021,7 +3145,7 @@
             <w:noProof/>
             <w:webHidden/>
           </w:rPr>
-          <w:instrText xml:space="preserve"> PAGEREF _Toc230530959 \h </w:instrText>
+          <w:instrText xml:space="preserve"> PAGEREF _Toc230692444 \h </w:instrText>
         </w:r>
         <w:r>
           <w:rPr>
@@ -3041,7 +3165,7 @@
             <w:noProof/>
             <w:webHidden/>
           </w:rPr>
-          <w:t>9</w:t>
+          <w:t>7</w:t>
         </w:r>
         <w:r>
           <w:rPr>
@@ -3059,10 +3183,14 @@
           <w:tab w:val="right" w:leader="dot" w:pos="9016"/>
         </w:tabs>
         <w:rPr>
+          <w:rFonts w:asciiTheme="minorHAnsi" w:eastAsiaTheme="minorEastAsia" w:hAnsiTheme="minorHAnsi" w:cstheme="minorBidi"/>
           <w:noProof/>
-        </w:rPr>
-      </w:pPr>
-      <w:hyperlink w:anchor="_Toc230530960" w:history="1">
+          <w:color w:val="auto"/>
+          <w:kern w:val="2"/>
+          <w14:ligatures w14:val="standardContextual"/>
+        </w:rPr>
+      </w:pPr>
+      <w:hyperlink w:anchor="_Toc230692445" w:history="1">
         <w:r>
           <w:rPr>
             <w:rStyle w:val="Hyperlink"/>
@@ -3089,7 +3217,7 @@
             <w:noProof/>
             <w:webHidden/>
           </w:rPr>
-          <w:instrText xml:space="preserve"> PAGEREF _Toc230530960 \h </w:instrText>
+          <w:instrText xml:space="preserve"> PAGEREF _Toc230692445 \h </w:instrText>
         </w:r>
         <w:r>
           <w:rPr>
@@ -3109,7 +3237,7 @@
             <w:noProof/>
             <w:webHidden/>
           </w:rPr>
-          <w:t>9</w:t>
+          <w:t>7</w:t>
         </w:r>
         <w:r>
           <w:rPr>
@@ -3127,10 +3255,14 @@
           <w:tab w:val="right" w:leader="dot" w:pos="9016"/>
         </w:tabs>
         <w:rPr>
+          <w:rFonts w:asciiTheme="minorHAnsi" w:eastAsiaTheme="minorEastAsia" w:hAnsiTheme="minorHAnsi" w:cstheme="minorBidi"/>
           <w:noProof/>
-        </w:rPr>
-      </w:pPr>
-      <w:hyperlink w:anchor="_Toc230530961" w:history="1">
+          <w:color w:val="auto"/>
+          <w:kern w:val="2"/>
+          <w14:ligatures w14:val="standardContextual"/>
+        </w:rPr>
+      </w:pPr>
+      <w:hyperlink w:anchor="_Toc230692446" w:history="1">
         <w:r>
           <w:rPr>
             <w:rStyle w:val="Hyperlink"/>
@@ -3157,7 +3289,7 @@
             <w:noProof/>
             <w:webHidden/>
           </w:rPr>
-          <w:instrText xml:space="preserve"> PAGEREF _Toc230530961 \h </w:instrText>
+          <w:instrText xml:space="preserve"> PAGEREF _Toc230692446 \h </w:instrText>
         </w:r>
         <w:r>
           <w:rPr>
@@ -3177,7 +3309,7 @@
             <w:noProof/>
             <w:webHidden/>
           </w:rPr>
-          <w:t>9</w:t>
+          <w:t>8</w:t>
         </w:r>
         <w:r>
           <w:rPr>
@@ -3195,10 +3327,14 @@
           <w:tab w:val="right" w:leader="dot" w:pos="9016"/>
         </w:tabs>
         <w:rPr>
+          <w:rFonts w:asciiTheme="minorHAnsi" w:eastAsiaTheme="minorEastAsia" w:hAnsiTheme="minorHAnsi" w:cstheme="minorBidi"/>
           <w:noProof/>
-        </w:rPr>
-      </w:pPr>
-      <w:hyperlink w:anchor="_Toc230530962" w:history="1">
+          <w:color w:val="auto"/>
+          <w:kern w:val="2"/>
+          <w14:ligatures w14:val="standardContextual"/>
+        </w:rPr>
+      </w:pPr>
+      <w:hyperlink w:anchor="_Toc230692447" w:history="1">
         <w:r>
           <w:rPr>
             <w:rStyle w:val="Hyperlink"/>
@@ -3225,7 +3361,7 @@
             <w:noProof/>
             <w:webHidden/>
           </w:rPr>
-          <w:instrText xml:space="preserve"> PAGEREF _Toc230530962 \h </w:instrText>
+          <w:instrText xml:space="preserve"> PAGEREF _Toc230692447 \h </w:instrText>
         </w:r>
         <w:r>
           <w:rPr>
@@ -3245,7 +3381,7 @@
             <w:noProof/>
             <w:webHidden/>
           </w:rPr>
-          <w:t>10</w:t>
+          <w:t>8</w:t>
         </w:r>
         <w:r>
           <w:rPr>
@@ -3263,10 +3399,14 @@
           <w:tab w:val="right" w:leader="dot" w:pos="9016"/>
         </w:tabs>
         <w:rPr>
+          <w:rFonts w:asciiTheme="minorHAnsi" w:eastAsiaTheme="minorEastAsia" w:hAnsiTheme="minorHAnsi" w:cstheme="minorBidi"/>
           <w:noProof/>
-        </w:rPr>
-      </w:pPr>
-      <w:hyperlink w:anchor="_Toc230530963" w:history="1">
+          <w:color w:val="auto"/>
+          <w:kern w:val="2"/>
+          <w14:ligatures w14:val="standardContextual"/>
+        </w:rPr>
+      </w:pPr>
+      <w:hyperlink w:anchor="_Toc230692448" w:history="1">
         <w:r>
           <w:rPr>
             <w:rStyle w:val="Hyperlink"/>
@@ -3293,7 +3433,7 @@
             <w:noProof/>
             <w:webHidden/>
           </w:rPr>
-          <w:instrText xml:space="preserve"> PAGEREF _Toc230530963 \h </w:instrText>
+          <w:instrText xml:space="preserve"> PAGEREF _Toc230692448 \h </w:instrText>
         </w:r>
         <w:r>
           <w:rPr>
@@ -3313,7 +3453,7 @@
             <w:noProof/>
             <w:webHidden/>
           </w:rPr>
-          <w:t>10</w:t>
+          <w:t>8</w:t>
         </w:r>
         <w:r>
           <w:rPr>
@@ -3326,6 +3466,78 @@
     </w:p>
     <w:p>
       <w:pPr>
+        <w:pStyle w:val="TableofFigures"/>
+        <w:tabs>
+          <w:tab w:val="right" w:leader="dot" w:pos="9016"/>
+        </w:tabs>
+        <w:rPr>
+          <w:rFonts w:asciiTheme="minorHAnsi" w:eastAsiaTheme="minorEastAsia" w:hAnsiTheme="minorHAnsi" w:cstheme="minorBidi"/>
+          <w:noProof/>
+          <w:color w:val="auto"/>
+          <w:kern w:val="2"/>
+          <w14:ligatures w14:val="standardContextual"/>
+        </w:rPr>
+      </w:pPr>
+      <w:hyperlink w:anchor="_Toc230692449" w:history="1">
+        <w:r>
+          <w:rPr>
+            <w:rStyle w:val="Hyperlink"/>
+            <w:noProof/>
+          </w:rPr>
+          <w:t>Figure 6: Number of users joined by month</w:t>
+        </w:r>
+        <w:r>
+          <w:rPr>
+            <w:noProof/>
+            <w:webHidden/>
+          </w:rPr>
+          <w:tab/>
+        </w:r>
+        <w:r>
+          <w:rPr>
+            <w:noProof/>
+            <w:webHidden/>
+          </w:rPr>
+          <w:fldChar w:fldCharType="begin"/>
+        </w:r>
+        <w:r>
+          <w:rPr>
+            <w:noProof/>
+            <w:webHidden/>
+          </w:rPr>
+          <w:instrText xml:space="preserve"> PAGEREF _Toc230692449 \h </w:instrText>
+        </w:r>
+        <w:r>
+          <w:rPr>
+            <w:noProof/>
+            <w:webHidden/>
+          </w:rPr>
+        </w:r>
+        <w:r>
+          <w:rPr>
+            <w:noProof/>
+            <w:webHidden/>
+          </w:rPr>
+          <w:fldChar w:fldCharType="separate"/>
+        </w:r>
+        <w:r>
+          <w:rPr>
+            <w:noProof/>
+            <w:webHidden/>
+          </w:rPr>
+          <w:t>8</w:t>
+        </w:r>
+        <w:r>
+          <w:rPr>
+            <w:noProof/>
+            <w:webHidden/>
+          </w:rPr>
+          <w:fldChar w:fldCharType="end"/>
+        </w:r>
+      </w:hyperlink>
+    </w:p>
+    <w:p>
+      <w:pPr>
         <w:spacing w:before="200" w:after="200"/>
         <w:rPr>
           <w:color w:val="000000" w:themeColor="text1"/>
@@ -3377,7 +3589,7 @@
           <w:color w:val="000000" w:themeColor="text1"/>
         </w:rPr>
       </w:pPr>
-      <w:bookmarkStart w:id="2" w:name="_Toc230531889"/>
+      <w:bookmarkStart w:id="2" w:name="_Toc230692417"/>
       <w:r>
         <w:rPr>
           <w:color w:val="000000" w:themeColor="text1"/>
@@ -3416,7 +3628,7 @@
           <w:color w:val="000000" w:themeColor="text1"/>
         </w:rPr>
       </w:pPr>
-      <w:bookmarkStart w:id="3" w:name="_Toc230531890"/>
+      <w:bookmarkStart w:id="3" w:name="_Toc230692418"/>
       <w:r>
         <w:rPr>
           <w:color w:val="000000" w:themeColor="text1"/>
@@ -3432,7 +3644,7 @@
           <w:color w:val="000000" w:themeColor="text1"/>
         </w:rPr>
       </w:pPr>
-      <w:bookmarkStart w:id="4" w:name="_Toc230531891"/>
+      <w:bookmarkStart w:id="4" w:name="_Toc230692419"/>
       <w:r>
         <w:rPr>
           <w:color w:val="000000" w:themeColor="text1"/>
@@ -3462,7 +3674,7 @@
           <w:color w:val="000000" w:themeColor="text1"/>
         </w:rPr>
       </w:pPr>
-      <w:bookmarkStart w:id="5" w:name="_Toc230531892"/>
+      <w:bookmarkStart w:id="5" w:name="_Toc230692420"/>
       <w:r>
         <w:rPr>
           <w:color w:val="000000" w:themeColor="text1"/>
@@ -3607,7 +3819,7 @@
           <w:color w:val="000000" w:themeColor="text1"/>
         </w:rPr>
       </w:pPr>
-      <w:bookmarkStart w:id="6" w:name="_Toc230531893"/>
+      <w:bookmarkStart w:id="6" w:name="_Toc230692421"/>
       <w:r>
         <w:rPr>
           <w:color w:val="000000" w:themeColor="text1"/>
@@ -3643,7 +3855,7 @@
           <w:color w:val="000000" w:themeColor="text1"/>
         </w:rPr>
       </w:pPr>
-      <w:bookmarkStart w:id="7" w:name="_Toc230531894"/>
+      <w:bookmarkStart w:id="7" w:name="_Toc230692422"/>
       <w:r>
         <w:rPr>
           <w:color w:val="000000" w:themeColor="text1"/>
@@ -3659,7 +3871,7 @@
           <w:color w:val="000000" w:themeColor="text1"/>
         </w:rPr>
       </w:pPr>
-      <w:bookmarkStart w:id="8" w:name="_Toc230531895"/>
+      <w:bookmarkStart w:id="8" w:name="_Toc230692423"/>
       <w:r>
         <w:rPr>
           <w:color w:val="000000" w:themeColor="text1"/>
@@ -3743,8 +3955,56 @@
         <w:rPr>
           <w:color w:val="000000" w:themeColor="text1"/>
         </w:rPr>
-        <w:t>An organized collection of objects that can be represented in set-builder form or roster form. In set theory, the operations of the sets are carried when two or more sets combine to form a single set under some of the given conditions. The basic operations on sets are: Union of sets, Intersection of sets, A complement of a set, Cartesian product of sets and Set difference. (byjus, 2019)</w:t>
-      </w:r>
+        <w:t xml:space="preserve">An organized collection of objects that can be represented in set-builder form or roster form. In set theory, the operations of the sets are carried when two or more sets combine to form a single set under some of the given conditions. The basic operations on sets </w:t>
+      </w:r>
+      <w:proofErr w:type="gramStart"/>
+      <w:r>
+        <w:rPr>
+          <w:color w:val="000000" w:themeColor="text1"/>
+        </w:rPr>
+        <w:t>are:</w:t>
+      </w:r>
+      <w:proofErr w:type="gramEnd"/>
+      <w:r>
+        <w:rPr>
+          <w:color w:val="000000" w:themeColor="text1"/>
+        </w:rPr>
+        <w:t xml:space="preserve"> Union of sets, Intersection of sets, A complement of a set, Cartesian product of sets and Set difference. </w:t>
+      </w:r>
+      <w:hyperlink w:anchor="byjus" w:history="1">
+        <w:r>
+          <w:rPr>
+            <w:rStyle w:val="Hyperlink"/>
+          </w:rPr>
+          <w:t>(</w:t>
+        </w:r>
+        <w:proofErr w:type="spellStart"/>
+        <w:r>
+          <w:rPr>
+            <w:rStyle w:val="Hyperlink"/>
+          </w:rPr>
+          <w:t>byjus</w:t>
+        </w:r>
+        <w:proofErr w:type="spellEnd"/>
+        <w:r>
+          <w:rPr>
+            <w:rStyle w:val="Hyperlink"/>
+          </w:rPr>
+          <w:t>, 2</w:t>
+        </w:r>
+        <w:r>
+          <w:rPr>
+            <w:rStyle w:val="Hyperlink"/>
+          </w:rPr>
+          <w:t>0</w:t>
+        </w:r>
+        <w:r>
+          <w:rPr>
+            <w:rStyle w:val="Hyperlink"/>
+          </w:rPr>
+          <w:t>19)</w:t>
+        </w:r>
+      </w:hyperlink>
     </w:p>
     <w:p>
       <w:pPr>
@@ -3776,7 +4036,21 @@
           <w:color w:val="000000" w:themeColor="text1"/>
         </w:rPr>
         <w:lastRenderedPageBreak/>
-        <w:t>Sets relate to sql when making queries to show specific data where tables are combined (JOIN ON) which is the Union of sets for example and when provided with a certain a parameter to filter more than we get into Intersection of sets (WHERE, GROUP BY…etc)</w:t>
+        <w:t xml:space="preserve">Sets relate to </w:t>
+      </w:r>
+      <w:proofErr w:type="spellStart"/>
+      <w:r>
+        <w:rPr>
+          <w:color w:val="000000" w:themeColor="text1"/>
+        </w:rPr>
+        <w:t>sql</w:t>
+      </w:r>
+      <w:proofErr w:type="spellEnd"/>
+      <w:r>
+        <w:rPr>
+          <w:color w:val="000000" w:themeColor="text1"/>
+        </w:rPr>
+        <w:t xml:space="preserve"> when making queries to show specific data where tables are combined (JOIN ON) which is the Union of sets for example and when provided with a certain a parameter to filter more than we get into Intersection of sets (WHERE, GROUP BY…etc)</w:t>
       </w:r>
     </w:p>
     <w:p>
@@ -3882,8 +4156,16 @@
         <w:rPr>
           <w:color w:val="000000" w:themeColor="text1"/>
         </w:rPr>
-        <w:t>Relational algebra is a formal system for manipulating relations and the operations of this algebra include the usual set operations (since relations are sets of tuples), and special operations defined for relations. (cs.rochester.edu, 2025)</w:t>
-      </w:r>
+        <w:t xml:space="preserve">Relational algebra is a formal system for manipulating relations and the operations of this algebra include the usual set operations (since relations are sets of tuples), and special operations defined for relations. </w:t>
+      </w:r>
+      <w:hyperlink w:anchor="rochester" w:history="1">
+        <w:r>
+          <w:rPr>
+            <w:rStyle w:val="Hyperlink"/>
+          </w:rPr>
+          <w:t>(cs.rochester.edu, 2025)</w:t>
+        </w:r>
+      </w:hyperlink>
     </w:p>
     <w:p>
       <w:pPr>
@@ -3914,7 +4196,29 @@
         <w:rPr>
           <w:color w:val="000000" w:themeColor="text1"/>
         </w:rPr>
-        <w:t>As we perform operations on sets to make queries, we basically applying relational algebra, and apart from the operations used before, SELECT was also used to print our the results for example and sorting operations (like DESC)</w:t>
+        <w:t xml:space="preserve">As we perform operations on sets to make queries, we basically applying relational algebra, and apart from the operations used before, SELECT was also used to print </w:t>
+      </w:r>
+      <w:proofErr w:type="spellStart"/>
+      <w:proofErr w:type="gramStart"/>
+      <w:r>
+        <w:rPr>
+          <w:color w:val="000000" w:themeColor="text1"/>
+        </w:rPr>
+        <w:t>our</w:t>
+      </w:r>
+      <w:proofErr w:type="spellEnd"/>
+      <w:r>
+        <w:rPr>
+          <w:color w:val="000000" w:themeColor="text1"/>
+        </w:rPr>
+        <w:t xml:space="preserve"> the</w:t>
+      </w:r>
+      <w:proofErr w:type="gramEnd"/>
+      <w:r>
+        <w:rPr>
+          <w:color w:val="000000" w:themeColor="text1"/>
+        </w:rPr>
+        <w:t xml:space="preserve"> results for example and sorting operations (like DESC)</w:t>
       </w:r>
     </w:p>
     <w:p>
@@ -3974,8 +4278,30 @@
         <w:rPr>
           <w:color w:val="000000" w:themeColor="text1"/>
         </w:rPr>
-        <w:t>Predicate logic, also called first-order logic, is an enrichment of propositional logic to include predicates, individuals and quantifiers, and is widely accepted as the standard language of mathematics. Axiomatic predicate logic was established by Gottlob Frege in the late 19th century, who formalized the notion of quantified variable. (worldscientific, 2022)</w:t>
-      </w:r>
+        <w:t xml:space="preserve">Predicate logic, also called first-order logic, is an enrichment of propositional logic to include predicates, individuals and quantifiers, and is widely accepted as the standard language of mathematics. Axiomatic predicate logic was established by Gottlob Frege in the late 19th century, who formalized the notion of quantified variable. </w:t>
+      </w:r>
+      <w:hyperlink w:anchor="worldscientific" w:history="1">
+        <w:r>
+          <w:rPr>
+            <w:rStyle w:val="Hyperlink"/>
+          </w:rPr>
+          <w:t>(</w:t>
+        </w:r>
+        <w:proofErr w:type="spellStart"/>
+        <w:r>
+          <w:rPr>
+            <w:rStyle w:val="Hyperlink"/>
+          </w:rPr>
+          <w:t>worldscientific</w:t>
+        </w:r>
+        <w:proofErr w:type="spellEnd"/>
+        <w:r>
+          <w:rPr>
+            <w:rStyle w:val="Hyperlink"/>
+          </w:rPr>
+          <w:t>, 2022)</w:t>
+        </w:r>
+      </w:hyperlink>
     </w:p>
     <w:p>
       <w:pPr>
@@ -4032,7 +4358,7 @@
           <w:color w:val="000000" w:themeColor="text1"/>
         </w:rPr>
       </w:pPr>
-      <w:bookmarkStart w:id="9" w:name="_Toc230531896"/>
+      <w:bookmarkStart w:id="9" w:name="_Toc230692424"/>
       <w:r>
         <w:rPr>
           <w:color w:val="000000" w:themeColor="text1"/>
@@ -4065,7 +4391,21 @@
           <w:color w:val="000000" w:themeColor="text1"/>
         </w:rPr>
         <w:br/>
-        <w:t xml:space="preserve">Another example is the functional dependencies (normalization) for example dish_id  </w:t>
+        <w:t xml:space="preserve">Another example is the functional dependencies (normalization) for example </w:t>
+      </w:r>
+      <w:proofErr w:type="spellStart"/>
+      <w:r>
+        <w:rPr>
+          <w:color w:val="000000" w:themeColor="text1"/>
+        </w:rPr>
+        <w:t>dish_id</w:t>
+      </w:r>
+      <w:proofErr w:type="spellEnd"/>
+      <w:r>
+        <w:rPr>
+          <w:color w:val="000000" w:themeColor="text1"/>
+        </w:rPr>
+        <w:t xml:space="preserve">  </w:t>
       </w:r>
       <w:r>
         <w:rPr>
@@ -4077,7 +4417,49 @@
         <w:rPr>
           <w:color w:val="000000" w:themeColor="text1"/>
         </w:rPr>
-        <w:t xml:space="preserve"> dishName, which means that the dish_id determines the dishName.</w:t>
+        <w:t xml:space="preserve"> </w:t>
+      </w:r>
+      <w:proofErr w:type="spellStart"/>
+      <w:r>
+        <w:rPr>
+          <w:color w:val="000000" w:themeColor="text1"/>
+        </w:rPr>
+        <w:t>dishName</w:t>
+      </w:r>
+      <w:proofErr w:type="spellEnd"/>
+      <w:r>
+        <w:rPr>
+          <w:color w:val="000000" w:themeColor="text1"/>
+        </w:rPr>
+        <w:t xml:space="preserve">, which means that the </w:t>
+      </w:r>
+      <w:proofErr w:type="spellStart"/>
+      <w:r>
+        <w:rPr>
+          <w:color w:val="000000" w:themeColor="text1"/>
+        </w:rPr>
+        <w:t>dish_id</w:t>
+      </w:r>
+      <w:proofErr w:type="spellEnd"/>
+      <w:r>
+        <w:rPr>
+          <w:color w:val="000000" w:themeColor="text1"/>
+        </w:rPr>
+        <w:t xml:space="preserve"> determines the </w:t>
+      </w:r>
+      <w:proofErr w:type="spellStart"/>
+      <w:r>
+        <w:rPr>
+          <w:color w:val="000000" w:themeColor="text1"/>
+        </w:rPr>
+        <w:t>dishName</w:t>
+      </w:r>
+      <w:proofErr w:type="spellEnd"/>
+      <w:r>
+        <w:rPr>
+          <w:color w:val="000000" w:themeColor="text1"/>
+        </w:rPr>
+        <w:t>.</w:t>
       </w:r>
     </w:p>
     <w:p>
@@ -4099,7 +4481,21 @@
         <w:rPr>
           <w:color w:val="000000" w:themeColor="text1"/>
         </w:rPr>
-        <w:t>To construct this model, graph theory was also implemented to decide the relationship between the tables (entites) through the primary keys and foreign keys.</w:t>
+        <w:t>To construct this model, graph theory was also implemented to decide the relationship between the tables (</w:t>
+      </w:r>
+      <w:proofErr w:type="spellStart"/>
+      <w:r>
+        <w:rPr>
+          <w:color w:val="000000" w:themeColor="text1"/>
+        </w:rPr>
+        <w:t>entites</w:t>
+      </w:r>
+      <w:proofErr w:type="spellEnd"/>
+      <w:r>
+        <w:rPr>
+          <w:color w:val="000000" w:themeColor="text1"/>
+        </w:rPr>
+        <w:t>) through the primary keys and foreign keys.</w:t>
       </w:r>
     </w:p>
     <w:p>
@@ -4109,7 +4505,7 @@
           <w:color w:val="000000" w:themeColor="text1"/>
         </w:rPr>
       </w:pPr>
-      <w:bookmarkStart w:id="10" w:name="_Toc230531897"/>
+      <w:bookmarkStart w:id="10" w:name="_Toc230692425"/>
       <w:r>
         <w:rPr>
           <w:color w:val="000000" w:themeColor="text1"/>
@@ -4140,7 +4536,7 @@
           <w:color w:val="auto"/>
         </w:rPr>
       </w:pPr>
-      <w:bookmarkStart w:id="11" w:name="_Toc230531898"/>
+      <w:bookmarkStart w:id="11" w:name="_Toc230692426"/>
       <w:r>
         <w:rPr>
           <w:color w:val="auto"/>
@@ -4156,7 +4552,7 @@
           <w:color w:val="000000" w:themeColor="text1"/>
         </w:rPr>
       </w:pPr>
-      <w:bookmarkStart w:id="12" w:name="_Toc230531899"/>
+      <w:bookmarkStart w:id="12" w:name="_Toc230692427"/>
       <w:r>
         <w:rPr>
           <w:color w:val="000000" w:themeColor="text1"/>
@@ -4202,11 +4598,19 @@
         </w:rPr>
         <w:t xml:space="preserve">. </w:t>
       </w:r>
-      <w:r>
-        <w:rPr>
-          <w:color w:val="000000" w:themeColor="text1"/>
-        </w:rPr>
-        <w:t>Github to track the work.</w:t>
+      <w:proofErr w:type="spellStart"/>
+      <w:r>
+        <w:rPr>
+          <w:color w:val="000000" w:themeColor="text1"/>
+        </w:rPr>
+        <w:t>Github</w:t>
+      </w:r>
+      <w:proofErr w:type="spellEnd"/>
+      <w:r>
+        <w:rPr>
+          <w:color w:val="000000" w:themeColor="text1"/>
+        </w:rPr>
+        <w:t xml:space="preserve"> to track the work.</w:t>
       </w:r>
     </w:p>
     <w:p>
@@ -4244,7 +4648,7 @@
           <w:color w:val="000000" w:themeColor="text1"/>
         </w:rPr>
       </w:pPr>
-      <w:bookmarkStart w:id="13" w:name="_Toc230531900"/>
+      <w:bookmarkStart w:id="13" w:name="_Toc230692428"/>
       <w:r>
         <w:rPr>
           <w:color w:val="000000" w:themeColor="text1"/>
@@ -4268,7 +4672,7 @@
           <w:color w:val="000000" w:themeColor="text1"/>
         </w:rPr>
       </w:pPr>
-      <w:bookmarkStart w:id="14" w:name="_Toc230531901"/>
+      <w:bookmarkStart w:id="14" w:name="_Toc230692429"/>
       <w:r>
         <w:rPr>
           <w:color w:val="000000" w:themeColor="text1"/>
@@ -4437,6 +4841,7 @@
         </w:rPr>
         <w:t xml:space="preserve">, </w:t>
       </w:r>
+      <w:proofErr w:type="spellStart"/>
       <w:r>
         <w:rPr>
           <w:color w:val="000000" w:themeColor="text1"/>
@@ -4451,12 +4856,29 @@
         </w:rPr>
         <w:t>num</w:t>
       </w:r>
-      <w:r>
-        <w:rPr>
-          <w:color w:val="000000" w:themeColor="text1"/>
-          <w:lang w:val="en-US"/>
-        </w:rPr>
-        <w:t xml:space="preserve"> (bigint)</w:t>
+      <w:proofErr w:type="spellEnd"/>
+      <w:r>
+        <w:rPr>
+          <w:color w:val="000000" w:themeColor="text1"/>
+          <w:lang w:val="en-US"/>
+        </w:rPr>
+        <w:t xml:space="preserve"> (</w:t>
+      </w:r>
+      <w:proofErr w:type="spellStart"/>
+      <w:r>
+        <w:rPr>
+          <w:color w:val="000000" w:themeColor="text1"/>
+          <w:lang w:val="en-US"/>
+        </w:rPr>
+        <w:t>bigint</w:t>
+      </w:r>
+      <w:proofErr w:type="spellEnd"/>
+      <w:r>
+        <w:rPr>
+          <w:color w:val="000000" w:themeColor="text1"/>
+          <w:lang w:val="en-US"/>
+        </w:rPr>
+        <w:t>)</w:t>
       </w:r>
       <w:r>
         <w:rPr>
@@ -4471,6 +4893,29 @@
           <w:lang w:val="en-US"/>
         </w:rPr>
         <w:t xml:space="preserve"> (varchar)</w:t>
+      </w:r>
+      <w:r>
+        <w:rPr>
+          <w:color w:val="000000" w:themeColor="text1"/>
+          <w:lang w:val="en-US"/>
+        </w:rPr>
+        <w:t xml:space="preserve">, </w:t>
+      </w:r>
+      <w:proofErr w:type="spellStart"/>
+      <w:r>
+        <w:rPr>
+          <w:color w:val="000000" w:themeColor="text1"/>
+          <w:lang w:val="en-US"/>
+        </w:rPr>
+        <w:t>created_on</w:t>
+      </w:r>
+      <w:proofErr w:type="spellEnd"/>
+      <w:r>
+        <w:rPr>
+          <w:color w:val="000000" w:themeColor="text1"/>
+          <w:lang w:val="en-US"/>
+        </w:rPr>
+        <w:t xml:space="preserve"> (date)</w:t>
       </w:r>
       <w:r>
         <w:rPr>
@@ -4535,6 +4980,7 @@
           <w:lang w:val="en-US"/>
         </w:rPr>
       </w:pPr>
+      <w:proofErr w:type="spellStart"/>
       <w:r>
         <w:rPr>
           <w:color w:val="000000" w:themeColor="text1"/>
@@ -4547,14 +4993,30 @@
           <w:color w:val="000000" w:themeColor="text1"/>
           <w:lang w:val="en-US"/>
         </w:rPr>
-        <w:t>ID (int, primary key)</w:t>
-      </w:r>
-      <w:r>
-        <w:rPr>
-          <w:color w:val="000000" w:themeColor="text1"/>
-          <w:lang w:val="en-US"/>
-        </w:rPr>
-        <w:t>, dish</w:t>
+        <w:t>ID</w:t>
+      </w:r>
+      <w:proofErr w:type="spellEnd"/>
+      <w:r>
+        <w:rPr>
+          <w:color w:val="000000" w:themeColor="text1"/>
+          <w:lang w:val="en-US"/>
+        </w:rPr>
+        <w:t xml:space="preserve"> (int, primary key)</w:t>
+      </w:r>
+      <w:r>
+        <w:rPr>
+          <w:color w:val="000000" w:themeColor="text1"/>
+          <w:lang w:val="en-US"/>
+        </w:rPr>
+        <w:t xml:space="preserve">, </w:t>
+      </w:r>
+      <w:proofErr w:type="spellStart"/>
+      <w:r>
+        <w:rPr>
+          <w:color w:val="000000" w:themeColor="text1"/>
+          <w:lang w:val="en-US"/>
+        </w:rPr>
+        <w:t>dish</w:t>
       </w:r>
       <w:r>
         <w:rPr>
@@ -4570,6 +5032,7 @@
         </w:rPr>
         <w:t>ame</w:t>
       </w:r>
+      <w:proofErr w:type="spellEnd"/>
       <w:r>
         <w:rPr>
           <w:color w:val="000000" w:themeColor="text1"/>
@@ -4617,7 +5080,23 @@
           <w:color w:val="000000" w:themeColor="text1"/>
           <w:lang w:val="en-US"/>
         </w:rPr>
-        <w:t xml:space="preserve"> (enum)</w:t>
+        <w:t xml:space="preserve"> (</w:t>
+      </w:r>
+      <w:proofErr w:type="spellStart"/>
+      <w:r>
+        <w:rPr>
+          <w:color w:val="000000" w:themeColor="text1"/>
+          <w:lang w:val="en-US"/>
+        </w:rPr>
+        <w:t>enum</w:t>
+      </w:r>
+      <w:proofErr w:type="spellEnd"/>
+      <w:r>
+        <w:rPr>
+          <w:color w:val="000000" w:themeColor="text1"/>
+          <w:lang w:val="en-US"/>
+        </w:rPr>
+        <w:t>)</w:t>
       </w:r>
       <w:r>
         <w:rPr>
@@ -4682,6 +5161,7 @@
           <w:lang w:val="en-US"/>
         </w:rPr>
       </w:pPr>
+      <w:proofErr w:type="spellStart"/>
       <w:r>
         <w:rPr>
           <w:color w:val="000000" w:themeColor="text1"/>
@@ -4694,29 +5174,62 @@
           <w:color w:val="000000" w:themeColor="text1"/>
           <w:lang w:val="en-US"/>
         </w:rPr>
-        <w:t>ID (int, primary key)</w:t>
-      </w:r>
-      <w:r>
-        <w:rPr>
-          <w:color w:val="000000" w:themeColor="text1"/>
-          <w:lang w:val="en-US"/>
-        </w:rPr>
-        <w:t>, user_</w:t>
-      </w:r>
-      <w:r>
-        <w:rPr>
-          <w:color w:val="000000" w:themeColor="text1"/>
-          <w:lang w:val="en-US"/>
-        </w:rPr>
-        <w:t>ID (int, foreign key)</w:t>
-      </w:r>
-      <w:r>
-        <w:rPr>
-          <w:color w:val="000000" w:themeColor="text1"/>
-          <w:lang w:val="en-US"/>
-        </w:rPr>
-        <w:t>, order_date</w:t>
-      </w:r>
+        <w:t>ID</w:t>
+      </w:r>
+      <w:proofErr w:type="spellEnd"/>
+      <w:r>
+        <w:rPr>
+          <w:color w:val="000000" w:themeColor="text1"/>
+          <w:lang w:val="en-US"/>
+        </w:rPr>
+        <w:t xml:space="preserve"> (int, primary key)</w:t>
+      </w:r>
+      <w:r>
+        <w:rPr>
+          <w:color w:val="000000" w:themeColor="text1"/>
+          <w:lang w:val="en-US"/>
+        </w:rPr>
+        <w:t xml:space="preserve">, </w:t>
+      </w:r>
+      <w:proofErr w:type="spellStart"/>
+      <w:r>
+        <w:rPr>
+          <w:color w:val="000000" w:themeColor="text1"/>
+          <w:lang w:val="en-US"/>
+        </w:rPr>
+        <w:t>user_</w:t>
+      </w:r>
+      <w:r>
+        <w:rPr>
+          <w:color w:val="000000" w:themeColor="text1"/>
+          <w:lang w:val="en-US"/>
+        </w:rPr>
+        <w:t>ID</w:t>
+      </w:r>
+      <w:proofErr w:type="spellEnd"/>
+      <w:r>
+        <w:rPr>
+          <w:color w:val="000000" w:themeColor="text1"/>
+          <w:lang w:val="en-US"/>
+        </w:rPr>
+        <w:t xml:space="preserve"> (int, foreign key)</w:t>
+      </w:r>
+      <w:r>
+        <w:rPr>
+          <w:color w:val="000000" w:themeColor="text1"/>
+          <w:lang w:val="en-US"/>
+        </w:rPr>
+        <w:t xml:space="preserve">, </w:t>
+      </w:r>
+      <w:proofErr w:type="spellStart"/>
+      <w:r>
+        <w:rPr>
+          <w:color w:val="000000" w:themeColor="text1"/>
+          <w:lang w:val="en-US"/>
+        </w:rPr>
+        <w:t>order_date</w:t>
+      </w:r>
+      <w:proofErr w:type="spellEnd"/>
       <w:r>
         <w:rPr>
           <w:color w:val="000000" w:themeColor="text1"/>
@@ -4729,7 +5242,15 @@
           <w:color w:val="000000" w:themeColor="text1"/>
           <w:lang w:val="en-US"/>
         </w:rPr>
-        <w:t>, delivery</w:t>
+        <w:t xml:space="preserve">, </w:t>
+      </w:r>
+      <w:proofErr w:type="spellStart"/>
+      <w:r>
+        <w:rPr>
+          <w:color w:val="000000" w:themeColor="text1"/>
+          <w:lang w:val="en-US"/>
+        </w:rPr>
+        <w:t>delivery</w:t>
       </w:r>
       <w:r>
         <w:rPr>
@@ -4745,19 +5266,44 @@
         </w:rPr>
         <w:t>option</w:t>
       </w:r>
-      <w:r>
-        <w:rPr>
-          <w:color w:val="000000" w:themeColor="text1"/>
-          <w:lang w:val="en-US"/>
-        </w:rPr>
-        <w:t xml:space="preserve"> (enum)</w:t>
-      </w:r>
-      <w:r>
-        <w:rPr>
-          <w:color w:val="000000" w:themeColor="text1"/>
-          <w:lang w:val="en-US"/>
-        </w:rPr>
-        <w:t>, delivery</w:t>
+      <w:proofErr w:type="spellEnd"/>
+      <w:r>
+        <w:rPr>
+          <w:color w:val="000000" w:themeColor="text1"/>
+          <w:lang w:val="en-US"/>
+        </w:rPr>
+        <w:t xml:space="preserve"> (</w:t>
+      </w:r>
+      <w:proofErr w:type="spellStart"/>
+      <w:r>
+        <w:rPr>
+          <w:color w:val="000000" w:themeColor="text1"/>
+          <w:lang w:val="en-US"/>
+        </w:rPr>
+        <w:t>enum</w:t>
+      </w:r>
+      <w:proofErr w:type="spellEnd"/>
+      <w:r>
+        <w:rPr>
+          <w:color w:val="000000" w:themeColor="text1"/>
+          <w:lang w:val="en-US"/>
+        </w:rPr>
+        <w:t>)</w:t>
+      </w:r>
+      <w:r>
+        <w:rPr>
+          <w:color w:val="000000" w:themeColor="text1"/>
+          <w:lang w:val="en-US"/>
+        </w:rPr>
+        <w:t xml:space="preserve">, </w:t>
+      </w:r>
+      <w:proofErr w:type="spellStart"/>
+      <w:r>
+        <w:rPr>
+          <w:color w:val="000000" w:themeColor="text1"/>
+          <w:lang w:val="en-US"/>
+        </w:rPr>
+        <w:t>delivery</w:t>
       </w:r>
       <w:r>
         <w:rPr>
@@ -4773,6 +5319,7 @@
         </w:rPr>
         <w:t>address</w:t>
       </w:r>
+      <w:proofErr w:type="spellEnd"/>
       <w:r>
         <w:rPr>
           <w:color w:val="000000" w:themeColor="text1"/>
@@ -4785,7 +5332,15 @@
           <w:color w:val="000000" w:themeColor="text1"/>
           <w:lang w:val="en-US"/>
         </w:rPr>
-        <w:t xml:space="preserve"> and order</w:t>
+        <w:t xml:space="preserve"> and </w:t>
+      </w:r>
+      <w:proofErr w:type="spellStart"/>
+      <w:r>
+        <w:rPr>
+          <w:color w:val="000000" w:themeColor="text1"/>
+          <w:lang w:val="en-US"/>
+        </w:rPr>
+        <w:t>order</w:t>
       </w:r>
       <w:r>
         <w:rPr>
@@ -4801,12 +5356,29 @@
         </w:rPr>
         <w:t>status</w:t>
       </w:r>
-      <w:r>
-        <w:rPr>
-          <w:color w:val="000000" w:themeColor="text1"/>
-          <w:lang w:val="en-US"/>
-        </w:rPr>
-        <w:t xml:space="preserve"> (enum)</w:t>
+      <w:proofErr w:type="spellEnd"/>
+      <w:r>
+        <w:rPr>
+          <w:color w:val="000000" w:themeColor="text1"/>
+          <w:lang w:val="en-US"/>
+        </w:rPr>
+        <w:t xml:space="preserve"> (</w:t>
+      </w:r>
+      <w:proofErr w:type="spellStart"/>
+      <w:r>
+        <w:rPr>
+          <w:color w:val="000000" w:themeColor="text1"/>
+          <w:lang w:val="en-US"/>
+        </w:rPr>
+        <w:t>enum</w:t>
+      </w:r>
+      <w:proofErr w:type="spellEnd"/>
+      <w:r>
+        <w:rPr>
+          <w:color w:val="000000" w:themeColor="text1"/>
+          <w:lang w:val="en-US"/>
+        </w:rPr>
+        <w:t>)</w:t>
       </w:r>
       <w:r>
         <w:rPr>
@@ -4871,13 +5443,55 @@
           <w:lang w:val="en-US"/>
         </w:rPr>
       </w:pPr>
-      <w:r>
-        <w:rPr>
-          <w:color w:val="000000" w:themeColor="text1"/>
-          <w:lang w:val="en-US"/>
-        </w:rPr>
-        <w:t xml:space="preserve">orderDetails_ID(int, primary key), dish_ID (int, foreign key), </w:t>
-      </w:r>
+      <w:proofErr w:type="spellStart"/>
+      <w:r>
+        <w:rPr>
+          <w:color w:val="000000" w:themeColor="text1"/>
+          <w:lang w:val="en-US"/>
+        </w:rPr>
+        <w:t>orderDetails_</w:t>
+      </w:r>
+      <w:proofErr w:type="gramStart"/>
+      <w:r>
+        <w:rPr>
+          <w:color w:val="000000" w:themeColor="text1"/>
+          <w:lang w:val="en-US"/>
+        </w:rPr>
+        <w:t>ID</w:t>
+      </w:r>
+      <w:proofErr w:type="spellEnd"/>
+      <w:r>
+        <w:rPr>
+          <w:color w:val="000000" w:themeColor="text1"/>
+          <w:lang w:val="en-US"/>
+        </w:rPr>
+        <w:t>(</w:t>
+      </w:r>
+      <w:proofErr w:type="gramEnd"/>
+      <w:r>
+        <w:rPr>
+          <w:color w:val="000000" w:themeColor="text1"/>
+          <w:lang w:val="en-US"/>
+        </w:rPr>
+        <w:t xml:space="preserve">int, primary key), </w:t>
+      </w:r>
+      <w:proofErr w:type="spellStart"/>
+      <w:r>
+        <w:rPr>
+          <w:color w:val="000000" w:themeColor="text1"/>
+          <w:lang w:val="en-US"/>
+        </w:rPr>
+        <w:t>dish_ID</w:t>
+      </w:r>
+      <w:proofErr w:type="spellEnd"/>
+      <w:r>
+        <w:rPr>
+          <w:color w:val="000000" w:themeColor="text1"/>
+          <w:lang w:val="en-US"/>
+        </w:rPr>
+        <w:t xml:space="preserve"> (int, foreign key), </w:t>
+      </w:r>
+      <w:proofErr w:type="spellStart"/>
       <w:r>
         <w:rPr>
           <w:color w:val="000000" w:themeColor="text1"/>
@@ -4890,7 +5504,31 @@
           <w:color w:val="000000" w:themeColor="text1"/>
           <w:lang w:val="en-US"/>
         </w:rPr>
-        <w:t>rder_ID (int, foreign key), payment_one (float), quantity (int), and subtotal (float).</w:t>
+        <w:t>rder_ID</w:t>
+      </w:r>
+      <w:proofErr w:type="spellEnd"/>
+      <w:r>
+        <w:rPr>
+          <w:color w:val="000000" w:themeColor="text1"/>
+          <w:lang w:val="en-US"/>
+        </w:rPr>
+        <w:t xml:space="preserve"> (int, foreign key), </w:t>
+      </w:r>
+      <w:proofErr w:type="spellStart"/>
+      <w:r>
+        <w:rPr>
+          <w:color w:val="000000" w:themeColor="text1"/>
+          <w:lang w:val="en-US"/>
+        </w:rPr>
+        <w:t>payment_one</w:t>
+      </w:r>
+      <w:proofErr w:type="spellEnd"/>
+      <w:r>
+        <w:rPr>
+          <w:color w:val="000000" w:themeColor="text1"/>
+          <w:lang w:val="en-US"/>
+        </w:rPr>
+        <w:t xml:space="preserve"> (float), quantity (int), and subtotal (float).</w:t>
       </w:r>
     </w:p>
     <w:p>
@@ -4948,6 +5586,7 @@
           <w:lang w:val="en-US"/>
         </w:rPr>
       </w:pPr>
+      <w:proofErr w:type="spellStart"/>
       <w:r>
         <w:rPr>
           <w:color w:val="000000" w:themeColor="text1"/>
@@ -4955,6 +5594,7 @@
         </w:rPr>
         <w:t>payment_id</w:t>
       </w:r>
+      <w:proofErr w:type="spellEnd"/>
       <w:r>
         <w:rPr>
           <w:color w:val="000000" w:themeColor="text1"/>
@@ -4967,36 +5607,77 @@
           <w:color w:val="000000" w:themeColor="text1"/>
           <w:lang w:val="en-US"/>
         </w:rPr>
-        <w:t>, user_</w:t>
-      </w:r>
-      <w:r>
-        <w:rPr>
-          <w:color w:val="000000" w:themeColor="text1"/>
-          <w:lang w:val="en-US"/>
-        </w:rPr>
-        <w:t>ID (int, foreign key)</w:t>
-      </w:r>
-      <w:r>
-        <w:rPr>
-          <w:color w:val="000000" w:themeColor="text1"/>
-          <w:lang w:val="en-US"/>
-        </w:rPr>
-        <w:t>, order_</w:t>
-      </w:r>
-      <w:r>
-        <w:rPr>
-          <w:color w:val="000000" w:themeColor="text1"/>
-          <w:lang w:val="en-US"/>
-        </w:rPr>
-        <w:t>ID (int, foreign key)</w:t>
-      </w:r>
-      <w:r>
-        <w:rPr>
-          <w:color w:val="000000" w:themeColor="text1"/>
-          <w:lang w:val="en-US"/>
-        </w:rPr>
-        <w:t>, payment_amount</w:t>
-      </w:r>
+        <w:t xml:space="preserve">, </w:t>
+      </w:r>
+      <w:proofErr w:type="spellStart"/>
+      <w:r>
+        <w:rPr>
+          <w:color w:val="000000" w:themeColor="text1"/>
+          <w:lang w:val="en-US"/>
+        </w:rPr>
+        <w:t>user_</w:t>
+      </w:r>
+      <w:r>
+        <w:rPr>
+          <w:color w:val="000000" w:themeColor="text1"/>
+          <w:lang w:val="en-US"/>
+        </w:rPr>
+        <w:t>ID</w:t>
+      </w:r>
+      <w:proofErr w:type="spellEnd"/>
+      <w:r>
+        <w:rPr>
+          <w:color w:val="000000" w:themeColor="text1"/>
+          <w:lang w:val="en-US"/>
+        </w:rPr>
+        <w:t xml:space="preserve"> (int, foreign key)</w:t>
+      </w:r>
+      <w:r>
+        <w:rPr>
+          <w:color w:val="000000" w:themeColor="text1"/>
+          <w:lang w:val="en-US"/>
+        </w:rPr>
+        <w:t xml:space="preserve">, </w:t>
+      </w:r>
+      <w:proofErr w:type="spellStart"/>
+      <w:r>
+        <w:rPr>
+          <w:color w:val="000000" w:themeColor="text1"/>
+          <w:lang w:val="en-US"/>
+        </w:rPr>
+        <w:t>order_</w:t>
+      </w:r>
+      <w:r>
+        <w:rPr>
+          <w:color w:val="000000" w:themeColor="text1"/>
+          <w:lang w:val="en-US"/>
+        </w:rPr>
+        <w:t>ID</w:t>
+      </w:r>
+      <w:proofErr w:type="spellEnd"/>
+      <w:r>
+        <w:rPr>
+          <w:color w:val="000000" w:themeColor="text1"/>
+          <w:lang w:val="en-US"/>
+        </w:rPr>
+        <w:t xml:space="preserve"> (int, foreign key)</w:t>
+      </w:r>
+      <w:r>
+        <w:rPr>
+          <w:color w:val="000000" w:themeColor="text1"/>
+          <w:lang w:val="en-US"/>
+        </w:rPr>
+        <w:t xml:space="preserve">, </w:t>
+      </w:r>
+      <w:proofErr w:type="spellStart"/>
+      <w:r>
+        <w:rPr>
+          <w:color w:val="000000" w:themeColor="text1"/>
+          <w:lang w:val="en-US"/>
+        </w:rPr>
+        <w:t>payment_amount</w:t>
+      </w:r>
+      <w:proofErr w:type="spellEnd"/>
       <w:r>
         <w:rPr>
           <w:color w:val="000000" w:themeColor="text1"/>
@@ -5023,7 +5704,15 @@
           <w:color w:val="000000" w:themeColor="text1"/>
           <w:lang w:val="en-US"/>
         </w:rPr>
-        <w:t>, payment_</w:t>
+        <w:t xml:space="preserve">, </w:t>
+      </w:r>
+      <w:proofErr w:type="spellStart"/>
+      <w:r>
+        <w:rPr>
+          <w:color w:val="000000" w:themeColor="text1"/>
+          <w:lang w:val="en-US"/>
+        </w:rPr>
+        <w:t>payment_</w:t>
       </w:r>
       <w:r>
         <w:rPr>
@@ -5039,6 +5728,7 @@
         </w:rPr>
         <w:t>ate</w:t>
       </w:r>
+      <w:proofErr w:type="spellEnd"/>
       <w:r>
         <w:rPr>
           <w:color w:val="000000" w:themeColor="text1"/>
@@ -5051,7 +5741,15 @@
           <w:color w:val="000000" w:themeColor="text1"/>
           <w:lang w:val="en-US"/>
         </w:rPr>
-        <w:t>, and payment_</w:t>
+        <w:t xml:space="preserve">, and </w:t>
+      </w:r>
+      <w:proofErr w:type="spellStart"/>
+      <w:r>
+        <w:rPr>
+          <w:color w:val="000000" w:themeColor="text1"/>
+          <w:lang w:val="en-US"/>
+        </w:rPr>
+        <w:t>payment_</w:t>
       </w:r>
       <w:r>
         <w:rPr>
@@ -5067,12 +5765,29 @@
         </w:rPr>
         <w:t>ethod</w:t>
       </w:r>
-      <w:r>
-        <w:rPr>
-          <w:color w:val="000000" w:themeColor="text1"/>
-          <w:lang w:val="en-US"/>
-        </w:rPr>
-        <w:t xml:space="preserve"> (enum)</w:t>
+      <w:proofErr w:type="spellEnd"/>
+      <w:r>
+        <w:rPr>
+          <w:color w:val="000000" w:themeColor="text1"/>
+          <w:lang w:val="en-US"/>
+        </w:rPr>
+        <w:t xml:space="preserve"> (</w:t>
+      </w:r>
+      <w:proofErr w:type="spellStart"/>
+      <w:r>
+        <w:rPr>
+          <w:color w:val="000000" w:themeColor="text1"/>
+          <w:lang w:val="en-US"/>
+        </w:rPr>
+        <w:t>enum</w:t>
+      </w:r>
+      <w:proofErr w:type="spellEnd"/>
+      <w:r>
+        <w:rPr>
+          <w:color w:val="000000" w:themeColor="text1"/>
+          <w:lang w:val="en-US"/>
+        </w:rPr>
+        <w:t>)</w:t>
       </w:r>
     </w:p>
     <w:p>
@@ -5253,7 +5968,7 @@
           <w:color w:val="000000" w:themeColor="text1"/>
         </w:rPr>
       </w:pPr>
-      <w:bookmarkStart w:id="15" w:name="_Toc230531902"/>
+      <w:bookmarkStart w:id="15" w:name="_Toc230692430"/>
       <w:r>
         <w:rPr>
           <w:color w:val="000000" w:themeColor="text1"/>
@@ -5269,7 +5984,7 @@
           <w:color w:val="000000" w:themeColor="text1"/>
         </w:rPr>
       </w:pPr>
-      <w:bookmarkStart w:id="16" w:name="_Toc230531903"/>
+      <w:bookmarkStart w:id="16" w:name="_Toc230692431"/>
       <w:r>
         <w:rPr>
           <w:color w:val="000000" w:themeColor="text1"/>
@@ -5293,7 +6008,7 @@
         <mc:AlternateContent>
           <mc:Choice Requires="wpg">
             <w:drawing>
-              <wp:anchor distT="0" distB="0" distL="114300" distR="114300" simplePos="0" relativeHeight="251668480" behindDoc="0" locked="0" layoutInCell="1" allowOverlap="1" wp14:anchorId="28E612FB" wp14:editId="5AD0683F">
+              <wp:anchor distT="0" distB="0" distL="114300" distR="114300" simplePos="0" relativeHeight="251667456" behindDoc="0" locked="0" layoutInCell="1" allowOverlap="1" wp14:anchorId="28E612FB" wp14:editId="6D60BCFF">
                 <wp:simplePos x="0" y="0"/>
                 <wp:positionH relativeFrom="column">
                   <wp:posOffset>0</wp:posOffset>
@@ -5376,7 +6091,7 @@
                                   <w:color w:val="000000" w:themeColor="text1"/>
                                 </w:rPr>
                               </w:pPr>
-                              <w:bookmarkStart w:id="17" w:name="_Toc230530959"/>
+                              <w:bookmarkStart w:id="17" w:name="_Toc230692444"/>
                               <w:r>
                                 <w:t xml:space="preserve">Figure </w:t>
                               </w:r>
@@ -5413,7 +6128,7 @@
           </mc:Choice>
           <mc:Fallback>
             <w:pict>
-              <v:group w14:anchorId="28E612FB" id="Group 5" o:spid="_x0000_s1026" style="position:absolute;margin-left:0;margin-top:31.3pt;width:451.3pt;height:136.05pt;z-index:251668480" coordsize="57315,17278" o:gfxdata="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">
+              <v:group w14:anchorId="28E612FB" id="Group 5" o:spid="_x0000_s1026" style="position:absolute;margin-left:0;margin-top:31.3pt;width:451.3pt;height:136.05pt;z-index:251667456" coordsize="57315,17278" o:gfxdata="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">
                 <v:shapetype id="_x0000_t75" coordsize="21600,21600" o:spt="75" o:preferrelative="t" path="m@4@5l@4@11@9@11@9@5xe" filled="f" stroked="f">
                   <v:stroke joinstyle="miter"/>
                   <v:formulas>
@@ -5452,7 +6167,7 @@
                             <w:color w:val="000000" w:themeColor="text1"/>
                           </w:rPr>
                         </w:pPr>
-                        <w:bookmarkStart w:id="18" w:name="_Toc230530959"/>
+                        <w:bookmarkStart w:id="18" w:name="_Toc230692444"/>
                         <w:r>
                           <w:t xml:space="preserve">Figure </w:t>
                         </w:r>
@@ -5505,7 +6220,7 @@
         <mc:AlternateContent>
           <mc:Choice Requires="wpg">
             <w:drawing>
-              <wp:anchor distT="0" distB="0" distL="114300" distR="114300" simplePos="0" relativeHeight="251672576" behindDoc="0" locked="0" layoutInCell="1" allowOverlap="1" wp14:anchorId="23935D95" wp14:editId="083C2DEE">
+              <wp:anchor distT="0" distB="0" distL="114300" distR="114300" simplePos="0" relativeHeight="251671552" behindDoc="0" locked="0" layoutInCell="1" allowOverlap="1" wp14:anchorId="23935D95" wp14:editId="333F6EFC">
                 <wp:simplePos x="0" y="0"/>
                 <wp:positionH relativeFrom="column">
                   <wp:posOffset>0</wp:posOffset>
@@ -5588,7 +6303,7 @@
                                   <w:color w:val="000000" w:themeColor="text1"/>
                                 </w:rPr>
                               </w:pPr>
-                              <w:bookmarkStart w:id="19" w:name="_Toc230530960"/>
+                              <w:bookmarkStart w:id="19" w:name="_Toc230692445"/>
                               <w:r>
                                 <w:t xml:space="preserve">Figure </w:t>
                               </w:r>
@@ -5622,7 +6337,7 @@
           </mc:Choice>
           <mc:Fallback>
             <w:pict>
-              <v:group w14:anchorId="23935D95" id="Group 6" o:spid="_x0000_s1029" style="position:absolute;margin-left:0;margin-top:153.7pt;width:438.8pt;height:150.65pt;z-index:251672576" coordsize="55727,19132" o:gfxdata="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">
+              <v:group w14:anchorId="23935D95" id="Group 6" o:spid="_x0000_s1029" style="position:absolute;margin-left:0;margin-top:153.7pt;width:438.8pt;height:150.65pt;z-index:251671552" coordsize="55727,19132" o:gfxdata="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">
                 <v:shape id="Picture 1" o:spid="_x0000_s1030" type="#_x0000_t75" style="position:absolute;width:55727;height:16002;visibility:visible;mso-wrap-style:square" o:gfxdata="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">
                   <v:imagedata r:id="rId15" o:title=""/>
                 </v:shape>
@@ -5638,7 +6353,7 @@
                             <w:color w:val="000000" w:themeColor="text1"/>
                           </w:rPr>
                         </w:pPr>
-                        <w:bookmarkStart w:id="20" w:name="_Toc230530960"/>
+                        <w:bookmarkStart w:id="20" w:name="_Toc230692445"/>
                         <w:r>
                           <w:t xml:space="preserve">Figure </w:t>
                         </w:r>
@@ -5678,7 +6393,7 @@
           <w:color w:val="000000" w:themeColor="text1"/>
         </w:rPr>
       </w:pPr>
-      <w:bookmarkStart w:id="21" w:name="_Toc230531904"/>
+      <w:bookmarkStart w:id="21" w:name="_Toc230692432"/>
       <w:r>
         <w:rPr>
           <w:color w:val="000000" w:themeColor="text1"/>
@@ -5696,7 +6411,7 @@
         <mc:AlternateContent>
           <mc:Choice Requires="wpg">
             <w:drawing>
-              <wp:anchor distT="0" distB="0" distL="114300" distR="114300" simplePos="0" relativeHeight="251662336" behindDoc="0" locked="0" layoutInCell="1" allowOverlap="1" wp14:anchorId="10092028" wp14:editId="035C8126">
+              <wp:anchor distT="0" distB="0" distL="114300" distR="114300" simplePos="0" relativeHeight="251661312" behindDoc="0" locked="0" layoutInCell="1" allowOverlap="1" wp14:anchorId="10092028" wp14:editId="26197652">
                 <wp:simplePos x="0" y="0"/>
                 <wp:positionH relativeFrom="column">
                   <wp:posOffset>1446530</wp:posOffset>
@@ -5784,7 +6499,7 @@
                                   <w:szCs w:val="28"/>
                                 </w:rPr>
                               </w:pPr>
-                              <w:bookmarkStart w:id="22" w:name="_Toc230530961"/>
+                              <w:bookmarkStart w:id="22" w:name="_Toc230692446"/>
                               <w:r>
                                 <w:t xml:space="preserve">Figure </w:t>
                               </w:r>
@@ -5821,7 +6536,7 @@
           </mc:Choice>
           <mc:Fallback>
             <w:pict>
-              <v:group w14:anchorId="10092028" id="Group 3" o:spid="_x0000_s1032" style="position:absolute;margin-left:113.9pt;margin-top:.35pt;width:238.3pt;height:133.35pt;z-index:251662336" coordsize="30264,16935" o:gfxdata="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">
+              <v:group w14:anchorId="10092028" id="Group 3" o:spid="_x0000_s1032" style="position:absolute;margin-left:113.9pt;margin-top:.35pt;width:238.3pt;height:133.35pt;z-index:251661312" coordsize="30264,16935" o:gfxdata="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">
                 <v:shape id="Picture 1" o:spid="_x0000_s1033" type="#_x0000_t75" style="position:absolute;left:6713;width:16827;height:14103;visibility:visible;mso-wrap-style:square" o:gfxdata="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">
                   <v:imagedata r:id="rId17" o:title="" cropbottom="44786f"/>
                 </v:shape>
@@ -5840,7 +6555,7 @@
                             <w:szCs w:val="28"/>
                           </w:rPr>
                         </w:pPr>
-                        <w:bookmarkStart w:id="23" w:name="_Toc230530961"/>
+                        <w:bookmarkStart w:id="23" w:name="_Toc230692446"/>
                         <w:r>
                           <w:t xml:space="preserve">Figure </w:t>
                         </w:r>
@@ -5902,7 +6617,7 @@
         <mc:AlternateContent>
           <mc:Choice Requires="wpg">
             <w:drawing>
-              <wp:anchor distT="0" distB="0" distL="114300" distR="114300" simplePos="0" relativeHeight="251665408" behindDoc="0" locked="0" layoutInCell="1" allowOverlap="1" wp14:anchorId="568B52E2" wp14:editId="0ED34A27">
+              <wp:anchor distT="0" distB="0" distL="114300" distR="114300" simplePos="0" relativeHeight="251664384" behindDoc="0" locked="0" layoutInCell="1" allowOverlap="1" wp14:anchorId="568B52E2" wp14:editId="39DCF99D">
                 <wp:simplePos x="0" y="0"/>
                 <wp:positionH relativeFrom="column">
                   <wp:posOffset>1359535</wp:posOffset>
@@ -5980,7 +6695,7 @@
                               <w:pPr>
                                 <w:pStyle w:val="Caption"/>
                               </w:pPr>
-                              <w:bookmarkStart w:id="24" w:name="_Toc230530962"/>
+                              <w:bookmarkStart w:id="24" w:name="_Toc230692447"/>
                               <w:r>
                                 <w:t xml:space="preserve">Figure </w:t>
                               </w:r>
@@ -6017,7 +6732,7 @@
           </mc:Choice>
           <mc:Fallback>
             <w:pict>
-              <v:group w14:anchorId="568B52E2" id="Group 4" o:spid="_x0000_s1035" style="position:absolute;margin-left:107.05pt;margin-top:12.55pt;width:252.05pt;height:82.3pt;z-index:251665408" coordsize="32010,10452" o:gfxdata="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">
+              <v:group w14:anchorId="568B52E2" id="Group 4" o:spid="_x0000_s1035" style="position:absolute;margin-left:107.05pt;margin-top:12.55pt;width:252.05pt;height:82.3pt;z-index:251664384" coordsize="32010,10452" o:gfxdata="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">
                 <v:shape id="Picture 1" o:spid="_x0000_s1036" type="#_x0000_t75" style="position:absolute;width:32010;height:7334;visibility:visible;mso-wrap-style:square" o:gfxdata="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">
                   <v:imagedata r:id="rId19" o:title=""/>
                 </v:shape>
@@ -6028,7 +6743,7 @@
                         <w:pPr>
                           <w:pStyle w:val="Caption"/>
                         </w:pPr>
-                        <w:bookmarkStart w:id="25" w:name="_Toc230530962"/>
+                        <w:bookmarkStart w:id="25" w:name="_Toc230692447"/>
                         <w:r>
                           <w:t xml:space="preserve">Figure </w:t>
                         </w:r>
@@ -6077,7 +6792,7 @@
         <mc:AlternateContent>
           <mc:Choice Requires="wpg">
             <w:drawing>
-              <wp:anchor distT="0" distB="0" distL="114300" distR="114300" simplePos="0" relativeHeight="251675648" behindDoc="0" locked="0" layoutInCell="1" allowOverlap="1" wp14:anchorId="7E07497A" wp14:editId="67167918">
+              <wp:anchor distT="0" distB="0" distL="114300" distR="114300" simplePos="0" relativeHeight="251674624" behindDoc="0" locked="0" layoutInCell="1" allowOverlap="1" wp14:anchorId="7E07497A" wp14:editId="23918633">
                 <wp:simplePos x="0" y="0"/>
                 <wp:positionH relativeFrom="column">
                   <wp:posOffset>1920875</wp:posOffset>
@@ -6159,7 +6874,7 @@
                                   <w:color w:val="333333"/>
                                 </w:rPr>
                               </w:pPr>
-                              <w:bookmarkStart w:id="26" w:name="_Toc230530963"/>
+                              <w:bookmarkStart w:id="26" w:name="_Toc230692448"/>
                               <w:r>
                                 <w:t xml:space="preserve">Figure </w:t>
                               </w:r>
@@ -6193,7 +6908,7 @@
           </mc:Choice>
           <mc:Fallback>
             <w:pict>
-              <v:group w14:anchorId="7E07497A" id="Group 7" o:spid="_x0000_s1038" style="position:absolute;margin-left:151.25pt;margin-top:8.25pt;width:164pt;height:139.7pt;z-index:251675648" coordsize="20828,17741" o:gfxdata="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">
+              <v:group w14:anchorId="7E07497A" id="Group 7" o:spid="_x0000_s1038" style="position:absolute;margin-left:151.25pt;margin-top:8.25pt;width:164pt;height:139.7pt;z-index:251674624" coordsize="20828,17741" o:gfxdata="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">
                 <v:shape id="Picture 1" o:spid="_x0000_s1039" type="#_x0000_t75" style="position:absolute;width:20828;height:14579;visibility:visible;mso-wrap-style:square" o:gfxdata="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">
                   <v:imagedata r:id="rId21" o:title=""/>
                 </v:shape>
@@ -6208,7 +6923,7 @@
                             <w:color w:val="333333"/>
                           </w:rPr>
                         </w:pPr>
-                        <w:bookmarkStart w:id="27" w:name="_Toc230530963"/>
+                        <w:bookmarkStart w:id="27" w:name="_Toc230692448"/>
                         <w:r>
                           <w:t xml:space="preserve">Figure </w:t>
                         </w:r>
@@ -6252,7 +6967,172 @@
           <w:color w:val="000000" w:themeColor="text1"/>
         </w:rPr>
       </w:pPr>
-      <w:bookmarkStart w:id="28" w:name="_Toc230531905"/>
+      <w:bookmarkStart w:id="28" w:name="_Toc230692433"/>
+      <w:r>
+        <w:rPr>
+          <w:noProof/>
+          <w:color w:val="000000" w:themeColor="text1"/>
+        </w:rPr>
+        <mc:AlternateContent>
+          <mc:Choice Requires="wpg">
+            <w:drawing>
+              <wp:anchor distT="0" distB="0" distL="114300" distR="114300" simplePos="0" relativeHeight="251678720" behindDoc="0" locked="0" layoutInCell="1" allowOverlap="1" wp14:anchorId="68CC8444" wp14:editId="6E6E457F">
+                <wp:simplePos x="0" y="0"/>
+                <wp:positionH relativeFrom="column">
+                  <wp:posOffset>196850</wp:posOffset>
+                </wp:positionH>
+                <wp:positionV relativeFrom="paragraph">
+                  <wp:posOffset>420370</wp:posOffset>
+                </wp:positionV>
+                <wp:extent cx="5731510" cy="2563495"/>
+                <wp:effectExtent l="0" t="0" r="2540" b="8255"/>
+                <wp:wrapSquare wrapText="bothSides"/>
+                <wp:docPr id="549984564" name="Group 6"/>
+                <wp:cNvGraphicFramePr/>
+                <a:graphic xmlns:a="http://schemas.openxmlformats.org/drawingml/2006/main">
+                  <a:graphicData uri="http://schemas.microsoft.com/office/word/2010/wordprocessingGroup">
+                    <wpg:wgp>
+                      <wpg:cNvGrpSpPr/>
+                      <wpg:grpSpPr>
+                        <a:xfrm>
+                          <a:off x="0" y="0"/>
+                          <a:ext cx="5731510" cy="2563495"/>
+                          <a:chOff x="0" y="0"/>
+                          <a:chExt cx="5731510" cy="2563495"/>
+                        </a:xfrm>
+                      </wpg:grpSpPr>
+                      <pic:pic xmlns:pic="http://schemas.openxmlformats.org/drawingml/2006/picture">
+                        <pic:nvPicPr>
+                          <pic:cNvPr id="873640214" name="Picture 1"/>
+                          <pic:cNvPicPr>
+                            <a:picLocks noChangeAspect="1"/>
+                          </pic:cNvPicPr>
+                        </pic:nvPicPr>
+                        <pic:blipFill>
+                          <a:blip r:embed="rId22">
+                            <a:extLst>
+                              <a:ext uri="{28A0092B-C50C-407E-A947-70E740481C1C}">
+                                <a14:useLocalDpi xmlns:a14="http://schemas.microsoft.com/office/drawing/2010/main" val="0"/>
+                              </a:ext>
+                            </a:extLst>
+                          </a:blip>
+                          <a:stretch>
+                            <a:fillRect/>
+                          </a:stretch>
+                        </pic:blipFill>
+                        <pic:spPr>
+                          <a:xfrm>
+                            <a:off x="0" y="0"/>
+                            <a:ext cx="5731510" cy="2514600"/>
+                          </a:xfrm>
+                          <a:prstGeom prst="rect">
+                            <a:avLst/>
+                          </a:prstGeom>
+                        </pic:spPr>
+                      </pic:pic>
+                      <wps:wsp>
+                        <wps:cNvPr id="67286822" name="Text Box 1"/>
+                        <wps:cNvSpPr txBox="1"/>
+                        <wps:spPr>
+                          <a:xfrm>
+                            <a:off x="0" y="2305050"/>
+                            <a:ext cx="5731510" cy="258445"/>
+                          </a:xfrm>
+                          <a:prstGeom prst="rect">
+                            <a:avLst/>
+                          </a:prstGeom>
+                          <a:solidFill>
+                            <a:prstClr val="white"/>
+                          </a:solidFill>
+                          <a:ln>
+                            <a:noFill/>
+                          </a:ln>
+                        </wps:spPr>
+                        <wps:txbx>
+                          <w:txbxContent>
+                            <w:p>
+                              <w:pPr>
+                                <w:pStyle w:val="Caption"/>
+                                <w:jc w:val="center"/>
+                                <w:rPr>
+                                  <w:color w:val="000000" w:themeColor="text1"/>
+                                </w:rPr>
+                              </w:pPr>
+                              <w:bookmarkStart w:id="29" w:name="_Toc230692449"/>
+                              <w:r>
+                                <w:t xml:space="preserve">Figure </w:t>
+                              </w:r>
+                              <w:fldSimple w:instr=" SEQ Figure \* ARABIC ">
+                                <w:r>
+                                  <w:rPr>
+                                    <w:noProof/>
+                                  </w:rPr>
+                                  <w:t>6</w:t>
+                                </w:r>
+                              </w:fldSimple>
+                              <w:r>
+                                <w:t>: Number of users joined by month</w:t>
+                              </w:r>
+                              <w:bookmarkEnd w:id="29"/>
+                            </w:p>
+                          </w:txbxContent>
+                        </wps:txbx>
+                        <wps:bodyPr rot="0" spcFirstLastPara="0" vertOverflow="overflow" horzOverflow="overflow" vert="horz" wrap="square" lIns="0" tIns="0" rIns="0" bIns="0" numCol="1" spcCol="0" rtlCol="0" fromWordArt="0" anchor="t" anchorCtr="0" forceAA="0" compatLnSpc="1">
+                          <a:prstTxWarp prst="textNoShape">
+                            <a:avLst/>
+                          </a:prstTxWarp>
+                          <a:spAutoFit/>
+                        </wps:bodyPr>
+                      </wps:wsp>
+                    </wpg:wgp>
+                  </a:graphicData>
+                </a:graphic>
+              </wp:anchor>
+            </w:drawing>
+          </mc:Choice>
+          <mc:Fallback>
+            <w:pict>
+              <v:group w14:anchorId="68CC8444" id="_x0000_s1041" style="position:absolute;margin-left:15.5pt;margin-top:33.1pt;width:451.3pt;height:201.85pt;z-index:251678720" coordsize="57315,25634" o:gfxdata="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">
+                <v:shape id="Picture 1" o:spid="_x0000_s1042" type="#_x0000_t75" style="position:absolute;width:57315;height:25146;visibility:visible;mso-wrap-style:square" o:gfxdata="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">
+                  <v:imagedata r:id="rId23" o:title=""/>
+                </v:shape>
+                <v:shape id="Text Box 1" o:spid="_x0000_s1043" type="#_x0000_t202" style="position:absolute;top:23050;width:57315;height:2584;visibility:visible;mso-wrap-style:square;v-text-anchor:top" o:gfxdata="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" stroked="f">
+                  <v:textbox style="mso-fit-shape-to-text:t" inset="0,0,0,0">
+                    <w:txbxContent>
+                      <w:p>
+                        <w:pPr>
+                          <w:pStyle w:val="Caption"/>
+                          <w:jc w:val="center"/>
+                          <w:rPr>
+                            <w:color w:val="000000" w:themeColor="text1"/>
+                          </w:rPr>
+                        </w:pPr>
+                        <w:bookmarkStart w:id="30" w:name="_Toc230692449"/>
+                        <w:r>
+                          <w:t xml:space="preserve">Figure </w:t>
+                        </w:r>
+                        <w:fldSimple w:instr=" SEQ Figure \* ARABIC ">
+                          <w:r>
+                            <w:rPr>
+                              <w:noProof/>
+                            </w:rPr>
+                            <w:t>6</w:t>
+                          </w:r>
+                        </w:fldSimple>
+                        <w:r>
+                          <w:t>: Number of users joined by month</w:t>
+                        </w:r>
+                        <w:bookmarkEnd w:id="30"/>
+                      </w:p>
+                    </w:txbxContent>
+                  </v:textbox>
+                </v:shape>
+                <w10:wrap type="square"/>
+              </v:group>
+            </w:pict>
+          </mc:Fallback>
+        </mc:AlternateContent>
+      </w:r>
       <w:r>
         <w:rPr>
           <w:color w:val="000000" w:themeColor="text1"/>
@@ -6272,22 +7152,21 @@
         <w:rPr>
           <w:color w:val="000000" w:themeColor="text1"/>
         </w:rPr>
-        <w:t>#</w:t>
-      </w:r>
-      <w:r>
-        <w:rPr>
-          <w:color w:val="000000" w:themeColor="text1"/>
-        </w:rPr>
-        <w:t>A GRAPH TO BE ADDED USING INTERPOLATION</w:t>
-      </w:r>
-    </w:p>
-    <w:p>
-      <w:pPr>
-        <w:spacing w:before="80" w:after="80"/>
-        <w:rPr>
-          <w:color w:val="000000" w:themeColor="text1"/>
-        </w:rPr>
-      </w:pPr>
+        <w:lastRenderedPageBreak/>
+        <w:t>As seen in Figure 6, the system successfully attracted users over the course of 5 months increasing their number linearly and it only keeps on growing</w:t>
+      </w:r>
+      <w:r>
+        <w:rPr>
+          <w:color w:val="000000" w:themeColor="text1"/>
+        </w:rPr>
+        <w:t>,</w:t>
+      </w:r>
+      <w:r>
+        <w:rPr>
+          <w:color w:val="000000" w:themeColor="text1"/>
+        </w:rPr>
+        <w:t xml:space="preserve"> proving its efficiency and preferability over manual processes.</w:t>
+      </w:r>
     </w:p>
     <w:p>
       <w:pPr>
@@ -6296,14 +7175,14 @@
           <w:color w:val="000000" w:themeColor="text1"/>
         </w:rPr>
       </w:pPr>
-      <w:bookmarkStart w:id="29" w:name="_Toc230531906"/>
+      <w:bookmarkStart w:id="31" w:name="_Toc230692434"/>
       <w:r>
         <w:rPr>
           <w:color w:val="000000" w:themeColor="text1"/>
         </w:rPr>
         <w:t>6. Ethical Considerations</w:t>
       </w:r>
-      <w:bookmarkEnd w:id="29"/>
+      <w:bookmarkEnd w:id="31"/>
     </w:p>
     <w:p>
       <w:pPr>
@@ -6312,14 +7191,14 @@
           <w:color w:val="000000" w:themeColor="text1"/>
         </w:rPr>
       </w:pPr>
-      <w:bookmarkStart w:id="30" w:name="_Toc230531907"/>
+      <w:bookmarkStart w:id="32" w:name="_Toc230692435"/>
       <w:r>
         <w:rPr>
           <w:color w:val="000000" w:themeColor="text1"/>
         </w:rPr>
         <w:t>6.1 Data Ethics and Privacy</w:t>
       </w:r>
-      <w:bookmarkEnd w:id="30"/>
+      <w:bookmarkEnd w:id="32"/>
     </w:p>
     <w:p>
       <w:pPr>
@@ -6474,15 +7353,14 @@
           <w:color w:val="000000" w:themeColor="text1"/>
         </w:rPr>
       </w:pPr>
-      <w:bookmarkStart w:id="31" w:name="_Toc230531908"/>
-      <w:r>
-        <w:rPr>
-          <w:color w:val="000000" w:themeColor="text1"/>
-        </w:rPr>
-        <w:lastRenderedPageBreak/>
+      <w:bookmarkStart w:id="33" w:name="_Toc230692436"/>
+      <w:r>
+        <w:rPr>
+          <w:color w:val="000000" w:themeColor="text1"/>
+        </w:rPr>
         <w:t>6.2 AI Tool Use</w:t>
       </w:r>
-      <w:bookmarkEnd w:id="31"/>
+      <w:bookmarkEnd w:id="33"/>
     </w:p>
     <w:p>
       <w:pPr>
@@ -6590,7 +7468,7 @@
           <w:color w:val="000000" w:themeColor="text1"/>
         </w:rPr>
       </w:pPr>
-      <w:bookmarkStart w:id="32" w:name="_Toc230531909"/>
+      <w:bookmarkStart w:id="34" w:name="_Toc230692437"/>
       <w:r>
         <w:rPr>
           <w:color w:val="000000" w:themeColor="text1"/>
@@ -6598,7 +7476,7 @@
         <w:lastRenderedPageBreak/>
         <w:t>7. Conclusions and Recommendations</w:t>
       </w:r>
-      <w:bookmarkEnd w:id="32"/>
+      <w:bookmarkEnd w:id="34"/>
     </w:p>
     <w:p>
       <w:pPr>
@@ -6607,7 +7485,7 @@
           <w:color w:val="000000" w:themeColor="text1"/>
         </w:rPr>
       </w:pPr>
-      <w:bookmarkStart w:id="33" w:name="_Toc230531910"/>
+      <w:bookmarkStart w:id="35" w:name="_Toc230692438"/>
       <w:r>
         <w:rPr>
           <w:color w:val="000000" w:themeColor="text1"/>
@@ -6620,7 +7498,7 @@
         </w:rPr>
         <w:t>:</w:t>
       </w:r>
-      <w:bookmarkEnd w:id="33"/>
+      <w:bookmarkEnd w:id="35"/>
     </w:p>
     <w:p>
       <w:r>
@@ -6648,7 +7526,7 @@
           <w:color w:val="000000" w:themeColor="text1"/>
         </w:rPr>
       </w:pPr>
-      <w:bookmarkStart w:id="34" w:name="_Toc230531911"/>
+      <w:bookmarkStart w:id="36" w:name="_Toc230692439"/>
       <w:r>
         <w:rPr>
           <w:color w:val="000000" w:themeColor="text1"/>
@@ -6661,7 +7539,7 @@
         </w:rPr>
         <w:t>:</w:t>
       </w:r>
-      <w:bookmarkEnd w:id="34"/>
+      <w:bookmarkEnd w:id="36"/>
     </w:p>
     <w:p>
       <w:pPr>
@@ -6822,7 +7700,21 @@
         <w:rPr>
           <w:color w:val="000000" w:themeColor="text1"/>
         </w:rPr>
-        <w:t xml:space="preserve">relationships and also to </w:t>
+        <w:t xml:space="preserve">relationships </w:t>
+      </w:r>
+      <w:proofErr w:type="gramStart"/>
+      <w:r>
+        <w:rPr>
+          <w:color w:val="000000" w:themeColor="text1"/>
+        </w:rPr>
+        <w:t>and also</w:t>
+      </w:r>
+      <w:proofErr w:type="gramEnd"/>
+      <w:r>
+        <w:rPr>
+          <w:color w:val="000000" w:themeColor="text1"/>
+        </w:rPr>
+        <w:t xml:space="preserve"> to </w:t>
       </w:r>
       <w:r>
         <w:rPr>
@@ -6954,14 +7846,14 @@
           <w:color w:val="000000" w:themeColor="text1"/>
         </w:rPr>
       </w:pPr>
-      <w:bookmarkStart w:id="35" w:name="_Toc230531912"/>
+      <w:bookmarkStart w:id="37" w:name="_Toc230692440"/>
       <w:r>
         <w:rPr>
           <w:color w:val="000000" w:themeColor="text1"/>
         </w:rPr>
         <w:t>7.4 Future Work</w:t>
       </w:r>
-      <w:bookmarkEnd w:id="35"/>
+      <w:bookmarkEnd w:id="37"/>
     </w:p>
     <w:p>
       <w:pPr>
@@ -7051,7 +7943,7 @@
           <w:color w:val="000000" w:themeColor="text1"/>
         </w:rPr>
       </w:pPr>
-      <w:bookmarkStart w:id="36" w:name="_Toc230531913"/>
+      <w:bookmarkStart w:id="38" w:name="_Toc230692441"/>
       <w:r>
         <w:rPr>
           <w:color w:val="000000" w:themeColor="text1"/>
@@ -7059,7 +7951,7 @@
         <w:lastRenderedPageBreak/>
         <w:t>8. References</w:t>
       </w:r>
-      <w:bookmarkEnd w:id="36"/>
+      <w:bookmarkEnd w:id="38"/>
     </w:p>
     <w:p>
       <w:pPr>
@@ -7068,11 +7960,20 @@
           <w:color w:val="000000" w:themeColor="text1"/>
         </w:rPr>
       </w:pPr>
-      <w:r>
-        <w:rPr>
-          <w:color w:val="000000" w:themeColor="text1"/>
-        </w:rPr>
-        <w:t xml:space="preserve">worldscientific (2022) ‘Predicate Logic’, </w:t>
+      <w:bookmarkStart w:id="39" w:name="worldscientific"/>
+      <w:proofErr w:type="spellStart"/>
+      <w:r>
+        <w:rPr>
+          <w:color w:val="000000" w:themeColor="text1"/>
+        </w:rPr>
+        <w:t>worldscientific</w:t>
+      </w:r>
+      <w:proofErr w:type="spellEnd"/>
+      <w:r>
+        <w:rPr>
+          <w:color w:val="000000" w:themeColor="text1"/>
+        </w:rPr>
+        <w:t xml:space="preserve"> (2022) ‘Predicate Logic’, </w:t>
       </w:r>
       <w:r>
         <w:rPr>
@@ -7088,7 +7989,7 @@
         </w:rPr>
         <w:t xml:space="preserve">, pp. 51–75. Available at: </w:t>
       </w:r>
-      <w:hyperlink r:id="rId22" w:history="1">
+      <w:hyperlink r:id="rId24" w:history="1">
         <w:r>
           <w:rPr>
             <w:rStyle w:val="Hyperlink"/>
@@ -7116,6 +8017,8 @@
           <w:color w:val="000000" w:themeColor="text1"/>
         </w:rPr>
       </w:pPr>
+      <w:bookmarkStart w:id="40" w:name="rochester"/>
+      <w:bookmarkEnd w:id="39"/>
       <w:r>
         <w:rPr>
           <w:color w:val="000000" w:themeColor="text1"/>
@@ -7150,7 +8053,7 @@
         </w:rPr>
         <w:t xml:space="preserve">. Available at: </w:t>
       </w:r>
-      <w:hyperlink r:id="rId23" w:history="1">
+      <w:hyperlink r:id="rId25" w:history="1">
         <w:r>
           <w:rPr>
             <w:rStyle w:val="Hyperlink"/>
@@ -7172,11 +8075,21 @@
           <w:color w:val="000000" w:themeColor="text1"/>
         </w:rPr>
       </w:pPr>
-      <w:r>
-        <w:rPr>
-          <w:color w:val="000000" w:themeColor="text1"/>
-        </w:rPr>
-        <w:t xml:space="preserve">byjus (2019) </w:t>
+      <w:bookmarkStart w:id="41" w:name="byjus"/>
+      <w:bookmarkEnd w:id="40"/>
+      <w:proofErr w:type="spellStart"/>
+      <w:r>
+        <w:rPr>
+          <w:color w:val="000000" w:themeColor="text1"/>
+        </w:rPr>
+        <w:t>byjus</w:t>
+      </w:r>
+      <w:proofErr w:type="spellEnd"/>
+      <w:r>
+        <w:rPr>
+          <w:color w:val="000000" w:themeColor="text1"/>
+        </w:rPr>
+        <w:t xml:space="preserve"> (2019) </w:t>
       </w:r>
       <w:r>
         <w:rPr>
@@ -7212,7 +8125,7 @@
         </w:rPr>
         <w:t xml:space="preserve">: </w:t>
       </w:r>
-      <w:hyperlink r:id="rId24" w:history="1">
+      <w:hyperlink r:id="rId26" w:history="1">
         <w:r>
           <w:rPr>
             <w:rStyle w:val="Hyperlink"/>
@@ -7233,6 +8146,7 @@
         <w:t>(Accessed: 28 April 2026).</w:t>
       </w:r>
     </w:p>
+    <w:bookmarkEnd w:id="41"/>
     <w:p>
       <w:pPr>
         <w:spacing w:before="200" w:after="200"/>
@@ -7261,15 +8175,23 @@
           <w:color w:val="000000" w:themeColor="text1"/>
         </w:rPr>
       </w:pPr>
-      <w:bookmarkStart w:id="37" w:name="_Toc230531914"/>
+      <w:bookmarkStart w:id="42" w:name="_Toc230692442"/>
+      <w:proofErr w:type="gramStart"/>
       <w:r>
         <w:rPr>
           <w:color w:val="000000" w:themeColor="text1"/>
         </w:rPr>
         <w:lastRenderedPageBreak/>
-        <w:t>Appendix  — Individual Reflective Statement</w:t>
-      </w:r>
-      <w:bookmarkEnd w:id="37"/>
+        <w:t>Appendix  —</w:t>
+      </w:r>
+      <w:proofErr w:type="gramEnd"/>
+      <w:r>
+        <w:rPr>
+          <w:color w:val="000000" w:themeColor="text1"/>
+        </w:rPr>
+        <w:t xml:space="preserve"> Individual Reflective Statement</w:t>
+      </w:r>
+      <w:bookmarkEnd w:id="42"/>
     </w:p>
     <w:p>
       <w:pPr>
@@ -7278,7 +8200,7 @@
           <w:color w:val="000000" w:themeColor="text1"/>
         </w:rPr>
       </w:pPr>
-      <w:bookmarkStart w:id="38" w:name="_Toc230531915"/>
+      <w:bookmarkStart w:id="43" w:name="_Toc230692443"/>
       <w:r>
         <w:rPr>
           <w:color w:val="000000" w:themeColor="text1"/>
@@ -7309,7 +8231,7 @@
         </w:rPr>
         <w:t>]</w:t>
       </w:r>
-      <w:bookmarkEnd w:id="38"/>
+      <w:bookmarkEnd w:id="43"/>
     </w:p>
     <w:p>
       <w:pPr>
@@ -7324,7 +8246,25 @@
           <w:iCs/>
           <w:color w:val="000000" w:themeColor="text1"/>
         </w:rPr>
-        <w:t>[Write your 500-word individual reflection here. Use first person ('I', 'my contribution', 'I found'). Be specific — vague statements score poorly. Describe what you actually did, what challenged you, and what you learned.]</w:t>
+        <w:t xml:space="preserve">[Write your 500-word individual reflection here. Use first person ('I', 'my contribution', 'I found'). Be specific — vague statements score poorly. Describe what you </w:t>
+      </w:r>
+      <w:proofErr w:type="gramStart"/>
+      <w:r>
+        <w:rPr>
+          <w:i/>
+          <w:iCs/>
+          <w:color w:val="000000" w:themeColor="text1"/>
+        </w:rPr>
+        <w:t>actually did</w:t>
+      </w:r>
+      <w:proofErr w:type="gramEnd"/>
+      <w:r>
+        <w:rPr>
+          <w:i/>
+          <w:iCs/>
+          <w:color w:val="000000" w:themeColor="text1"/>
+        </w:rPr>
+        <w:t>, what challenged you, and what you learned.]</w:t>
       </w:r>
     </w:p>
     <w:p>
@@ -7352,7 +8292,21 @@
         <w:rPr>
           <w:color w:val="000000" w:themeColor="text1"/>
         </w:rPr>
-        <w:t>The most significant challenge I encountered was [specific challenge — e.g. 'understanding and implementing the Ordinary Least Squares regression algorithm from first principles, without relying on high-level library abstractions']. I overcame this by [approach — e.g. 'reviewing the module lecture notes on linear algebra, working through the derivation step by step, and cross-checking my implementation against scikit-learn's output'].</w:t>
+        <w:t>The most significant challenge I encountered was [specific challenge — e.g. 'understanding and implementing the Ordinary Least Squares regression algorithm from first principles, without relying on high-level library abstractions']. I overcame this by [approach — e.g. 'reviewing the module lecture notes on linear algebra, working through the derivation step by step, and cross-checking my implementation against scikit-</w:t>
+      </w:r>
+      <w:proofErr w:type="spellStart"/>
+      <w:r>
+        <w:rPr>
+          <w:color w:val="000000" w:themeColor="text1"/>
+        </w:rPr>
+        <w:t>learn's</w:t>
+      </w:r>
+      <w:proofErr w:type="spellEnd"/>
+      <w:r>
+        <w:rPr>
+          <w:color w:val="000000" w:themeColor="text1"/>
+        </w:rPr>
+        <w:t xml:space="preserve"> output'].</w:t>
       </w:r>
     </w:p>
     <w:p>
@@ -7406,8 +8360,8 @@
       </w:pPr>
     </w:p>
     <w:sectPr>
-      <w:headerReference w:type="default" r:id="rId25"/>
-      <w:footerReference w:type="default" r:id="rId26"/>
+      <w:headerReference w:type="default" r:id="rId27"/>
+      <w:footerReference w:type="default" r:id="rId28"/>
       <w:pgSz w:w="11906" w:h="16838"/>
       <w:pgMar w:top="1440" w:right="1440" w:bottom="1440" w:left="1440" w:header="708" w:footer="708" w:gutter="0"/>
       <w:cols w:space="720"/>
@@ -7687,7 +8641,25 @@
         <w:sz w:val="18"/>
         <w:szCs w:val="18"/>
       </w:rPr>
-      <w:t>M-CSC005U1  —  Mathematical and Data Analytics Group Project</w:t>
+      <w:t>M-CSC005U</w:t>
+    </w:r>
+    <w:proofErr w:type="gramStart"/>
+    <w:r>
+      <w:rPr>
+        <w:color w:val="888888"/>
+        <w:sz w:val="18"/>
+        <w:szCs w:val="18"/>
+      </w:rPr>
+      <w:t>1  —</w:t>
+    </w:r>
+    <w:proofErr w:type="gramEnd"/>
+    <w:r>
+      <w:rPr>
+        <w:color w:val="888888"/>
+        <w:sz w:val="18"/>
+        <w:szCs w:val="18"/>
+      </w:rPr>
+      <w:t xml:space="preserve">  Mathematical and Data Analytics Group Project</w:t>
     </w:r>
   </w:p>
 </w:hdr>
@@ -7707,7 +8679,25 @@
         <w:sz w:val="18"/>
         <w:szCs w:val="18"/>
       </w:rPr>
-      <w:t>M-CSC005U1  —  Mathematical and Data Analytics Group Project</w:t>
+      <w:t>M-CSC005U</w:t>
+    </w:r>
+    <w:proofErr w:type="gramStart"/>
+    <w:r>
+      <w:rPr>
+        <w:color w:val="888888"/>
+        <w:sz w:val="18"/>
+        <w:szCs w:val="18"/>
+      </w:rPr>
+      <w:t>1  —</w:t>
+    </w:r>
+    <w:proofErr w:type="gramEnd"/>
+    <w:r>
+      <w:rPr>
+        <w:color w:val="888888"/>
+        <w:sz w:val="18"/>
+        <w:szCs w:val="18"/>
+      </w:rPr>
+      <w:t xml:space="preserve">  Mathematical and Data Analytics Group Project</w:t>
     </w:r>
   </w:p>
 </w:hdr>
@@ -9689,10 +10679,6 @@
 </file>
 
 <file path=customXml/item1.xml><?xml version="1.0" encoding="utf-8"?>
-<b:Sources xmlns:b="http://schemas.openxmlformats.org/officeDocument/2006/bibliography" xmlns="http://schemas.openxmlformats.org/officeDocument/2006/bibliography" SelectedStyle="\APASixthEditionOfficeOnline.xsl" StyleName="APA" Version="6"/>
-</file>
-
-<file path=customXml/item2.xml><?xml version="1.0" encoding="utf-8"?>
 <s:customData xmlns="http://www.wps.cn/officeDocument/2013/wpsCustomData" xmlns:s="http://www.wps.cn/officeDocument/2013/wpsCustomData">
   <customSectProps>
     <customSectPr/>
@@ -9704,18 +10690,22 @@
 </s:customData>
 </file>
 
+<file path=customXml/item2.xml><?xml version="1.0" encoding="utf-8"?>
+<b:Sources xmlns:b="http://schemas.openxmlformats.org/officeDocument/2006/bibliography" xmlns="http://schemas.openxmlformats.org/officeDocument/2006/bibliography" SelectedStyle="\APASixthEditionOfficeOnline.xsl" StyleName="APA" Version="6"/>
+</file>
+
 <file path=customXml/itemProps1.xml><?xml version="1.0" encoding="utf-8"?>
+<ds:datastoreItem xmlns:ds="http://schemas.openxmlformats.org/officeDocument/2006/customXml" ds:itemID="{B1977F7D-205B-4081-913C-38D41E755F92}">
+  <ds:schemaRefs>
+    <ds:schemaRef ds:uri="http://www.wps.cn/officeDocument/2013/wpsCustomData"/>
+  </ds:schemaRefs>
+</ds:datastoreItem>
+</file>
+
+<file path=customXml/itemProps2.xml><?xml version="1.0" encoding="utf-8"?>
 <ds:datastoreItem xmlns:ds="http://schemas.openxmlformats.org/officeDocument/2006/customXml" ds:itemID="{11CE9064-0015-4BAE-B6CA-558D0B4F112B}">
   <ds:schemaRefs>
     <ds:schemaRef ds:uri="http://schemas.openxmlformats.org/officeDocument/2006/bibliography"/>
   </ds:schemaRefs>
 </ds:datastoreItem>
-</file>
-
-<file path=customXml/itemProps2.xml><?xml version="1.0" encoding="utf-8"?>
-<ds:datastoreItem xmlns:ds="http://schemas.openxmlformats.org/officeDocument/2006/customXml" ds:itemID="{B1977F7D-205B-4081-913C-38D41E755F92}">
-  <ds:schemaRefs>
-    <ds:schemaRef ds:uri="http://www.wps.cn/officeDocument/2013/wpsCustomData"/>
-  </ds:schemaRefs>
-</ds:datastoreItem>
 </file>
--- a/Resturant_Report.docx
+++ b/Resturant_Report.docx
@@ -123,7 +123,33 @@
           <w:sz w:val="36"/>
           <w:szCs w:val="36"/>
         </w:rPr>
-        <w:t>[Reastaurant name] Database Design</w:t>
+        <w:t>[</w:t>
+      </w:r>
+      <w:proofErr w:type="spellStart"/>
+      <w:r>
+        <w:rPr>
+          <w:b/>
+          <w:bCs/>
+          <w:i/>
+          <w:iCs/>
+          <w:color w:val="000000" w:themeColor="text1"/>
+          <w:sz w:val="36"/>
+          <w:szCs w:val="36"/>
+        </w:rPr>
+        <w:t>Reastaurant</w:t>
+      </w:r>
+      <w:proofErr w:type="spellEnd"/>
+      <w:r>
+        <w:rPr>
+          <w:b/>
+          <w:bCs/>
+          <w:i/>
+          <w:iCs/>
+          <w:color w:val="000000" w:themeColor="text1"/>
+          <w:sz w:val="36"/>
+          <w:szCs w:val="36"/>
+        </w:rPr>
+        <w:t xml:space="preserve"> name] Database Design</w:t>
       </w:r>
     </w:p>
     <w:p>
@@ -226,11 +252,10 @@
                 <w:sz w:val="22"/>
                 <w:szCs w:val="22"/>
               </w:rPr>
-              <w:t>1. [Abdennouri Mouatez Billah — 25016832]</w:t>
-            </w:r>
-          </w:p>
-          <w:p>
-            <w:pPr>
+              <w:t>1. [</w:t>
+            </w:r>
+            <w:proofErr w:type="spellStart"/>
+            <w:r>
               <w:rPr>
                 <w:i/>
                 <w:iCs/>
@@ -238,7 +263,9 @@
                 <w:sz w:val="22"/>
                 <w:szCs w:val="22"/>
               </w:rPr>
-            </w:pPr>
+              <w:t>Abdennouri</w:t>
+            </w:r>
+            <w:proofErr w:type="spellEnd"/>
             <w:r>
               <w:rPr>
                 <w:i/>
@@ -247,8 +274,9 @@
                 <w:sz w:val="22"/>
                 <w:szCs w:val="22"/>
               </w:rPr>
-              <w:t>2. [</w:t>
-            </w:r>
+              <w:t xml:space="preserve"> </w:t>
+            </w:r>
+            <w:proofErr w:type="spellStart"/>
             <w:r>
               <w:rPr>
                 <w:i/>
@@ -257,8 +285,9 @@
                 <w:sz w:val="22"/>
                 <w:szCs w:val="22"/>
               </w:rPr>
-              <w:t>Giwa Marvellous - 25016834</w:t>
-            </w:r>
+              <w:t>Mouatez</w:t>
+            </w:r>
+            <w:proofErr w:type="spellEnd"/>
             <w:r>
               <w:rPr>
                 <w:i/>
@@ -267,16 +296,11 @@
                 <w:sz w:val="22"/>
                 <w:szCs w:val="22"/>
               </w:rPr>
-              <w:t xml:space="preserve">] </w:t>
+              <w:t xml:space="preserve"> Billah — 25016832]</w:t>
             </w:r>
           </w:p>
           <w:p>
             <w:pPr>
-              <w:rPr>
-                <w:color w:val="000000" w:themeColor="text1"/>
-              </w:rPr>
-            </w:pPr>
-            <w:r>
               <w:rPr>
                 <w:i/>
                 <w:iCs/>
@@ -284,8 +308,7 @@
                 <w:sz w:val="22"/>
                 <w:szCs w:val="22"/>
               </w:rPr>
-              <w:t>3. [</w:t>
-            </w:r>
+            </w:pPr>
             <w:r>
               <w:rPr>
                 <w:i/>
@@ -294,7 +317,76 @@
                 <w:sz w:val="22"/>
                 <w:szCs w:val="22"/>
               </w:rPr>
-              <w:t>Rupesh kumar Sah - 25016818</w:t>
+              <w:t>2. [</w:t>
+            </w:r>
+            <w:r>
+              <w:rPr>
+                <w:i/>
+                <w:iCs/>
+                <w:color w:val="000000" w:themeColor="text1"/>
+                <w:sz w:val="22"/>
+                <w:szCs w:val="22"/>
+              </w:rPr>
+              <w:t>Giwa Marvellous - 25016834</w:t>
+            </w:r>
+            <w:r>
+              <w:rPr>
+                <w:i/>
+                <w:iCs/>
+                <w:color w:val="000000" w:themeColor="text1"/>
+                <w:sz w:val="22"/>
+                <w:szCs w:val="22"/>
+              </w:rPr>
+              <w:t xml:space="preserve">] </w:t>
+            </w:r>
+          </w:p>
+          <w:p>
+            <w:pPr>
+              <w:rPr>
+                <w:color w:val="000000" w:themeColor="text1"/>
+              </w:rPr>
+            </w:pPr>
+            <w:r>
+              <w:rPr>
+                <w:i/>
+                <w:iCs/>
+                <w:color w:val="000000" w:themeColor="text1"/>
+                <w:sz w:val="22"/>
+                <w:szCs w:val="22"/>
+              </w:rPr>
+              <w:t>3. [</w:t>
+            </w:r>
+            <w:r>
+              <w:rPr>
+                <w:i/>
+                <w:iCs/>
+                <w:color w:val="000000" w:themeColor="text1"/>
+                <w:sz w:val="22"/>
+                <w:szCs w:val="22"/>
+              </w:rPr>
+              <w:t xml:space="preserve">Rupesh </w:t>
+            </w:r>
+            <w:proofErr w:type="spellStart"/>
+            <w:r>
+              <w:rPr>
+                <w:i/>
+                <w:iCs/>
+                <w:color w:val="000000" w:themeColor="text1"/>
+                <w:sz w:val="22"/>
+                <w:szCs w:val="22"/>
+              </w:rPr>
+              <w:t>kumar</w:t>
+            </w:r>
+            <w:proofErr w:type="spellEnd"/>
+            <w:r>
+              <w:rPr>
+                <w:i/>
+                <w:iCs/>
+                <w:color w:val="000000" w:themeColor="text1"/>
+                <w:sz w:val="22"/>
+                <w:szCs w:val="22"/>
+              </w:rPr>
+              <w:t xml:space="preserve"> Sah - 25016818</w:t>
             </w:r>
             <w:r>
               <w:rPr>
@@ -3743,7 +3835,21 @@
         <w:rPr>
           <w:color w:val="000000" w:themeColor="text1"/>
         </w:rPr>
-        <w:t>An organized collection of objects that can be represented in set-builder form or roster form. In set theory, the operations of the sets are carried when two or more sets combine to form a single set under some of the given conditions. The basic operations on sets are: Union of sets, Intersection of sets, A complement of a set, Cartesian product of sets and Set difference. (byjus, 2019)</w:t>
+        <w:t>An organized collection of objects that can be represented in set-builder form or roster form. In set theory, the operations of the sets are carried when two or more sets combine to form a single set under some of the given conditions. The basic operations on sets are: Union of sets, Intersection of sets, A complement of a set, Cartesian product of sets and Set difference. (</w:t>
+      </w:r>
+      <w:proofErr w:type="spellStart"/>
+      <w:r>
+        <w:rPr>
+          <w:color w:val="000000" w:themeColor="text1"/>
+        </w:rPr>
+        <w:t>byjus</w:t>
+      </w:r>
+      <w:proofErr w:type="spellEnd"/>
+      <w:r>
+        <w:rPr>
+          <w:color w:val="000000" w:themeColor="text1"/>
+        </w:rPr>
+        <w:t>, 2019)</w:t>
       </w:r>
     </w:p>
     <w:p>
@@ -3776,7 +3882,21 @@
           <w:color w:val="000000" w:themeColor="text1"/>
         </w:rPr>
         <w:lastRenderedPageBreak/>
-        <w:t>Sets relate to sql when making queries to show specific data where tables are combined (JOIN ON) which is the Union of sets for example and when provided with a certain a parameter to filter more than we get into Intersection of sets (WHERE, GROUP BY…etc)</w:t>
+        <w:t xml:space="preserve">Sets relate to </w:t>
+      </w:r>
+      <w:proofErr w:type="spellStart"/>
+      <w:r>
+        <w:rPr>
+          <w:color w:val="000000" w:themeColor="text1"/>
+        </w:rPr>
+        <w:t>sql</w:t>
+      </w:r>
+      <w:proofErr w:type="spellEnd"/>
+      <w:r>
+        <w:rPr>
+          <w:color w:val="000000" w:themeColor="text1"/>
+        </w:rPr>
+        <w:t xml:space="preserve"> when making queries to show specific data where tables are combined (JOIN ON) which is the Union of sets for example and when provided with a certain a parameter to filter more than we get into Intersection of sets (WHERE, GROUP BY…etc)</w:t>
       </w:r>
     </w:p>
     <w:p>
@@ -3914,7 +4034,21 @@
         <w:rPr>
           <w:color w:val="000000" w:themeColor="text1"/>
         </w:rPr>
-        <w:t>As we perform operations on sets to make queries, we basically applying relational algebra, and apart from the operations used before, SELECT was also used to print our the results for example and sorting operations (like DESC)</w:t>
+        <w:t xml:space="preserve">As we perform operations on sets to make queries, we basically applying relational algebra, and apart from the operations used before, SELECT was also used to print </w:t>
+      </w:r>
+      <w:proofErr w:type="spellStart"/>
+      <w:r>
+        <w:rPr>
+          <w:color w:val="000000" w:themeColor="text1"/>
+        </w:rPr>
+        <w:t>our</w:t>
+      </w:r>
+      <w:proofErr w:type="spellEnd"/>
+      <w:r>
+        <w:rPr>
+          <w:color w:val="000000" w:themeColor="text1"/>
+        </w:rPr>
+        <w:t xml:space="preserve"> the results for example and sorting operations (like DESC)</w:t>
       </w:r>
     </w:p>
     <w:p>
@@ -3974,7 +4108,21 @@
         <w:rPr>
           <w:color w:val="000000" w:themeColor="text1"/>
         </w:rPr>
-        <w:t>Predicate logic, also called first-order logic, is an enrichment of propositional logic to include predicates, individuals and quantifiers, and is widely accepted as the standard language of mathematics. Axiomatic predicate logic was established by Gottlob Frege in the late 19th century, who formalized the notion of quantified variable. (worldscientific, 2022)</w:t>
+        <w:t>Predicate logic, also called first-order logic, is an enrichment of propositional logic to include predicates, individuals and quantifiers, and is widely accepted as the standard language of mathematics. Axiomatic predicate logic was established by Gottlob Frege in the late 19th century, who formalized the notion of quantified variable. (</w:t>
+      </w:r>
+      <w:proofErr w:type="spellStart"/>
+      <w:r>
+        <w:rPr>
+          <w:color w:val="000000" w:themeColor="text1"/>
+        </w:rPr>
+        <w:t>worldscientific</w:t>
+      </w:r>
+      <w:proofErr w:type="spellEnd"/>
+      <w:r>
+        <w:rPr>
+          <w:color w:val="000000" w:themeColor="text1"/>
+        </w:rPr>
+        <w:t>, 2022)</w:t>
       </w:r>
     </w:p>
     <w:p>
@@ -4065,7 +4213,21 @@
           <w:color w:val="000000" w:themeColor="text1"/>
         </w:rPr>
         <w:br/>
-        <w:t xml:space="preserve">Another example is the functional dependencies (normalization) for example dish_id  </w:t>
+        <w:t xml:space="preserve">Another example is the functional dependencies (normalization) for example </w:t>
+      </w:r>
+      <w:proofErr w:type="spellStart"/>
+      <w:r>
+        <w:rPr>
+          <w:color w:val="000000" w:themeColor="text1"/>
+        </w:rPr>
+        <w:t>dish_id</w:t>
+      </w:r>
+      <w:proofErr w:type="spellEnd"/>
+      <w:r>
+        <w:rPr>
+          <w:color w:val="000000" w:themeColor="text1"/>
+        </w:rPr>
+        <w:t xml:space="preserve">  </w:t>
       </w:r>
       <w:r>
         <w:rPr>
@@ -4077,7 +4239,49 @@
         <w:rPr>
           <w:color w:val="000000" w:themeColor="text1"/>
         </w:rPr>
-        <w:t xml:space="preserve"> dishName, which means that the dish_id determines the dishName.</w:t>
+        <w:t xml:space="preserve"> </w:t>
+      </w:r>
+      <w:proofErr w:type="spellStart"/>
+      <w:r>
+        <w:rPr>
+          <w:color w:val="000000" w:themeColor="text1"/>
+        </w:rPr>
+        <w:t>dishName</w:t>
+      </w:r>
+      <w:proofErr w:type="spellEnd"/>
+      <w:r>
+        <w:rPr>
+          <w:color w:val="000000" w:themeColor="text1"/>
+        </w:rPr>
+        <w:t xml:space="preserve">, which means that the </w:t>
+      </w:r>
+      <w:proofErr w:type="spellStart"/>
+      <w:r>
+        <w:rPr>
+          <w:color w:val="000000" w:themeColor="text1"/>
+        </w:rPr>
+        <w:t>dish_id</w:t>
+      </w:r>
+      <w:proofErr w:type="spellEnd"/>
+      <w:r>
+        <w:rPr>
+          <w:color w:val="000000" w:themeColor="text1"/>
+        </w:rPr>
+        <w:t xml:space="preserve"> determines the </w:t>
+      </w:r>
+      <w:proofErr w:type="spellStart"/>
+      <w:r>
+        <w:rPr>
+          <w:color w:val="000000" w:themeColor="text1"/>
+        </w:rPr>
+        <w:t>dishName</w:t>
+      </w:r>
+      <w:proofErr w:type="spellEnd"/>
+      <w:r>
+        <w:rPr>
+          <w:color w:val="000000" w:themeColor="text1"/>
+        </w:rPr>
+        <w:t>.</w:t>
       </w:r>
     </w:p>
     <w:p>
@@ -4099,7 +4303,21 @@
         <w:rPr>
           <w:color w:val="000000" w:themeColor="text1"/>
         </w:rPr>
-        <w:t>To construct this model, graph theory was also implemented to decide the relationship between the tables (entites) through the primary keys and foreign keys.</w:t>
+        <w:t>To construct this model, graph theory was also implemented to decide the relationship between the tables (</w:t>
+      </w:r>
+      <w:proofErr w:type="spellStart"/>
+      <w:r>
+        <w:rPr>
+          <w:color w:val="000000" w:themeColor="text1"/>
+        </w:rPr>
+        <w:t>entites</w:t>
+      </w:r>
+      <w:proofErr w:type="spellEnd"/>
+      <w:r>
+        <w:rPr>
+          <w:color w:val="000000" w:themeColor="text1"/>
+        </w:rPr>
+        <w:t>) through the primary keys and foreign keys.</w:t>
       </w:r>
     </w:p>
     <w:p>
@@ -4202,11 +4420,19 @@
         </w:rPr>
         <w:t xml:space="preserve">. </w:t>
       </w:r>
-      <w:r>
-        <w:rPr>
-          <w:color w:val="000000" w:themeColor="text1"/>
-        </w:rPr>
-        <w:t>Github to track the work.</w:t>
+      <w:proofErr w:type="spellStart"/>
+      <w:r>
+        <w:rPr>
+          <w:color w:val="000000" w:themeColor="text1"/>
+        </w:rPr>
+        <w:t>Github</w:t>
+      </w:r>
+      <w:proofErr w:type="spellEnd"/>
+      <w:r>
+        <w:rPr>
+          <w:color w:val="000000" w:themeColor="text1"/>
+        </w:rPr>
+        <w:t xml:space="preserve"> to track the work.</w:t>
       </w:r>
     </w:p>
     <w:p>
@@ -4437,6 +4663,7 @@
         </w:rPr>
         <w:t xml:space="preserve">, </w:t>
       </w:r>
+      <w:proofErr w:type="spellStart"/>
       <w:r>
         <w:rPr>
           <w:color w:val="000000" w:themeColor="text1"/>
@@ -4451,12 +4678,29 @@
         </w:rPr>
         <w:t>num</w:t>
       </w:r>
-      <w:r>
-        <w:rPr>
-          <w:color w:val="000000" w:themeColor="text1"/>
-          <w:lang w:val="en-US"/>
-        </w:rPr>
-        <w:t xml:space="preserve"> (bigint)</w:t>
+      <w:proofErr w:type="spellEnd"/>
+      <w:r>
+        <w:rPr>
+          <w:color w:val="000000" w:themeColor="text1"/>
+          <w:lang w:val="en-US"/>
+        </w:rPr>
+        <w:t xml:space="preserve"> (</w:t>
+      </w:r>
+      <w:proofErr w:type="spellStart"/>
+      <w:r>
+        <w:rPr>
+          <w:color w:val="000000" w:themeColor="text1"/>
+          <w:lang w:val="en-US"/>
+        </w:rPr>
+        <w:t>bigint</w:t>
+      </w:r>
+      <w:proofErr w:type="spellEnd"/>
+      <w:r>
+        <w:rPr>
+          <w:color w:val="000000" w:themeColor="text1"/>
+          <w:lang w:val="en-US"/>
+        </w:rPr>
+        <w:t>)</w:t>
       </w:r>
       <w:r>
         <w:rPr>
@@ -4535,6 +4779,7 @@
           <w:lang w:val="en-US"/>
         </w:rPr>
       </w:pPr>
+      <w:proofErr w:type="spellStart"/>
       <w:r>
         <w:rPr>
           <w:color w:val="000000" w:themeColor="text1"/>
@@ -4547,14 +4792,30 @@
           <w:color w:val="000000" w:themeColor="text1"/>
           <w:lang w:val="en-US"/>
         </w:rPr>
-        <w:t>ID (int, primary key)</w:t>
-      </w:r>
-      <w:r>
-        <w:rPr>
-          <w:color w:val="000000" w:themeColor="text1"/>
-          <w:lang w:val="en-US"/>
-        </w:rPr>
-        <w:t>, dish</w:t>
+        <w:t>ID</w:t>
+      </w:r>
+      <w:proofErr w:type="spellEnd"/>
+      <w:r>
+        <w:rPr>
+          <w:color w:val="000000" w:themeColor="text1"/>
+          <w:lang w:val="en-US"/>
+        </w:rPr>
+        <w:t xml:space="preserve"> (int, primary key)</w:t>
+      </w:r>
+      <w:r>
+        <w:rPr>
+          <w:color w:val="000000" w:themeColor="text1"/>
+          <w:lang w:val="en-US"/>
+        </w:rPr>
+        <w:t xml:space="preserve">, </w:t>
+      </w:r>
+      <w:proofErr w:type="spellStart"/>
+      <w:r>
+        <w:rPr>
+          <w:color w:val="000000" w:themeColor="text1"/>
+          <w:lang w:val="en-US"/>
+        </w:rPr>
+        <w:t>dish</w:t>
       </w:r>
       <w:r>
         <w:rPr>
@@ -4570,6 +4831,7 @@
         </w:rPr>
         <w:t>ame</w:t>
       </w:r>
+      <w:proofErr w:type="spellEnd"/>
       <w:r>
         <w:rPr>
           <w:color w:val="000000" w:themeColor="text1"/>
@@ -4617,7 +4879,23 @@
           <w:color w:val="000000" w:themeColor="text1"/>
           <w:lang w:val="en-US"/>
         </w:rPr>
-        <w:t xml:space="preserve"> (enum)</w:t>
+        <w:t xml:space="preserve"> (</w:t>
+      </w:r>
+      <w:proofErr w:type="spellStart"/>
+      <w:r>
+        <w:rPr>
+          <w:color w:val="000000" w:themeColor="text1"/>
+          <w:lang w:val="en-US"/>
+        </w:rPr>
+        <w:t>enum</w:t>
+      </w:r>
+      <w:proofErr w:type="spellEnd"/>
+      <w:r>
+        <w:rPr>
+          <w:color w:val="000000" w:themeColor="text1"/>
+          <w:lang w:val="en-US"/>
+        </w:rPr>
+        <w:t>)</w:t>
       </w:r>
       <w:r>
         <w:rPr>
@@ -4682,6 +4960,7 @@
           <w:lang w:val="en-US"/>
         </w:rPr>
       </w:pPr>
+      <w:proofErr w:type="spellStart"/>
       <w:r>
         <w:rPr>
           <w:color w:val="000000" w:themeColor="text1"/>
@@ -4694,29 +4973,62 @@
           <w:color w:val="000000" w:themeColor="text1"/>
           <w:lang w:val="en-US"/>
         </w:rPr>
-        <w:t>ID (int, primary key)</w:t>
-      </w:r>
-      <w:r>
-        <w:rPr>
-          <w:color w:val="000000" w:themeColor="text1"/>
-          <w:lang w:val="en-US"/>
-        </w:rPr>
-        <w:t>, user_</w:t>
-      </w:r>
-      <w:r>
-        <w:rPr>
-          <w:color w:val="000000" w:themeColor="text1"/>
-          <w:lang w:val="en-US"/>
-        </w:rPr>
-        <w:t>ID (int, foreign key)</w:t>
-      </w:r>
-      <w:r>
-        <w:rPr>
-          <w:color w:val="000000" w:themeColor="text1"/>
-          <w:lang w:val="en-US"/>
-        </w:rPr>
-        <w:t>, order_date</w:t>
-      </w:r>
+        <w:t>ID</w:t>
+      </w:r>
+      <w:proofErr w:type="spellEnd"/>
+      <w:r>
+        <w:rPr>
+          <w:color w:val="000000" w:themeColor="text1"/>
+          <w:lang w:val="en-US"/>
+        </w:rPr>
+        <w:t xml:space="preserve"> (int, primary key)</w:t>
+      </w:r>
+      <w:r>
+        <w:rPr>
+          <w:color w:val="000000" w:themeColor="text1"/>
+          <w:lang w:val="en-US"/>
+        </w:rPr>
+        <w:t xml:space="preserve">, </w:t>
+      </w:r>
+      <w:proofErr w:type="spellStart"/>
+      <w:r>
+        <w:rPr>
+          <w:color w:val="000000" w:themeColor="text1"/>
+          <w:lang w:val="en-US"/>
+        </w:rPr>
+        <w:t>user_</w:t>
+      </w:r>
+      <w:r>
+        <w:rPr>
+          <w:color w:val="000000" w:themeColor="text1"/>
+          <w:lang w:val="en-US"/>
+        </w:rPr>
+        <w:t>ID</w:t>
+      </w:r>
+      <w:proofErr w:type="spellEnd"/>
+      <w:r>
+        <w:rPr>
+          <w:color w:val="000000" w:themeColor="text1"/>
+          <w:lang w:val="en-US"/>
+        </w:rPr>
+        <w:t xml:space="preserve"> (int, foreign key)</w:t>
+      </w:r>
+      <w:r>
+        <w:rPr>
+          <w:color w:val="000000" w:themeColor="text1"/>
+          <w:lang w:val="en-US"/>
+        </w:rPr>
+        <w:t xml:space="preserve">, </w:t>
+      </w:r>
+      <w:proofErr w:type="spellStart"/>
+      <w:r>
+        <w:rPr>
+          <w:color w:val="000000" w:themeColor="text1"/>
+          <w:lang w:val="en-US"/>
+        </w:rPr>
+        <w:t>order_date</w:t>
+      </w:r>
+      <w:proofErr w:type="spellEnd"/>
       <w:r>
         <w:rPr>
           <w:color w:val="000000" w:themeColor="text1"/>
@@ -4729,7 +5041,15 @@
           <w:color w:val="000000" w:themeColor="text1"/>
           <w:lang w:val="en-US"/>
         </w:rPr>
-        <w:t>, delivery</w:t>
+        <w:t xml:space="preserve">, </w:t>
+      </w:r>
+      <w:proofErr w:type="spellStart"/>
+      <w:r>
+        <w:rPr>
+          <w:color w:val="000000" w:themeColor="text1"/>
+          <w:lang w:val="en-US"/>
+        </w:rPr>
+        <w:t>delivery</w:t>
       </w:r>
       <w:r>
         <w:rPr>
@@ -4745,19 +5065,44 @@
         </w:rPr>
         <w:t>option</w:t>
       </w:r>
-      <w:r>
-        <w:rPr>
-          <w:color w:val="000000" w:themeColor="text1"/>
-          <w:lang w:val="en-US"/>
-        </w:rPr>
-        <w:t xml:space="preserve"> (enum)</w:t>
-      </w:r>
-      <w:r>
-        <w:rPr>
-          <w:color w:val="000000" w:themeColor="text1"/>
-          <w:lang w:val="en-US"/>
-        </w:rPr>
-        <w:t>, delivery</w:t>
+      <w:proofErr w:type="spellEnd"/>
+      <w:r>
+        <w:rPr>
+          <w:color w:val="000000" w:themeColor="text1"/>
+          <w:lang w:val="en-US"/>
+        </w:rPr>
+        <w:t xml:space="preserve"> (</w:t>
+      </w:r>
+      <w:proofErr w:type="spellStart"/>
+      <w:r>
+        <w:rPr>
+          <w:color w:val="000000" w:themeColor="text1"/>
+          <w:lang w:val="en-US"/>
+        </w:rPr>
+        <w:t>enum</w:t>
+      </w:r>
+      <w:proofErr w:type="spellEnd"/>
+      <w:r>
+        <w:rPr>
+          <w:color w:val="000000" w:themeColor="text1"/>
+          <w:lang w:val="en-US"/>
+        </w:rPr>
+        <w:t>)</w:t>
+      </w:r>
+      <w:r>
+        <w:rPr>
+          <w:color w:val="000000" w:themeColor="text1"/>
+          <w:lang w:val="en-US"/>
+        </w:rPr>
+        <w:t xml:space="preserve">, </w:t>
+      </w:r>
+      <w:proofErr w:type="spellStart"/>
+      <w:r>
+        <w:rPr>
+          <w:color w:val="000000" w:themeColor="text1"/>
+          <w:lang w:val="en-US"/>
+        </w:rPr>
+        <w:t>delivery</w:t>
       </w:r>
       <w:r>
         <w:rPr>
@@ -4773,6 +5118,7 @@
         </w:rPr>
         <w:t>address</w:t>
       </w:r>
+      <w:proofErr w:type="spellEnd"/>
       <w:r>
         <w:rPr>
           <w:color w:val="000000" w:themeColor="text1"/>
@@ -4785,7 +5131,15 @@
           <w:color w:val="000000" w:themeColor="text1"/>
           <w:lang w:val="en-US"/>
         </w:rPr>
-        <w:t xml:space="preserve"> and order</w:t>
+        <w:t xml:space="preserve"> and </w:t>
+      </w:r>
+      <w:proofErr w:type="spellStart"/>
+      <w:r>
+        <w:rPr>
+          <w:color w:val="000000" w:themeColor="text1"/>
+          <w:lang w:val="en-US"/>
+        </w:rPr>
+        <w:t>order</w:t>
       </w:r>
       <w:r>
         <w:rPr>
@@ -4801,12 +5155,29 @@
         </w:rPr>
         <w:t>status</w:t>
       </w:r>
-      <w:r>
-        <w:rPr>
-          <w:color w:val="000000" w:themeColor="text1"/>
-          <w:lang w:val="en-US"/>
-        </w:rPr>
-        <w:t xml:space="preserve"> (enum)</w:t>
+      <w:proofErr w:type="spellEnd"/>
+      <w:r>
+        <w:rPr>
+          <w:color w:val="000000" w:themeColor="text1"/>
+          <w:lang w:val="en-US"/>
+        </w:rPr>
+        <w:t xml:space="preserve"> (</w:t>
+      </w:r>
+      <w:proofErr w:type="spellStart"/>
+      <w:r>
+        <w:rPr>
+          <w:color w:val="000000" w:themeColor="text1"/>
+          <w:lang w:val="en-US"/>
+        </w:rPr>
+        <w:t>enum</w:t>
+      </w:r>
+      <w:proofErr w:type="spellEnd"/>
+      <w:r>
+        <w:rPr>
+          <w:color w:val="000000" w:themeColor="text1"/>
+          <w:lang w:val="en-US"/>
+        </w:rPr>
+        <w:t>)</w:t>
       </w:r>
       <w:r>
         <w:rPr>
@@ -4871,13 +5242,39 @@
           <w:lang w:val="en-US"/>
         </w:rPr>
       </w:pPr>
-      <w:r>
-        <w:rPr>
-          <w:color w:val="000000" w:themeColor="text1"/>
-          <w:lang w:val="en-US"/>
-        </w:rPr>
-        <w:t xml:space="preserve">orderDetails_ID(int, primary key), dish_ID (int, foreign key), </w:t>
-      </w:r>
+      <w:proofErr w:type="spellStart"/>
+      <w:r>
+        <w:rPr>
+          <w:color w:val="000000" w:themeColor="text1"/>
+          <w:lang w:val="en-US"/>
+        </w:rPr>
+        <w:t>orderDetails_ID</w:t>
+      </w:r>
+      <w:proofErr w:type="spellEnd"/>
+      <w:r>
+        <w:rPr>
+          <w:color w:val="000000" w:themeColor="text1"/>
+          <w:lang w:val="en-US"/>
+        </w:rPr>
+        <w:t xml:space="preserve">(int, primary key), </w:t>
+      </w:r>
+      <w:proofErr w:type="spellStart"/>
+      <w:r>
+        <w:rPr>
+          <w:color w:val="000000" w:themeColor="text1"/>
+          <w:lang w:val="en-US"/>
+        </w:rPr>
+        <w:t>dish_ID</w:t>
+      </w:r>
+      <w:proofErr w:type="spellEnd"/>
+      <w:r>
+        <w:rPr>
+          <w:color w:val="000000" w:themeColor="text1"/>
+          <w:lang w:val="en-US"/>
+        </w:rPr>
+        <w:t xml:space="preserve"> (int, foreign key), </w:t>
+      </w:r>
+      <w:proofErr w:type="spellStart"/>
       <w:r>
         <w:rPr>
           <w:color w:val="000000" w:themeColor="text1"/>
@@ -4890,7 +5287,31 @@
           <w:color w:val="000000" w:themeColor="text1"/>
           <w:lang w:val="en-US"/>
         </w:rPr>
-        <w:t>rder_ID (int, foreign key), payment_one (float), quantity (int), and subtotal (float).</w:t>
+        <w:t>rder_ID</w:t>
+      </w:r>
+      <w:proofErr w:type="spellEnd"/>
+      <w:r>
+        <w:rPr>
+          <w:color w:val="000000" w:themeColor="text1"/>
+          <w:lang w:val="en-US"/>
+        </w:rPr>
+        <w:t xml:space="preserve"> (int, foreign key), </w:t>
+      </w:r>
+      <w:proofErr w:type="spellStart"/>
+      <w:r>
+        <w:rPr>
+          <w:color w:val="000000" w:themeColor="text1"/>
+          <w:lang w:val="en-US"/>
+        </w:rPr>
+        <w:t>payment_one</w:t>
+      </w:r>
+      <w:proofErr w:type="spellEnd"/>
+      <w:r>
+        <w:rPr>
+          <w:color w:val="000000" w:themeColor="text1"/>
+          <w:lang w:val="en-US"/>
+        </w:rPr>
+        <w:t xml:space="preserve"> (float), quantity (int), and subtotal (float).</w:t>
       </w:r>
     </w:p>
     <w:p>
@@ -4948,6 +5369,7 @@
           <w:lang w:val="en-US"/>
         </w:rPr>
       </w:pPr>
+      <w:proofErr w:type="spellStart"/>
       <w:r>
         <w:rPr>
           <w:color w:val="000000" w:themeColor="text1"/>
@@ -4955,6 +5377,7 @@
         </w:rPr>
         <w:t>payment_id</w:t>
       </w:r>
+      <w:proofErr w:type="spellEnd"/>
       <w:r>
         <w:rPr>
           <w:color w:val="000000" w:themeColor="text1"/>
@@ -4967,36 +5390,77 @@
           <w:color w:val="000000" w:themeColor="text1"/>
           <w:lang w:val="en-US"/>
         </w:rPr>
-        <w:t>, user_</w:t>
-      </w:r>
-      <w:r>
-        <w:rPr>
-          <w:color w:val="000000" w:themeColor="text1"/>
-          <w:lang w:val="en-US"/>
-        </w:rPr>
-        <w:t>ID (int, foreign key)</w:t>
-      </w:r>
-      <w:r>
-        <w:rPr>
-          <w:color w:val="000000" w:themeColor="text1"/>
-          <w:lang w:val="en-US"/>
-        </w:rPr>
-        <w:t>, order_</w:t>
-      </w:r>
-      <w:r>
-        <w:rPr>
-          <w:color w:val="000000" w:themeColor="text1"/>
-          <w:lang w:val="en-US"/>
-        </w:rPr>
-        <w:t>ID (int, foreign key)</w:t>
-      </w:r>
-      <w:r>
-        <w:rPr>
-          <w:color w:val="000000" w:themeColor="text1"/>
-          <w:lang w:val="en-US"/>
-        </w:rPr>
-        <w:t>, payment_amount</w:t>
-      </w:r>
+        <w:t xml:space="preserve">, </w:t>
+      </w:r>
+      <w:proofErr w:type="spellStart"/>
+      <w:r>
+        <w:rPr>
+          <w:color w:val="000000" w:themeColor="text1"/>
+          <w:lang w:val="en-US"/>
+        </w:rPr>
+        <w:t>user_</w:t>
+      </w:r>
+      <w:r>
+        <w:rPr>
+          <w:color w:val="000000" w:themeColor="text1"/>
+          <w:lang w:val="en-US"/>
+        </w:rPr>
+        <w:t>ID</w:t>
+      </w:r>
+      <w:proofErr w:type="spellEnd"/>
+      <w:r>
+        <w:rPr>
+          <w:color w:val="000000" w:themeColor="text1"/>
+          <w:lang w:val="en-US"/>
+        </w:rPr>
+        <w:t xml:space="preserve"> (int, foreign key)</w:t>
+      </w:r>
+      <w:r>
+        <w:rPr>
+          <w:color w:val="000000" w:themeColor="text1"/>
+          <w:lang w:val="en-US"/>
+        </w:rPr>
+        <w:t xml:space="preserve">, </w:t>
+      </w:r>
+      <w:proofErr w:type="spellStart"/>
+      <w:r>
+        <w:rPr>
+          <w:color w:val="000000" w:themeColor="text1"/>
+          <w:lang w:val="en-US"/>
+        </w:rPr>
+        <w:t>order_</w:t>
+      </w:r>
+      <w:r>
+        <w:rPr>
+          <w:color w:val="000000" w:themeColor="text1"/>
+          <w:lang w:val="en-US"/>
+        </w:rPr>
+        <w:t>ID</w:t>
+      </w:r>
+      <w:proofErr w:type="spellEnd"/>
+      <w:r>
+        <w:rPr>
+          <w:color w:val="000000" w:themeColor="text1"/>
+          <w:lang w:val="en-US"/>
+        </w:rPr>
+        <w:t xml:space="preserve"> (int, foreign key)</w:t>
+      </w:r>
+      <w:r>
+        <w:rPr>
+          <w:color w:val="000000" w:themeColor="text1"/>
+          <w:lang w:val="en-US"/>
+        </w:rPr>
+        <w:t xml:space="preserve">, </w:t>
+      </w:r>
+      <w:proofErr w:type="spellStart"/>
+      <w:r>
+        <w:rPr>
+          <w:color w:val="000000" w:themeColor="text1"/>
+          <w:lang w:val="en-US"/>
+        </w:rPr>
+        <w:t>payment_amount</w:t>
+      </w:r>
+      <w:proofErr w:type="spellEnd"/>
       <w:r>
         <w:rPr>
           <w:color w:val="000000" w:themeColor="text1"/>
@@ -5023,7 +5487,15 @@
           <w:color w:val="000000" w:themeColor="text1"/>
           <w:lang w:val="en-US"/>
         </w:rPr>
-        <w:t>, payment_</w:t>
+        <w:t xml:space="preserve">, </w:t>
+      </w:r>
+      <w:proofErr w:type="spellStart"/>
+      <w:r>
+        <w:rPr>
+          <w:color w:val="000000" w:themeColor="text1"/>
+          <w:lang w:val="en-US"/>
+        </w:rPr>
+        <w:t>payment_</w:t>
       </w:r>
       <w:r>
         <w:rPr>
@@ -5039,6 +5511,7 @@
         </w:rPr>
         <w:t>ate</w:t>
       </w:r>
+      <w:proofErr w:type="spellEnd"/>
       <w:r>
         <w:rPr>
           <w:color w:val="000000" w:themeColor="text1"/>
@@ -5051,7 +5524,15 @@
           <w:color w:val="000000" w:themeColor="text1"/>
           <w:lang w:val="en-US"/>
         </w:rPr>
-        <w:t>, and payment_</w:t>
+        <w:t xml:space="preserve">, and </w:t>
+      </w:r>
+      <w:proofErr w:type="spellStart"/>
+      <w:r>
+        <w:rPr>
+          <w:color w:val="000000" w:themeColor="text1"/>
+          <w:lang w:val="en-US"/>
+        </w:rPr>
+        <w:t>payment_</w:t>
       </w:r>
       <w:r>
         <w:rPr>
@@ -5067,12 +5548,29 @@
         </w:rPr>
         <w:t>ethod</w:t>
       </w:r>
-      <w:r>
-        <w:rPr>
-          <w:color w:val="000000" w:themeColor="text1"/>
-          <w:lang w:val="en-US"/>
-        </w:rPr>
-        <w:t xml:space="preserve"> (enum)</w:t>
+      <w:proofErr w:type="spellEnd"/>
+      <w:r>
+        <w:rPr>
+          <w:color w:val="000000" w:themeColor="text1"/>
+          <w:lang w:val="en-US"/>
+        </w:rPr>
+        <w:t xml:space="preserve"> (</w:t>
+      </w:r>
+      <w:proofErr w:type="spellStart"/>
+      <w:r>
+        <w:rPr>
+          <w:color w:val="000000" w:themeColor="text1"/>
+          <w:lang w:val="en-US"/>
+        </w:rPr>
+        <w:t>enum</w:t>
+      </w:r>
+      <w:proofErr w:type="spellEnd"/>
+      <w:r>
+        <w:rPr>
+          <w:color w:val="000000" w:themeColor="text1"/>
+          <w:lang w:val="en-US"/>
+        </w:rPr>
+        <w:t>)</w:t>
       </w:r>
     </w:p>
     <w:p>
@@ -5380,14 +5878,27 @@
                               <w:r>
                                 <w:t xml:space="preserve">Figure </w:t>
                               </w:r>
-                              <w:fldSimple w:instr=" SEQ Figure \* ARABIC ">
-                                <w:r>
-                                  <w:rPr>
-                                    <w:noProof/>
-                                  </w:rPr>
-                                  <w:t>1</w:t>
-                                </w:r>
-                              </w:fldSimple>
+                              <w:r>
+                                <w:fldChar w:fldCharType="begin"/>
+                              </w:r>
+                              <w:r>
+                                <w:instrText xml:space="preserve"> SEQ Figure \* ARABIC </w:instrText>
+                              </w:r>
+                              <w:r>
+                                <w:fldChar w:fldCharType="separate"/>
+                              </w:r>
+                              <w:r>
+                                <w:rPr>
+                                  <w:noProof/>
+                                </w:rPr>
+                                <w:t>1</w:t>
+                              </w:r>
+                              <w:r>
+                                <w:rPr>
+                                  <w:noProof/>
+                                </w:rPr>
+                                <w:fldChar w:fldCharType="end"/>
+                              </w:r>
                               <w:r>
                                 <w:t>:</w:t>
                               </w:r>
@@ -5456,14 +5967,27 @@
                         <w:r>
                           <w:t xml:space="preserve">Figure </w:t>
                         </w:r>
-                        <w:fldSimple w:instr=" SEQ Figure \* ARABIC ">
-                          <w:r>
-                            <w:rPr>
-                              <w:noProof/>
-                            </w:rPr>
-                            <w:t>1</w:t>
-                          </w:r>
-                        </w:fldSimple>
+                        <w:r>
+                          <w:fldChar w:fldCharType="begin"/>
+                        </w:r>
+                        <w:r>
+                          <w:instrText xml:space="preserve"> SEQ Figure \* ARABIC </w:instrText>
+                        </w:r>
+                        <w:r>
+                          <w:fldChar w:fldCharType="separate"/>
+                        </w:r>
+                        <w:r>
+                          <w:rPr>
+                            <w:noProof/>
+                          </w:rPr>
+                          <w:t>1</w:t>
+                        </w:r>
+                        <w:r>
+                          <w:rPr>
+                            <w:noProof/>
+                          </w:rPr>
+                          <w:fldChar w:fldCharType="end"/>
+                        </w:r>
                         <w:r>
                           <w:t>:</w:t>
                         </w:r>
@@ -5592,14 +6116,27 @@
                               <w:r>
                                 <w:t xml:space="preserve">Figure </w:t>
                               </w:r>
-                              <w:fldSimple w:instr=" SEQ Figure \* ARABIC ">
-                                <w:r>
-                                  <w:rPr>
-                                    <w:noProof/>
-                                  </w:rPr>
-                                  <w:t>2</w:t>
-                                </w:r>
-                              </w:fldSimple>
+                              <w:r>
+                                <w:fldChar w:fldCharType="begin"/>
+                              </w:r>
+                              <w:r>
+                                <w:instrText xml:space="preserve"> SEQ Figure \* ARABIC </w:instrText>
+                              </w:r>
+                              <w:r>
+                                <w:fldChar w:fldCharType="separate"/>
+                              </w:r>
+                              <w:r>
+                                <w:rPr>
+                                  <w:noProof/>
+                                </w:rPr>
+                                <w:t>2</w:t>
+                              </w:r>
+                              <w:r>
+                                <w:rPr>
+                                  <w:noProof/>
+                                </w:rPr>
+                                <w:fldChar w:fldCharType="end"/>
+                              </w:r>
                               <w:r>
                                 <w:t>: “Users who spent more than £10” Query</w:t>
                               </w:r>
@@ -5642,14 +6179,27 @@
                         <w:r>
                           <w:t xml:space="preserve">Figure </w:t>
                         </w:r>
-                        <w:fldSimple w:instr=" SEQ Figure \* ARABIC ">
-                          <w:r>
-                            <w:rPr>
-                              <w:noProof/>
-                            </w:rPr>
-                            <w:t>2</w:t>
-                          </w:r>
-                        </w:fldSimple>
+                        <w:r>
+                          <w:fldChar w:fldCharType="begin"/>
+                        </w:r>
+                        <w:r>
+                          <w:instrText xml:space="preserve"> SEQ Figure \* ARABIC </w:instrText>
+                        </w:r>
+                        <w:r>
+                          <w:fldChar w:fldCharType="separate"/>
+                        </w:r>
+                        <w:r>
+                          <w:rPr>
+                            <w:noProof/>
+                          </w:rPr>
+                          <w:t>2</w:t>
+                        </w:r>
+                        <w:r>
+                          <w:rPr>
+                            <w:noProof/>
+                          </w:rPr>
+                          <w:fldChar w:fldCharType="end"/>
+                        </w:r>
                         <w:r>
                           <w:t>: “Users who spent more than £10” Query</w:t>
                         </w:r>
@@ -5788,14 +6338,27 @@
                               <w:r>
                                 <w:t xml:space="preserve">Figure </w:t>
                               </w:r>
-                              <w:fldSimple w:instr=" SEQ Figure \* ARABIC ">
-                                <w:r>
-                                  <w:rPr>
-                                    <w:noProof/>
-                                  </w:rPr>
-                                  <w:t>3</w:t>
-                                </w:r>
-                              </w:fldSimple>
+                              <w:r>
+                                <w:fldChar w:fldCharType="begin"/>
+                              </w:r>
+                              <w:r>
+                                <w:instrText xml:space="preserve"> SEQ Figure \* ARABIC </w:instrText>
+                              </w:r>
+                              <w:r>
+                                <w:fldChar w:fldCharType="separate"/>
+                              </w:r>
+                              <w:r>
+                                <w:rPr>
+                                  <w:noProof/>
+                                </w:rPr>
+                                <w:t>3</w:t>
+                              </w:r>
+                              <w:r>
+                                <w:rPr>
+                                  <w:noProof/>
+                                </w:rPr>
+                                <w:fldChar w:fldCharType="end"/>
+                              </w:r>
                               <w:r>
                                 <w:t xml:space="preserve">: </w:t>
                               </w:r>
@@ -5844,14 +6407,27 @@
                         <w:r>
                           <w:t xml:space="preserve">Figure </w:t>
                         </w:r>
-                        <w:fldSimple w:instr=" SEQ Figure \* ARABIC ">
-                          <w:r>
-                            <w:rPr>
-                              <w:noProof/>
-                            </w:rPr>
-                            <w:t>3</w:t>
-                          </w:r>
-                        </w:fldSimple>
+                        <w:r>
+                          <w:fldChar w:fldCharType="begin"/>
+                        </w:r>
+                        <w:r>
+                          <w:instrText xml:space="preserve"> SEQ Figure \* ARABIC </w:instrText>
+                        </w:r>
+                        <w:r>
+                          <w:fldChar w:fldCharType="separate"/>
+                        </w:r>
+                        <w:r>
+                          <w:rPr>
+                            <w:noProof/>
+                          </w:rPr>
+                          <w:t>3</w:t>
+                        </w:r>
+                        <w:r>
+                          <w:rPr>
+                            <w:noProof/>
+                          </w:rPr>
+                          <w:fldChar w:fldCharType="end"/>
+                        </w:r>
                         <w:r>
                           <w:t xml:space="preserve">: </w:t>
                         </w:r>
@@ -5984,14 +6560,27 @@
                               <w:r>
                                 <w:t xml:space="preserve">Figure </w:t>
                               </w:r>
-                              <w:fldSimple w:instr=" SEQ Figure \* ARABIC ">
-                                <w:r>
-                                  <w:rPr>
-                                    <w:noProof/>
-                                  </w:rPr>
-                                  <w:t>4</w:t>
-                                </w:r>
-                              </w:fldSimple>
+                              <w:r>
+                                <w:fldChar w:fldCharType="begin"/>
+                              </w:r>
+                              <w:r>
+                                <w:instrText xml:space="preserve"> SEQ Figure \* ARABIC </w:instrText>
+                              </w:r>
+                              <w:r>
+                                <w:fldChar w:fldCharType="separate"/>
+                              </w:r>
+                              <w:r>
+                                <w:rPr>
+                                  <w:noProof/>
+                                </w:rPr>
+                                <w:t>4</w:t>
+                              </w:r>
+                              <w:r>
+                                <w:rPr>
+                                  <w:noProof/>
+                                </w:rPr>
+                                <w:fldChar w:fldCharType="end"/>
+                              </w:r>
                               <w:r>
                                 <w:t>:</w:t>
                               </w:r>
@@ -6032,14 +6621,27 @@
                         <w:r>
                           <w:t xml:space="preserve">Figure </w:t>
                         </w:r>
-                        <w:fldSimple w:instr=" SEQ Figure \* ARABIC ">
-                          <w:r>
-                            <w:rPr>
-                              <w:noProof/>
-                            </w:rPr>
-                            <w:t>4</w:t>
-                          </w:r>
-                        </w:fldSimple>
+                        <w:r>
+                          <w:fldChar w:fldCharType="begin"/>
+                        </w:r>
+                        <w:r>
+                          <w:instrText xml:space="preserve"> SEQ Figure \* ARABIC </w:instrText>
+                        </w:r>
+                        <w:r>
+                          <w:fldChar w:fldCharType="separate"/>
+                        </w:r>
+                        <w:r>
+                          <w:rPr>
+                            <w:noProof/>
+                          </w:rPr>
+                          <w:t>4</w:t>
+                        </w:r>
+                        <w:r>
+                          <w:rPr>
+                            <w:noProof/>
+                          </w:rPr>
+                          <w:fldChar w:fldCharType="end"/>
+                        </w:r>
                         <w:r>
                           <w:t>:</w:t>
                         </w:r>
@@ -6163,14 +6765,27 @@
                               <w:r>
                                 <w:t xml:space="preserve">Figure </w:t>
                               </w:r>
-                              <w:fldSimple w:instr=" SEQ Figure \* ARABIC ">
-                                <w:r>
-                                  <w:rPr>
-                                    <w:noProof/>
-                                  </w:rPr>
-                                  <w:t>5</w:t>
-                                </w:r>
-                              </w:fldSimple>
+                              <w:r>
+                                <w:fldChar w:fldCharType="begin"/>
+                              </w:r>
+                              <w:r>
+                                <w:instrText xml:space="preserve"> SEQ Figure \* ARABIC </w:instrText>
+                              </w:r>
+                              <w:r>
+                                <w:fldChar w:fldCharType="separate"/>
+                              </w:r>
+                              <w:r>
+                                <w:rPr>
+                                  <w:noProof/>
+                                </w:rPr>
+                                <w:t>5</w:t>
+                              </w:r>
+                              <w:r>
+                                <w:rPr>
+                                  <w:noProof/>
+                                </w:rPr>
+                                <w:fldChar w:fldCharType="end"/>
+                              </w:r>
                               <w:r>
                                 <w:t>: Saved queries</w:t>
                               </w:r>
@@ -6212,14 +6827,27 @@
                         <w:r>
                           <w:t xml:space="preserve">Figure </w:t>
                         </w:r>
-                        <w:fldSimple w:instr=" SEQ Figure \* ARABIC ">
-                          <w:r>
-                            <w:rPr>
-                              <w:noProof/>
-                            </w:rPr>
-                            <w:t>5</w:t>
-                          </w:r>
-                        </w:fldSimple>
+                        <w:r>
+                          <w:fldChar w:fldCharType="begin"/>
+                        </w:r>
+                        <w:r>
+                          <w:instrText xml:space="preserve"> SEQ Figure \* ARABIC </w:instrText>
+                        </w:r>
+                        <w:r>
+                          <w:fldChar w:fldCharType="separate"/>
+                        </w:r>
+                        <w:r>
+                          <w:rPr>
+                            <w:noProof/>
+                          </w:rPr>
+                          <w:t>5</w:t>
+                        </w:r>
+                        <w:r>
+                          <w:rPr>
+                            <w:noProof/>
+                          </w:rPr>
+                          <w:fldChar w:fldCharType="end"/>
+                        </w:r>
                         <w:r>
                           <w:t>: Saved queries</w:t>
                         </w:r>
@@ -6572,6 +7200,22 @@
     </w:p>
     <w:p>
       <w:pPr>
+        <w:spacing w:before="80" w:after="80"/>
+        <w:rPr>
+          <w:color w:val="000000" w:themeColor="text1"/>
+        </w:rPr>
+      </w:pPr>
+    </w:p>
+    <w:p>
+      <w:pPr>
+        <w:spacing w:before="80" w:after="80"/>
+        <w:rPr>
+          <w:color w:val="000000" w:themeColor="text1"/>
+        </w:rPr>
+      </w:pPr>
+    </w:p>
+    <w:p>
+      <w:pPr>
         <w:rPr>
           <w:color w:val="000000" w:themeColor="text1"/>
         </w:rPr>
@@ -7068,11 +7712,19 @@
           <w:color w:val="000000" w:themeColor="text1"/>
         </w:rPr>
       </w:pPr>
-      <w:r>
-        <w:rPr>
-          <w:color w:val="000000" w:themeColor="text1"/>
-        </w:rPr>
-        <w:t xml:space="preserve">worldscientific (2022) ‘Predicate Logic’, </w:t>
+      <w:proofErr w:type="spellStart"/>
+      <w:r>
+        <w:rPr>
+          <w:color w:val="000000" w:themeColor="text1"/>
+        </w:rPr>
+        <w:t>worldscientific</w:t>
+      </w:r>
+      <w:proofErr w:type="spellEnd"/>
+      <w:r>
+        <w:rPr>
+          <w:color w:val="000000" w:themeColor="text1"/>
+        </w:rPr>
+        <w:t xml:space="preserve"> (2022) ‘Predicate Logic’, </w:t>
       </w:r>
       <w:r>
         <w:rPr>
@@ -7172,11 +7824,19 @@
           <w:color w:val="000000" w:themeColor="text1"/>
         </w:rPr>
       </w:pPr>
-      <w:r>
-        <w:rPr>
-          <w:color w:val="000000" w:themeColor="text1"/>
-        </w:rPr>
-        <w:t xml:space="preserve">byjus (2019) </w:t>
+      <w:proofErr w:type="spellStart"/>
+      <w:r>
+        <w:rPr>
+          <w:color w:val="000000" w:themeColor="text1"/>
+        </w:rPr>
+        <w:t>byjus</w:t>
+      </w:r>
+      <w:proofErr w:type="spellEnd"/>
+      <w:r>
+        <w:rPr>
+          <w:color w:val="000000" w:themeColor="text1"/>
+        </w:rPr>
+        <w:t xml:space="preserve"> (2019) </w:t>
       </w:r>
       <w:r>
         <w:rPr>
@@ -7352,7 +8012,21 @@
         <w:rPr>
           <w:color w:val="000000" w:themeColor="text1"/>
         </w:rPr>
-        <w:t>The most significant challenge I encountered was [specific challenge — e.g. 'understanding and implementing the Ordinary Least Squares regression algorithm from first principles, without relying on high-level library abstractions']. I overcame this by [approach — e.g. 'reviewing the module lecture notes on linear algebra, working through the derivation step by step, and cross-checking my implementation against scikit-learn's output'].</w:t>
+        <w:t>The most significant challenge I encountered was [specific challenge — e.g. 'understanding and implementing the Ordinary Least Squares regression algorithm from first principles, without relying on high-level library abstractions']. I overcame this by [approach — e.g. 'reviewing the module lecture notes on linear algebra, working through the derivation step by step, and cross-checking my implementation against scikit-</w:t>
+      </w:r>
+      <w:proofErr w:type="spellStart"/>
+      <w:r>
+        <w:rPr>
+          <w:color w:val="000000" w:themeColor="text1"/>
+        </w:rPr>
+        <w:t>learn's</w:t>
+      </w:r>
+      <w:proofErr w:type="spellEnd"/>
+      <w:r>
+        <w:rPr>
+          <w:color w:val="000000" w:themeColor="text1"/>
+        </w:rPr>
+        <w:t xml:space="preserve"> output'].</w:t>
       </w:r>
     </w:p>
     <w:p>
@@ -9689,10 +10363,6 @@
 </file>
 
 <file path=customXml/item1.xml><?xml version="1.0" encoding="utf-8"?>
-<b:Sources xmlns:b="http://schemas.openxmlformats.org/officeDocument/2006/bibliography" xmlns="http://schemas.openxmlformats.org/officeDocument/2006/bibliography" SelectedStyle="\APASixthEditionOfficeOnline.xsl" StyleName="APA" Version="6"/>
-</file>
-
-<file path=customXml/item2.xml><?xml version="1.0" encoding="utf-8"?>
 <s:customData xmlns="http://www.wps.cn/officeDocument/2013/wpsCustomData" xmlns:s="http://www.wps.cn/officeDocument/2013/wpsCustomData">
   <customSectProps>
     <customSectPr/>
@@ -9704,18 +10374,22 @@
 </s:customData>
 </file>
 
+<file path=customXml/item2.xml><?xml version="1.0" encoding="utf-8"?>
+<b:Sources xmlns:b="http://schemas.openxmlformats.org/officeDocument/2006/bibliography" xmlns="http://schemas.openxmlformats.org/officeDocument/2006/bibliography" SelectedStyle="\APASixthEditionOfficeOnline.xsl" StyleName="APA" Version="6"/>
+</file>
+
 <file path=customXml/itemProps1.xml><?xml version="1.0" encoding="utf-8"?>
+<ds:datastoreItem xmlns:ds="http://schemas.openxmlformats.org/officeDocument/2006/customXml" ds:itemID="{B1977F7D-205B-4081-913C-38D41E755F92}">
+  <ds:schemaRefs>
+    <ds:schemaRef ds:uri="http://www.wps.cn/officeDocument/2013/wpsCustomData"/>
+  </ds:schemaRefs>
+</ds:datastoreItem>
+</file>
+
+<file path=customXml/itemProps2.xml><?xml version="1.0" encoding="utf-8"?>
 <ds:datastoreItem xmlns:ds="http://schemas.openxmlformats.org/officeDocument/2006/customXml" ds:itemID="{11CE9064-0015-4BAE-B6CA-558D0B4F112B}">
   <ds:schemaRefs>
     <ds:schemaRef ds:uri="http://schemas.openxmlformats.org/officeDocument/2006/bibliography"/>
   </ds:schemaRefs>
 </ds:datastoreItem>
-</file>
-
-<file path=customXml/itemProps2.xml><?xml version="1.0" encoding="utf-8"?>
-<ds:datastoreItem xmlns:ds="http://schemas.openxmlformats.org/officeDocument/2006/customXml" ds:itemID="{B1977F7D-205B-4081-913C-38D41E755F92}">
-  <ds:schemaRefs>
-    <ds:schemaRef ds:uri="http://www.wps.cn/officeDocument/2013/wpsCustomData"/>
-  </ds:schemaRefs>
-</ds:datastoreItem>
 </file>
--- a/Resturant_Report.docx
+++ b/Resturant_Report.docx
@@ -123,33 +123,7 @@
           <w:sz w:val="36"/>
           <w:szCs w:val="36"/>
         </w:rPr>
-        <w:t>[</w:t>
-      </w:r>
-      <w:proofErr w:type="spellStart"/>
-      <w:r>
-        <w:rPr>
-          <w:b/>
-          <w:bCs/>
-          <w:i/>
-          <w:iCs/>
-          <w:color w:val="000000" w:themeColor="text1"/>
-          <w:sz w:val="36"/>
-          <w:szCs w:val="36"/>
-        </w:rPr>
-        <w:t>Reastaurant</w:t>
-      </w:r>
-      <w:proofErr w:type="spellEnd"/>
-      <w:r>
-        <w:rPr>
-          <w:b/>
-          <w:bCs/>
-          <w:i/>
-          <w:iCs/>
-          <w:color w:val="000000" w:themeColor="text1"/>
-          <w:sz w:val="36"/>
-          <w:szCs w:val="36"/>
-        </w:rPr>
-        <w:t xml:space="preserve"> name] Database Design</w:t>
+        <w:t>[Reastaurant name] Database Design</w:t>
       </w:r>
     </w:p>
     <w:p>
@@ -254,7 +228,6 @@
               </w:rPr>
               <w:t>1. [</w:t>
             </w:r>
-            <w:proofErr w:type="spellStart"/>
             <w:r>
               <w:rPr>
                 <w:i/>
@@ -263,10 +236,11 @@
                 <w:sz w:val="22"/>
                 <w:szCs w:val="22"/>
               </w:rPr>
-              <w:t>Abdennouri</w:t>
-            </w:r>
-            <w:proofErr w:type="spellEnd"/>
-            <w:r>
+              <w:t>Abdennouri Mouatez Billah — 25016832]</w:t>
+            </w:r>
+          </w:p>
+          <w:p>
+            <w:pPr>
               <w:rPr>
                 <w:i/>
                 <w:iCs/>
@@ -274,9 +248,7 @@
                 <w:sz w:val="22"/>
                 <w:szCs w:val="22"/>
               </w:rPr>
-              <w:t xml:space="preserve"> </w:t>
-            </w:r>
-            <w:proofErr w:type="spellStart"/>
+            </w:pPr>
             <w:r>
               <w:rPr>
                 <w:i/>
@@ -285,9 +257,8 @@
                 <w:sz w:val="22"/>
                 <w:szCs w:val="22"/>
               </w:rPr>
-              <w:t>Mouatez</w:t>
-            </w:r>
-            <w:proofErr w:type="spellEnd"/>
+              <w:t>2. [</w:t>
+            </w:r>
             <w:r>
               <w:rPr>
                 <w:i/>
@@ -296,11 +267,9 @@
                 <w:sz w:val="22"/>
                 <w:szCs w:val="22"/>
               </w:rPr>
-              <w:t xml:space="preserve"> Billah — 25016832]</w:t>
-            </w:r>
-          </w:p>
-          <w:p>
-            <w:pPr>
+              <w:t>Giwa Marvellous - 25016834</w:t>
+            </w:r>
+            <w:r>
               <w:rPr>
                 <w:i/>
                 <w:iCs/>
@@ -308,6 +277,14 @@
                 <w:sz w:val="22"/>
                 <w:szCs w:val="22"/>
               </w:rPr>
+              <w:t xml:space="preserve">] </w:t>
+            </w:r>
+          </w:p>
+          <w:p>
+            <w:pPr>
+              <w:rPr>
+                <w:color w:val="000000" w:themeColor="text1"/>
+              </w:rPr>
             </w:pPr>
             <w:r>
               <w:rPr>
@@ -317,7 +294,7 @@
                 <w:sz w:val="22"/>
                 <w:szCs w:val="22"/>
               </w:rPr>
-              <w:t>2. [</w:t>
+              <w:t>3. [</w:t>
             </w:r>
             <w:r>
               <w:rPr>
@@ -327,66 +304,7 @@
                 <w:sz w:val="22"/>
                 <w:szCs w:val="22"/>
               </w:rPr>
-              <w:t>Giwa Marvellous - 25016834</w:t>
-            </w:r>
-            <w:r>
-              <w:rPr>
-                <w:i/>
-                <w:iCs/>
-                <w:color w:val="000000" w:themeColor="text1"/>
-                <w:sz w:val="22"/>
-                <w:szCs w:val="22"/>
-              </w:rPr>
-              <w:t xml:space="preserve">] </w:t>
-            </w:r>
-          </w:p>
-          <w:p>
-            <w:pPr>
-              <w:rPr>
-                <w:color w:val="000000" w:themeColor="text1"/>
-              </w:rPr>
-            </w:pPr>
-            <w:r>
-              <w:rPr>
-                <w:i/>
-                <w:iCs/>
-                <w:color w:val="000000" w:themeColor="text1"/>
-                <w:sz w:val="22"/>
-                <w:szCs w:val="22"/>
-              </w:rPr>
-              <w:t>3. [</w:t>
-            </w:r>
-            <w:r>
-              <w:rPr>
-                <w:i/>
-                <w:iCs/>
-                <w:color w:val="000000" w:themeColor="text1"/>
-                <w:sz w:val="22"/>
-                <w:szCs w:val="22"/>
-              </w:rPr>
-              <w:t xml:space="preserve">Rupesh </w:t>
-            </w:r>
-            <w:proofErr w:type="spellStart"/>
-            <w:r>
-              <w:rPr>
-                <w:i/>
-                <w:iCs/>
-                <w:color w:val="000000" w:themeColor="text1"/>
-                <w:sz w:val="22"/>
-                <w:szCs w:val="22"/>
-              </w:rPr>
-              <w:t>kumar</w:t>
-            </w:r>
-            <w:proofErr w:type="spellEnd"/>
-            <w:r>
-              <w:rPr>
-                <w:i/>
-                <w:iCs/>
-                <w:color w:val="000000" w:themeColor="text1"/>
-                <w:sz w:val="22"/>
-                <w:szCs w:val="22"/>
-              </w:rPr>
-              <w:t xml:space="preserve"> Sah - 25016818</w:t>
+              <w:t>Rupesh kumar Sah - 25016818</w:t>
             </w:r>
             <w:r>
               <w:rPr>
@@ -1088,6 +1006,7 @@
         <w:alias w:val="Table of Contents"/>
         <w:id w:val="1598983745"/>
       </w:sdtPr>
+      <w:sdtEndPr/>
       <w:sdtContent>
         <w:p>
           <w:pPr>
@@ -3835,21 +3754,7 @@
         <w:rPr>
           <w:color w:val="000000" w:themeColor="text1"/>
         </w:rPr>
-        <w:t>An organized collection of objects that can be represented in set-builder form or roster form. In set theory, the operations of the sets are carried when two or more sets combine to form a single set under some of the given conditions. The basic operations on sets are: Union of sets, Intersection of sets, A complement of a set, Cartesian product of sets and Set difference. (</w:t>
-      </w:r>
-      <w:proofErr w:type="spellStart"/>
-      <w:r>
-        <w:rPr>
-          <w:color w:val="000000" w:themeColor="text1"/>
-        </w:rPr>
-        <w:t>byjus</w:t>
-      </w:r>
-      <w:proofErr w:type="spellEnd"/>
-      <w:r>
-        <w:rPr>
-          <w:color w:val="000000" w:themeColor="text1"/>
-        </w:rPr>
-        <w:t>, 2019)</w:t>
+        <w:t>An organized collection of objects that can be represented in set-builder form or roster form. In set theory, the operations of the sets are carried when two or more sets combine to form a single set under some of the given conditions. The basic operations on sets are: Union of sets, Intersection of sets, A complement of a set, Cartesian product of sets and Set difference. (byjus, 2019)</w:t>
       </w:r>
     </w:p>
     <w:p>
@@ -3882,21 +3787,7 @@
           <w:color w:val="000000" w:themeColor="text1"/>
         </w:rPr>
         <w:lastRenderedPageBreak/>
-        <w:t xml:space="preserve">Sets relate to </w:t>
-      </w:r>
-      <w:proofErr w:type="spellStart"/>
-      <w:r>
-        <w:rPr>
-          <w:color w:val="000000" w:themeColor="text1"/>
-        </w:rPr>
-        <w:t>sql</w:t>
-      </w:r>
-      <w:proofErr w:type="spellEnd"/>
-      <w:r>
-        <w:rPr>
-          <w:color w:val="000000" w:themeColor="text1"/>
-        </w:rPr>
-        <w:t xml:space="preserve"> when making queries to show specific data where tables are combined (JOIN ON) which is the Union of sets for example and when provided with a certain a parameter to filter more than we get into Intersection of sets (WHERE, GROUP BY…etc)</w:t>
+        <w:t>Sets relate to sql when making queries to show specific data where tables are combined (JOIN ON) which is the Union of sets for example and when provided with a certain a parameter to filter more than we get into Intersection of sets (WHERE, GROUP BY…etc)</w:t>
       </w:r>
     </w:p>
     <w:p>
@@ -4034,21 +3925,7 @@
         <w:rPr>
           <w:color w:val="000000" w:themeColor="text1"/>
         </w:rPr>
-        <w:t xml:space="preserve">As we perform operations on sets to make queries, we basically applying relational algebra, and apart from the operations used before, SELECT was also used to print </w:t>
-      </w:r>
-      <w:proofErr w:type="spellStart"/>
-      <w:r>
-        <w:rPr>
-          <w:color w:val="000000" w:themeColor="text1"/>
-        </w:rPr>
-        <w:t>our</w:t>
-      </w:r>
-      <w:proofErr w:type="spellEnd"/>
-      <w:r>
-        <w:rPr>
-          <w:color w:val="000000" w:themeColor="text1"/>
-        </w:rPr>
-        <w:t xml:space="preserve"> the results for example and sorting operations (like DESC)</w:t>
+        <w:t>As we perform operations on sets to make queries, we basically applying relational algebra, and apart from the operations used before, SELECT was also used to print our the results for example and sorting operations (like DESC)</w:t>
       </w:r>
     </w:p>
     <w:p>
@@ -4108,21 +3985,7 @@
         <w:rPr>
           <w:color w:val="000000" w:themeColor="text1"/>
         </w:rPr>
-        <w:t>Predicate logic, also called first-order logic, is an enrichment of propositional logic to include predicates, individuals and quantifiers, and is widely accepted as the standard language of mathematics. Axiomatic predicate logic was established by Gottlob Frege in the late 19th century, who formalized the notion of quantified variable. (</w:t>
-      </w:r>
-      <w:proofErr w:type="spellStart"/>
-      <w:r>
-        <w:rPr>
-          <w:color w:val="000000" w:themeColor="text1"/>
-        </w:rPr>
-        <w:t>worldscientific</w:t>
-      </w:r>
-      <w:proofErr w:type="spellEnd"/>
-      <w:r>
-        <w:rPr>
-          <w:color w:val="000000" w:themeColor="text1"/>
-        </w:rPr>
-        <w:t>, 2022)</w:t>
+        <w:t>Predicate logic, also called first-order logic, is an enrichment of propositional logic to include predicates, individuals and quantifiers, and is widely accepted as the standard language of mathematics. Axiomatic predicate logic was established by Gottlob Frege in the late 19th century, who formalized the notion of quantified variable. (worldscientific, 2022)</w:t>
       </w:r>
     </w:p>
     <w:p>
@@ -4213,21 +4076,7 @@
           <w:color w:val="000000" w:themeColor="text1"/>
         </w:rPr>
         <w:br/>
-        <w:t xml:space="preserve">Another example is the functional dependencies (normalization) for example </w:t>
-      </w:r>
-      <w:proofErr w:type="spellStart"/>
-      <w:r>
-        <w:rPr>
-          <w:color w:val="000000" w:themeColor="text1"/>
-        </w:rPr>
-        <w:t>dish_id</w:t>
-      </w:r>
-      <w:proofErr w:type="spellEnd"/>
-      <w:r>
-        <w:rPr>
-          <w:color w:val="000000" w:themeColor="text1"/>
-        </w:rPr>
-        <w:t xml:space="preserve">  </w:t>
+        <w:t xml:space="preserve">Another example is the functional dependencies (normalization) for example dish_id  </w:t>
       </w:r>
       <w:r>
         <w:rPr>
@@ -4239,49 +4088,7 @@
         <w:rPr>
           <w:color w:val="000000" w:themeColor="text1"/>
         </w:rPr>
-        <w:t xml:space="preserve"> </w:t>
-      </w:r>
-      <w:proofErr w:type="spellStart"/>
-      <w:r>
-        <w:rPr>
-          <w:color w:val="000000" w:themeColor="text1"/>
-        </w:rPr>
-        <w:t>dishName</w:t>
-      </w:r>
-      <w:proofErr w:type="spellEnd"/>
-      <w:r>
-        <w:rPr>
-          <w:color w:val="000000" w:themeColor="text1"/>
-        </w:rPr>
-        <w:t xml:space="preserve">, which means that the </w:t>
-      </w:r>
-      <w:proofErr w:type="spellStart"/>
-      <w:r>
-        <w:rPr>
-          <w:color w:val="000000" w:themeColor="text1"/>
-        </w:rPr>
-        <w:t>dish_id</w:t>
-      </w:r>
-      <w:proofErr w:type="spellEnd"/>
-      <w:r>
-        <w:rPr>
-          <w:color w:val="000000" w:themeColor="text1"/>
-        </w:rPr>
-        <w:t xml:space="preserve"> determines the </w:t>
-      </w:r>
-      <w:proofErr w:type="spellStart"/>
-      <w:r>
-        <w:rPr>
-          <w:color w:val="000000" w:themeColor="text1"/>
-        </w:rPr>
-        <w:t>dishName</w:t>
-      </w:r>
-      <w:proofErr w:type="spellEnd"/>
-      <w:r>
-        <w:rPr>
-          <w:color w:val="000000" w:themeColor="text1"/>
-        </w:rPr>
-        <w:t>.</w:t>
+        <w:t xml:space="preserve"> dishName, which means that the dish_id determines the dishName.</w:t>
       </w:r>
     </w:p>
     <w:p>
@@ -4303,21 +4110,7 @@
         <w:rPr>
           <w:color w:val="000000" w:themeColor="text1"/>
         </w:rPr>
-        <w:t>To construct this model, graph theory was also implemented to decide the relationship between the tables (</w:t>
-      </w:r>
-      <w:proofErr w:type="spellStart"/>
-      <w:r>
-        <w:rPr>
-          <w:color w:val="000000" w:themeColor="text1"/>
-        </w:rPr>
-        <w:t>entites</w:t>
-      </w:r>
-      <w:proofErr w:type="spellEnd"/>
-      <w:r>
-        <w:rPr>
-          <w:color w:val="000000" w:themeColor="text1"/>
-        </w:rPr>
-        <w:t>) through the primary keys and foreign keys.</w:t>
+        <w:t>To construct this model, graph theory was also implemented to decide the relationship between the tables (entites) through the primary keys and foreign keys.</w:t>
       </w:r>
     </w:p>
     <w:p>
@@ -4420,19 +4213,11 @@
         </w:rPr>
         <w:t xml:space="preserve">. </w:t>
       </w:r>
-      <w:proofErr w:type="spellStart"/>
-      <w:r>
-        <w:rPr>
-          <w:color w:val="000000" w:themeColor="text1"/>
-        </w:rPr>
-        <w:t>Github</w:t>
-      </w:r>
-      <w:proofErr w:type="spellEnd"/>
-      <w:r>
-        <w:rPr>
-          <w:color w:val="000000" w:themeColor="text1"/>
-        </w:rPr>
-        <w:t xml:space="preserve"> to track the work.</w:t>
+      <w:r>
+        <w:rPr>
+          <w:color w:val="000000" w:themeColor="text1"/>
+        </w:rPr>
+        <w:t>Github to track the work.</w:t>
       </w:r>
     </w:p>
     <w:p>
@@ -4481,10 +4266,41 @@
     </w:p>
     <w:p>
       <w:r>
-        <w:t>#</w:t>
-      </w:r>
-      <w:r>
-        <w:t>A GRAPH WILL BE ADDED USING DRAW.IO SHOWCASING THE DATABASE DESIGN</w:t>
+        <w:drawing>
+          <wp:inline distT="0" distB="0" distL="0" distR="0" wp14:anchorId="75EBD0DB" wp14:editId="24FF00C3">
+            <wp:extent cx="5731510" cy="3575685"/>
+            <wp:effectExtent l="0" t="0" r="2540" b="5715"/>
+            <wp:docPr id="700363833" name="Picture 1"/>
+            <wp:cNvGraphicFramePr>
+              <a:graphicFrameLocks xmlns:a="http://schemas.openxmlformats.org/drawingml/2006/main" noChangeAspect="1"/>
+            </wp:cNvGraphicFramePr>
+            <a:graphic xmlns:a="http://schemas.openxmlformats.org/drawingml/2006/main">
+              <a:graphicData uri="http://schemas.openxmlformats.org/drawingml/2006/picture">
+                <pic:pic xmlns:pic="http://schemas.openxmlformats.org/drawingml/2006/picture">
+                  <pic:nvPicPr>
+                    <pic:cNvPr id="700363833" name=""/>
+                    <pic:cNvPicPr/>
+                  </pic:nvPicPr>
+                  <pic:blipFill>
+                    <a:blip r:embed="rId12"/>
+                    <a:stretch>
+                      <a:fillRect/>
+                    </a:stretch>
+                  </pic:blipFill>
+                  <pic:spPr>
+                    <a:xfrm>
+                      <a:off x="0" y="0"/>
+                      <a:ext cx="5731510" cy="3575685"/>
+                    </a:xfrm>
+                    <a:prstGeom prst="rect">
+                      <a:avLst/>
+                    </a:prstGeom>
+                  </pic:spPr>
+                </pic:pic>
+              </a:graphicData>
+            </a:graphic>
+          </wp:inline>
+        </w:drawing>
       </w:r>
     </w:p>
     <w:p>
@@ -4663,7 +4479,6 @@
         </w:rPr>
         <w:t xml:space="preserve">, </w:t>
       </w:r>
-      <w:proofErr w:type="spellStart"/>
       <w:r>
         <w:rPr>
           <w:color w:val="000000" w:themeColor="text1"/>
@@ -4678,29 +4493,12 @@
         </w:rPr>
         <w:t>num</w:t>
       </w:r>
-      <w:proofErr w:type="spellEnd"/>
       <w:r>
         <w:rPr>
           <w:color w:val="000000" w:themeColor="text1"/>
           <w:lang w:val="en-US"/>
         </w:rPr>
-        <w:t xml:space="preserve"> (</w:t>
-      </w:r>
-      <w:proofErr w:type="spellStart"/>
-      <w:r>
-        <w:rPr>
-          <w:color w:val="000000" w:themeColor="text1"/>
-          <w:lang w:val="en-US"/>
-        </w:rPr>
-        <w:t>bigint</w:t>
-      </w:r>
-      <w:proofErr w:type="spellEnd"/>
-      <w:r>
-        <w:rPr>
-          <w:color w:val="000000" w:themeColor="text1"/>
-          <w:lang w:val="en-US"/>
-        </w:rPr>
-        <w:t>)</w:t>
+        <w:t xml:space="preserve"> (bigint)</w:t>
       </w:r>
       <w:r>
         <w:rPr>
@@ -4757,6 +4555,7 @@
           <w:u w:val="single"/>
           <w:lang w:val="en-US"/>
         </w:rPr>
+        <w:lastRenderedPageBreak/>
         <w:t>Menu</w:t>
       </w:r>
       <w:r>
@@ -4779,7 +4578,6 @@
           <w:lang w:val="en-US"/>
         </w:rPr>
       </w:pPr>
-      <w:proofErr w:type="spellStart"/>
       <w:r>
         <w:rPr>
           <w:color w:val="000000" w:themeColor="text1"/>
@@ -4792,110 +4590,77 @@
           <w:color w:val="000000" w:themeColor="text1"/>
           <w:lang w:val="en-US"/>
         </w:rPr>
-        <w:t>ID</w:t>
-      </w:r>
-      <w:proofErr w:type="spellEnd"/>
+        <w:t>ID (int, primary key)</w:t>
+      </w:r>
       <w:r>
         <w:rPr>
           <w:color w:val="000000" w:themeColor="text1"/>
           <w:lang w:val="en-US"/>
         </w:rPr>
-        <w:t xml:space="preserve"> (int, primary key)</w:t>
+        <w:t>, dish</w:t>
       </w:r>
       <w:r>
         <w:rPr>
           <w:color w:val="000000" w:themeColor="text1"/>
           <w:lang w:val="en-US"/>
         </w:rPr>
-        <w:t xml:space="preserve">, </w:t>
-      </w:r>
-      <w:proofErr w:type="spellStart"/>
+        <w:t>N</w:t>
+      </w:r>
       <w:r>
         <w:rPr>
           <w:color w:val="000000" w:themeColor="text1"/>
           <w:lang w:val="en-US"/>
         </w:rPr>
-        <w:t>dish</w:t>
+        <w:t>ame</w:t>
       </w:r>
       <w:r>
         <w:rPr>
           <w:color w:val="000000" w:themeColor="text1"/>
           <w:lang w:val="en-US"/>
         </w:rPr>
-        <w:t>N</w:t>
+        <w:t xml:space="preserve"> (varchar)</w:t>
       </w:r>
       <w:r>
         <w:rPr>
           <w:color w:val="000000" w:themeColor="text1"/>
           <w:lang w:val="en-US"/>
         </w:rPr>
-        <w:t>ame</w:t>
-      </w:r>
-      <w:proofErr w:type="spellEnd"/>
+        <w:t>, description</w:t>
+      </w:r>
       <w:r>
         <w:rPr>
           <w:color w:val="000000" w:themeColor="text1"/>
           <w:lang w:val="en-US"/>
         </w:rPr>
-        <w:t xml:space="preserve"> (varchar)</w:t>
+        <w:t xml:space="preserve"> (text)</w:t>
       </w:r>
       <w:r>
         <w:rPr>
           <w:color w:val="000000" w:themeColor="text1"/>
           <w:lang w:val="en-US"/>
         </w:rPr>
-        <w:t>, description</w:t>
+        <w:t>, price</w:t>
       </w:r>
       <w:r>
         <w:rPr>
           <w:color w:val="000000" w:themeColor="text1"/>
           <w:lang w:val="en-US"/>
         </w:rPr>
-        <w:t xml:space="preserve"> (text)</w:t>
+        <w:t xml:space="preserve"> (float)</w:t>
       </w:r>
       <w:r>
         <w:rPr>
           <w:color w:val="000000" w:themeColor="text1"/>
           <w:lang w:val="en-US"/>
         </w:rPr>
-        <w:t>, price</w:t>
+        <w:t xml:space="preserve"> and category</w:t>
       </w:r>
       <w:r>
         <w:rPr>
           <w:color w:val="000000" w:themeColor="text1"/>
           <w:lang w:val="en-US"/>
         </w:rPr>
-        <w:t xml:space="preserve"> (float)</w:t>
-      </w:r>
-      <w:r>
-        <w:rPr>
-          <w:color w:val="000000" w:themeColor="text1"/>
-          <w:lang w:val="en-US"/>
-        </w:rPr>
-        <w:t xml:space="preserve"> and category</w:t>
-      </w:r>
-      <w:r>
-        <w:rPr>
-          <w:color w:val="000000" w:themeColor="text1"/>
-          <w:lang w:val="en-US"/>
-        </w:rPr>
-        <w:t xml:space="preserve"> (</w:t>
-      </w:r>
-      <w:proofErr w:type="spellStart"/>
-      <w:r>
-        <w:rPr>
-          <w:color w:val="000000" w:themeColor="text1"/>
-          <w:lang w:val="en-US"/>
-        </w:rPr>
-        <w:t>enum</w:t>
-      </w:r>
-      <w:proofErr w:type="spellEnd"/>
-      <w:r>
-        <w:rPr>
-          <w:color w:val="000000" w:themeColor="text1"/>
-          <w:lang w:val="en-US"/>
-        </w:rPr>
-        <w:t>)</w:t>
+        <w:t xml:space="preserve"> (enum)</w:t>
       </w:r>
       <w:r>
         <w:rPr>
@@ -4960,7 +4725,6 @@
           <w:lang w:val="en-US"/>
         </w:rPr>
       </w:pPr>
-      <w:proofErr w:type="spellStart"/>
       <w:r>
         <w:rPr>
           <w:color w:val="000000" w:themeColor="text1"/>
@@ -4973,89 +4737,104 @@
           <w:color w:val="000000" w:themeColor="text1"/>
           <w:lang w:val="en-US"/>
         </w:rPr>
-        <w:t>ID</w:t>
-      </w:r>
-      <w:proofErr w:type="spellEnd"/>
+        <w:t>ID (int, primary key)</w:t>
+      </w:r>
       <w:r>
         <w:rPr>
           <w:color w:val="000000" w:themeColor="text1"/>
           <w:lang w:val="en-US"/>
         </w:rPr>
-        <w:t xml:space="preserve"> (int, primary key)</w:t>
+        <w:t>, user_</w:t>
       </w:r>
       <w:r>
         <w:rPr>
           <w:color w:val="000000" w:themeColor="text1"/>
           <w:lang w:val="en-US"/>
         </w:rPr>
-        <w:t xml:space="preserve">, </w:t>
-      </w:r>
-      <w:proofErr w:type="spellStart"/>
+        <w:t>ID (int, foreign key)</w:t>
+      </w:r>
       <w:r>
         <w:rPr>
           <w:color w:val="000000" w:themeColor="text1"/>
           <w:lang w:val="en-US"/>
         </w:rPr>
-        <w:t>user_</w:t>
+        <w:t>, order_date</w:t>
       </w:r>
       <w:r>
         <w:rPr>
           <w:color w:val="000000" w:themeColor="text1"/>
           <w:lang w:val="en-US"/>
         </w:rPr>
-        <w:t>ID</w:t>
-      </w:r>
-      <w:proofErr w:type="spellEnd"/>
+        <w:t xml:space="preserve"> (date)</w:t>
+      </w:r>
       <w:r>
         <w:rPr>
           <w:color w:val="000000" w:themeColor="text1"/>
           <w:lang w:val="en-US"/>
         </w:rPr>
-        <w:t xml:space="preserve"> (int, foreign key)</w:t>
+        <w:t>, delivery</w:t>
       </w:r>
       <w:r>
         <w:rPr>
           <w:color w:val="000000" w:themeColor="text1"/>
           <w:lang w:val="en-US"/>
         </w:rPr>
-        <w:t xml:space="preserve">, </w:t>
-      </w:r>
-      <w:proofErr w:type="spellStart"/>
+        <w:t>_</w:t>
+      </w:r>
       <w:r>
         <w:rPr>
           <w:color w:val="000000" w:themeColor="text1"/>
           <w:lang w:val="en-US"/>
         </w:rPr>
-        <w:t>order_date</w:t>
-      </w:r>
-      <w:proofErr w:type="spellEnd"/>
+        <w:t>option</w:t>
+      </w:r>
       <w:r>
         <w:rPr>
           <w:color w:val="000000" w:themeColor="text1"/>
           <w:lang w:val="en-US"/>
         </w:rPr>
-        <w:t xml:space="preserve"> (date)</w:t>
+        <w:t xml:space="preserve"> (enum)</w:t>
       </w:r>
       <w:r>
         <w:rPr>
           <w:color w:val="000000" w:themeColor="text1"/>
           <w:lang w:val="en-US"/>
         </w:rPr>
-        <w:t xml:space="preserve">, </w:t>
-      </w:r>
-      <w:proofErr w:type="spellStart"/>
+        <w:t>, delivery</w:t>
+      </w:r>
       <w:r>
         <w:rPr>
           <w:color w:val="000000" w:themeColor="text1"/>
           <w:lang w:val="en-US"/>
         </w:rPr>
-        <w:t>delivery</w:t>
+        <w:t>_</w:t>
       </w:r>
       <w:r>
         <w:rPr>
           <w:color w:val="000000" w:themeColor="text1"/>
           <w:lang w:val="en-US"/>
         </w:rPr>
+        <w:t>address</w:t>
+      </w:r>
+      <w:r>
+        <w:rPr>
+          <w:color w:val="000000" w:themeColor="text1"/>
+          <w:lang w:val="en-US"/>
+        </w:rPr>
+        <w:t xml:space="preserve"> (varchar)</w:t>
+      </w:r>
+      <w:r>
+        <w:rPr>
+          <w:color w:val="000000" w:themeColor="text1"/>
+          <w:lang w:val="en-US"/>
+        </w:rPr>
+        <w:t xml:space="preserve"> and order</w:t>
+      </w:r>
+      <w:r>
+        <w:rPr>
+          <w:color w:val="000000" w:themeColor="text1"/>
+          <w:lang w:val="en-US"/>
+        </w:rPr>
         <w:t>_</w:t>
       </w:r>
       <w:r>
@@ -5063,121 +4842,14 @@
           <w:color w:val="000000" w:themeColor="text1"/>
           <w:lang w:val="en-US"/>
         </w:rPr>
-        <w:t>option</w:t>
-      </w:r>
-      <w:proofErr w:type="spellEnd"/>
+        <w:t>status</w:t>
+      </w:r>
       <w:r>
         <w:rPr>
           <w:color w:val="000000" w:themeColor="text1"/>
           <w:lang w:val="en-US"/>
         </w:rPr>
-        <w:t xml:space="preserve"> (</w:t>
-      </w:r>
-      <w:proofErr w:type="spellStart"/>
-      <w:r>
-        <w:rPr>
-          <w:color w:val="000000" w:themeColor="text1"/>
-          <w:lang w:val="en-US"/>
-        </w:rPr>
-        <w:t>enum</w:t>
-      </w:r>
-      <w:proofErr w:type="spellEnd"/>
-      <w:r>
-        <w:rPr>
-          <w:color w:val="000000" w:themeColor="text1"/>
-          <w:lang w:val="en-US"/>
-        </w:rPr>
-        <w:t>)</w:t>
-      </w:r>
-      <w:r>
-        <w:rPr>
-          <w:color w:val="000000" w:themeColor="text1"/>
-          <w:lang w:val="en-US"/>
-        </w:rPr>
-        <w:t xml:space="preserve">, </w:t>
-      </w:r>
-      <w:proofErr w:type="spellStart"/>
-      <w:r>
-        <w:rPr>
-          <w:color w:val="000000" w:themeColor="text1"/>
-          <w:lang w:val="en-US"/>
-        </w:rPr>
-        <w:t>delivery</w:t>
-      </w:r>
-      <w:r>
-        <w:rPr>
-          <w:color w:val="000000" w:themeColor="text1"/>
-          <w:lang w:val="en-US"/>
-        </w:rPr>
-        <w:t>_</w:t>
-      </w:r>
-      <w:r>
-        <w:rPr>
-          <w:color w:val="000000" w:themeColor="text1"/>
-          <w:lang w:val="en-US"/>
-        </w:rPr>
-        <w:t>address</w:t>
-      </w:r>
-      <w:proofErr w:type="spellEnd"/>
-      <w:r>
-        <w:rPr>
-          <w:color w:val="000000" w:themeColor="text1"/>
-          <w:lang w:val="en-US"/>
-        </w:rPr>
-        <w:t xml:space="preserve"> (varchar)</w:t>
-      </w:r>
-      <w:r>
-        <w:rPr>
-          <w:color w:val="000000" w:themeColor="text1"/>
-          <w:lang w:val="en-US"/>
-        </w:rPr>
-        <w:t xml:space="preserve"> and </w:t>
-      </w:r>
-      <w:proofErr w:type="spellStart"/>
-      <w:r>
-        <w:rPr>
-          <w:color w:val="000000" w:themeColor="text1"/>
-          <w:lang w:val="en-US"/>
-        </w:rPr>
-        <w:t>order</w:t>
-      </w:r>
-      <w:r>
-        <w:rPr>
-          <w:color w:val="000000" w:themeColor="text1"/>
-          <w:lang w:val="en-US"/>
-        </w:rPr>
-        <w:t>_</w:t>
-      </w:r>
-      <w:r>
-        <w:rPr>
-          <w:color w:val="000000" w:themeColor="text1"/>
-          <w:lang w:val="en-US"/>
-        </w:rPr>
-        <w:t>status</w:t>
-      </w:r>
-      <w:proofErr w:type="spellEnd"/>
-      <w:r>
-        <w:rPr>
-          <w:color w:val="000000" w:themeColor="text1"/>
-          <w:lang w:val="en-US"/>
-        </w:rPr>
-        <w:t xml:space="preserve"> (</w:t>
-      </w:r>
-      <w:proofErr w:type="spellStart"/>
-      <w:r>
-        <w:rPr>
-          <w:color w:val="000000" w:themeColor="text1"/>
-          <w:lang w:val="en-US"/>
-        </w:rPr>
-        <w:t>enum</w:t>
-      </w:r>
-      <w:proofErr w:type="spellEnd"/>
-      <w:r>
-        <w:rPr>
-          <w:color w:val="000000" w:themeColor="text1"/>
-          <w:lang w:val="en-US"/>
-        </w:rPr>
-        <w:t>)</w:t>
+        <w:t xml:space="preserve"> (enum)</w:t>
       </w:r>
       <w:r>
         <w:rPr>
@@ -5242,76 +4914,26 @@
           <w:lang w:val="en-US"/>
         </w:rPr>
       </w:pPr>
-      <w:proofErr w:type="spellStart"/>
       <w:r>
         <w:rPr>
           <w:color w:val="000000" w:themeColor="text1"/>
           <w:lang w:val="en-US"/>
         </w:rPr>
-        <w:t>orderDetails_ID</w:t>
-      </w:r>
-      <w:proofErr w:type="spellEnd"/>
+        <w:t xml:space="preserve">orderDetails_ID(int, primary key), dish_ID (int, foreign key), </w:t>
+      </w:r>
       <w:r>
         <w:rPr>
           <w:color w:val="000000" w:themeColor="text1"/>
           <w:lang w:val="en-US"/>
         </w:rPr>
-        <w:t xml:space="preserve">(int, primary key), </w:t>
-      </w:r>
-      <w:proofErr w:type="spellStart"/>
+        <w:t>o</w:t>
+      </w:r>
       <w:r>
         <w:rPr>
           <w:color w:val="000000" w:themeColor="text1"/>
           <w:lang w:val="en-US"/>
         </w:rPr>
-        <w:t>dish_ID</w:t>
-      </w:r>
-      <w:proofErr w:type="spellEnd"/>
-      <w:r>
-        <w:rPr>
-          <w:color w:val="000000" w:themeColor="text1"/>
-          <w:lang w:val="en-US"/>
-        </w:rPr>
-        <w:t xml:space="preserve"> (int, foreign key), </w:t>
-      </w:r>
-      <w:proofErr w:type="spellStart"/>
-      <w:r>
-        <w:rPr>
-          <w:color w:val="000000" w:themeColor="text1"/>
-          <w:lang w:val="en-US"/>
-        </w:rPr>
-        <w:t>o</w:t>
-      </w:r>
-      <w:r>
-        <w:rPr>
-          <w:color w:val="000000" w:themeColor="text1"/>
-          <w:lang w:val="en-US"/>
-        </w:rPr>
-        <w:t>rder_ID</w:t>
-      </w:r>
-      <w:proofErr w:type="spellEnd"/>
-      <w:r>
-        <w:rPr>
-          <w:color w:val="000000" w:themeColor="text1"/>
-          <w:lang w:val="en-US"/>
-        </w:rPr>
-        <w:t xml:space="preserve"> (int, foreign key), </w:t>
-      </w:r>
-      <w:proofErr w:type="spellStart"/>
-      <w:r>
-        <w:rPr>
-          <w:color w:val="000000" w:themeColor="text1"/>
-          <w:lang w:val="en-US"/>
-        </w:rPr>
-        <w:t>payment_one</w:t>
-      </w:r>
-      <w:proofErr w:type="spellEnd"/>
-      <w:r>
-        <w:rPr>
-          <w:color w:val="000000" w:themeColor="text1"/>
-          <w:lang w:val="en-US"/>
-        </w:rPr>
-        <w:t xml:space="preserve"> (float), quantity (int), and subtotal (float).</w:t>
+        <w:t>rder_ID (int, foreign key), payment_one (float), quantity (int), and subtotal (float).</w:t>
       </w:r>
     </w:p>
     <w:p>
@@ -5369,7 +4991,6 @@
           <w:lang w:val="en-US"/>
         </w:rPr>
       </w:pPr>
-      <w:proofErr w:type="spellStart"/>
       <w:r>
         <w:rPr>
           <w:color w:val="000000" w:themeColor="text1"/>
@@ -5377,7 +4998,6 @@
         </w:rPr>
         <w:t>payment_id</w:t>
       </w:r>
-      <w:proofErr w:type="spellEnd"/>
       <w:r>
         <w:rPr>
           <w:color w:val="000000" w:themeColor="text1"/>
@@ -5390,187 +5010,112 @@
           <w:color w:val="000000" w:themeColor="text1"/>
           <w:lang w:val="en-US"/>
         </w:rPr>
-        <w:t xml:space="preserve">, </w:t>
-      </w:r>
-      <w:proofErr w:type="spellStart"/>
+        <w:t>, user_</w:t>
+      </w:r>
       <w:r>
         <w:rPr>
           <w:color w:val="000000" w:themeColor="text1"/>
           <w:lang w:val="en-US"/>
         </w:rPr>
-        <w:t>user_</w:t>
+        <w:t>ID (int, foreign key)</w:t>
       </w:r>
       <w:r>
         <w:rPr>
           <w:color w:val="000000" w:themeColor="text1"/>
           <w:lang w:val="en-US"/>
         </w:rPr>
-        <w:t>ID</w:t>
-      </w:r>
-      <w:proofErr w:type="spellEnd"/>
+        <w:t>, order_</w:t>
+      </w:r>
       <w:r>
         <w:rPr>
           <w:color w:val="000000" w:themeColor="text1"/>
           <w:lang w:val="en-US"/>
         </w:rPr>
-        <w:t xml:space="preserve"> (int, foreign key)</w:t>
+        <w:t>ID (int, foreign key)</w:t>
       </w:r>
       <w:r>
         <w:rPr>
           <w:color w:val="000000" w:themeColor="text1"/>
           <w:lang w:val="en-US"/>
         </w:rPr>
-        <w:t xml:space="preserve">, </w:t>
-      </w:r>
-      <w:proofErr w:type="spellStart"/>
+        <w:t>, payment_amount</w:t>
+      </w:r>
       <w:r>
         <w:rPr>
           <w:color w:val="000000" w:themeColor="text1"/>
           <w:lang w:val="en-US"/>
         </w:rPr>
-        <w:t>order_</w:t>
+        <w:t xml:space="preserve"> (</w:t>
       </w:r>
       <w:r>
         <w:rPr>
           <w:color w:val="000000" w:themeColor="text1"/>
           <w:lang w:val="en-US"/>
         </w:rPr>
-        <w:t>ID</w:t>
-      </w:r>
-      <w:proofErr w:type="spellEnd"/>
+        <w:t>float</w:t>
+      </w:r>
       <w:r>
         <w:rPr>
           <w:color w:val="000000" w:themeColor="text1"/>
           <w:lang w:val="en-US"/>
         </w:rPr>
-        <w:t xml:space="preserve"> (int, foreign key)</w:t>
+        <w:t>)</w:t>
       </w:r>
       <w:r>
         <w:rPr>
           <w:color w:val="000000" w:themeColor="text1"/>
           <w:lang w:val="en-US"/>
         </w:rPr>
-        <w:t xml:space="preserve">, </w:t>
-      </w:r>
-      <w:proofErr w:type="spellStart"/>
+        <w:t>, payment_</w:t>
+      </w:r>
       <w:r>
         <w:rPr>
           <w:color w:val="000000" w:themeColor="text1"/>
           <w:lang w:val="en-US"/>
         </w:rPr>
-        <w:t>payment_amount</w:t>
-      </w:r>
-      <w:proofErr w:type="spellEnd"/>
+        <w:t>D</w:t>
+      </w:r>
       <w:r>
         <w:rPr>
           <w:color w:val="000000" w:themeColor="text1"/>
           <w:lang w:val="en-US"/>
         </w:rPr>
-        <w:t xml:space="preserve"> (</w:t>
+        <w:t>ate</w:t>
       </w:r>
       <w:r>
         <w:rPr>
           <w:color w:val="000000" w:themeColor="text1"/>
           <w:lang w:val="en-US"/>
         </w:rPr>
-        <w:t>float</w:t>
+        <w:t xml:space="preserve"> (timestamp)</w:t>
       </w:r>
       <w:r>
         <w:rPr>
           <w:color w:val="000000" w:themeColor="text1"/>
           <w:lang w:val="en-US"/>
         </w:rPr>
-        <w:t>)</w:t>
+        <w:t>, and payment_</w:t>
       </w:r>
       <w:r>
         <w:rPr>
           <w:color w:val="000000" w:themeColor="text1"/>
           <w:lang w:val="en-US"/>
         </w:rPr>
-        <w:t xml:space="preserve">, </w:t>
-      </w:r>
-      <w:proofErr w:type="spellStart"/>
+        <w:t>M</w:t>
+      </w:r>
       <w:r>
         <w:rPr>
           <w:color w:val="000000" w:themeColor="text1"/>
           <w:lang w:val="en-US"/>
         </w:rPr>
-        <w:t>payment_</w:t>
+        <w:t>ethod</w:t>
       </w:r>
       <w:r>
         <w:rPr>
           <w:color w:val="000000" w:themeColor="text1"/>
           <w:lang w:val="en-US"/>
         </w:rPr>
-        <w:t>D</w:t>
-      </w:r>
-      <w:r>
-        <w:rPr>
-          <w:color w:val="000000" w:themeColor="text1"/>
-          <w:lang w:val="en-US"/>
-        </w:rPr>
-        <w:t>ate</w:t>
-      </w:r>
-      <w:proofErr w:type="spellEnd"/>
-      <w:r>
-        <w:rPr>
-          <w:color w:val="000000" w:themeColor="text1"/>
-          <w:lang w:val="en-US"/>
-        </w:rPr>
-        <w:t xml:space="preserve"> (timestamp)</w:t>
-      </w:r>
-      <w:r>
-        <w:rPr>
-          <w:color w:val="000000" w:themeColor="text1"/>
-          <w:lang w:val="en-US"/>
-        </w:rPr>
-        <w:t xml:space="preserve">, and </w:t>
-      </w:r>
-      <w:proofErr w:type="spellStart"/>
-      <w:r>
-        <w:rPr>
-          <w:color w:val="000000" w:themeColor="text1"/>
-          <w:lang w:val="en-US"/>
-        </w:rPr>
-        <w:t>payment_</w:t>
-      </w:r>
-      <w:r>
-        <w:rPr>
-          <w:color w:val="000000" w:themeColor="text1"/>
-          <w:lang w:val="en-US"/>
-        </w:rPr>
-        <w:t>M</w:t>
-      </w:r>
-      <w:r>
-        <w:rPr>
-          <w:color w:val="000000" w:themeColor="text1"/>
-          <w:lang w:val="en-US"/>
-        </w:rPr>
-        <w:t>ethod</w:t>
-      </w:r>
-      <w:proofErr w:type="spellEnd"/>
-      <w:r>
-        <w:rPr>
-          <w:color w:val="000000" w:themeColor="text1"/>
-          <w:lang w:val="en-US"/>
-        </w:rPr>
-        <w:t xml:space="preserve"> (</w:t>
-      </w:r>
-      <w:proofErr w:type="spellStart"/>
-      <w:r>
-        <w:rPr>
-          <w:color w:val="000000" w:themeColor="text1"/>
-          <w:lang w:val="en-US"/>
-        </w:rPr>
-        <w:t>enum</w:t>
-      </w:r>
-      <w:proofErr w:type="spellEnd"/>
-      <w:r>
-        <w:rPr>
-          <w:color w:val="000000" w:themeColor="text1"/>
-          <w:lang w:val="en-US"/>
-        </w:rPr>
-        <w:t>)</w:t>
+        <w:t xml:space="preserve"> (enum)</w:t>
       </w:r>
     </w:p>
     <w:p>
@@ -5592,7 +5137,6 @@
         <w:rPr>
           <w:color w:val="000000" w:themeColor="text1"/>
         </w:rPr>
-        <w:lastRenderedPageBreak/>
         <w:t>The preparation of the data was made on</w:t>
       </w:r>
       <w:r>
@@ -5824,7 +5368,7 @@
                           </pic:cNvPicPr>
                         </pic:nvPicPr>
                         <pic:blipFill>
-                          <a:blip r:embed="rId12">
+                          <a:blip r:embed="rId13">
                             <a:extLst>
                               <a:ext uri="{28A0092B-C50C-407E-A947-70E740481C1C}">
                                 <a14:useLocalDpi xmlns:a14="http://schemas.microsoft.com/office/drawing/2010/main" val="0"/>
@@ -5945,7 +5489,7 @@
                   <o:lock v:ext="edit" aspectratio="t"/>
                 </v:shapetype>
                 <v:shape id="Picture 1" o:spid="_x0000_s1027" type="#_x0000_t75" style="position:absolute;width:57315;height:14141;visibility:visible;mso-wrap-style:square" o:gfxdata="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">
-                  <v:imagedata r:id="rId13" o:title=""/>
+                  <v:imagedata r:id="rId14" o:title=""/>
                 </v:shape>
                 <v:shapetype id="_x0000_t202" coordsize="21600,21600" o:spt="202" path="m,l,21600r21600,l21600,xe">
                   <v:stroke joinstyle="miter"/>
@@ -6026,6 +5570,7 @@
           <w:noProof/>
           <w:color w:val="000000" w:themeColor="text1"/>
         </w:rPr>
+        <w:lastRenderedPageBreak/>
         <mc:AlternateContent>
           <mc:Choice Requires="wpg">
             <w:drawing>
@@ -6062,7 +5607,7 @@
                           </pic:cNvPicPr>
                         </pic:nvPicPr>
                         <pic:blipFill>
-                          <a:blip r:embed="rId14">
+                          <a:blip r:embed="rId15">
                             <a:extLst>
                               <a:ext uri="{28A0092B-C50C-407E-A947-70E740481C1C}">
                                 <a14:useLocalDpi xmlns:a14="http://schemas.microsoft.com/office/drawing/2010/main" val="0"/>
@@ -6161,7 +5706,7 @@
             <w:pict>
               <v:group w14:anchorId="23935D95" id="Group 6" o:spid="_x0000_s1029" style="position:absolute;margin-left:0;margin-top:153.7pt;width:438.8pt;height:150.65pt;z-index:251672576" coordsize="55727,19132" o:gfxdata="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">
                 <v:shape id="Picture 1" o:spid="_x0000_s1030" type="#_x0000_t75" style="position:absolute;width:55727;height:16002;visibility:visible;mso-wrap-style:square" o:gfxdata="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">
-                  <v:imagedata r:id="rId15" o:title=""/>
+                  <v:imagedata r:id="rId16" o:title=""/>
                 </v:shape>
                 <v:shape id="Text Box 1" o:spid="_x0000_s1031" type="#_x0000_t202" style="position:absolute;top:16548;width:55727;height:2584;visibility:visible;mso-wrap-style:square;v-text-anchor:top" o:gfxdata="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" stroked="f">
                   <v:textbox style="mso-fit-shape-to-text:t" inset="0,0,0,0">
@@ -6242,7 +5787,6 @@
         <w:rPr>
           <w:noProof/>
         </w:rPr>
-        <w:lastRenderedPageBreak/>
         <mc:AlternateContent>
           <mc:Choice Requires="wpg">
             <w:drawing>
@@ -6279,7 +5823,7 @@
                           </pic:cNvPicPr>
                         </pic:nvPicPr>
                         <pic:blipFill>
-                          <a:blip r:embed="rId16">
+                          <a:blip r:embed="rId17">
                             <a:extLst>
                               <a:ext uri="{28A0092B-C50C-407E-A947-70E740481C1C}">
                                 <a14:useLocalDpi xmlns:a14="http://schemas.microsoft.com/office/drawing/2010/main" val="0"/>
@@ -6386,7 +5930,7 @@
             <w:pict>
               <v:group w14:anchorId="10092028" id="Group 3" o:spid="_x0000_s1032" style="position:absolute;margin-left:113.9pt;margin-top:.35pt;width:238.3pt;height:133.35pt;z-index:251662336" coordsize="30264,16935" o:gfxdata="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">
                 <v:shape id="Picture 1" o:spid="_x0000_s1033" type="#_x0000_t75" style="position:absolute;left:6713;width:16827;height:14103;visibility:visible;mso-wrap-style:square" o:gfxdata="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">
-                  <v:imagedata r:id="rId17" o:title="" cropbottom="44786f"/>
+                  <v:imagedata r:id="rId18" o:title="" cropbottom="44786f"/>
                 </v:shape>
                 <v:shape id="Text Box 1" o:spid="_x0000_s1034" type="#_x0000_t202" style="position:absolute;top:14351;width:30264;height:2584;visibility:visible;mso-wrap-style:square;v-text-anchor:top" o:gfxdata="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" filled="f" stroked="f">
                   <v:textbox style="mso-fit-shape-to-text:t" inset="0,0,0,0">
@@ -6511,7 +6055,7 @@
                           </pic:cNvPicPr>
                         </pic:nvPicPr>
                         <pic:blipFill>
-                          <a:blip r:embed="rId18">
+                          <a:blip r:embed="rId19">
                             <a:extLst>
                               <a:ext uri="{28A0092B-C50C-407E-A947-70E740481C1C}">
                                 <a14:useLocalDpi xmlns:a14="http://schemas.microsoft.com/office/drawing/2010/main" val="0"/>
@@ -6608,7 +6152,7 @@
             <w:pict>
               <v:group w14:anchorId="568B52E2" id="Group 4" o:spid="_x0000_s1035" style="position:absolute;margin-left:107.05pt;margin-top:12.55pt;width:252.05pt;height:82.3pt;z-index:251665408" coordsize="32010,10452" o:gfxdata="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">
                 <v:shape id="Picture 1" o:spid="_x0000_s1036" type="#_x0000_t75" style="position:absolute;width:32010;height:7334;visibility:visible;mso-wrap-style:square" o:gfxdata="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">
-                  <v:imagedata r:id="rId19" o:title=""/>
+                  <v:imagedata r:id="rId20" o:title=""/>
                 </v:shape>
                 <v:shape id="Text Box 1" o:spid="_x0000_s1037" type="#_x0000_t202" style="position:absolute;left:3646;top:7867;width:24650;height:2585;visibility:visible;mso-wrap-style:square;v-text-anchor:top" o:gfxdata="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" stroked="f">
                   <v:textbox style="mso-fit-shape-to-text:t" inset="0,0,0,0">
@@ -6712,7 +6256,7 @@
                           </pic:cNvPicPr>
                         </pic:nvPicPr>
                         <pic:blipFill>
-                          <a:blip r:embed="rId20">
+                          <a:blip r:embed="rId21">
                             <a:extLst>
                               <a:ext uri="{28A0092B-C50C-407E-A947-70E740481C1C}">
                                 <a14:useLocalDpi xmlns:a14="http://schemas.microsoft.com/office/drawing/2010/main" val="0"/>
@@ -6810,7 +6354,7 @@
             <w:pict>
               <v:group w14:anchorId="7E07497A" id="Group 7" o:spid="_x0000_s1038" style="position:absolute;margin-left:151.25pt;margin-top:8.25pt;width:164pt;height:139.7pt;z-index:251675648" coordsize="20828,17741" o:gfxdata="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">
                 <v:shape id="Picture 1" o:spid="_x0000_s1039" type="#_x0000_t75" style="position:absolute;width:20828;height:14579;visibility:visible;mso-wrap-style:square" o:gfxdata="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">
-                  <v:imagedata r:id="rId21" o:title=""/>
+                  <v:imagedata r:id="rId22" o:title=""/>
                 </v:shape>
                 <v:shape id="Text Box 1" o:spid="_x0000_s1040" type="#_x0000_t202" style="position:absolute;top:15157;width:20828;height:2584;visibility:visible;mso-wrap-style:square;v-text-anchor:top" o:gfxdata="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" stroked="f">
                   <v:textbox style="mso-fit-shape-to-text:t" inset="0,0,0,0">
@@ -6900,6 +6444,7 @@
         <w:rPr>
           <w:color w:val="000000" w:themeColor="text1"/>
         </w:rPr>
+        <w:lastRenderedPageBreak/>
         <w:t>#</w:t>
       </w:r>
       <w:r>
@@ -7107,7 +6652,6 @@
         <w:rPr>
           <w:color w:val="000000" w:themeColor="text1"/>
         </w:rPr>
-        <w:lastRenderedPageBreak/>
         <w:t>6.2 AI Tool Use</w:t>
       </w:r>
       <w:bookmarkEnd w:id="31"/>
@@ -7712,19 +7256,11 @@
           <w:color w:val="000000" w:themeColor="text1"/>
         </w:rPr>
       </w:pPr>
-      <w:proofErr w:type="spellStart"/>
-      <w:r>
-        <w:rPr>
-          <w:color w:val="000000" w:themeColor="text1"/>
-        </w:rPr>
-        <w:t>worldscientific</w:t>
-      </w:r>
-      <w:proofErr w:type="spellEnd"/>
-      <w:r>
-        <w:rPr>
-          <w:color w:val="000000" w:themeColor="text1"/>
-        </w:rPr>
-        <w:t xml:space="preserve"> (2022) ‘Predicate Logic’, </w:t>
+      <w:r>
+        <w:rPr>
+          <w:color w:val="000000" w:themeColor="text1"/>
+        </w:rPr>
+        <w:t xml:space="preserve">worldscientific (2022) ‘Predicate Logic’, </w:t>
       </w:r>
       <w:r>
         <w:rPr>
@@ -7740,7 +7276,7 @@
         </w:rPr>
         <w:t xml:space="preserve">, pp. 51–75. Available at: </w:t>
       </w:r>
-      <w:hyperlink r:id="rId22" w:history="1">
+      <w:hyperlink r:id="rId23" w:history="1">
         <w:r>
           <w:rPr>
             <w:rStyle w:val="Hyperlink"/>
@@ -7802,7 +7338,7 @@
         </w:rPr>
         <w:t xml:space="preserve">. Available at: </w:t>
       </w:r>
-      <w:hyperlink r:id="rId23" w:history="1">
+      <w:hyperlink r:id="rId24" w:history="1">
         <w:r>
           <w:rPr>
             <w:rStyle w:val="Hyperlink"/>
@@ -7824,19 +7360,11 @@
           <w:color w:val="000000" w:themeColor="text1"/>
         </w:rPr>
       </w:pPr>
-      <w:proofErr w:type="spellStart"/>
-      <w:r>
-        <w:rPr>
-          <w:color w:val="000000" w:themeColor="text1"/>
-        </w:rPr>
-        <w:t>byjus</w:t>
-      </w:r>
-      <w:proofErr w:type="spellEnd"/>
-      <w:r>
-        <w:rPr>
-          <w:color w:val="000000" w:themeColor="text1"/>
-        </w:rPr>
-        <w:t xml:space="preserve"> (2019) </w:t>
+      <w:r>
+        <w:rPr>
+          <w:color w:val="000000" w:themeColor="text1"/>
+        </w:rPr>
+        <w:t xml:space="preserve">byjus (2019) </w:t>
       </w:r>
       <w:r>
         <w:rPr>
@@ -7872,7 +7400,7 @@
         </w:rPr>
         <w:t xml:space="preserve">: </w:t>
       </w:r>
-      <w:hyperlink r:id="rId24" w:history="1">
+      <w:hyperlink r:id="rId25" w:history="1">
         <w:r>
           <w:rPr>
             <w:rStyle w:val="Hyperlink"/>
@@ -8012,21 +7540,7 @@
         <w:rPr>
           <w:color w:val="000000" w:themeColor="text1"/>
         </w:rPr>
-        <w:t>The most significant challenge I encountered was [specific challenge — e.g. 'understanding and implementing the Ordinary Least Squares regression algorithm from first principles, without relying on high-level library abstractions']. I overcame this by [approach — e.g. 'reviewing the module lecture notes on linear algebra, working through the derivation step by step, and cross-checking my implementation against scikit-</w:t>
-      </w:r>
-      <w:proofErr w:type="spellStart"/>
-      <w:r>
-        <w:rPr>
-          <w:color w:val="000000" w:themeColor="text1"/>
-        </w:rPr>
-        <w:t>learn's</w:t>
-      </w:r>
-      <w:proofErr w:type="spellEnd"/>
-      <w:r>
-        <w:rPr>
-          <w:color w:val="000000" w:themeColor="text1"/>
-        </w:rPr>
-        <w:t xml:space="preserve"> output'].</w:t>
+        <w:t>The most significant challenge I encountered was [specific challenge — e.g. 'understanding and implementing the Ordinary Least Squares regression algorithm from first principles, without relying on high-level library abstractions']. I overcame this by [approach — e.g. 'reviewing the module lecture notes on linear algebra, working through the derivation step by step, and cross-checking my implementation against scikit-learn's output'].</w:t>
       </w:r>
     </w:p>
     <w:p>
@@ -8080,8 +7594,8 @@
       </w:pPr>
     </w:p>
     <w:sectPr>
-      <w:headerReference w:type="default" r:id="rId25"/>
-      <w:footerReference w:type="default" r:id="rId26"/>
+      <w:headerReference w:type="default" r:id="rId26"/>
+      <w:footerReference w:type="default" r:id="rId27"/>
       <w:pgSz w:w="11906" w:h="16838"/>
       <w:pgMar w:top="1440" w:right="1440" w:bottom="1440" w:left="1440" w:header="708" w:footer="708" w:gutter="0"/>
       <w:cols w:space="720"/>
@@ -10363,6 +9877,10 @@
 </file>
 
 <file path=customXml/item1.xml><?xml version="1.0" encoding="utf-8"?>
+<b:Sources xmlns:b="http://schemas.openxmlformats.org/officeDocument/2006/bibliography" xmlns="http://schemas.openxmlformats.org/officeDocument/2006/bibliography" SelectedStyle="\APASixthEditionOfficeOnline.xsl" StyleName="APA" Version="6"/>
+</file>
+
+<file path=customXml/item2.xml><?xml version="1.0" encoding="utf-8"?>
 <s:customData xmlns="http://www.wps.cn/officeDocument/2013/wpsCustomData" xmlns:s="http://www.wps.cn/officeDocument/2013/wpsCustomData">
   <customSectProps>
     <customSectPr/>
@@ -10374,22 +9892,18 @@
 </s:customData>
 </file>
 
-<file path=customXml/item2.xml><?xml version="1.0" encoding="utf-8"?>
-<b:Sources xmlns:b="http://schemas.openxmlformats.org/officeDocument/2006/bibliography" xmlns="http://schemas.openxmlformats.org/officeDocument/2006/bibliography" SelectedStyle="\APASixthEditionOfficeOnline.xsl" StyleName="APA" Version="6"/>
+<file path=customXml/itemProps1.xml><?xml version="1.0" encoding="utf-8"?>
+<ds:datastoreItem xmlns:ds="http://schemas.openxmlformats.org/officeDocument/2006/customXml" ds:itemID="{11CE9064-0015-4BAE-B6CA-558D0B4F112B}">
+  <ds:schemaRefs>
+    <ds:schemaRef ds:uri="http://schemas.openxmlformats.org/officeDocument/2006/bibliography"/>
+  </ds:schemaRefs>
+</ds:datastoreItem>
 </file>
 
-<file path=customXml/itemProps1.xml><?xml version="1.0" encoding="utf-8"?>
+<file path=customXml/itemProps2.xml><?xml version="1.0" encoding="utf-8"?>
 <ds:datastoreItem xmlns:ds="http://schemas.openxmlformats.org/officeDocument/2006/customXml" ds:itemID="{B1977F7D-205B-4081-913C-38D41E755F92}">
   <ds:schemaRefs>
     <ds:schemaRef ds:uri="http://www.wps.cn/officeDocument/2013/wpsCustomData"/>
   </ds:schemaRefs>
 </ds:datastoreItem>
-</file>
-
-<file path=customXml/itemProps2.xml><?xml version="1.0" encoding="utf-8"?>
-<ds:datastoreItem xmlns:ds="http://schemas.openxmlformats.org/officeDocument/2006/customXml" ds:itemID="{11CE9064-0015-4BAE-B6CA-558D0B4F112B}">
-  <ds:schemaRefs>
-    <ds:schemaRef ds:uri="http://schemas.openxmlformats.org/officeDocument/2006/bibliography"/>
-  </ds:schemaRefs>
-</ds:datastoreItem>
 </file>
--- a/Resturant_Report.docx
+++ b/Resturant_Report.docx
@@ -16,7 +16,43 @@
           <w:sz w:val="18"/>
           <w:szCs w:val="18"/>
         </w:rPr>
-        <w:t>M-CSC005U1  ·  Computational Mathematics and Data Analytics  ·  Level 4</w:t>
+        <w:t>M-CSC005U</w:t>
+      </w:r>
+      <w:proofErr w:type="gramStart"/>
+      <w:r>
+        <w:rPr>
+          <w:color w:val="000000" w:themeColor="text1"/>
+          <w:sz w:val="18"/>
+          <w:szCs w:val="18"/>
+        </w:rPr>
+        <w:t>1  ·</w:t>
+      </w:r>
+      <w:proofErr w:type="gramEnd"/>
+      <w:r>
+        <w:rPr>
+          <w:color w:val="000000" w:themeColor="text1"/>
+          <w:sz w:val="18"/>
+          <w:szCs w:val="18"/>
+        </w:rPr>
+        <w:t xml:space="preserve">  Computational Mathematics and Data </w:t>
+      </w:r>
+      <w:proofErr w:type="gramStart"/>
+      <w:r>
+        <w:rPr>
+          <w:color w:val="000000" w:themeColor="text1"/>
+          <w:sz w:val="18"/>
+          <w:szCs w:val="18"/>
+        </w:rPr>
+        <w:t>Analytics  ·</w:t>
+      </w:r>
+      <w:proofErr w:type="gramEnd"/>
+      <w:r>
+        <w:rPr>
+          <w:color w:val="000000" w:themeColor="text1"/>
+          <w:sz w:val="18"/>
+          <w:szCs w:val="18"/>
+        </w:rPr>
+        <w:t xml:space="preserve">  Level 4</w:t>
       </w:r>
     </w:p>
     <w:p>
@@ -76,7 +112,43 @@
           <w:iCs/>
           <w:color w:val="000000" w:themeColor="text1"/>
         </w:rPr>
-        <w:t>Group Project (Coursework)  —  Assessment 1  (60% of module)</w:t>
+        <w:t>Group Project (</w:t>
+      </w:r>
+      <w:proofErr w:type="gramStart"/>
+      <w:r>
+        <w:rPr>
+          <w:i/>
+          <w:iCs/>
+          <w:color w:val="000000" w:themeColor="text1"/>
+        </w:rPr>
+        <w:t>Coursework)  —</w:t>
+      </w:r>
+      <w:proofErr w:type="gramEnd"/>
+      <w:r>
+        <w:rPr>
+          <w:i/>
+          <w:iCs/>
+          <w:color w:val="000000" w:themeColor="text1"/>
+        </w:rPr>
+        <w:t xml:space="preserve">  Assessment </w:t>
+      </w:r>
+      <w:proofErr w:type="gramStart"/>
+      <w:r>
+        <w:rPr>
+          <w:i/>
+          <w:iCs/>
+          <w:color w:val="000000" w:themeColor="text1"/>
+        </w:rPr>
+        <w:t>1  (</w:t>
+      </w:r>
+      <w:proofErr w:type="gramEnd"/>
+      <w:r>
+        <w:rPr>
+          <w:i/>
+          <w:iCs/>
+          <w:color w:val="000000" w:themeColor="text1"/>
+        </w:rPr>
+        <w:t>60% of module)</w:t>
       </w:r>
     </w:p>
     <w:p>
@@ -123,7 +195,33 @@
           <w:sz w:val="36"/>
           <w:szCs w:val="36"/>
         </w:rPr>
-        <w:t>[Reastaurant name] Database Design</w:t>
+        <w:t>[</w:t>
+      </w:r>
+      <w:proofErr w:type="spellStart"/>
+      <w:r>
+        <w:rPr>
+          <w:b/>
+          <w:bCs/>
+          <w:i/>
+          <w:iCs/>
+          <w:color w:val="000000" w:themeColor="text1"/>
+          <w:sz w:val="36"/>
+          <w:szCs w:val="36"/>
+        </w:rPr>
+        <w:t>Reastaurant</w:t>
+      </w:r>
+      <w:proofErr w:type="spellEnd"/>
+      <w:r>
+        <w:rPr>
+          <w:b/>
+          <w:bCs/>
+          <w:i/>
+          <w:iCs/>
+          <w:color w:val="000000" w:themeColor="text1"/>
+          <w:sz w:val="36"/>
+          <w:szCs w:val="36"/>
+        </w:rPr>
+        <w:t xml:space="preserve"> name] Database Design</w:t>
       </w:r>
     </w:p>
     <w:p>
@@ -228,6 +326,7 @@
               </w:rPr>
               <w:t>1. [</w:t>
             </w:r>
+            <w:proofErr w:type="spellStart"/>
             <w:r>
               <w:rPr>
                 <w:i/>
@@ -236,11 +335,10 @@
                 <w:sz w:val="22"/>
                 <w:szCs w:val="22"/>
               </w:rPr>
-              <w:t>Abdennouri Mouatez Billah — 25016832]</w:t>
-            </w:r>
-          </w:p>
-          <w:p>
-            <w:pPr>
+              <w:t>Abdennouri</w:t>
+            </w:r>
+            <w:proofErr w:type="spellEnd"/>
+            <w:r>
               <w:rPr>
                 <w:i/>
                 <w:iCs/>
@@ -248,7 +346,9 @@
                 <w:sz w:val="22"/>
                 <w:szCs w:val="22"/>
               </w:rPr>
-            </w:pPr>
+              <w:t xml:space="preserve"> </w:t>
+            </w:r>
+            <w:proofErr w:type="spellStart"/>
             <w:r>
               <w:rPr>
                 <w:i/>
@@ -257,8 +357,9 @@
                 <w:sz w:val="22"/>
                 <w:szCs w:val="22"/>
               </w:rPr>
-              <w:t>2. [</w:t>
-            </w:r>
+              <w:t>Mouatez</w:t>
+            </w:r>
+            <w:proofErr w:type="spellEnd"/>
             <w:r>
               <w:rPr>
                 <w:i/>
@@ -267,9 +368,11 @@
                 <w:sz w:val="22"/>
                 <w:szCs w:val="22"/>
               </w:rPr>
-              <w:t>Giwa Marvellous - 25016834</w:t>
-            </w:r>
-            <w:r>
+              <w:t xml:space="preserve"> Billah — 25016832]</w:t>
+            </w:r>
+          </w:p>
+          <w:p>
+            <w:pPr>
               <w:rPr>
                 <w:i/>
                 <w:iCs/>
@@ -277,14 +380,6 @@
                 <w:sz w:val="22"/>
                 <w:szCs w:val="22"/>
               </w:rPr>
-              <w:t xml:space="preserve">] </w:t>
-            </w:r>
-          </w:p>
-          <w:p>
-            <w:pPr>
-              <w:rPr>
-                <w:color w:val="000000" w:themeColor="text1"/>
-              </w:rPr>
             </w:pPr>
             <w:r>
               <w:rPr>
@@ -294,7 +389,7 @@
                 <w:sz w:val="22"/>
                 <w:szCs w:val="22"/>
               </w:rPr>
-              <w:t>3. [</w:t>
+              <w:t>2. [</w:t>
             </w:r>
             <w:r>
               <w:rPr>
@@ -304,7 +399,66 @@
                 <w:sz w:val="22"/>
                 <w:szCs w:val="22"/>
               </w:rPr>
-              <w:t>Rupesh kumar Sah - 25016818</w:t>
+              <w:t>Giwa Marvellous - 25016834</w:t>
+            </w:r>
+            <w:r>
+              <w:rPr>
+                <w:i/>
+                <w:iCs/>
+                <w:color w:val="000000" w:themeColor="text1"/>
+                <w:sz w:val="22"/>
+                <w:szCs w:val="22"/>
+              </w:rPr>
+              <w:t xml:space="preserve">] </w:t>
+            </w:r>
+          </w:p>
+          <w:p>
+            <w:pPr>
+              <w:rPr>
+                <w:color w:val="000000" w:themeColor="text1"/>
+              </w:rPr>
+            </w:pPr>
+            <w:r>
+              <w:rPr>
+                <w:i/>
+                <w:iCs/>
+                <w:color w:val="000000" w:themeColor="text1"/>
+                <w:sz w:val="22"/>
+                <w:szCs w:val="22"/>
+              </w:rPr>
+              <w:t>3. [</w:t>
+            </w:r>
+            <w:r>
+              <w:rPr>
+                <w:i/>
+                <w:iCs/>
+                <w:color w:val="000000" w:themeColor="text1"/>
+                <w:sz w:val="22"/>
+                <w:szCs w:val="22"/>
+              </w:rPr>
+              <w:t xml:space="preserve">Rupesh </w:t>
+            </w:r>
+            <w:proofErr w:type="spellStart"/>
+            <w:r>
+              <w:rPr>
+                <w:i/>
+                <w:iCs/>
+                <w:color w:val="000000" w:themeColor="text1"/>
+                <w:sz w:val="22"/>
+                <w:szCs w:val="22"/>
+              </w:rPr>
+              <w:t>kumar</w:t>
+            </w:r>
+            <w:proofErr w:type="spellEnd"/>
+            <w:r>
+              <w:rPr>
+                <w:i/>
+                <w:iCs/>
+                <w:color w:val="000000" w:themeColor="text1"/>
+                <w:sz w:val="22"/>
+                <w:szCs w:val="22"/>
+              </w:rPr>
+              <w:t xml:space="preserve"> Sah - 25016818</w:t>
             </w:r>
             <w:r>
               <w:rPr>
@@ -1006,7 +1160,6 @@
         <w:alias w:val="Table of Contents"/>
         <w:id w:val="1598983745"/>
       </w:sdtPr>
-      <w:sdtEndPr/>
       <w:sdtContent>
         <w:p>
           <w:pPr>
@@ -3754,7 +3907,35 @@
         <w:rPr>
           <w:color w:val="000000" w:themeColor="text1"/>
         </w:rPr>
-        <w:t>An organized collection of objects that can be represented in set-builder form or roster form. In set theory, the operations of the sets are carried when two or more sets combine to form a single set under some of the given conditions. The basic operations on sets are: Union of sets, Intersection of sets, A complement of a set, Cartesian product of sets and Set difference. (byjus, 2019)</w:t>
+        <w:t xml:space="preserve">An organized collection of objects that can be represented in set-builder form or roster form. In set theory, the operations of the sets are carried when two or more sets combine to form a single set under some of the given conditions. The basic operations on sets </w:t>
+      </w:r>
+      <w:proofErr w:type="gramStart"/>
+      <w:r>
+        <w:rPr>
+          <w:color w:val="000000" w:themeColor="text1"/>
+        </w:rPr>
+        <w:t>are:</w:t>
+      </w:r>
+      <w:proofErr w:type="gramEnd"/>
+      <w:r>
+        <w:rPr>
+          <w:color w:val="000000" w:themeColor="text1"/>
+        </w:rPr>
+        <w:t xml:space="preserve"> Union of sets, Intersection of sets, A complement of a set, Cartesian product of sets and Set difference. (</w:t>
+      </w:r>
+      <w:proofErr w:type="spellStart"/>
+      <w:r>
+        <w:rPr>
+          <w:color w:val="000000" w:themeColor="text1"/>
+        </w:rPr>
+        <w:t>byjus</w:t>
+      </w:r>
+      <w:proofErr w:type="spellEnd"/>
+      <w:r>
+        <w:rPr>
+          <w:color w:val="000000" w:themeColor="text1"/>
+        </w:rPr>
+        <w:t>, 2019)</w:t>
       </w:r>
     </w:p>
     <w:p>
@@ -3787,7 +3968,21 @@
           <w:color w:val="000000" w:themeColor="text1"/>
         </w:rPr>
         <w:lastRenderedPageBreak/>
-        <w:t>Sets relate to sql when making queries to show specific data where tables are combined (JOIN ON) which is the Union of sets for example and when provided with a certain a parameter to filter more than we get into Intersection of sets (WHERE, GROUP BY…etc)</w:t>
+        <w:t xml:space="preserve">Sets relate to </w:t>
+      </w:r>
+      <w:proofErr w:type="spellStart"/>
+      <w:r>
+        <w:rPr>
+          <w:color w:val="000000" w:themeColor="text1"/>
+        </w:rPr>
+        <w:t>sql</w:t>
+      </w:r>
+      <w:proofErr w:type="spellEnd"/>
+      <w:r>
+        <w:rPr>
+          <w:color w:val="000000" w:themeColor="text1"/>
+        </w:rPr>
+        <w:t xml:space="preserve"> when making queries to show specific data where tables are combined (JOIN ON) which is the Union of sets for example and when provided with a certain a parameter to filter more than we get into Intersection of sets (WHERE, GROUP BY…etc)</w:t>
       </w:r>
     </w:p>
     <w:p>
@@ -3925,7 +4120,29 @@
         <w:rPr>
           <w:color w:val="000000" w:themeColor="text1"/>
         </w:rPr>
-        <w:t>As we perform operations on sets to make queries, we basically applying relational algebra, and apart from the operations used before, SELECT was also used to print our the results for example and sorting operations (like DESC)</w:t>
+        <w:t xml:space="preserve">As we perform operations on sets to make queries, we basically applying relational algebra, and apart from the operations used before, SELECT was also used to print </w:t>
+      </w:r>
+      <w:proofErr w:type="spellStart"/>
+      <w:proofErr w:type="gramStart"/>
+      <w:r>
+        <w:rPr>
+          <w:color w:val="000000" w:themeColor="text1"/>
+        </w:rPr>
+        <w:t>our</w:t>
+      </w:r>
+      <w:proofErr w:type="spellEnd"/>
+      <w:r>
+        <w:rPr>
+          <w:color w:val="000000" w:themeColor="text1"/>
+        </w:rPr>
+        <w:t xml:space="preserve"> the</w:t>
+      </w:r>
+      <w:proofErr w:type="gramEnd"/>
+      <w:r>
+        <w:rPr>
+          <w:color w:val="000000" w:themeColor="text1"/>
+        </w:rPr>
+        <w:t xml:space="preserve"> results for example and sorting operations (like DESC)</w:t>
       </w:r>
     </w:p>
     <w:p>
@@ -3985,7 +4202,21 @@
         <w:rPr>
           <w:color w:val="000000" w:themeColor="text1"/>
         </w:rPr>
-        <w:t>Predicate logic, also called first-order logic, is an enrichment of propositional logic to include predicates, individuals and quantifiers, and is widely accepted as the standard language of mathematics. Axiomatic predicate logic was established by Gottlob Frege in the late 19th century, who formalized the notion of quantified variable. (worldscientific, 2022)</w:t>
+        <w:t>Predicate logic, also called first-order logic, is an enrichment of propositional logic to include predicates, individuals and quantifiers, and is widely accepted as the standard language of mathematics. Axiomatic predicate logic was established by Gottlob Frege in the late 19th century, who formalized the notion of quantified variable. (</w:t>
+      </w:r>
+      <w:proofErr w:type="spellStart"/>
+      <w:r>
+        <w:rPr>
+          <w:color w:val="000000" w:themeColor="text1"/>
+        </w:rPr>
+        <w:t>worldscientific</w:t>
+      </w:r>
+      <w:proofErr w:type="spellEnd"/>
+      <w:r>
+        <w:rPr>
+          <w:color w:val="000000" w:themeColor="text1"/>
+        </w:rPr>
+        <w:t>, 2022)</w:t>
       </w:r>
     </w:p>
     <w:p>
@@ -4076,7 +4307,21 @@
           <w:color w:val="000000" w:themeColor="text1"/>
         </w:rPr>
         <w:br/>
-        <w:t xml:space="preserve">Another example is the functional dependencies (normalization) for example dish_id  </w:t>
+        <w:t xml:space="preserve">Another example is the functional dependencies (normalization) for example </w:t>
+      </w:r>
+      <w:proofErr w:type="spellStart"/>
+      <w:r>
+        <w:rPr>
+          <w:color w:val="000000" w:themeColor="text1"/>
+        </w:rPr>
+        <w:t>dish_id</w:t>
+      </w:r>
+      <w:proofErr w:type="spellEnd"/>
+      <w:r>
+        <w:rPr>
+          <w:color w:val="000000" w:themeColor="text1"/>
+        </w:rPr>
+        <w:t xml:space="preserve">  </w:t>
       </w:r>
       <w:r>
         <w:rPr>
@@ -4088,7 +4333,49 @@
         <w:rPr>
           <w:color w:val="000000" w:themeColor="text1"/>
         </w:rPr>
-        <w:t xml:space="preserve"> dishName, which means that the dish_id determines the dishName.</w:t>
+        <w:t xml:space="preserve"> </w:t>
+      </w:r>
+      <w:proofErr w:type="spellStart"/>
+      <w:r>
+        <w:rPr>
+          <w:color w:val="000000" w:themeColor="text1"/>
+        </w:rPr>
+        <w:t>dishName</w:t>
+      </w:r>
+      <w:proofErr w:type="spellEnd"/>
+      <w:r>
+        <w:rPr>
+          <w:color w:val="000000" w:themeColor="text1"/>
+        </w:rPr>
+        <w:t xml:space="preserve">, which means that the </w:t>
+      </w:r>
+      <w:proofErr w:type="spellStart"/>
+      <w:r>
+        <w:rPr>
+          <w:color w:val="000000" w:themeColor="text1"/>
+        </w:rPr>
+        <w:t>dish_id</w:t>
+      </w:r>
+      <w:proofErr w:type="spellEnd"/>
+      <w:r>
+        <w:rPr>
+          <w:color w:val="000000" w:themeColor="text1"/>
+        </w:rPr>
+        <w:t xml:space="preserve"> determines the </w:t>
+      </w:r>
+      <w:proofErr w:type="spellStart"/>
+      <w:r>
+        <w:rPr>
+          <w:color w:val="000000" w:themeColor="text1"/>
+        </w:rPr>
+        <w:t>dishName</w:t>
+      </w:r>
+      <w:proofErr w:type="spellEnd"/>
+      <w:r>
+        <w:rPr>
+          <w:color w:val="000000" w:themeColor="text1"/>
+        </w:rPr>
+        <w:t>.</w:t>
       </w:r>
     </w:p>
     <w:p>
@@ -4110,7 +4397,21 @@
         <w:rPr>
           <w:color w:val="000000" w:themeColor="text1"/>
         </w:rPr>
-        <w:t>To construct this model, graph theory was also implemented to decide the relationship between the tables (entites) through the primary keys and foreign keys.</w:t>
+        <w:t>To construct this model, graph theory was also implemented to decide the relationship between the tables (</w:t>
+      </w:r>
+      <w:proofErr w:type="spellStart"/>
+      <w:r>
+        <w:rPr>
+          <w:color w:val="000000" w:themeColor="text1"/>
+        </w:rPr>
+        <w:t>entites</w:t>
+      </w:r>
+      <w:proofErr w:type="spellEnd"/>
+      <w:r>
+        <w:rPr>
+          <w:color w:val="000000" w:themeColor="text1"/>
+        </w:rPr>
+        <w:t>) through the primary keys and foreign keys.</w:t>
       </w:r>
     </w:p>
     <w:p>
@@ -4213,11 +4514,19 @@
         </w:rPr>
         <w:t xml:space="preserve">. </w:t>
       </w:r>
-      <w:r>
-        <w:rPr>
-          <w:color w:val="000000" w:themeColor="text1"/>
-        </w:rPr>
-        <w:t>Github to track the work.</w:t>
+      <w:proofErr w:type="spellStart"/>
+      <w:r>
+        <w:rPr>
+          <w:color w:val="000000" w:themeColor="text1"/>
+        </w:rPr>
+        <w:t>Github</w:t>
+      </w:r>
+      <w:proofErr w:type="spellEnd"/>
+      <w:r>
+        <w:rPr>
+          <w:color w:val="000000" w:themeColor="text1"/>
+        </w:rPr>
+        <w:t xml:space="preserve"> to track the work.</w:t>
       </w:r>
     </w:p>
     <w:p>
@@ -4479,6 +4788,7 @@
         </w:rPr>
         <w:t xml:space="preserve">, </w:t>
       </w:r>
+      <w:proofErr w:type="spellStart"/>
       <w:r>
         <w:rPr>
           <w:color w:val="000000" w:themeColor="text1"/>
@@ -4493,12 +4803,29 @@
         </w:rPr>
         <w:t>num</w:t>
       </w:r>
-      <w:r>
-        <w:rPr>
-          <w:color w:val="000000" w:themeColor="text1"/>
-          <w:lang w:val="en-US"/>
-        </w:rPr>
-        <w:t xml:space="preserve"> (bigint)</w:t>
+      <w:proofErr w:type="spellEnd"/>
+      <w:r>
+        <w:rPr>
+          <w:color w:val="000000" w:themeColor="text1"/>
+          <w:lang w:val="en-US"/>
+        </w:rPr>
+        <w:t xml:space="preserve"> (</w:t>
+      </w:r>
+      <w:proofErr w:type="spellStart"/>
+      <w:r>
+        <w:rPr>
+          <w:color w:val="000000" w:themeColor="text1"/>
+          <w:lang w:val="en-US"/>
+        </w:rPr>
+        <w:t>bigint</w:t>
+      </w:r>
+      <w:proofErr w:type="spellEnd"/>
+      <w:r>
+        <w:rPr>
+          <w:color w:val="000000" w:themeColor="text1"/>
+          <w:lang w:val="en-US"/>
+        </w:rPr>
+        <w:t>)</w:t>
       </w:r>
       <w:r>
         <w:rPr>
@@ -4578,6 +4905,7 @@
           <w:lang w:val="en-US"/>
         </w:rPr>
       </w:pPr>
+      <w:proofErr w:type="spellStart"/>
       <w:r>
         <w:rPr>
           <w:color w:val="000000" w:themeColor="text1"/>
@@ -4590,14 +4918,30 @@
           <w:color w:val="000000" w:themeColor="text1"/>
           <w:lang w:val="en-US"/>
         </w:rPr>
-        <w:t>ID (int, primary key)</w:t>
-      </w:r>
-      <w:r>
-        <w:rPr>
-          <w:color w:val="000000" w:themeColor="text1"/>
-          <w:lang w:val="en-US"/>
-        </w:rPr>
-        <w:t>, dish</w:t>
+        <w:t>ID</w:t>
+      </w:r>
+      <w:proofErr w:type="spellEnd"/>
+      <w:r>
+        <w:rPr>
+          <w:color w:val="000000" w:themeColor="text1"/>
+          <w:lang w:val="en-US"/>
+        </w:rPr>
+        <w:t xml:space="preserve"> (int, primary key)</w:t>
+      </w:r>
+      <w:r>
+        <w:rPr>
+          <w:color w:val="000000" w:themeColor="text1"/>
+          <w:lang w:val="en-US"/>
+        </w:rPr>
+        <w:t xml:space="preserve">, </w:t>
+      </w:r>
+      <w:proofErr w:type="spellStart"/>
+      <w:r>
+        <w:rPr>
+          <w:color w:val="000000" w:themeColor="text1"/>
+          <w:lang w:val="en-US"/>
+        </w:rPr>
+        <w:t>dish</w:t>
       </w:r>
       <w:r>
         <w:rPr>
@@ -4613,6 +4957,7 @@
         </w:rPr>
         <w:t>ame</w:t>
       </w:r>
+      <w:proofErr w:type="spellEnd"/>
       <w:r>
         <w:rPr>
           <w:color w:val="000000" w:themeColor="text1"/>
@@ -4660,7 +5005,23 @@
           <w:color w:val="000000" w:themeColor="text1"/>
           <w:lang w:val="en-US"/>
         </w:rPr>
-        <w:t xml:space="preserve"> (enum)</w:t>
+        <w:t xml:space="preserve"> (</w:t>
+      </w:r>
+      <w:proofErr w:type="spellStart"/>
+      <w:r>
+        <w:rPr>
+          <w:color w:val="000000" w:themeColor="text1"/>
+          <w:lang w:val="en-US"/>
+        </w:rPr>
+        <w:t>enum</w:t>
+      </w:r>
+      <w:proofErr w:type="spellEnd"/>
+      <w:r>
+        <w:rPr>
+          <w:color w:val="000000" w:themeColor="text1"/>
+          <w:lang w:val="en-US"/>
+        </w:rPr>
+        <w:t>)</w:t>
       </w:r>
       <w:r>
         <w:rPr>
@@ -4725,6 +5086,7 @@
           <w:lang w:val="en-US"/>
         </w:rPr>
       </w:pPr>
+      <w:proofErr w:type="spellStart"/>
       <w:r>
         <w:rPr>
           <w:color w:val="000000" w:themeColor="text1"/>
@@ -4737,29 +5099,62 @@
           <w:color w:val="000000" w:themeColor="text1"/>
           <w:lang w:val="en-US"/>
         </w:rPr>
-        <w:t>ID (int, primary key)</w:t>
-      </w:r>
-      <w:r>
-        <w:rPr>
-          <w:color w:val="000000" w:themeColor="text1"/>
-          <w:lang w:val="en-US"/>
-        </w:rPr>
-        <w:t>, user_</w:t>
-      </w:r>
-      <w:r>
-        <w:rPr>
-          <w:color w:val="000000" w:themeColor="text1"/>
-          <w:lang w:val="en-US"/>
-        </w:rPr>
-        <w:t>ID (int, foreign key)</w:t>
-      </w:r>
-      <w:r>
-        <w:rPr>
-          <w:color w:val="000000" w:themeColor="text1"/>
-          <w:lang w:val="en-US"/>
-        </w:rPr>
-        <w:t>, order_date</w:t>
-      </w:r>
+        <w:t>ID</w:t>
+      </w:r>
+      <w:proofErr w:type="spellEnd"/>
+      <w:r>
+        <w:rPr>
+          <w:color w:val="000000" w:themeColor="text1"/>
+          <w:lang w:val="en-US"/>
+        </w:rPr>
+        <w:t xml:space="preserve"> (int, primary key)</w:t>
+      </w:r>
+      <w:r>
+        <w:rPr>
+          <w:color w:val="000000" w:themeColor="text1"/>
+          <w:lang w:val="en-US"/>
+        </w:rPr>
+        <w:t xml:space="preserve">, </w:t>
+      </w:r>
+      <w:proofErr w:type="spellStart"/>
+      <w:r>
+        <w:rPr>
+          <w:color w:val="000000" w:themeColor="text1"/>
+          <w:lang w:val="en-US"/>
+        </w:rPr>
+        <w:t>user_</w:t>
+      </w:r>
+      <w:r>
+        <w:rPr>
+          <w:color w:val="000000" w:themeColor="text1"/>
+          <w:lang w:val="en-US"/>
+        </w:rPr>
+        <w:t>ID</w:t>
+      </w:r>
+      <w:proofErr w:type="spellEnd"/>
+      <w:r>
+        <w:rPr>
+          <w:color w:val="000000" w:themeColor="text1"/>
+          <w:lang w:val="en-US"/>
+        </w:rPr>
+        <w:t xml:space="preserve"> (int, foreign key)</w:t>
+      </w:r>
+      <w:r>
+        <w:rPr>
+          <w:color w:val="000000" w:themeColor="text1"/>
+          <w:lang w:val="en-US"/>
+        </w:rPr>
+        <w:t xml:space="preserve">, </w:t>
+      </w:r>
+      <w:proofErr w:type="spellStart"/>
+      <w:r>
+        <w:rPr>
+          <w:color w:val="000000" w:themeColor="text1"/>
+          <w:lang w:val="en-US"/>
+        </w:rPr>
+        <w:t>order_date</w:t>
+      </w:r>
+      <w:proofErr w:type="spellEnd"/>
       <w:r>
         <w:rPr>
           <w:color w:val="000000" w:themeColor="text1"/>
@@ -4772,7 +5167,15 @@
           <w:color w:val="000000" w:themeColor="text1"/>
           <w:lang w:val="en-US"/>
         </w:rPr>
-        <w:t>, delivery</w:t>
+        <w:t xml:space="preserve">, </w:t>
+      </w:r>
+      <w:proofErr w:type="spellStart"/>
+      <w:r>
+        <w:rPr>
+          <w:color w:val="000000" w:themeColor="text1"/>
+          <w:lang w:val="en-US"/>
+        </w:rPr>
+        <w:t>delivery</w:t>
       </w:r>
       <w:r>
         <w:rPr>
@@ -4788,19 +5191,44 @@
         </w:rPr>
         <w:t>option</w:t>
       </w:r>
-      <w:r>
-        <w:rPr>
-          <w:color w:val="000000" w:themeColor="text1"/>
-          <w:lang w:val="en-US"/>
-        </w:rPr>
-        <w:t xml:space="preserve"> (enum)</w:t>
-      </w:r>
-      <w:r>
-        <w:rPr>
-          <w:color w:val="000000" w:themeColor="text1"/>
-          <w:lang w:val="en-US"/>
-        </w:rPr>
-        <w:t>, delivery</w:t>
+      <w:proofErr w:type="spellEnd"/>
+      <w:r>
+        <w:rPr>
+          <w:color w:val="000000" w:themeColor="text1"/>
+          <w:lang w:val="en-US"/>
+        </w:rPr>
+        <w:t xml:space="preserve"> (</w:t>
+      </w:r>
+      <w:proofErr w:type="spellStart"/>
+      <w:r>
+        <w:rPr>
+          <w:color w:val="000000" w:themeColor="text1"/>
+          <w:lang w:val="en-US"/>
+        </w:rPr>
+        <w:t>enum</w:t>
+      </w:r>
+      <w:proofErr w:type="spellEnd"/>
+      <w:r>
+        <w:rPr>
+          <w:color w:val="000000" w:themeColor="text1"/>
+          <w:lang w:val="en-US"/>
+        </w:rPr>
+        <w:t>)</w:t>
+      </w:r>
+      <w:r>
+        <w:rPr>
+          <w:color w:val="000000" w:themeColor="text1"/>
+          <w:lang w:val="en-US"/>
+        </w:rPr>
+        <w:t xml:space="preserve">, </w:t>
+      </w:r>
+      <w:proofErr w:type="spellStart"/>
+      <w:r>
+        <w:rPr>
+          <w:color w:val="000000" w:themeColor="text1"/>
+          <w:lang w:val="en-US"/>
+        </w:rPr>
+        <w:t>delivery</w:t>
       </w:r>
       <w:r>
         <w:rPr>
@@ -4816,6 +5244,7 @@
         </w:rPr>
         <w:t>address</w:t>
       </w:r>
+      <w:proofErr w:type="spellEnd"/>
       <w:r>
         <w:rPr>
           <w:color w:val="000000" w:themeColor="text1"/>
@@ -4828,7 +5257,15 @@
           <w:color w:val="000000" w:themeColor="text1"/>
           <w:lang w:val="en-US"/>
         </w:rPr>
-        <w:t xml:space="preserve"> and order</w:t>
+        <w:t xml:space="preserve"> and </w:t>
+      </w:r>
+      <w:proofErr w:type="spellStart"/>
+      <w:r>
+        <w:rPr>
+          <w:color w:val="000000" w:themeColor="text1"/>
+          <w:lang w:val="en-US"/>
+        </w:rPr>
+        <w:t>order</w:t>
       </w:r>
       <w:r>
         <w:rPr>
@@ -4844,12 +5281,29 @@
         </w:rPr>
         <w:t>status</w:t>
       </w:r>
-      <w:r>
-        <w:rPr>
-          <w:color w:val="000000" w:themeColor="text1"/>
-          <w:lang w:val="en-US"/>
-        </w:rPr>
-        <w:t xml:space="preserve"> (enum)</w:t>
+      <w:proofErr w:type="spellEnd"/>
+      <w:r>
+        <w:rPr>
+          <w:color w:val="000000" w:themeColor="text1"/>
+          <w:lang w:val="en-US"/>
+        </w:rPr>
+        <w:t xml:space="preserve"> (</w:t>
+      </w:r>
+      <w:proofErr w:type="spellStart"/>
+      <w:r>
+        <w:rPr>
+          <w:color w:val="000000" w:themeColor="text1"/>
+          <w:lang w:val="en-US"/>
+        </w:rPr>
+        <w:t>enum</w:t>
+      </w:r>
+      <w:proofErr w:type="spellEnd"/>
+      <w:r>
+        <w:rPr>
+          <w:color w:val="000000" w:themeColor="text1"/>
+          <w:lang w:val="en-US"/>
+        </w:rPr>
+        <w:t>)</w:t>
       </w:r>
       <w:r>
         <w:rPr>
@@ -4914,13 +5368,55 @@
           <w:lang w:val="en-US"/>
         </w:rPr>
       </w:pPr>
-      <w:r>
-        <w:rPr>
-          <w:color w:val="000000" w:themeColor="text1"/>
-          <w:lang w:val="en-US"/>
-        </w:rPr>
-        <w:t xml:space="preserve">orderDetails_ID(int, primary key), dish_ID (int, foreign key), </w:t>
-      </w:r>
+      <w:proofErr w:type="spellStart"/>
+      <w:r>
+        <w:rPr>
+          <w:color w:val="000000" w:themeColor="text1"/>
+          <w:lang w:val="en-US"/>
+        </w:rPr>
+        <w:t>orderDetails_</w:t>
+      </w:r>
+      <w:proofErr w:type="gramStart"/>
+      <w:r>
+        <w:rPr>
+          <w:color w:val="000000" w:themeColor="text1"/>
+          <w:lang w:val="en-US"/>
+        </w:rPr>
+        <w:t>ID</w:t>
+      </w:r>
+      <w:proofErr w:type="spellEnd"/>
+      <w:r>
+        <w:rPr>
+          <w:color w:val="000000" w:themeColor="text1"/>
+          <w:lang w:val="en-US"/>
+        </w:rPr>
+        <w:t>(</w:t>
+      </w:r>
+      <w:proofErr w:type="gramEnd"/>
+      <w:r>
+        <w:rPr>
+          <w:color w:val="000000" w:themeColor="text1"/>
+          <w:lang w:val="en-US"/>
+        </w:rPr>
+        <w:t xml:space="preserve">int, primary key), </w:t>
+      </w:r>
+      <w:proofErr w:type="spellStart"/>
+      <w:r>
+        <w:rPr>
+          <w:color w:val="000000" w:themeColor="text1"/>
+          <w:lang w:val="en-US"/>
+        </w:rPr>
+        <w:t>dish_ID</w:t>
+      </w:r>
+      <w:proofErr w:type="spellEnd"/>
+      <w:r>
+        <w:rPr>
+          <w:color w:val="000000" w:themeColor="text1"/>
+          <w:lang w:val="en-US"/>
+        </w:rPr>
+        <w:t xml:space="preserve"> (int, foreign key), </w:t>
+      </w:r>
+      <w:proofErr w:type="spellStart"/>
       <w:r>
         <w:rPr>
           <w:color w:val="000000" w:themeColor="text1"/>
@@ -4933,7 +5429,31 @@
           <w:color w:val="000000" w:themeColor="text1"/>
           <w:lang w:val="en-US"/>
         </w:rPr>
-        <w:t>rder_ID (int, foreign key), payment_one (float), quantity (int), and subtotal (float).</w:t>
+        <w:t>rder_ID</w:t>
+      </w:r>
+      <w:proofErr w:type="spellEnd"/>
+      <w:r>
+        <w:rPr>
+          <w:color w:val="000000" w:themeColor="text1"/>
+          <w:lang w:val="en-US"/>
+        </w:rPr>
+        <w:t xml:space="preserve"> (int, foreign key), </w:t>
+      </w:r>
+      <w:proofErr w:type="spellStart"/>
+      <w:r>
+        <w:rPr>
+          <w:color w:val="000000" w:themeColor="text1"/>
+          <w:lang w:val="en-US"/>
+        </w:rPr>
+        <w:t>payment_one</w:t>
+      </w:r>
+      <w:proofErr w:type="spellEnd"/>
+      <w:r>
+        <w:rPr>
+          <w:color w:val="000000" w:themeColor="text1"/>
+          <w:lang w:val="en-US"/>
+        </w:rPr>
+        <w:t xml:space="preserve"> (float), quantity (int), and subtotal (float).</w:t>
       </w:r>
     </w:p>
     <w:p>
@@ -4991,6 +5511,7 @@
           <w:lang w:val="en-US"/>
         </w:rPr>
       </w:pPr>
+      <w:proofErr w:type="spellStart"/>
       <w:r>
         <w:rPr>
           <w:color w:val="000000" w:themeColor="text1"/>
@@ -4998,6 +5519,7 @@
         </w:rPr>
         <w:t>payment_id</w:t>
       </w:r>
+      <w:proofErr w:type="spellEnd"/>
       <w:r>
         <w:rPr>
           <w:color w:val="000000" w:themeColor="text1"/>
@@ -5010,36 +5532,77 @@
           <w:color w:val="000000" w:themeColor="text1"/>
           <w:lang w:val="en-US"/>
         </w:rPr>
-        <w:t>, user_</w:t>
-      </w:r>
-      <w:r>
-        <w:rPr>
-          <w:color w:val="000000" w:themeColor="text1"/>
-          <w:lang w:val="en-US"/>
-        </w:rPr>
-        <w:t>ID (int, foreign key)</w:t>
-      </w:r>
-      <w:r>
-        <w:rPr>
-          <w:color w:val="000000" w:themeColor="text1"/>
-          <w:lang w:val="en-US"/>
-        </w:rPr>
-        <w:t>, order_</w:t>
-      </w:r>
-      <w:r>
-        <w:rPr>
-          <w:color w:val="000000" w:themeColor="text1"/>
-          <w:lang w:val="en-US"/>
-        </w:rPr>
-        <w:t>ID (int, foreign key)</w:t>
-      </w:r>
-      <w:r>
-        <w:rPr>
-          <w:color w:val="000000" w:themeColor="text1"/>
-          <w:lang w:val="en-US"/>
-        </w:rPr>
-        <w:t>, payment_amount</w:t>
-      </w:r>
+        <w:t xml:space="preserve">, </w:t>
+      </w:r>
+      <w:proofErr w:type="spellStart"/>
+      <w:r>
+        <w:rPr>
+          <w:color w:val="000000" w:themeColor="text1"/>
+          <w:lang w:val="en-US"/>
+        </w:rPr>
+        <w:t>user_</w:t>
+      </w:r>
+      <w:r>
+        <w:rPr>
+          <w:color w:val="000000" w:themeColor="text1"/>
+          <w:lang w:val="en-US"/>
+        </w:rPr>
+        <w:t>ID</w:t>
+      </w:r>
+      <w:proofErr w:type="spellEnd"/>
+      <w:r>
+        <w:rPr>
+          <w:color w:val="000000" w:themeColor="text1"/>
+          <w:lang w:val="en-US"/>
+        </w:rPr>
+        <w:t xml:space="preserve"> (int, foreign key)</w:t>
+      </w:r>
+      <w:r>
+        <w:rPr>
+          <w:color w:val="000000" w:themeColor="text1"/>
+          <w:lang w:val="en-US"/>
+        </w:rPr>
+        <w:t xml:space="preserve">, </w:t>
+      </w:r>
+      <w:proofErr w:type="spellStart"/>
+      <w:r>
+        <w:rPr>
+          <w:color w:val="000000" w:themeColor="text1"/>
+          <w:lang w:val="en-US"/>
+        </w:rPr>
+        <w:t>order_</w:t>
+      </w:r>
+      <w:r>
+        <w:rPr>
+          <w:color w:val="000000" w:themeColor="text1"/>
+          <w:lang w:val="en-US"/>
+        </w:rPr>
+        <w:t>ID</w:t>
+      </w:r>
+      <w:proofErr w:type="spellEnd"/>
+      <w:r>
+        <w:rPr>
+          <w:color w:val="000000" w:themeColor="text1"/>
+          <w:lang w:val="en-US"/>
+        </w:rPr>
+        <w:t xml:space="preserve"> (int, foreign key)</w:t>
+      </w:r>
+      <w:r>
+        <w:rPr>
+          <w:color w:val="000000" w:themeColor="text1"/>
+          <w:lang w:val="en-US"/>
+        </w:rPr>
+        <w:t xml:space="preserve">, </w:t>
+      </w:r>
+      <w:proofErr w:type="spellStart"/>
+      <w:r>
+        <w:rPr>
+          <w:color w:val="000000" w:themeColor="text1"/>
+          <w:lang w:val="en-US"/>
+        </w:rPr>
+        <w:t>payment_amount</w:t>
+      </w:r>
+      <w:proofErr w:type="spellEnd"/>
       <w:r>
         <w:rPr>
           <w:color w:val="000000" w:themeColor="text1"/>
@@ -5066,7 +5629,15 @@
           <w:color w:val="000000" w:themeColor="text1"/>
           <w:lang w:val="en-US"/>
         </w:rPr>
-        <w:t>, payment_</w:t>
+        <w:t xml:space="preserve">, </w:t>
+      </w:r>
+      <w:proofErr w:type="spellStart"/>
+      <w:r>
+        <w:rPr>
+          <w:color w:val="000000" w:themeColor="text1"/>
+          <w:lang w:val="en-US"/>
+        </w:rPr>
+        <w:t>payment_</w:t>
       </w:r>
       <w:r>
         <w:rPr>
@@ -5082,6 +5653,7 @@
         </w:rPr>
         <w:t>ate</w:t>
       </w:r>
+      <w:proofErr w:type="spellEnd"/>
       <w:r>
         <w:rPr>
           <w:color w:val="000000" w:themeColor="text1"/>
@@ -5094,7 +5666,15 @@
           <w:color w:val="000000" w:themeColor="text1"/>
           <w:lang w:val="en-US"/>
         </w:rPr>
-        <w:t>, and payment_</w:t>
+        <w:t xml:space="preserve">, and </w:t>
+      </w:r>
+      <w:proofErr w:type="spellStart"/>
+      <w:r>
+        <w:rPr>
+          <w:color w:val="000000" w:themeColor="text1"/>
+          <w:lang w:val="en-US"/>
+        </w:rPr>
+        <w:t>payment_</w:t>
       </w:r>
       <w:r>
         <w:rPr>
@@ -5110,12 +5690,29 @@
         </w:rPr>
         <w:t>ethod</w:t>
       </w:r>
-      <w:r>
-        <w:rPr>
-          <w:color w:val="000000" w:themeColor="text1"/>
-          <w:lang w:val="en-US"/>
-        </w:rPr>
-        <w:t xml:space="preserve"> (enum)</w:t>
+      <w:proofErr w:type="spellEnd"/>
+      <w:r>
+        <w:rPr>
+          <w:color w:val="000000" w:themeColor="text1"/>
+          <w:lang w:val="en-US"/>
+        </w:rPr>
+        <w:t xml:space="preserve"> (</w:t>
+      </w:r>
+      <w:proofErr w:type="spellStart"/>
+      <w:r>
+        <w:rPr>
+          <w:color w:val="000000" w:themeColor="text1"/>
+          <w:lang w:val="en-US"/>
+        </w:rPr>
+        <w:t>enum</w:t>
+      </w:r>
+      <w:proofErr w:type="spellEnd"/>
+      <w:r>
+        <w:rPr>
+          <w:color w:val="000000" w:themeColor="text1"/>
+          <w:lang w:val="en-US"/>
+        </w:rPr>
+        <w:t>)</w:t>
       </w:r>
     </w:p>
     <w:p>
@@ -7010,7 +7607,21 @@
         <w:rPr>
           <w:color w:val="000000" w:themeColor="text1"/>
         </w:rPr>
-        <w:t xml:space="preserve">relationships and also to </w:t>
+        <w:t xml:space="preserve">relationships </w:t>
+      </w:r>
+      <w:proofErr w:type="gramStart"/>
+      <w:r>
+        <w:rPr>
+          <w:color w:val="000000" w:themeColor="text1"/>
+        </w:rPr>
+        <w:t>and also</w:t>
+      </w:r>
+      <w:proofErr w:type="gramEnd"/>
+      <w:r>
+        <w:rPr>
+          <w:color w:val="000000" w:themeColor="text1"/>
+        </w:rPr>
+        <w:t xml:space="preserve"> to </w:t>
       </w:r>
       <w:r>
         <w:rPr>
@@ -7256,11 +7867,19 @@
           <w:color w:val="000000" w:themeColor="text1"/>
         </w:rPr>
       </w:pPr>
-      <w:r>
-        <w:rPr>
-          <w:color w:val="000000" w:themeColor="text1"/>
-        </w:rPr>
-        <w:t xml:space="preserve">worldscientific (2022) ‘Predicate Logic’, </w:t>
+      <w:proofErr w:type="spellStart"/>
+      <w:r>
+        <w:rPr>
+          <w:color w:val="000000" w:themeColor="text1"/>
+        </w:rPr>
+        <w:t>worldscientific</w:t>
+      </w:r>
+      <w:proofErr w:type="spellEnd"/>
+      <w:r>
+        <w:rPr>
+          <w:color w:val="000000" w:themeColor="text1"/>
+        </w:rPr>
+        <w:t xml:space="preserve"> (2022) ‘Predicate Logic’, </w:t>
       </w:r>
       <w:r>
         <w:rPr>
@@ -7360,11 +7979,19 @@
           <w:color w:val="000000" w:themeColor="text1"/>
         </w:rPr>
       </w:pPr>
-      <w:r>
-        <w:rPr>
-          <w:color w:val="000000" w:themeColor="text1"/>
-        </w:rPr>
-        <w:t xml:space="preserve">byjus (2019) </w:t>
+      <w:proofErr w:type="spellStart"/>
+      <w:r>
+        <w:rPr>
+          <w:color w:val="000000" w:themeColor="text1"/>
+        </w:rPr>
+        <w:t>byjus</w:t>
+      </w:r>
+      <w:proofErr w:type="spellEnd"/>
+      <w:r>
+        <w:rPr>
+          <w:color w:val="000000" w:themeColor="text1"/>
+        </w:rPr>
+        <w:t xml:space="preserve"> (2019) </w:t>
       </w:r>
       <w:r>
         <w:rPr>
@@ -7423,22 +8050,31 @@
     </w:p>
     <w:p>
       <w:pPr>
-        <w:spacing w:before="200" w:after="200"/>
-        <w:rPr>
-          <w:color w:val="000000" w:themeColor="text1"/>
-        </w:rPr>
-      </w:pPr>
-    </w:p>
-    <w:p>
-      <w:pPr>
-        <w:rPr>
-          <w:color w:val="000000" w:themeColor="text1"/>
-        </w:rPr>
-      </w:pPr>
-      <w:r>
-        <w:rPr>
-          <w:color w:val="000000" w:themeColor="text1"/>
-        </w:rPr>
+        <w:tabs>
+          <w:tab w:val="left" w:pos="3480"/>
+        </w:tabs>
+        <w:rPr>
+          <w:color w:val="000000" w:themeColor="text1"/>
+        </w:rPr>
+      </w:pPr>
+    </w:p>
+    <w:p>
+      <w:pPr>
+        <w:tabs>
+          <w:tab w:val="left" w:pos="3480"/>
+        </w:tabs>
+        <w:rPr>
+          <w:color w:val="000000" w:themeColor="text1"/>
+        </w:rPr>
+      </w:pPr>
+    </w:p>
+    <w:p>
+      <w:pPr>
+        <w:rPr>
+          <w:color w:val="000000" w:themeColor="text1"/>
+        </w:rPr>
+      </w:pPr>
+      <w:r>
         <w:br w:type="page"/>
       </w:r>
     </w:p>
@@ -7450,12 +8086,20 @@
         </w:rPr>
       </w:pPr>
       <w:bookmarkStart w:id="37" w:name="_Toc230531914"/>
+      <w:proofErr w:type="gramStart"/>
       <w:r>
         <w:rPr>
           <w:color w:val="000000" w:themeColor="text1"/>
         </w:rPr>
         <w:lastRenderedPageBreak/>
-        <w:t>Appendix  — Individual Reflective Statement</w:t>
+        <w:t>Appendix  —</w:t>
+      </w:r>
+      <w:proofErr w:type="gramEnd"/>
+      <w:r>
+        <w:rPr>
+          <w:color w:val="000000" w:themeColor="text1"/>
+        </w:rPr>
+        <w:t xml:space="preserve"> Individual Reflective Statement</w:t>
       </w:r>
       <w:bookmarkEnd w:id="37"/>
     </w:p>
@@ -7512,7 +8156,25 @@
           <w:iCs/>
           <w:color w:val="000000" w:themeColor="text1"/>
         </w:rPr>
-        <w:t>[Write your 500-word individual reflection here. Use first person ('I', 'my contribution', 'I found'). Be specific — vague statements score poorly. Describe what you actually did, what challenged you, and what you learned.]</w:t>
+        <w:t xml:space="preserve">[Write your 500-word individual reflection here. Use first person ('I', 'my contribution', 'I found'). Be specific — vague statements score poorly. Describe what you </w:t>
+      </w:r>
+      <w:proofErr w:type="gramStart"/>
+      <w:r>
+        <w:rPr>
+          <w:i/>
+          <w:iCs/>
+          <w:color w:val="000000" w:themeColor="text1"/>
+        </w:rPr>
+        <w:t>actually did</w:t>
+      </w:r>
+      <w:proofErr w:type="gramEnd"/>
+      <w:r>
+        <w:rPr>
+          <w:i/>
+          <w:iCs/>
+          <w:color w:val="000000" w:themeColor="text1"/>
+        </w:rPr>
+        <w:t>, what challenged you, and what you learned.]</w:t>
       </w:r>
     </w:p>
     <w:p>
@@ -7540,7 +8202,21 @@
         <w:rPr>
           <w:color w:val="000000" w:themeColor="text1"/>
         </w:rPr>
-        <w:t>The most significant challenge I encountered was [specific challenge — e.g. 'understanding and implementing the Ordinary Least Squares regression algorithm from first principles, without relying on high-level library abstractions']. I overcame this by [approach — e.g. 'reviewing the module lecture notes on linear algebra, working through the derivation step by step, and cross-checking my implementation against scikit-learn's output'].</w:t>
+        <w:t>The most significant challenge I encountered was [specific challenge — e.g. 'understanding and implementing the Ordinary Least Squares regression algorithm from first principles, without relying on high-level library abstractions']. I overcame this by [approach — e.g. 'reviewing the module lecture notes on linear algebra, working through the derivation step by step, and cross-checking my implementation against scikit-</w:t>
+      </w:r>
+      <w:proofErr w:type="spellStart"/>
+      <w:r>
+        <w:rPr>
+          <w:color w:val="000000" w:themeColor="text1"/>
+        </w:rPr>
+        <w:t>learn's</w:t>
+      </w:r>
+      <w:proofErr w:type="spellEnd"/>
+      <w:r>
+        <w:rPr>
+          <w:color w:val="000000" w:themeColor="text1"/>
+        </w:rPr>
+        <w:t xml:space="preserve"> output'].</w:t>
       </w:r>
     </w:p>
     <w:p>
@@ -7587,15 +8263,323 @@
     </w:p>
     <w:p>
       <w:pPr>
+        <w:spacing w:before="200" w:after="200"/>
+        <w:rPr>
+          <w:color w:val="000000" w:themeColor="text1"/>
+        </w:rPr>
+      </w:pPr>
+      <w:r>
+        <w:rPr>
+          <w:color w:val="000000" w:themeColor="text1"/>
+        </w:rPr>
+        <w:drawing>
+          <wp:inline distT="0" distB="0" distL="0" distR="0" wp14:anchorId="12F531E5" wp14:editId="6387E945">
+            <wp:extent cx="5731510" cy="2025650"/>
+            <wp:effectExtent l="0" t="0" r="2540" b="0"/>
+            <wp:docPr id="66815361" name="Picture 1"/>
+            <wp:cNvGraphicFramePr>
+              <a:graphicFrameLocks xmlns:a="http://schemas.openxmlformats.org/drawingml/2006/main" noChangeAspect="1"/>
+            </wp:cNvGraphicFramePr>
+            <a:graphic xmlns:a="http://schemas.openxmlformats.org/drawingml/2006/main">
+              <a:graphicData uri="http://schemas.openxmlformats.org/drawingml/2006/picture">
+                <pic:pic xmlns:pic="http://schemas.openxmlformats.org/drawingml/2006/picture">
+                  <pic:nvPicPr>
+                    <pic:cNvPr id="272762304" name=""/>
+                    <pic:cNvPicPr/>
+                  </pic:nvPicPr>
+                  <pic:blipFill>
+                    <a:blip r:embed="rId26"/>
+                    <a:stretch>
+                      <a:fillRect/>
+                    </a:stretch>
+                  </pic:blipFill>
+                  <pic:spPr>
+                    <a:xfrm>
+                      <a:off x="0" y="0"/>
+                      <a:ext cx="5731510" cy="2025650"/>
+                    </a:xfrm>
+                    <a:prstGeom prst="rect">
+                      <a:avLst/>
+                    </a:prstGeom>
+                  </pic:spPr>
+                </pic:pic>
+              </a:graphicData>
+            </a:graphic>
+          </wp:inline>
+        </w:drawing>
+      </w:r>
+    </w:p>
+    <w:p>
+      <w:pPr>
+        <w:tabs>
+          <w:tab w:val="left" w:pos="3480"/>
+        </w:tabs>
+        <w:rPr>
+          <w:color w:val="000000" w:themeColor="text1"/>
+        </w:rPr>
+      </w:pPr>
+      <w:r>
+        <w:rPr>
+          <w:color w:val="000000" w:themeColor="text1"/>
+        </w:rPr>
+        <w:tab/>
+        <w:t>The AI generated values</w:t>
+      </w:r>
+    </w:p>
+    <w:p>
+      <w:pPr>
+        <w:tabs>
+          <w:tab w:val="left" w:pos="3480"/>
+        </w:tabs>
+        <w:rPr>
+          <w:color w:val="000000" w:themeColor="text1"/>
+        </w:rPr>
+      </w:pPr>
+    </w:p>
+    <w:p>
+      <w:pPr>
+        <w:rPr>
+          <w:color w:val="000000" w:themeColor="text1"/>
+        </w:rPr>
+      </w:pPr>
+      <w:r>
+        <w:br w:type="page"/>
+      </w:r>
+      <w:r>
+        <w:lastRenderedPageBreak/>
+        <w:drawing>
+          <wp:inline distT="0" distB="0" distL="0" distR="0" wp14:anchorId="40D1EA15" wp14:editId="40AA5366">
+            <wp:extent cx="5205288" cy="2852420"/>
+            <wp:effectExtent l="0" t="0" r="0" b="5080"/>
+            <wp:docPr id="1791217598" name="Picture 1"/>
+            <wp:cNvGraphicFramePr>
+              <a:graphicFrameLocks xmlns:a="http://schemas.openxmlformats.org/drawingml/2006/main" noChangeAspect="1"/>
+            </wp:cNvGraphicFramePr>
+            <a:graphic xmlns:a="http://schemas.openxmlformats.org/drawingml/2006/main">
+              <a:graphicData uri="http://schemas.openxmlformats.org/drawingml/2006/picture">
+                <pic:pic xmlns:pic="http://schemas.openxmlformats.org/drawingml/2006/picture">
+                  <pic:nvPicPr>
+                    <pic:cNvPr id="1791217598" name=""/>
+                    <pic:cNvPicPr/>
+                  </pic:nvPicPr>
+                  <pic:blipFill>
+                    <a:blip r:embed="rId27"/>
+                    <a:stretch>
+                      <a:fillRect/>
+                    </a:stretch>
+                  </pic:blipFill>
+                  <pic:spPr>
+                    <a:xfrm>
+                      <a:off x="0" y="0"/>
+                      <a:ext cx="5219445" cy="2860178"/>
+                    </a:xfrm>
+                    <a:prstGeom prst="rect">
+                      <a:avLst/>
+                    </a:prstGeom>
+                  </pic:spPr>
+                </pic:pic>
+              </a:graphicData>
+            </a:graphic>
+          </wp:inline>
+        </w:drawing>
+      </w:r>
+    </w:p>
+    <w:p>
+      <w:pPr>
         <w:spacing w:before="80" w:after="80"/>
         <w:rPr>
           <w:color w:val="000000" w:themeColor="text1"/>
         </w:rPr>
       </w:pPr>
     </w:p>
+    <w:p>
+      <w:pPr>
+        <w:spacing w:before="80" w:after="80"/>
+        <w:rPr>
+          <w:color w:val="000000" w:themeColor="text1"/>
+        </w:rPr>
+      </w:pPr>
+    </w:p>
+    <w:p>
+      <w:pPr>
+        <w:spacing w:before="80" w:after="80"/>
+        <w:rPr>
+          <w:color w:val="000000" w:themeColor="text1"/>
+        </w:rPr>
+      </w:pPr>
+      <w:r>
+        <w:rPr>
+          <w:color w:val="000000" w:themeColor="text1"/>
+        </w:rPr>
+        <w:drawing>
+          <wp:inline distT="0" distB="0" distL="0" distR="0" wp14:anchorId="45D8A40A" wp14:editId="106CCDCE">
+            <wp:extent cx="5731510" cy="3236595"/>
+            <wp:effectExtent l="0" t="0" r="2540" b="1905"/>
+            <wp:docPr id="1511287277" name="Picture 1"/>
+            <wp:cNvGraphicFramePr>
+              <a:graphicFrameLocks xmlns:a="http://schemas.openxmlformats.org/drawingml/2006/main" noChangeAspect="1"/>
+            </wp:cNvGraphicFramePr>
+            <a:graphic xmlns:a="http://schemas.openxmlformats.org/drawingml/2006/main">
+              <a:graphicData uri="http://schemas.openxmlformats.org/drawingml/2006/picture">
+                <pic:pic xmlns:pic="http://schemas.openxmlformats.org/drawingml/2006/picture">
+                  <pic:nvPicPr>
+                    <pic:cNvPr id="1511287277" name=""/>
+                    <pic:cNvPicPr/>
+                  </pic:nvPicPr>
+                  <pic:blipFill>
+                    <a:blip r:embed="rId28"/>
+                    <a:stretch>
+                      <a:fillRect/>
+                    </a:stretch>
+                  </pic:blipFill>
+                  <pic:spPr>
+                    <a:xfrm>
+                      <a:off x="0" y="0"/>
+                      <a:ext cx="5731510" cy="3236595"/>
+                    </a:xfrm>
+                    <a:prstGeom prst="rect">
+                      <a:avLst/>
+                    </a:prstGeom>
+                  </pic:spPr>
+                </pic:pic>
+              </a:graphicData>
+            </a:graphic>
+          </wp:inline>
+        </w:drawing>
+      </w:r>
+    </w:p>
+    <w:p>
+      <w:pPr>
+        <w:spacing w:before="80" w:after="80"/>
+        <w:rPr>
+          <w:color w:val="000000" w:themeColor="text1"/>
+        </w:rPr>
+      </w:pPr>
+    </w:p>
+    <w:p>
+      <w:pPr>
+        <w:spacing w:before="80" w:after="80"/>
+        <w:rPr>
+          <w:color w:val="000000" w:themeColor="text1"/>
+        </w:rPr>
+      </w:pPr>
+    </w:p>
+    <w:p>
+      <w:pPr>
+        <w:spacing w:before="80" w:after="80"/>
+        <w:rPr>
+          <w:color w:val="000000" w:themeColor="text1"/>
+        </w:rPr>
+      </w:pPr>
+    </w:p>
+    <w:p>
+      <w:pPr>
+        <w:spacing w:before="80" w:after="80"/>
+        <w:rPr>
+          <w:color w:val="000000" w:themeColor="text1"/>
+        </w:rPr>
+      </w:pPr>
+      <w:r>
+        <w:rPr>
+          <w:color w:val="000000" w:themeColor="text1"/>
+        </w:rPr>
+        <w:lastRenderedPageBreak/>
+        <w:drawing>
+          <wp:inline distT="0" distB="0" distL="0" distR="0" wp14:anchorId="5AAC2662" wp14:editId="1F3EEA44">
+            <wp:extent cx="5731510" cy="4516120"/>
+            <wp:effectExtent l="0" t="0" r="2540" b="0"/>
+            <wp:docPr id="130228381" name="Picture 1"/>
+            <wp:cNvGraphicFramePr>
+              <a:graphicFrameLocks xmlns:a="http://schemas.openxmlformats.org/drawingml/2006/main" noChangeAspect="1"/>
+            </wp:cNvGraphicFramePr>
+            <a:graphic xmlns:a="http://schemas.openxmlformats.org/drawingml/2006/main">
+              <a:graphicData uri="http://schemas.openxmlformats.org/drawingml/2006/picture">
+                <pic:pic xmlns:pic="http://schemas.openxmlformats.org/drawingml/2006/picture">
+                  <pic:nvPicPr>
+                    <pic:cNvPr id="130228381" name=""/>
+                    <pic:cNvPicPr/>
+                  </pic:nvPicPr>
+                  <pic:blipFill>
+                    <a:blip r:embed="rId29"/>
+                    <a:stretch>
+                      <a:fillRect/>
+                    </a:stretch>
+                  </pic:blipFill>
+                  <pic:spPr>
+                    <a:xfrm>
+                      <a:off x="0" y="0"/>
+                      <a:ext cx="5731510" cy="4516120"/>
+                    </a:xfrm>
+                    <a:prstGeom prst="rect">
+                      <a:avLst/>
+                    </a:prstGeom>
+                  </pic:spPr>
+                </pic:pic>
+              </a:graphicData>
+            </a:graphic>
+          </wp:inline>
+        </w:drawing>
+      </w:r>
+    </w:p>
+    <w:p>
+      <w:pPr>
+        <w:spacing w:before="80" w:after="80"/>
+        <w:rPr>
+          <w:color w:val="000000" w:themeColor="text1"/>
+        </w:rPr>
+      </w:pPr>
+    </w:p>
+    <w:p>
+      <w:pPr>
+        <w:spacing w:before="80" w:after="80"/>
+        <w:rPr>
+          <w:color w:val="000000" w:themeColor="text1"/>
+        </w:rPr>
+      </w:pPr>
+      <w:r>
+        <w:rPr>
+          <w:color w:val="000000" w:themeColor="text1"/>
+        </w:rPr>
+        <w:drawing>
+          <wp:inline distT="0" distB="0" distL="0" distR="0" wp14:anchorId="5FEB0A54" wp14:editId="229B65AA">
+            <wp:extent cx="5731510" cy="3226435"/>
+            <wp:effectExtent l="0" t="0" r="2540" b="0"/>
+            <wp:docPr id="917358386" name="Picture 1"/>
+            <wp:cNvGraphicFramePr>
+              <a:graphicFrameLocks xmlns:a="http://schemas.openxmlformats.org/drawingml/2006/main" noChangeAspect="1"/>
+            </wp:cNvGraphicFramePr>
+            <a:graphic xmlns:a="http://schemas.openxmlformats.org/drawingml/2006/main">
+              <a:graphicData uri="http://schemas.openxmlformats.org/drawingml/2006/picture">
+                <pic:pic xmlns:pic="http://schemas.openxmlformats.org/drawingml/2006/picture">
+                  <pic:nvPicPr>
+                    <pic:cNvPr id="917358386" name=""/>
+                    <pic:cNvPicPr/>
+                  </pic:nvPicPr>
+                  <pic:blipFill>
+                    <a:blip r:embed="rId30"/>
+                    <a:stretch>
+                      <a:fillRect/>
+                    </a:stretch>
+                  </pic:blipFill>
+                  <pic:spPr>
+                    <a:xfrm>
+                      <a:off x="0" y="0"/>
+                      <a:ext cx="5731510" cy="3226435"/>
+                    </a:xfrm>
+                    <a:prstGeom prst="rect">
+                      <a:avLst/>
+                    </a:prstGeom>
+                  </pic:spPr>
+                </pic:pic>
+              </a:graphicData>
+            </a:graphic>
+          </wp:inline>
+        </w:drawing>
+      </w:r>
+    </w:p>
     <w:sectPr>
-      <w:headerReference w:type="default" r:id="rId26"/>
-      <w:footerReference w:type="default" r:id="rId27"/>
+      <w:headerReference w:type="default" r:id="rId31"/>
+      <w:footerReference w:type="default" r:id="rId32"/>
       <w:pgSz w:w="11906" w:h="16838"/>
       <w:pgMar w:top="1440" w:right="1440" w:bottom="1440" w:left="1440" w:header="708" w:footer="708" w:gutter="0"/>
       <w:cols w:space="720"/>
@@ -7875,7 +8859,25 @@
         <w:sz w:val="18"/>
         <w:szCs w:val="18"/>
       </w:rPr>
-      <w:t>M-CSC005U1  —  Mathematical and Data Analytics Group Project</w:t>
+      <w:t>M-CSC005U</w:t>
+    </w:r>
+    <w:proofErr w:type="gramStart"/>
+    <w:r>
+      <w:rPr>
+        <w:color w:val="888888"/>
+        <w:sz w:val="18"/>
+        <w:szCs w:val="18"/>
+      </w:rPr>
+      <w:t>1  —</w:t>
+    </w:r>
+    <w:proofErr w:type="gramEnd"/>
+    <w:r>
+      <w:rPr>
+        <w:color w:val="888888"/>
+        <w:sz w:val="18"/>
+        <w:szCs w:val="18"/>
+      </w:rPr>
+      <w:t xml:space="preserve">  Mathematical and Data Analytics Group Project</w:t>
     </w:r>
   </w:p>
 </w:hdr>
@@ -7895,7 +8897,25 @@
         <w:sz w:val="18"/>
         <w:szCs w:val="18"/>
       </w:rPr>
-      <w:t>M-CSC005U1  —  Mathematical and Data Analytics Group Project</w:t>
+      <w:t>M-CSC005U</w:t>
+    </w:r>
+    <w:proofErr w:type="gramStart"/>
+    <w:r>
+      <w:rPr>
+        <w:color w:val="888888"/>
+        <w:sz w:val="18"/>
+        <w:szCs w:val="18"/>
+      </w:rPr>
+      <w:t>1  —</w:t>
+    </w:r>
+    <w:proofErr w:type="gramEnd"/>
+    <w:r>
+      <w:rPr>
+        <w:color w:val="888888"/>
+        <w:sz w:val="18"/>
+        <w:szCs w:val="18"/>
+      </w:rPr>
+      <w:t xml:space="preserve">  Mathematical and Data Analytics Group Project</w:t>
     </w:r>
   </w:p>
 </w:hdr>
@@ -9322,6 +10342,7 @@
   <w:style w:type="paragraph" w:default="1" w:styleId="Normal">
     <w:name w:val="Normal"/>
     <w:qFormat/>
+    <w:rsid w:val="004E7336"/>
     <w:rPr>
       <w:color w:val="333333"/>
       <w:sz w:val="24"/>

--- a/Resturant_Report.docx
+++ b/Resturant_Report.docx
@@ -8485,8 +8485,8 @@
         </w:rPr>
         <w:lastRenderedPageBreak/>
         <w:drawing>
-          <wp:inline distT="0" distB="0" distL="0" distR="0" wp14:anchorId="5AAC2662" wp14:editId="1F3EEA44">
-            <wp:extent cx="5731510" cy="4516120"/>
+          <wp:inline distT="0" distB="0" distL="0" distR="0" wp14:anchorId="5AAC2662" wp14:editId="61A8C946">
+            <wp:extent cx="5370130" cy="4516120"/>
             <wp:effectExtent l="0" t="0" r="2540" b="0"/>
             <wp:docPr id="130228381" name="Picture 1"/>
             <wp:cNvGraphicFramePr>
@@ -8508,7 +8508,7 @@
                   <pic:spPr>
                     <a:xfrm>
                       <a:off x="0" y="0"/>
-                      <a:ext cx="5731510" cy="4516120"/>
+                      <a:ext cx="5382053" cy="4526147"/>
                     </a:xfrm>
                     <a:prstGeom prst="rect">
                       <a:avLst/>

--- a/Resturant_Report.docx
+++ b/Resturant_Report.docx
@@ -16,43 +16,7 @@
           <w:sz w:val="18"/>
           <w:szCs w:val="18"/>
         </w:rPr>
-        <w:t>M-CSC005U</w:t>
-      </w:r>
-      <w:proofErr w:type="gramStart"/>
-      <w:r>
-        <w:rPr>
-          <w:color w:val="000000" w:themeColor="text1"/>
-          <w:sz w:val="18"/>
-          <w:szCs w:val="18"/>
-        </w:rPr>
-        <w:t>1  ·</w:t>
-      </w:r>
-      <w:proofErr w:type="gramEnd"/>
-      <w:r>
-        <w:rPr>
-          <w:color w:val="000000" w:themeColor="text1"/>
-          <w:sz w:val="18"/>
-          <w:szCs w:val="18"/>
-        </w:rPr>
-        <w:t xml:space="preserve">  Computational Mathematics and Data </w:t>
-      </w:r>
-      <w:proofErr w:type="gramStart"/>
-      <w:r>
-        <w:rPr>
-          <w:color w:val="000000" w:themeColor="text1"/>
-          <w:sz w:val="18"/>
-          <w:szCs w:val="18"/>
-        </w:rPr>
-        <w:t>Analytics  ·</w:t>
-      </w:r>
-      <w:proofErr w:type="gramEnd"/>
-      <w:r>
-        <w:rPr>
-          <w:color w:val="000000" w:themeColor="text1"/>
-          <w:sz w:val="18"/>
-          <w:szCs w:val="18"/>
-        </w:rPr>
-        <w:t xml:space="preserve">  Level 4</w:t>
+        <w:t>M-CSC005U1  ·  Computational Mathematics and Data Analytics  ·  Level 4</w:t>
       </w:r>
     </w:p>
     <w:p>
@@ -112,43 +76,7 @@
           <w:iCs/>
           <w:color w:val="000000" w:themeColor="text1"/>
         </w:rPr>
-        <w:t>Group Project (</w:t>
-      </w:r>
-      <w:proofErr w:type="gramStart"/>
-      <w:r>
-        <w:rPr>
-          <w:i/>
-          <w:iCs/>
-          <w:color w:val="000000" w:themeColor="text1"/>
-        </w:rPr>
-        <w:t>Coursework)  —</w:t>
-      </w:r>
-      <w:proofErr w:type="gramEnd"/>
-      <w:r>
-        <w:rPr>
-          <w:i/>
-          <w:iCs/>
-          <w:color w:val="000000" w:themeColor="text1"/>
-        </w:rPr>
-        <w:t xml:space="preserve">  Assessment </w:t>
-      </w:r>
-      <w:proofErr w:type="gramStart"/>
-      <w:r>
-        <w:rPr>
-          <w:i/>
-          <w:iCs/>
-          <w:color w:val="000000" w:themeColor="text1"/>
-        </w:rPr>
-        <w:t>1  (</w:t>
-      </w:r>
-      <w:proofErr w:type="gramEnd"/>
-      <w:r>
-        <w:rPr>
-          <w:i/>
-          <w:iCs/>
-          <w:color w:val="000000" w:themeColor="text1"/>
-        </w:rPr>
-        <w:t>60% of module)</w:t>
+        <w:t>Group Project (Coursework)  —  Assessment 1  (60% of module)</w:t>
       </w:r>
     </w:p>
     <w:p>
@@ -195,33 +123,7 @@
           <w:sz w:val="36"/>
           <w:szCs w:val="36"/>
         </w:rPr>
-        <w:t>[</w:t>
-      </w:r>
-      <w:proofErr w:type="spellStart"/>
-      <w:r>
-        <w:rPr>
-          <w:b/>
-          <w:bCs/>
-          <w:i/>
-          <w:iCs/>
-          <w:color w:val="000000" w:themeColor="text1"/>
-          <w:sz w:val="36"/>
-          <w:szCs w:val="36"/>
-        </w:rPr>
-        <w:t>Reastaurant</w:t>
-      </w:r>
-      <w:proofErr w:type="spellEnd"/>
-      <w:r>
-        <w:rPr>
-          <w:b/>
-          <w:bCs/>
-          <w:i/>
-          <w:iCs/>
-          <w:color w:val="000000" w:themeColor="text1"/>
-          <w:sz w:val="36"/>
-          <w:szCs w:val="36"/>
-        </w:rPr>
-        <w:t xml:space="preserve"> name] Database Design</w:t>
+        <w:t>[Restaurant name] Database Design</w:t>
       </w:r>
     </w:p>
     <w:p>
@@ -324,10 +226,11 @@
                 <w:sz w:val="22"/>
                 <w:szCs w:val="22"/>
               </w:rPr>
-              <w:t>1. [</w:t>
-            </w:r>
-            <w:proofErr w:type="spellStart"/>
-            <w:r>
+              <w:t>1. [Abdennouri Mouatez Billah — 25016832]</w:t>
+            </w:r>
+          </w:p>
+          <w:p>
+            <w:pPr>
               <w:rPr>
                 <w:i/>
                 <w:iCs/>
@@ -335,9 +238,7 @@
                 <w:sz w:val="22"/>
                 <w:szCs w:val="22"/>
               </w:rPr>
-              <w:t>Abdennouri</w:t>
-            </w:r>
-            <w:proofErr w:type="spellEnd"/>
+            </w:pPr>
             <w:r>
               <w:rPr>
                 <w:i/>
@@ -346,9 +247,8 @@
                 <w:sz w:val="22"/>
                 <w:szCs w:val="22"/>
               </w:rPr>
-              <w:t xml:space="preserve"> </w:t>
-            </w:r>
-            <w:proofErr w:type="spellStart"/>
+              <w:t>2. [</w:t>
+            </w:r>
             <w:r>
               <w:rPr>
                 <w:i/>
@@ -357,9 +257,8 @@
                 <w:sz w:val="22"/>
                 <w:szCs w:val="22"/>
               </w:rPr>
-              <w:t>Mouatez</w:t>
-            </w:r>
-            <w:proofErr w:type="spellEnd"/>
+              <w:t>Giwa Marvellous - 25016834</w:t>
+            </w:r>
             <w:r>
               <w:rPr>
                 <w:i/>
@@ -368,11 +267,16 @@
                 <w:sz w:val="22"/>
                 <w:szCs w:val="22"/>
               </w:rPr>
-              <w:t xml:space="preserve"> Billah — 25016832]</w:t>
+              <w:t xml:space="preserve">] </w:t>
             </w:r>
           </w:p>
           <w:p>
             <w:pPr>
+              <w:rPr>
+                <w:color w:val="000000" w:themeColor="text1"/>
+              </w:rPr>
+            </w:pPr>
+            <w:r>
               <w:rPr>
                 <w:i/>
                 <w:iCs/>
@@ -380,7 +284,8 @@
                 <w:sz w:val="22"/>
                 <w:szCs w:val="22"/>
               </w:rPr>
-            </w:pPr>
+              <w:t>3. [</w:t>
+            </w:r>
             <w:r>
               <w:rPr>
                 <w:i/>
@@ -389,76 +294,7 @@
                 <w:sz w:val="22"/>
                 <w:szCs w:val="22"/>
               </w:rPr>
-              <w:t>2. [</w:t>
-            </w:r>
-            <w:r>
-              <w:rPr>
-                <w:i/>
-                <w:iCs/>
-                <w:color w:val="000000" w:themeColor="text1"/>
-                <w:sz w:val="22"/>
-                <w:szCs w:val="22"/>
-              </w:rPr>
-              <w:t>Giwa Marvellous - 25016834</w:t>
-            </w:r>
-            <w:r>
-              <w:rPr>
-                <w:i/>
-                <w:iCs/>
-                <w:color w:val="000000" w:themeColor="text1"/>
-                <w:sz w:val="22"/>
-                <w:szCs w:val="22"/>
-              </w:rPr>
-              <w:t xml:space="preserve">] </w:t>
-            </w:r>
-          </w:p>
-          <w:p>
-            <w:pPr>
-              <w:rPr>
-                <w:color w:val="000000" w:themeColor="text1"/>
-              </w:rPr>
-            </w:pPr>
-            <w:r>
-              <w:rPr>
-                <w:i/>
-                <w:iCs/>
-                <w:color w:val="000000" w:themeColor="text1"/>
-                <w:sz w:val="22"/>
-                <w:szCs w:val="22"/>
-              </w:rPr>
-              <w:t>3. [</w:t>
-            </w:r>
-            <w:r>
-              <w:rPr>
-                <w:i/>
-                <w:iCs/>
-                <w:color w:val="000000" w:themeColor="text1"/>
-                <w:sz w:val="22"/>
-                <w:szCs w:val="22"/>
-              </w:rPr>
-              <w:t xml:space="preserve">Rupesh </w:t>
-            </w:r>
-            <w:proofErr w:type="spellStart"/>
-            <w:r>
-              <w:rPr>
-                <w:i/>
-                <w:iCs/>
-                <w:color w:val="000000" w:themeColor="text1"/>
-                <w:sz w:val="22"/>
-                <w:szCs w:val="22"/>
-              </w:rPr>
-              <w:t>kumar</w:t>
-            </w:r>
-            <w:proofErr w:type="spellEnd"/>
-            <w:r>
-              <w:rPr>
-                <w:i/>
-                <w:iCs/>
-                <w:color w:val="000000" w:themeColor="text1"/>
-                <w:sz w:val="22"/>
-                <w:szCs w:val="22"/>
-              </w:rPr>
-              <w:t xml:space="preserve"> Sah - 25016818</w:t>
+              <w:t>Rupesh kumar Sah - 25016818</w:t>
             </w:r>
             <w:r>
               <w:rPr>
@@ -3125,7 +2961,11 @@
           <w:tab w:val="right" w:leader="dot" w:pos="9016"/>
         </w:tabs>
         <w:rPr>
+          <w:rFonts w:asciiTheme="minorHAnsi" w:eastAsiaTheme="minorEastAsia" w:hAnsiTheme="minorHAnsi" w:cstheme="minorBidi"/>
           <w:noProof/>
+          <w:color w:val="auto"/>
+          <w:kern w:val="2"/>
+          <w14:ligatures w14:val="standardContextual"/>
         </w:rPr>
       </w:pPr>
       <w:r>
@@ -3158,13 +2998,13 @@
         </w:rPr>
         <w:fldChar w:fldCharType="separate"/>
       </w:r>
-      <w:hyperlink w:anchor="_Toc230530959" w:history="1">
+      <w:hyperlink w:anchor="_Toc233102031" w:history="1">
         <w:r>
           <w:rPr>
             <w:rStyle w:val="Hyperlink"/>
             <w:noProof/>
           </w:rPr>
-          <w:t>Figure 1: “Most day ordered in” Query</w:t>
+          <w:t>Figure 1: Insertion of the data</w:t>
         </w:r>
         <w:r>
           <w:rPr>
@@ -3185,7 +3025,223 @@
             <w:noProof/>
             <w:webHidden/>
           </w:rPr>
-          <w:instrText xml:space="preserve"> PAGEREF _Toc230530959 \h </w:instrText>
+          <w:instrText xml:space="preserve"> PAGEREF _Toc233102031 \h </w:instrText>
+        </w:r>
+        <w:r>
+          <w:rPr>
+            <w:noProof/>
+            <w:webHidden/>
+          </w:rPr>
+        </w:r>
+        <w:r>
+          <w:rPr>
+            <w:noProof/>
+            <w:webHidden/>
+          </w:rPr>
+          <w:fldChar w:fldCharType="separate"/>
+        </w:r>
+        <w:r>
+          <w:rPr>
+            <w:noProof/>
+            <w:webHidden/>
+          </w:rPr>
+          <w:t>7</w:t>
+        </w:r>
+        <w:r>
+          <w:rPr>
+            <w:noProof/>
+            <w:webHidden/>
+          </w:rPr>
+          <w:fldChar w:fldCharType="end"/>
+        </w:r>
+      </w:hyperlink>
+    </w:p>
+    <w:p>
+      <w:pPr>
+        <w:pStyle w:val="TableofFigures"/>
+        <w:tabs>
+          <w:tab w:val="right" w:leader="dot" w:pos="9016"/>
+        </w:tabs>
+        <w:rPr>
+          <w:rFonts w:asciiTheme="minorHAnsi" w:eastAsiaTheme="minorEastAsia" w:hAnsiTheme="minorHAnsi" w:cstheme="minorBidi"/>
+          <w:noProof/>
+          <w:color w:val="auto"/>
+          <w:kern w:val="2"/>
+          <w14:ligatures w14:val="standardContextual"/>
+        </w:rPr>
+      </w:pPr>
+      <w:hyperlink w:anchor="_Toc233102032" w:history="1">
+        <w:r>
+          <w:rPr>
+            <w:rStyle w:val="Hyperlink"/>
+            <w:noProof/>
+          </w:rPr>
+          <w:t>Figure 2: Duplicate keys error</w:t>
+        </w:r>
+        <w:r>
+          <w:rPr>
+            <w:noProof/>
+            <w:webHidden/>
+          </w:rPr>
+          <w:tab/>
+        </w:r>
+        <w:r>
+          <w:rPr>
+            <w:noProof/>
+            <w:webHidden/>
+          </w:rPr>
+          <w:fldChar w:fldCharType="begin"/>
+        </w:r>
+        <w:r>
+          <w:rPr>
+            <w:noProof/>
+            <w:webHidden/>
+          </w:rPr>
+          <w:instrText xml:space="preserve"> PAGEREF _Toc233102032 \h </w:instrText>
+        </w:r>
+        <w:r>
+          <w:rPr>
+            <w:noProof/>
+            <w:webHidden/>
+          </w:rPr>
+        </w:r>
+        <w:r>
+          <w:rPr>
+            <w:noProof/>
+            <w:webHidden/>
+          </w:rPr>
+          <w:fldChar w:fldCharType="separate"/>
+        </w:r>
+        <w:r>
+          <w:rPr>
+            <w:noProof/>
+            <w:webHidden/>
+          </w:rPr>
+          <w:t>8</w:t>
+        </w:r>
+        <w:r>
+          <w:rPr>
+            <w:noProof/>
+            <w:webHidden/>
+          </w:rPr>
+          <w:fldChar w:fldCharType="end"/>
+        </w:r>
+      </w:hyperlink>
+    </w:p>
+    <w:p>
+      <w:pPr>
+        <w:pStyle w:val="TableofFigures"/>
+        <w:tabs>
+          <w:tab w:val="right" w:leader="dot" w:pos="9016"/>
+        </w:tabs>
+        <w:rPr>
+          <w:rFonts w:asciiTheme="minorHAnsi" w:eastAsiaTheme="minorEastAsia" w:hAnsiTheme="minorHAnsi" w:cstheme="minorBidi"/>
+          <w:noProof/>
+          <w:color w:val="auto"/>
+          <w:kern w:val="2"/>
+          <w14:ligatures w14:val="standardContextual"/>
+        </w:rPr>
+      </w:pPr>
+      <w:hyperlink w:anchor="_Toc233102033" w:history="1">
+        <w:r>
+          <w:rPr>
+            <w:rStyle w:val="Hyperlink"/>
+            <w:noProof/>
+          </w:rPr>
+          <w:t>Figure 3: PK not being automatically indexed error</w:t>
+        </w:r>
+        <w:r>
+          <w:rPr>
+            <w:noProof/>
+            <w:webHidden/>
+          </w:rPr>
+          <w:tab/>
+        </w:r>
+        <w:r>
+          <w:rPr>
+            <w:noProof/>
+            <w:webHidden/>
+          </w:rPr>
+          <w:fldChar w:fldCharType="begin"/>
+        </w:r>
+        <w:r>
+          <w:rPr>
+            <w:noProof/>
+            <w:webHidden/>
+          </w:rPr>
+          <w:instrText xml:space="preserve"> PAGEREF _Toc233102033 \h </w:instrText>
+        </w:r>
+        <w:r>
+          <w:rPr>
+            <w:noProof/>
+            <w:webHidden/>
+          </w:rPr>
+        </w:r>
+        <w:r>
+          <w:rPr>
+            <w:noProof/>
+            <w:webHidden/>
+          </w:rPr>
+          <w:fldChar w:fldCharType="separate"/>
+        </w:r>
+        <w:r>
+          <w:rPr>
+            <w:noProof/>
+            <w:webHidden/>
+          </w:rPr>
+          <w:t>8</w:t>
+        </w:r>
+        <w:r>
+          <w:rPr>
+            <w:noProof/>
+            <w:webHidden/>
+          </w:rPr>
+          <w:fldChar w:fldCharType="end"/>
+        </w:r>
+      </w:hyperlink>
+    </w:p>
+    <w:p>
+      <w:pPr>
+        <w:pStyle w:val="TableofFigures"/>
+        <w:tabs>
+          <w:tab w:val="right" w:leader="dot" w:pos="9016"/>
+        </w:tabs>
+        <w:rPr>
+          <w:rFonts w:asciiTheme="minorHAnsi" w:eastAsiaTheme="minorEastAsia" w:hAnsiTheme="minorHAnsi" w:cstheme="minorBidi"/>
+          <w:noProof/>
+          <w:color w:val="auto"/>
+          <w:kern w:val="2"/>
+          <w14:ligatures w14:val="standardContextual"/>
+        </w:rPr>
+      </w:pPr>
+      <w:hyperlink w:anchor="_Toc233102034" w:history="1">
+        <w:r>
+          <w:rPr>
+            <w:rStyle w:val="Hyperlink"/>
+            <w:noProof/>
+          </w:rPr>
+          <w:t>Figure 4: “Most day ordered in” Query</w:t>
+        </w:r>
+        <w:r>
+          <w:rPr>
+            <w:noProof/>
+            <w:webHidden/>
+          </w:rPr>
+          <w:tab/>
+        </w:r>
+        <w:r>
+          <w:rPr>
+            <w:noProof/>
+            <w:webHidden/>
+          </w:rPr>
+          <w:fldChar w:fldCharType="begin"/>
+        </w:r>
+        <w:r>
+          <w:rPr>
+            <w:noProof/>
+            <w:webHidden/>
+          </w:rPr>
+          <w:instrText xml:space="preserve"> PAGEREF _Toc233102034 \h </w:instrText>
         </w:r>
         <w:r>
           <w:rPr>
@@ -3223,16 +3279,20 @@
           <w:tab w:val="right" w:leader="dot" w:pos="9016"/>
         </w:tabs>
         <w:rPr>
+          <w:rFonts w:asciiTheme="minorHAnsi" w:eastAsiaTheme="minorEastAsia" w:hAnsiTheme="minorHAnsi" w:cstheme="minorBidi"/>
           <w:noProof/>
-        </w:rPr>
-      </w:pPr>
-      <w:hyperlink w:anchor="_Toc230530960" w:history="1">
+          <w:color w:val="auto"/>
+          <w:kern w:val="2"/>
+          <w14:ligatures w14:val="standardContextual"/>
+        </w:rPr>
+      </w:pPr>
+      <w:hyperlink w:anchor="_Toc233102035" w:history="1">
         <w:r>
           <w:rPr>
             <w:rStyle w:val="Hyperlink"/>
             <w:noProof/>
           </w:rPr>
-          <w:t>Figure 2: “Users who spent more than £10” Query</w:t>
+          <w:t>Figure 5: “Users who spent more than £10” Query</w:t>
         </w:r>
         <w:r>
           <w:rPr>
@@ -3253,7 +3313,7 @@
             <w:noProof/>
             <w:webHidden/>
           </w:rPr>
-          <w:instrText xml:space="preserve"> PAGEREF _Toc230530960 \h </w:instrText>
+          <w:instrText xml:space="preserve"> PAGEREF _Toc233102035 \h </w:instrText>
         </w:r>
         <w:r>
           <w:rPr>
@@ -3291,16 +3351,20 @@
           <w:tab w:val="right" w:leader="dot" w:pos="9016"/>
         </w:tabs>
         <w:rPr>
+          <w:rFonts w:asciiTheme="minorHAnsi" w:eastAsiaTheme="minorEastAsia" w:hAnsiTheme="minorHAnsi" w:cstheme="minorBidi"/>
           <w:noProof/>
-        </w:rPr>
-      </w:pPr>
-      <w:hyperlink w:anchor="_Toc230530961" w:history="1">
+          <w:color w:val="auto"/>
+          <w:kern w:val="2"/>
+          <w14:ligatures w14:val="standardContextual"/>
+        </w:rPr>
+      </w:pPr>
+      <w:hyperlink w:anchor="_Toc233102036" w:history="1">
         <w:r>
           <w:rPr>
             <w:rStyle w:val="Hyperlink"/>
             <w:noProof/>
           </w:rPr>
-          <w:t>Figure 3: Result of “Users who spent more than £10” Query</w:t>
+          <w:t>Figure 6: Result of “Users who spent more than £10” Query</w:t>
         </w:r>
         <w:r>
           <w:rPr>
@@ -3321,7 +3385,7 @@
             <w:noProof/>
             <w:webHidden/>
           </w:rPr>
-          <w:instrText xml:space="preserve"> PAGEREF _Toc230530961 \h </w:instrText>
+          <w:instrText xml:space="preserve"> PAGEREF _Toc233102036 \h </w:instrText>
         </w:r>
         <w:r>
           <w:rPr>
@@ -3359,16 +3423,20 @@
           <w:tab w:val="right" w:leader="dot" w:pos="9016"/>
         </w:tabs>
         <w:rPr>
+          <w:rFonts w:asciiTheme="minorHAnsi" w:eastAsiaTheme="minorEastAsia" w:hAnsiTheme="minorHAnsi" w:cstheme="minorBidi"/>
           <w:noProof/>
-        </w:rPr>
-      </w:pPr>
-      <w:hyperlink w:anchor="_Toc230530962" w:history="1">
+          <w:color w:val="auto"/>
+          <w:kern w:val="2"/>
+          <w14:ligatures w14:val="standardContextual"/>
+        </w:rPr>
+      </w:pPr>
+      <w:hyperlink w:anchor="_Toc233102037" w:history="1">
         <w:r>
           <w:rPr>
             <w:rStyle w:val="Hyperlink"/>
             <w:noProof/>
           </w:rPr>
-          <w:t>Figure 4: Result of “Most day ordered in” Query</w:t>
+          <w:t>Figure 7: Result of “Most day ordered in” Query</w:t>
         </w:r>
         <w:r>
           <w:rPr>
@@ -3389,7 +3457,79 @@
             <w:noProof/>
             <w:webHidden/>
           </w:rPr>
-          <w:instrText xml:space="preserve"> PAGEREF _Toc230530962 \h </w:instrText>
+          <w:instrText xml:space="preserve"> PAGEREF _Toc233102037 \h </w:instrText>
+        </w:r>
+        <w:r>
+          <w:rPr>
+            <w:noProof/>
+            <w:webHidden/>
+          </w:rPr>
+        </w:r>
+        <w:r>
+          <w:rPr>
+            <w:noProof/>
+            <w:webHidden/>
+          </w:rPr>
+          <w:fldChar w:fldCharType="separate"/>
+        </w:r>
+        <w:r>
+          <w:rPr>
+            <w:noProof/>
+            <w:webHidden/>
+          </w:rPr>
+          <w:t>9</w:t>
+        </w:r>
+        <w:r>
+          <w:rPr>
+            <w:noProof/>
+            <w:webHidden/>
+          </w:rPr>
+          <w:fldChar w:fldCharType="end"/>
+        </w:r>
+      </w:hyperlink>
+    </w:p>
+    <w:p>
+      <w:pPr>
+        <w:pStyle w:val="TableofFigures"/>
+        <w:tabs>
+          <w:tab w:val="right" w:leader="dot" w:pos="9016"/>
+        </w:tabs>
+        <w:rPr>
+          <w:rFonts w:asciiTheme="minorHAnsi" w:eastAsiaTheme="minorEastAsia" w:hAnsiTheme="minorHAnsi" w:cstheme="minorBidi"/>
+          <w:noProof/>
+          <w:color w:val="auto"/>
+          <w:kern w:val="2"/>
+          <w14:ligatures w14:val="standardContextual"/>
+        </w:rPr>
+      </w:pPr>
+      <w:hyperlink w:anchor="_Toc233102038" w:history="1">
+        <w:r>
+          <w:rPr>
+            <w:rStyle w:val="Hyperlink"/>
+            <w:noProof/>
+          </w:rPr>
+          <w:t>Figure 8: Saved queries</w:t>
+        </w:r>
+        <w:r>
+          <w:rPr>
+            <w:noProof/>
+            <w:webHidden/>
+          </w:rPr>
+          <w:tab/>
+        </w:r>
+        <w:r>
+          <w:rPr>
+            <w:noProof/>
+            <w:webHidden/>
+          </w:rPr>
+          <w:fldChar w:fldCharType="begin"/>
+        </w:r>
+        <w:r>
+          <w:rPr>
+            <w:noProof/>
+            <w:webHidden/>
+          </w:rPr>
+          <w:instrText xml:space="preserve"> PAGEREF _Toc233102038 \h </w:instrText>
         </w:r>
         <w:r>
           <w:rPr>
@@ -3427,16 +3567,20 @@
           <w:tab w:val="right" w:leader="dot" w:pos="9016"/>
         </w:tabs>
         <w:rPr>
+          <w:rFonts w:asciiTheme="minorHAnsi" w:eastAsiaTheme="minorEastAsia" w:hAnsiTheme="minorHAnsi" w:cstheme="minorBidi"/>
           <w:noProof/>
-        </w:rPr>
-      </w:pPr>
-      <w:hyperlink w:anchor="_Toc230530963" w:history="1">
+          <w:color w:val="auto"/>
+          <w:kern w:val="2"/>
+          <w14:ligatures w14:val="standardContextual"/>
+        </w:rPr>
+      </w:pPr>
+      <w:hyperlink w:anchor="_Toc233102039" w:history="1">
         <w:r>
           <w:rPr>
             <w:rStyle w:val="Hyperlink"/>
             <w:noProof/>
           </w:rPr>
-          <w:t>Figure 5: Saved queries</w:t>
+          <w:t>Figure 9: Number of users who started using the software throughout the months</w:t>
         </w:r>
         <w:r>
           <w:rPr>
@@ -3457,7 +3601,7 @@
             <w:noProof/>
             <w:webHidden/>
           </w:rPr>
-          <w:instrText xml:space="preserve"> PAGEREF _Toc230530963 \h </w:instrText>
+          <w:instrText xml:space="preserve"> PAGEREF _Toc233102039 \h </w:instrText>
         </w:r>
         <w:r>
           <w:rPr>
@@ -3907,35 +4051,7 @@
         <w:rPr>
           <w:color w:val="000000" w:themeColor="text1"/>
         </w:rPr>
-        <w:t xml:space="preserve">An organized collection of objects that can be represented in set-builder form or roster form. In set theory, the operations of the sets are carried when two or more sets combine to form a single set under some of the given conditions. The basic operations on sets </w:t>
-      </w:r>
-      <w:proofErr w:type="gramStart"/>
-      <w:r>
-        <w:rPr>
-          <w:color w:val="000000" w:themeColor="text1"/>
-        </w:rPr>
-        <w:t>are:</w:t>
-      </w:r>
-      <w:proofErr w:type="gramEnd"/>
-      <w:r>
-        <w:rPr>
-          <w:color w:val="000000" w:themeColor="text1"/>
-        </w:rPr>
-        <w:t xml:space="preserve"> Union of sets, Intersection of sets, A complement of a set, Cartesian product of sets and Set difference. (</w:t>
-      </w:r>
-      <w:proofErr w:type="spellStart"/>
-      <w:r>
-        <w:rPr>
-          <w:color w:val="000000" w:themeColor="text1"/>
-        </w:rPr>
-        <w:t>byjus</w:t>
-      </w:r>
-      <w:proofErr w:type="spellEnd"/>
-      <w:r>
-        <w:rPr>
-          <w:color w:val="000000" w:themeColor="text1"/>
-        </w:rPr>
-        <w:t>, 2019)</w:t>
+        <w:t>An organized collection of objects that can be represented in set-builder form or roster form. In set theory, the operations of the sets are carried when two or more sets combine to form a single set under some of the given conditions. The basic operations on sets are: Union of sets, Intersection of sets, A complement of a set, Cartesian product of sets and Set difference. (byjus, 2019)</w:t>
       </w:r>
     </w:p>
     <w:p>
@@ -3968,21 +4084,7 @@
           <w:color w:val="000000" w:themeColor="text1"/>
         </w:rPr>
         <w:lastRenderedPageBreak/>
-        <w:t xml:space="preserve">Sets relate to </w:t>
-      </w:r>
-      <w:proofErr w:type="spellStart"/>
-      <w:r>
-        <w:rPr>
-          <w:color w:val="000000" w:themeColor="text1"/>
-        </w:rPr>
-        <w:t>sql</w:t>
-      </w:r>
-      <w:proofErr w:type="spellEnd"/>
-      <w:r>
-        <w:rPr>
-          <w:color w:val="000000" w:themeColor="text1"/>
-        </w:rPr>
-        <w:t xml:space="preserve"> when making queries to show specific data where tables are combined (JOIN ON) which is the Union of sets for example and when provided with a certain a parameter to filter more than we get into Intersection of sets (WHERE, GROUP BY…etc)</w:t>
+        <w:t>Sets relate to sql when making queries to show specific data where tables are combined (JOIN ON) which is the Union of sets for example and when provided with a certain a parameter to filter more than we get into Intersection of sets (WHERE, GROUP BY…etc)</w:t>
       </w:r>
     </w:p>
     <w:p>
@@ -4120,29 +4222,7 @@
         <w:rPr>
           <w:color w:val="000000" w:themeColor="text1"/>
         </w:rPr>
-        <w:t xml:space="preserve">As we perform operations on sets to make queries, we basically applying relational algebra, and apart from the operations used before, SELECT was also used to print </w:t>
-      </w:r>
-      <w:proofErr w:type="spellStart"/>
-      <w:proofErr w:type="gramStart"/>
-      <w:r>
-        <w:rPr>
-          <w:color w:val="000000" w:themeColor="text1"/>
-        </w:rPr>
-        <w:t>our</w:t>
-      </w:r>
-      <w:proofErr w:type="spellEnd"/>
-      <w:r>
-        <w:rPr>
-          <w:color w:val="000000" w:themeColor="text1"/>
-        </w:rPr>
-        <w:t xml:space="preserve"> the</w:t>
-      </w:r>
-      <w:proofErr w:type="gramEnd"/>
-      <w:r>
-        <w:rPr>
-          <w:color w:val="000000" w:themeColor="text1"/>
-        </w:rPr>
-        <w:t xml:space="preserve"> results for example and sorting operations (like DESC)</w:t>
+        <w:t>As we perform operations on sets to make queries, we basically applying relational algebra, and apart from the operations used before, SELECT was also used to print our the results for example and sorting operations (like DESC)</w:t>
       </w:r>
     </w:p>
     <w:p>
@@ -4202,21 +4282,7 @@
         <w:rPr>
           <w:color w:val="000000" w:themeColor="text1"/>
         </w:rPr>
-        <w:t>Predicate logic, also called first-order logic, is an enrichment of propositional logic to include predicates, individuals and quantifiers, and is widely accepted as the standard language of mathematics. Axiomatic predicate logic was established by Gottlob Frege in the late 19th century, who formalized the notion of quantified variable. (</w:t>
-      </w:r>
-      <w:proofErr w:type="spellStart"/>
-      <w:r>
-        <w:rPr>
-          <w:color w:val="000000" w:themeColor="text1"/>
-        </w:rPr>
-        <w:t>worldscientific</w:t>
-      </w:r>
-      <w:proofErr w:type="spellEnd"/>
-      <w:r>
-        <w:rPr>
-          <w:color w:val="000000" w:themeColor="text1"/>
-        </w:rPr>
-        <w:t>, 2022)</w:t>
+        <w:t>Predicate logic, also called first-order logic, is an enrichment of propositional logic to include predicates, individuals and quantifiers, and is widely accepted as the standard language of mathematics. Axiomatic predicate logic was established by Gottlob Frege in the late 19th century, who formalized the notion of quantified variable. (worldscientific, 2022)</w:t>
       </w:r>
     </w:p>
     <w:p>
@@ -4307,21 +4373,7 @@
           <w:color w:val="000000" w:themeColor="text1"/>
         </w:rPr>
         <w:br/>
-        <w:t xml:space="preserve">Another example is the functional dependencies (normalization) for example </w:t>
-      </w:r>
-      <w:proofErr w:type="spellStart"/>
-      <w:r>
-        <w:rPr>
-          <w:color w:val="000000" w:themeColor="text1"/>
-        </w:rPr>
-        <w:t>dish_id</w:t>
-      </w:r>
-      <w:proofErr w:type="spellEnd"/>
-      <w:r>
-        <w:rPr>
-          <w:color w:val="000000" w:themeColor="text1"/>
-        </w:rPr>
-        <w:t xml:space="preserve">  </w:t>
+        <w:t xml:space="preserve">Another example is the functional dependencies (normalization) for example dish_id  </w:t>
       </w:r>
       <w:r>
         <w:rPr>
@@ -4333,49 +4385,7 @@
         <w:rPr>
           <w:color w:val="000000" w:themeColor="text1"/>
         </w:rPr>
-        <w:t xml:space="preserve"> </w:t>
-      </w:r>
-      <w:proofErr w:type="spellStart"/>
-      <w:r>
-        <w:rPr>
-          <w:color w:val="000000" w:themeColor="text1"/>
-        </w:rPr>
-        <w:t>dishName</w:t>
-      </w:r>
-      <w:proofErr w:type="spellEnd"/>
-      <w:r>
-        <w:rPr>
-          <w:color w:val="000000" w:themeColor="text1"/>
-        </w:rPr>
-        <w:t xml:space="preserve">, which means that the </w:t>
-      </w:r>
-      <w:proofErr w:type="spellStart"/>
-      <w:r>
-        <w:rPr>
-          <w:color w:val="000000" w:themeColor="text1"/>
-        </w:rPr>
-        <w:t>dish_id</w:t>
-      </w:r>
-      <w:proofErr w:type="spellEnd"/>
-      <w:r>
-        <w:rPr>
-          <w:color w:val="000000" w:themeColor="text1"/>
-        </w:rPr>
-        <w:t xml:space="preserve"> determines the </w:t>
-      </w:r>
-      <w:proofErr w:type="spellStart"/>
-      <w:r>
-        <w:rPr>
-          <w:color w:val="000000" w:themeColor="text1"/>
-        </w:rPr>
-        <w:t>dishName</w:t>
-      </w:r>
-      <w:proofErr w:type="spellEnd"/>
-      <w:r>
-        <w:rPr>
-          <w:color w:val="000000" w:themeColor="text1"/>
-        </w:rPr>
-        <w:t>.</w:t>
+        <w:t xml:space="preserve"> dishName, which means that the dish_id determines the dishName.</w:t>
       </w:r>
     </w:p>
     <w:p>
@@ -4397,21 +4407,7 @@
         <w:rPr>
           <w:color w:val="000000" w:themeColor="text1"/>
         </w:rPr>
-        <w:t>To construct this model, graph theory was also implemented to decide the relationship between the tables (</w:t>
-      </w:r>
-      <w:proofErr w:type="spellStart"/>
-      <w:r>
-        <w:rPr>
-          <w:color w:val="000000" w:themeColor="text1"/>
-        </w:rPr>
-        <w:t>entites</w:t>
-      </w:r>
-      <w:proofErr w:type="spellEnd"/>
-      <w:r>
-        <w:rPr>
-          <w:color w:val="000000" w:themeColor="text1"/>
-        </w:rPr>
-        <w:t>) through the primary keys and foreign keys.</w:t>
+        <w:t>To construct this model, graph theory was also implemented to decide the relationship between the tables (entites) through the primary keys and foreign keys.</w:t>
       </w:r>
     </w:p>
     <w:p>
@@ -4514,19 +4510,11 @@
         </w:rPr>
         <w:t xml:space="preserve">. </w:t>
       </w:r>
-      <w:proofErr w:type="spellStart"/>
-      <w:r>
-        <w:rPr>
-          <w:color w:val="000000" w:themeColor="text1"/>
-        </w:rPr>
-        <w:t>Github</w:t>
-      </w:r>
-      <w:proofErr w:type="spellEnd"/>
-      <w:r>
-        <w:rPr>
-          <w:color w:val="000000" w:themeColor="text1"/>
-        </w:rPr>
-        <w:t xml:space="preserve"> to track the work.</w:t>
+      <w:r>
+        <w:rPr>
+          <w:color w:val="000000" w:themeColor="text1"/>
+        </w:rPr>
+        <w:t>Github to track the work.</w:t>
       </w:r>
     </w:p>
     <w:p>
@@ -4575,6 +4563,9 @@
     </w:p>
     <w:p>
       <w:r>
+        <w:rPr>
+          <w:noProof/>
+        </w:rPr>
         <w:drawing>
           <wp:inline distT="0" distB="0" distL="0" distR="0" wp14:anchorId="75EBD0DB" wp14:editId="24FF00C3">
             <wp:extent cx="5731510" cy="3575685"/>
@@ -4788,7 +4779,6 @@
         </w:rPr>
         <w:t xml:space="preserve">, </w:t>
       </w:r>
-      <w:proofErr w:type="spellStart"/>
       <w:r>
         <w:rPr>
           <w:color w:val="000000" w:themeColor="text1"/>
@@ -4803,43 +4793,33 @@
         </w:rPr>
         <w:t>num</w:t>
       </w:r>
-      <w:proofErr w:type="spellEnd"/>
       <w:r>
         <w:rPr>
           <w:color w:val="000000" w:themeColor="text1"/>
           <w:lang w:val="en-US"/>
         </w:rPr>
-        <w:t xml:space="preserve"> (</w:t>
-      </w:r>
-      <w:proofErr w:type="spellStart"/>
+        <w:t xml:space="preserve"> (bigint)</w:t>
+      </w:r>
       <w:r>
         <w:rPr>
           <w:color w:val="000000" w:themeColor="text1"/>
           <w:lang w:val="en-US"/>
         </w:rPr>
-        <w:t>bigint</w:t>
-      </w:r>
-      <w:proofErr w:type="spellEnd"/>
+        <w:t>, and address</w:t>
+      </w:r>
       <w:r>
         <w:rPr>
           <w:color w:val="000000" w:themeColor="text1"/>
           <w:lang w:val="en-US"/>
         </w:rPr>
-        <w:t>)</w:t>
+        <w:t xml:space="preserve"> (varchar)</w:t>
       </w:r>
       <w:r>
         <w:rPr>
           <w:color w:val="000000" w:themeColor="text1"/>
           <w:lang w:val="en-US"/>
         </w:rPr>
-        <w:t>, and address</w:t>
-      </w:r>
-      <w:r>
-        <w:rPr>
-          <w:color w:val="000000" w:themeColor="text1"/>
-          <w:lang w:val="en-US"/>
-        </w:rPr>
-        <w:t xml:space="preserve"> (varchar)</w:t>
+        <w:t>, created_on (Date)</w:t>
       </w:r>
       <w:r>
         <w:rPr>
@@ -4905,7 +4885,6 @@
           <w:lang w:val="en-US"/>
         </w:rPr>
       </w:pPr>
-      <w:proofErr w:type="spellStart"/>
       <w:r>
         <w:rPr>
           <w:color w:val="000000" w:themeColor="text1"/>
@@ -4918,110 +4897,77 @@
           <w:color w:val="000000" w:themeColor="text1"/>
           <w:lang w:val="en-US"/>
         </w:rPr>
-        <w:t>ID</w:t>
-      </w:r>
-      <w:proofErr w:type="spellEnd"/>
+        <w:t>ID (int, primary key)</w:t>
+      </w:r>
       <w:r>
         <w:rPr>
           <w:color w:val="000000" w:themeColor="text1"/>
           <w:lang w:val="en-US"/>
         </w:rPr>
-        <w:t xml:space="preserve"> (int, primary key)</w:t>
+        <w:t>, dish</w:t>
       </w:r>
       <w:r>
         <w:rPr>
           <w:color w:val="000000" w:themeColor="text1"/>
           <w:lang w:val="en-US"/>
         </w:rPr>
-        <w:t xml:space="preserve">, </w:t>
-      </w:r>
-      <w:proofErr w:type="spellStart"/>
+        <w:t>N</w:t>
+      </w:r>
       <w:r>
         <w:rPr>
           <w:color w:val="000000" w:themeColor="text1"/>
           <w:lang w:val="en-US"/>
         </w:rPr>
-        <w:t>dish</w:t>
+        <w:t>ame</w:t>
       </w:r>
       <w:r>
         <w:rPr>
           <w:color w:val="000000" w:themeColor="text1"/>
           <w:lang w:val="en-US"/>
         </w:rPr>
-        <w:t>N</w:t>
+        <w:t xml:space="preserve"> (varchar)</w:t>
       </w:r>
       <w:r>
         <w:rPr>
           <w:color w:val="000000" w:themeColor="text1"/>
           <w:lang w:val="en-US"/>
         </w:rPr>
-        <w:t>ame</w:t>
-      </w:r>
-      <w:proofErr w:type="spellEnd"/>
+        <w:t>, description</w:t>
+      </w:r>
       <w:r>
         <w:rPr>
           <w:color w:val="000000" w:themeColor="text1"/>
           <w:lang w:val="en-US"/>
         </w:rPr>
-        <w:t xml:space="preserve"> (varchar)</w:t>
+        <w:t xml:space="preserve"> (text)</w:t>
       </w:r>
       <w:r>
         <w:rPr>
           <w:color w:val="000000" w:themeColor="text1"/>
           <w:lang w:val="en-US"/>
         </w:rPr>
-        <w:t>, description</w:t>
+        <w:t>, price</w:t>
       </w:r>
       <w:r>
         <w:rPr>
           <w:color w:val="000000" w:themeColor="text1"/>
           <w:lang w:val="en-US"/>
         </w:rPr>
-        <w:t xml:space="preserve"> (text)</w:t>
+        <w:t xml:space="preserve"> (float)</w:t>
       </w:r>
       <w:r>
         <w:rPr>
           <w:color w:val="000000" w:themeColor="text1"/>
           <w:lang w:val="en-US"/>
         </w:rPr>
-        <w:t>, price</w:t>
+        <w:t xml:space="preserve"> and category</w:t>
       </w:r>
       <w:r>
         <w:rPr>
           <w:color w:val="000000" w:themeColor="text1"/>
           <w:lang w:val="en-US"/>
         </w:rPr>
-        <w:t xml:space="preserve"> (float)</w:t>
-      </w:r>
-      <w:r>
-        <w:rPr>
-          <w:color w:val="000000" w:themeColor="text1"/>
-          <w:lang w:val="en-US"/>
-        </w:rPr>
-        <w:t xml:space="preserve"> and category</w:t>
-      </w:r>
-      <w:r>
-        <w:rPr>
-          <w:color w:val="000000" w:themeColor="text1"/>
-          <w:lang w:val="en-US"/>
-        </w:rPr>
-        <w:t xml:space="preserve"> (</w:t>
-      </w:r>
-      <w:proofErr w:type="spellStart"/>
-      <w:r>
-        <w:rPr>
-          <w:color w:val="000000" w:themeColor="text1"/>
-          <w:lang w:val="en-US"/>
-        </w:rPr>
-        <w:t>enum</w:t>
-      </w:r>
-      <w:proofErr w:type="spellEnd"/>
-      <w:r>
-        <w:rPr>
-          <w:color w:val="000000" w:themeColor="text1"/>
-          <w:lang w:val="en-US"/>
-        </w:rPr>
-        <w:t>)</w:t>
+        <w:t xml:space="preserve"> (enum)</w:t>
       </w:r>
       <w:r>
         <w:rPr>
@@ -5086,7 +5032,6 @@
           <w:lang w:val="en-US"/>
         </w:rPr>
       </w:pPr>
-      <w:proofErr w:type="spellStart"/>
       <w:r>
         <w:rPr>
           <w:color w:val="000000" w:themeColor="text1"/>
@@ -5099,89 +5044,104 @@
           <w:color w:val="000000" w:themeColor="text1"/>
           <w:lang w:val="en-US"/>
         </w:rPr>
-        <w:t>ID</w:t>
-      </w:r>
-      <w:proofErr w:type="spellEnd"/>
+        <w:t>ID (int, primary key)</w:t>
+      </w:r>
       <w:r>
         <w:rPr>
           <w:color w:val="000000" w:themeColor="text1"/>
           <w:lang w:val="en-US"/>
         </w:rPr>
-        <w:t xml:space="preserve"> (int, primary key)</w:t>
+        <w:t>, user_</w:t>
       </w:r>
       <w:r>
         <w:rPr>
           <w:color w:val="000000" w:themeColor="text1"/>
           <w:lang w:val="en-US"/>
         </w:rPr>
-        <w:t xml:space="preserve">, </w:t>
-      </w:r>
-      <w:proofErr w:type="spellStart"/>
+        <w:t>ID (int, foreign key)</w:t>
+      </w:r>
       <w:r>
         <w:rPr>
           <w:color w:val="000000" w:themeColor="text1"/>
           <w:lang w:val="en-US"/>
         </w:rPr>
-        <w:t>user_</w:t>
+        <w:t>, order_date</w:t>
       </w:r>
       <w:r>
         <w:rPr>
           <w:color w:val="000000" w:themeColor="text1"/>
           <w:lang w:val="en-US"/>
         </w:rPr>
-        <w:t>ID</w:t>
-      </w:r>
-      <w:proofErr w:type="spellEnd"/>
+        <w:t xml:space="preserve"> (date)</w:t>
+      </w:r>
       <w:r>
         <w:rPr>
           <w:color w:val="000000" w:themeColor="text1"/>
           <w:lang w:val="en-US"/>
         </w:rPr>
-        <w:t xml:space="preserve"> (int, foreign key)</w:t>
+        <w:t>, delivery</w:t>
       </w:r>
       <w:r>
         <w:rPr>
           <w:color w:val="000000" w:themeColor="text1"/>
           <w:lang w:val="en-US"/>
         </w:rPr>
-        <w:t xml:space="preserve">, </w:t>
-      </w:r>
-      <w:proofErr w:type="spellStart"/>
+        <w:t>_</w:t>
+      </w:r>
       <w:r>
         <w:rPr>
           <w:color w:val="000000" w:themeColor="text1"/>
           <w:lang w:val="en-US"/>
         </w:rPr>
-        <w:t>order_date</w:t>
-      </w:r>
-      <w:proofErr w:type="spellEnd"/>
+        <w:t>option</w:t>
+      </w:r>
       <w:r>
         <w:rPr>
           <w:color w:val="000000" w:themeColor="text1"/>
           <w:lang w:val="en-US"/>
         </w:rPr>
-        <w:t xml:space="preserve"> (date)</w:t>
+        <w:t xml:space="preserve"> (enum)</w:t>
       </w:r>
       <w:r>
         <w:rPr>
           <w:color w:val="000000" w:themeColor="text1"/>
           <w:lang w:val="en-US"/>
         </w:rPr>
-        <w:t xml:space="preserve">, </w:t>
-      </w:r>
-      <w:proofErr w:type="spellStart"/>
+        <w:t>, delivery</w:t>
+      </w:r>
       <w:r>
         <w:rPr>
           <w:color w:val="000000" w:themeColor="text1"/>
           <w:lang w:val="en-US"/>
         </w:rPr>
-        <w:t>delivery</w:t>
+        <w:t>_</w:t>
       </w:r>
       <w:r>
         <w:rPr>
           <w:color w:val="000000" w:themeColor="text1"/>
           <w:lang w:val="en-US"/>
         </w:rPr>
+        <w:t>address</w:t>
+      </w:r>
+      <w:r>
+        <w:rPr>
+          <w:color w:val="000000" w:themeColor="text1"/>
+          <w:lang w:val="en-US"/>
+        </w:rPr>
+        <w:t xml:space="preserve"> (varchar)</w:t>
+      </w:r>
+      <w:r>
+        <w:rPr>
+          <w:color w:val="000000" w:themeColor="text1"/>
+          <w:lang w:val="en-US"/>
+        </w:rPr>
+        <w:t xml:space="preserve"> and order</w:t>
+      </w:r>
+      <w:r>
+        <w:rPr>
+          <w:color w:val="000000" w:themeColor="text1"/>
+          <w:lang w:val="en-US"/>
+        </w:rPr>
         <w:t>_</w:t>
       </w:r>
       <w:r>
@@ -5189,121 +5149,14 @@
           <w:color w:val="000000" w:themeColor="text1"/>
           <w:lang w:val="en-US"/>
         </w:rPr>
-        <w:t>option</w:t>
-      </w:r>
-      <w:proofErr w:type="spellEnd"/>
+        <w:t>status</w:t>
+      </w:r>
       <w:r>
         <w:rPr>
           <w:color w:val="000000" w:themeColor="text1"/>
           <w:lang w:val="en-US"/>
         </w:rPr>
-        <w:t xml:space="preserve"> (</w:t>
-      </w:r>
-      <w:proofErr w:type="spellStart"/>
-      <w:r>
-        <w:rPr>
-          <w:color w:val="000000" w:themeColor="text1"/>
-          <w:lang w:val="en-US"/>
-        </w:rPr>
-        <w:t>enum</w:t>
-      </w:r>
-      <w:proofErr w:type="spellEnd"/>
-      <w:r>
-        <w:rPr>
-          <w:color w:val="000000" w:themeColor="text1"/>
-          <w:lang w:val="en-US"/>
-        </w:rPr>
-        <w:t>)</w:t>
-      </w:r>
-      <w:r>
-        <w:rPr>
-          <w:color w:val="000000" w:themeColor="text1"/>
-          <w:lang w:val="en-US"/>
-        </w:rPr>
-        <w:t xml:space="preserve">, </w:t>
-      </w:r>
-      <w:proofErr w:type="spellStart"/>
-      <w:r>
-        <w:rPr>
-          <w:color w:val="000000" w:themeColor="text1"/>
-          <w:lang w:val="en-US"/>
-        </w:rPr>
-        <w:t>delivery</w:t>
-      </w:r>
-      <w:r>
-        <w:rPr>
-          <w:color w:val="000000" w:themeColor="text1"/>
-          <w:lang w:val="en-US"/>
-        </w:rPr>
-        <w:t>_</w:t>
-      </w:r>
-      <w:r>
-        <w:rPr>
-          <w:color w:val="000000" w:themeColor="text1"/>
-          <w:lang w:val="en-US"/>
-        </w:rPr>
-        <w:t>address</w:t>
-      </w:r>
-      <w:proofErr w:type="spellEnd"/>
-      <w:r>
-        <w:rPr>
-          <w:color w:val="000000" w:themeColor="text1"/>
-          <w:lang w:val="en-US"/>
-        </w:rPr>
-        <w:t xml:space="preserve"> (varchar)</w:t>
-      </w:r>
-      <w:r>
-        <w:rPr>
-          <w:color w:val="000000" w:themeColor="text1"/>
-          <w:lang w:val="en-US"/>
-        </w:rPr>
-        <w:t xml:space="preserve"> and </w:t>
-      </w:r>
-      <w:proofErr w:type="spellStart"/>
-      <w:r>
-        <w:rPr>
-          <w:color w:val="000000" w:themeColor="text1"/>
-          <w:lang w:val="en-US"/>
-        </w:rPr>
-        <w:t>order</w:t>
-      </w:r>
-      <w:r>
-        <w:rPr>
-          <w:color w:val="000000" w:themeColor="text1"/>
-          <w:lang w:val="en-US"/>
-        </w:rPr>
-        <w:t>_</w:t>
-      </w:r>
-      <w:r>
-        <w:rPr>
-          <w:color w:val="000000" w:themeColor="text1"/>
-          <w:lang w:val="en-US"/>
-        </w:rPr>
-        <w:t>status</w:t>
-      </w:r>
-      <w:proofErr w:type="spellEnd"/>
-      <w:r>
-        <w:rPr>
-          <w:color w:val="000000" w:themeColor="text1"/>
-          <w:lang w:val="en-US"/>
-        </w:rPr>
-        <w:t xml:space="preserve"> (</w:t>
-      </w:r>
-      <w:proofErr w:type="spellStart"/>
-      <w:r>
-        <w:rPr>
-          <w:color w:val="000000" w:themeColor="text1"/>
-          <w:lang w:val="en-US"/>
-        </w:rPr>
-        <w:t>enum</w:t>
-      </w:r>
-      <w:proofErr w:type="spellEnd"/>
-      <w:r>
-        <w:rPr>
-          <w:color w:val="000000" w:themeColor="text1"/>
-          <w:lang w:val="en-US"/>
-        </w:rPr>
-        <w:t>)</w:t>
+        <w:t xml:space="preserve"> (enum)</w:t>
       </w:r>
       <w:r>
         <w:rPr>
@@ -5368,92 +5221,26 @@
           <w:lang w:val="en-US"/>
         </w:rPr>
       </w:pPr>
-      <w:proofErr w:type="spellStart"/>
       <w:r>
         <w:rPr>
           <w:color w:val="000000" w:themeColor="text1"/>
           <w:lang w:val="en-US"/>
         </w:rPr>
-        <w:t>orderDetails_</w:t>
-      </w:r>
-      <w:proofErr w:type="gramStart"/>
+        <w:t xml:space="preserve">orderDetails_ID(int, primary key), dish_ID (int, foreign key), </w:t>
+      </w:r>
       <w:r>
         <w:rPr>
           <w:color w:val="000000" w:themeColor="text1"/>
           <w:lang w:val="en-US"/>
         </w:rPr>
-        <w:t>ID</w:t>
-      </w:r>
-      <w:proofErr w:type="spellEnd"/>
+        <w:t>o</w:t>
+      </w:r>
       <w:r>
         <w:rPr>
           <w:color w:val="000000" w:themeColor="text1"/>
           <w:lang w:val="en-US"/>
         </w:rPr>
-        <w:t>(</w:t>
-      </w:r>
-      <w:proofErr w:type="gramEnd"/>
-      <w:r>
-        <w:rPr>
-          <w:color w:val="000000" w:themeColor="text1"/>
-          <w:lang w:val="en-US"/>
-        </w:rPr>
-        <w:t xml:space="preserve">int, primary key), </w:t>
-      </w:r>
-      <w:proofErr w:type="spellStart"/>
-      <w:r>
-        <w:rPr>
-          <w:color w:val="000000" w:themeColor="text1"/>
-          <w:lang w:val="en-US"/>
-        </w:rPr>
-        <w:t>dish_ID</w:t>
-      </w:r>
-      <w:proofErr w:type="spellEnd"/>
-      <w:r>
-        <w:rPr>
-          <w:color w:val="000000" w:themeColor="text1"/>
-          <w:lang w:val="en-US"/>
-        </w:rPr>
-        <w:t xml:space="preserve"> (int, foreign key), </w:t>
-      </w:r>
-      <w:proofErr w:type="spellStart"/>
-      <w:r>
-        <w:rPr>
-          <w:color w:val="000000" w:themeColor="text1"/>
-          <w:lang w:val="en-US"/>
-        </w:rPr>
-        <w:t>o</w:t>
-      </w:r>
-      <w:r>
-        <w:rPr>
-          <w:color w:val="000000" w:themeColor="text1"/>
-          <w:lang w:val="en-US"/>
-        </w:rPr>
-        <w:t>rder_ID</w:t>
-      </w:r>
-      <w:proofErr w:type="spellEnd"/>
-      <w:r>
-        <w:rPr>
-          <w:color w:val="000000" w:themeColor="text1"/>
-          <w:lang w:val="en-US"/>
-        </w:rPr>
-        <w:t xml:space="preserve"> (int, foreign key), </w:t>
-      </w:r>
-      <w:proofErr w:type="spellStart"/>
-      <w:r>
-        <w:rPr>
-          <w:color w:val="000000" w:themeColor="text1"/>
-          <w:lang w:val="en-US"/>
-        </w:rPr>
-        <w:t>payment_one</w:t>
-      </w:r>
-      <w:proofErr w:type="spellEnd"/>
-      <w:r>
-        <w:rPr>
-          <w:color w:val="000000" w:themeColor="text1"/>
-          <w:lang w:val="en-US"/>
-        </w:rPr>
-        <w:t xml:space="preserve"> (float), quantity (int), and subtotal (float).</w:t>
+        <w:t>rder_ID (int, foreign key), payment_one (float), quantity (int), and subtotal (float).</w:t>
       </w:r>
     </w:p>
     <w:p>
@@ -5511,7 +5298,6 @@
           <w:lang w:val="en-US"/>
         </w:rPr>
       </w:pPr>
-      <w:proofErr w:type="spellStart"/>
       <w:r>
         <w:rPr>
           <w:color w:val="000000" w:themeColor="text1"/>
@@ -5519,7 +5305,6 @@
         </w:rPr>
         <w:t>payment_id</w:t>
       </w:r>
-      <w:proofErr w:type="spellEnd"/>
       <w:r>
         <w:rPr>
           <w:color w:val="000000" w:themeColor="text1"/>
@@ -5532,187 +5317,112 @@
           <w:color w:val="000000" w:themeColor="text1"/>
           <w:lang w:val="en-US"/>
         </w:rPr>
-        <w:t xml:space="preserve">, </w:t>
-      </w:r>
-      <w:proofErr w:type="spellStart"/>
+        <w:t>, user_</w:t>
+      </w:r>
       <w:r>
         <w:rPr>
           <w:color w:val="000000" w:themeColor="text1"/>
           <w:lang w:val="en-US"/>
         </w:rPr>
-        <w:t>user_</w:t>
+        <w:t>ID (int, foreign key)</w:t>
       </w:r>
       <w:r>
         <w:rPr>
           <w:color w:val="000000" w:themeColor="text1"/>
           <w:lang w:val="en-US"/>
         </w:rPr>
-        <w:t>ID</w:t>
-      </w:r>
-      <w:proofErr w:type="spellEnd"/>
+        <w:t>, order_</w:t>
+      </w:r>
       <w:r>
         <w:rPr>
           <w:color w:val="000000" w:themeColor="text1"/>
           <w:lang w:val="en-US"/>
         </w:rPr>
-        <w:t xml:space="preserve"> (int, foreign key)</w:t>
+        <w:t>ID (int, foreign key)</w:t>
       </w:r>
       <w:r>
         <w:rPr>
           <w:color w:val="000000" w:themeColor="text1"/>
           <w:lang w:val="en-US"/>
         </w:rPr>
-        <w:t xml:space="preserve">, </w:t>
-      </w:r>
-      <w:proofErr w:type="spellStart"/>
+        <w:t>, payment_amount</w:t>
+      </w:r>
       <w:r>
         <w:rPr>
           <w:color w:val="000000" w:themeColor="text1"/>
           <w:lang w:val="en-US"/>
         </w:rPr>
-        <w:t>order_</w:t>
+        <w:t xml:space="preserve"> (</w:t>
       </w:r>
       <w:r>
         <w:rPr>
           <w:color w:val="000000" w:themeColor="text1"/>
           <w:lang w:val="en-US"/>
         </w:rPr>
-        <w:t>ID</w:t>
-      </w:r>
-      <w:proofErr w:type="spellEnd"/>
+        <w:t>float</w:t>
+      </w:r>
       <w:r>
         <w:rPr>
           <w:color w:val="000000" w:themeColor="text1"/>
           <w:lang w:val="en-US"/>
         </w:rPr>
-        <w:t xml:space="preserve"> (int, foreign key)</w:t>
+        <w:t>)</w:t>
       </w:r>
       <w:r>
         <w:rPr>
           <w:color w:val="000000" w:themeColor="text1"/>
           <w:lang w:val="en-US"/>
         </w:rPr>
-        <w:t xml:space="preserve">, </w:t>
-      </w:r>
-      <w:proofErr w:type="spellStart"/>
+        <w:t>, payment_</w:t>
+      </w:r>
       <w:r>
         <w:rPr>
           <w:color w:val="000000" w:themeColor="text1"/>
           <w:lang w:val="en-US"/>
         </w:rPr>
-        <w:t>payment_amount</w:t>
-      </w:r>
-      <w:proofErr w:type="spellEnd"/>
+        <w:t>D</w:t>
+      </w:r>
       <w:r>
         <w:rPr>
           <w:color w:val="000000" w:themeColor="text1"/>
           <w:lang w:val="en-US"/>
         </w:rPr>
-        <w:t xml:space="preserve"> (</w:t>
+        <w:t>ate</w:t>
       </w:r>
       <w:r>
         <w:rPr>
           <w:color w:val="000000" w:themeColor="text1"/>
           <w:lang w:val="en-US"/>
         </w:rPr>
-        <w:t>float</w:t>
+        <w:t xml:space="preserve"> (timestamp)</w:t>
       </w:r>
       <w:r>
         <w:rPr>
           <w:color w:val="000000" w:themeColor="text1"/>
           <w:lang w:val="en-US"/>
         </w:rPr>
-        <w:t>)</w:t>
+        <w:t>, and payment_</w:t>
       </w:r>
       <w:r>
         <w:rPr>
           <w:color w:val="000000" w:themeColor="text1"/>
           <w:lang w:val="en-US"/>
         </w:rPr>
-        <w:t xml:space="preserve">, </w:t>
-      </w:r>
-      <w:proofErr w:type="spellStart"/>
+        <w:t>M</w:t>
+      </w:r>
       <w:r>
         <w:rPr>
           <w:color w:val="000000" w:themeColor="text1"/>
           <w:lang w:val="en-US"/>
         </w:rPr>
-        <w:t>payment_</w:t>
+        <w:t>ethod</w:t>
       </w:r>
       <w:r>
         <w:rPr>
           <w:color w:val="000000" w:themeColor="text1"/>
           <w:lang w:val="en-US"/>
         </w:rPr>
-        <w:t>D</w:t>
-      </w:r>
-      <w:r>
-        <w:rPr>
-          <w:color w:val="000000" w:themeColor="text1"/>
-          <w:lang w:val="en-US"/>
-        </w:rPr>
-        <w:t>ate</w:t>
-      </w:r>
-      <w:proofErr w:type="spellEnd"/>
-      <w:r>
-        <w:rPr>
-          <w:color w:val="000000" w:themeColor="text1"/>
-          <w:lang w:val="en-US"/>
-        </w:rPr>
-        <w:t xml:space="preserve"> (timestamp)</w:t>
-      </w:r>
-      <w:r>
-        <w:rPr>
-          <w:color w:val="000000" w:themeColor="text1"/>
-          <w:lang w:val="en-US"/>
-        </w:rPr>
-        <w:t xml:space="preserve">, and </w:t>
-      </w:r>
-      <w:proofErr w:type="spellStart"/>
-      <w:r>
-        <w:rPr>
-          <w:color w:val="000000" w:themeColor="text1"/>
-          <w:lang w:val="en-US"/>
-        </w:rPr>
-        <w:t>payment_</w:t>
-      </w:r>
-      <w:r>
-        <w:rPr>
-          <w:color w:val="000000" w:themeColor="text1"/>
-          <w:lang w:val="en-US"/>
-        </w:rPr>
-        <w:t>M</w:t>
-      </w:r>
-      <w:r>
-        <w:rPr>
-          <w:color w:val="000000" w:themeColor="text1"/>
-          <w:lang w:val="en-US"/>
-        </w:rPr>
-        <w:t>ethod</w:t>
-      </w:r>
-      <w:proofErr w:type="spellEnd"/>
-      <w:r>
-        <w:rPr>
-          <w:color w:val="000000" w:themeColor="text1"/>
-          <w:lang w:val="en-US"/>
-        </w:rPr>
-        <w:t xml:space="preserve"> (</w:t>
-      </w:r>
-      <w:proofErr w:type="spellStart"/>
-      <w:r>
-        <w:rPr>
-          <w:color w:val="000000" w:themeColor="text1"/>
-          <w:lang w:val="en-US"/>
-        </w:rPr>
-        <w:t>enum</w:t>
-      </w:r>
-      <w:proofErr w:type="spellEnd"/>
-      <w:r>
-        <w:rPr>
-          <w:color w:val="000000" w:themeColor="text1"/>
-          <w:lang w:val="en-US"/>
-        </w:rPr>
-        <w:t>)</w:t>
+        <w:t xml:space="preserve"> (enum)</w:t>
       </w:r>
     </w:p>
     <w:p>
@@ -5722,200 +5432,6 @@
           <w:color w:val="000000" w:themeColor="text1"/>
         </w:rPr>
       </w:pPr>
-    </w:p>
-    <w:p>
-      <w:pPr>
-        <w:spacing w:before="80" w:after="80"/>
-        <w:rPr>
-          <w:color w:val="000000" w:themeColor="text1"/>
-        </w:rPr>
-      </w:pPr>
-      <w:r>
-        <w:rPr>
-          <w:color w:val="000000" w:themeColor="text1"/>
-        </w:rPr>
-        <w:t>The preparation of the data was made on</w:t>
-      </w:r>
-      <w:r>
-        <w:rPr>
-          <w:b/>
-          <w:bCs/>
-          <w:color w:val="000000" w:themeColor="text1"/>
-        </w:rPr>
-        <w:t xml:space="preserve"> MySQL</w:t>
-      </w:r>
-      <w:r>
-        <w:rPr>
-          <w:color w:val="000000" w:themeColor="text1"/>
-        </w:rPr>
-        <w:t xml:space="preserve"> using the </w:t>
-      </w:r>
-      <w:r>
-        <w:rPr>
-          <w:b/>
-          <w:bCs/>
-          <w:color w:val="000000" w:themeColor="text1"/>
-        </w:rPr>
-        <w:t xml:space="preserve">INSERT </w:t>
-      </w:r>
-      <w:r>
-        <w:rPr>
-          <w:color w:val="000000" w:themeColor="text1"/>
-        </w:rPr>
-        <w:t xml:space="preserve">code to apply information about the attribute of each table using </w:t>
-      </w:r>
-      <w:r>
-        <w:rPr>
-          <w:b/>
-          <w:bCs/>
-          <w:color w:val="000000" w:themeColor="text1"/>
-        </w:rPr>
-        <w:t xml:space="preserve">COPILOT </w:t>
-      </w:r>
-      <w:r>
-        <w:rPr>
-          <w:color w:val="000000" w:themeColor="text1"/>
-        </w:rPr>
-        <w:t>to generate</w:t>
-      </w:r>
-      <w:r>
-        <w:rPr>
-          <w:color w:val="000000" w:themeColor="text1"/>
-        </w:rPr>
-        <w:t xml:space="preserve"> approximately</w:t>
-      </w:r>
-      <w:r>
-        <w:rPr>
-          <w:color w:val="000000" w:themeColor="text1"/>
-        </w:rPr>
-        <w:t xml:space="preserve"> 68 table</w:t>
-      </w:r>
-      <w:r>
-        <w:rPr>
-          <w:color w:val="000000" w:themeColor="text1"/>
-        </w:rPr>
-        <w:t xml:space="preserve"> rows </w:t>
-      </w:r>
-      <w:r>
-        <w:rPr>
-          <w:color w:val="000000" w:themeColor="text1"/>
-        </w:rPr>
-        <w:t xml:space="preserve">for each attribute. After applying the generated tables by copilot, </w:t>
-      </w:r>
-      <w:r>
-        <w:rPr>
-          <w:color w:val="000000" w:themeColor="text1"/>
-        </w:rPr>
-        <w:t xml:space="preserve">some </w:t>
-      </w:r>
-      <w:r>
-        <w:rPr>
-          <w:color w:val="000000" w:themeColor="text1"/>
-        </w:rPr>
-        <w:t xml:space="preserve">errors </w:t>
-      </w:r>
-      <w:r>
-        <w:rPr>
-          <w:color w:val="000000" w:themeColor="text1"/>
-        </w:rPr>
-        <w:t xml:space="preserve">were encountered </w:t>
-      </w:r>
-      <w:r>
-        <w:rPr>
-          <w:color w:val="000000" w:themeColor="text1"/>
-        </w:rPr>
-        <w:t xml:space="preserve">(duplicating the primary keys, data overflow, arithmetic overflow and unknown column error) </w:t>
-      </w:r>
-      <w:r>
-        <w:rPr>
-          <w:color w:val="000000" w:themeColor="text1"/>
-        </w:rPr>
-        <w:t>and were</w:t>
-      </w:r>
-      <w:r>
-        <w:rPr>
-          <w:color w:val="000000" w:themeColor="text1"/>
-        </w:rPr>
-        <w:t xml:space="preserve"> solved</w:t>
-      </w:r>
-      <w:r>
-        <w:rPr>
-          <w:color w:val="000000" w:themeColor="text1"/>
-        </w:rPr>
-        <w:t xml:space="preserve"> accordingly</w:t>
-      </w:r>
-      <w:r>
-        <w:rPr>
-          <w:color w:val="000000" w:themeColor="text1"/>
-        </w:rPr>
-        <w:t xml:space="preserve"> </w:t>
-      </w:r>
-      <w:r>
-        <w:rPr>
-          <w:color w:val="000000" w:themeColor="text1"/>
-        </w:rPr>
-        <w:t>(</w:t>
-      </w:r>
-      <w:r>
-        <w:rPr>
-          <w:color w:val="000000" w:themeColor="text1"/>
-        </w:rPr>
-        <w:t>by removing the duplicated primary keys, minimizing the data to the required varchar of the property, minimizing integer required and clearing the column that is not mentioned in the attribute</w:t>
-      </w:r>
-      <w:r>
-        <w:rPr>
-          <w:color w:val="000000" w:themeColor="text1"/>
-        </w:rPr>
-        <w:t>).</w:t>
-      </w:r>
-    </w:p>
-    <w:p>
-      <w:pPr>
-        <w:spacing w:before="80" w:after="80"/>
-        <w:rPr>
-          <w:color w:val="000000" w:themeColor="text1"/>
-        </w:rPr>
-      </w:pPr>
-    </w:p>
-    <w:p>
-      <w:pPr>
-        <w:spacing w:before="80" w:after="80"/>
-        <w:rPr>
-          <w:color w:val="000000" w:themeColor="text1"/>
-        </w:rPr>
-      </w:pPr>
-    </w:p>
-    <w:p>
-      <w:pPr>
-        <w:pStyle w:val="Heading1"/>
-        <w:rPr>
-          <w:color w:val="000000" w:themeColor="text1"/>
-        </w:rPr>
-      </w:pPr>
-      <w:bookmarkStart w:id="15" w:name="_Toc230531902"/>
-      <w:r>
-        <w:rPr>
-          <w:color w:val="000000" w:themeColor="text1"/>
-        </w:rPr>
-        <w:t>5. Results and Analysis</w:t>
-      </w:r>
-      <w:bookmarkEnd w:id="15"/>
-    </w:p>
-    <w:p>
-      <w:pPr>
-        <w:pStyle w:val="Heading2"/>
-        <w:rPr>
-          <w:color w:val="000000" w:themeColor="text1"/>
-        </w:rPr>
-      </w:pPr>
-      <w:bookmarkStart w:id="16" w:name="_Toc230531903"/>
-      <w:r>
-        <w:rPr>
-          <w:color w:val="000000" w:themeColor="text1"/>
-        </w:rPr>
-        <w:t>5.1 Queries</w:t>
-      </w:r>
-      <w:bookmarkEnd w:id="16"/>
     </w:p>
     <w:p>
       <w:pPr>
@@ -5932,7 +5448,662 @@
         <mc:AlternateContent>
           <mc:Choice Requires="wpg">
             <w:drawing>
-              <wp:anchor distT="0" distB="0" distL="114300" distR="114300" simplePos="0" relativeHeight="251668480" behindDoc="0" locked="0" layoutInCell="1" allowOverlap="1" wp14:anchorId="28E612FB" wp14:editId="5AD0683F">
+              <wp:anchor distT="0" distB="0" distL="114300" distR="114300" simplePos="0" relativeHeight="251678720" behindDoc="0" locked="0" layoutInCell="1" allowOverlap="1" wp14:anchorId="72C0AC2D" wp14:editId="270C8E29">
+                <wp:simplePos x="0" y="0"/>
+                <wp:positionH relativeFrom="column">
+                  <wp:posOffset>0</wp:posOffset>
+                </wp:positionH>
+                <wp:positionV relativeFrom="paragraph">
+                  <wp:posOffset>625817</wp:posOffset>
+                </wp:positionV>
+                <wp:extent cx="5731510" cy="2339975"/>
+                <wp:effectExtent l="0" t="0" r="2540" b="3175"/>
+                <wp:wrapSquare wrapText="bothSides"/>
+                <wp:docPr id="1094018035" name="Group 7"/>
+                <wp:cNvGraphicFramePr/>
+                <a:graphic xmlns:a="http://schemas.openxmlformats.org/drawingml/2006/main">
+                  <a:graphicData uri="http://schemas.microsoft.com/office/word/2010/wordprocessingGroup">
+                    <wpg:wgp>
+                      <wpg:cNvGrpSpPr/>
+                      <wpg:grpSpPr>
+                        <a:xfrm>
+                          <a:off x="0" y="0"/>
+                          <a:ext cx="5731510" cy="2339975"/>
+                          <a:chOff x="0" y="0"/>
+                          <a:chExt cx="5731510" cy="2339975"/>
+                        </a:xfrm>
+                      </wpg:grpSpPr>
+                      <pic:pic xmlns:pic="http://schemas.openxmlformats.org/drawingml/2006/picture">
+                        <pic:nvPicPr>
+                          <pic:cNvPr id="932591681" name="Picture 1"/>
+                          <pic:cNvPicPr>
+                            <a:picLocks noChangeAspect="1"/>
+                          </pic:cNvPicPr>
+                        </pic:nvPicPr>
+                        <pic:blipFill>
+                          <a:blip r:embed="rId13">
+                            <a:extLst>
+                              <a:ext uri="{28A0092B-C50C-407E-A947-70E740481C1C}">
+                                <a14:useLocalDpi xmlns:a14="http://schemas.microsoft.com/office/drawing/2010/main" val="0"/>
+                              </a:ext>
+                            </a:extLst>
+                          </a:blip>
+                          <a:stretch>
+                            <a:fillRect/>
+                          </a:stretch>
+                        </pic:blipFill>
+                        <pic:spPr>
+                          <a:xfrm>
+                            <a:off x="0" y="0"/>
+                            <a:ext cx="5731510" cy="2025650"/>
+                          </a:xfrm>
+                          <a:prstGeom prst="rect">
+                            <a:avLst/>
+                          </a:prstGeom>
+                        </pic:spPr>
+                      </pic:pic>
+                      <wps:wsp>
+                        <wps:cNvPr id="348867582" name="Text Box 1"/>
+                        <wps:cNvSpPr txBox="1"/>
+                        <wps:spPr>
+                          <a:xfrm>
+                            <a:off x="0" y="2081530"/>
+                            <a:ext cx="5731510" cy="258445"/>
+                          </a:xfrm>
+                          <a:prstGeom prst="rect">
+                            <a:avLst/>
+                          </a:prstGeom>
+                          <a:solidFill>
+                            <a:prstClr val="white"/>
+                          </a:solidFill>
+                          <a:ln>
+                            <a:noFill/>
+                          </a:ln>
+                        </wps:spPr>
+                        <wps:txbx>
+                          <w:txbxContent>
+                            <w:p>
+                              <w:pPr>
+                                <w:pStyle w:val="Caption"/>
+                                <w:jc w:val="center"/>
+                                <w:rPr>
+                                  <w:noProof/>
+                                  <w:color w:val="000000" w:themeColor="text1"/>
+                                </w:rPr>
+                              </w:pPr>
+                              <w:bookmarkStart w:id="15" w:name="_Toc233102031"/>
+                              <w:r>
+                                <w:t xml:space="preserve">Figure </w:t>
+                              </w:r>
+                              <w:fldSimple w:instr=" SEQ Figure \* ARABIC ">
+                                <w:r>
+                                  <w:rPr>
+                                    <w:noProof/>
+                                  </w:rPr>
+                                  <w:t>1</w:t>
+                                </w:r>
+                              </w:fldSimple>
+                              <w:r>
+                                <w:t>: Insertion of the data</w:t>
+                              </w:r>
+                              <w:bookmarkEnd w:id="15"/>
+                            </w:p>
+                          </w:txbxContent>
+                        </wps:txbx>
+                        <wps:bodyPr rot="0" spcFirstLastPara="0" vertOverflow="overflow" horzOverflow="overflow" vert="horz" wrap="square" lIns="0" tIns="0" rIns="0" bIns="0" numCol="1" spcCol="0" rtlCol="0" fromWordArt="0" anchor="t" anchorCtr="0" forceAA="0" compatLnSpc="1">
+                          <a:prstTxWarp prst="textNoShape">
+                            <a:avLst/>
+                          </a:prstTxWarp>
+                          <a:spAutoFit/>
+                        </wps:bodyPr>
+                      </wps:wsp>
+                    </wpg:wgp>
+                  </a:graphicData>
+                </a:graphic>
+              </wp:anchor>
+            </w:drawing>
+          </mc:Choice>
+          <mc:Fallback>
+            <w:pict>
+              <v:group w14:anchorId="72C0AC2D" id="Group 7" o:spid="_x0000_s1026" style="position:absolute;margin-left:0;margin-top:49.3pt;width:451.3pt;height:184.25pt;z-index:251678720" coordsize="57315,23399" o:gfxdata="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">
+                <v:shapetype id="_x0000_t75" coordsize="21600,21600" o:spt="75" o:preferrelative="t" path="m@4@5l@4@11@9@11@9@5xe" filled="f" stroked="f">
+                  <v:stroke joinstyle="miter"/>
+                  <v:formulas>
+                    <v:f eqn="if lineDrawn pixelLineWidth 0"/>
+                    <v:f eqn="sum @0 1 0"/>
+                    <v:f eqn="sum 0 0 @1"/>
+                    <v:f eqn="prod @2 1 2"/>
+                    <v:f eqn="prod @3 21600 pixelWidth"/>
+                    <v:f eqn="prod @3 21600 pixelHeight"/>
+                    <v:f eqn="sum @0 0 1"/>
+                    <v:f eqn="prod @6 1 2"/>
+                    <v:f eqn="prod @7 21600 pixelWidth"/>
+                    <v:f eqn="sum @8 21600 0"/>
+                    <v:f eqn="prod @7 21600 pixelHeight"/>
+                    <v:f eqn="sum @10 21600 0"/>
+                  </v:formulas>
+                  <v:path o:extrusionok="f" gradientshapeok="t" o:connecttype="rect"/>
+                  <o:lock v:ext="edit" aspectratio="t"/>
+                </v:shapetype>
+                <v:shape id="Picture 1" o:spid="_x0000_s1027" type="#_x0000_t75" style="position:absolute;width:57315;height:20256;visibility:visible;mso-wrap-style:square" o:gfxdata="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">
+                  <v:imagedata r:id="rId14" o:title=""/>
+                </v:shape>
+                <v:shapetype id="_x0000_t202" coordsize="21600,21600" o:spt="202" path="m,l,21600r21600,l21600,xe">
+                  <v:stroke joinstyle="miter"/>
+                  <v:path gradientshapeok="t" o:connecttype="rect"/>
+                </v:shapetype>
+                <v:shape id="Text Box 1" o:spid="_x0000_s1028" type="#_x0000_t202" style="position:absolute;top:20815;width:57315;height:2584;visibility:visible;mso-wrap-style:square;v-text-anchor:top" o:gfxdata="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" stroked="f">
+                  <v:textbox style="mso-fit-shape-to-text:t" inset="0,0,0,0">
+                    <w:txbxContent>
+                      <w:p>
+                        <w:pPr>
+                          <w:pStyle w:val="Caption"/>
+                          <w:jc w:val="center"/>
+                          <w:rPr>
+                            <w:noProof/>
+                            <w:color w:val="000000" w:themeColor="text1"/>
+                          </w:rPr>
+                        </w:pPr>
+                        <w:bookmarkStart w:id="16" w:name="_Toc233102031"/>
+                        <w:r>
+                          <w:t xml:space="preserve">Figure </w:t>
+                        </w:r>
+                        <w:fldSimple w:instr=" SEQ Figure \* ARABIC ">
+                          <w:r>
+                            <w:rPr>
+                              <w:noProof/>
+                            </w:rPr>
+                            <w:t>1</w:t>
+                          </w:r>
+                        </w:fldSimple>
+                        <w:r>
+                          <w:t>: Insertion of the data</w:t>
+                        </w:r>
+                        <w:bookmarkEnd w:id="16"/>
+                      </w:p>
+                    </w:txbxContent>
+                  </v:textbox>
+                </v:shape>
+                <w10:wrap type="square"/>
+              </v:group>
+            </w:pict>
+          </mc:Fallback>
+        </mc:AlternateContent>
+      </w:r>
+      <w:r>
+        <w:rPr>
+          <w:color w:val="000000" w:themeColor="text1"/>
+        </w:rPr>
+        <w:t>The preparation of the data was made on</w:t>
+      </w:r>
+      <w:r>
+        <w:rPr>
+          <w:b/>
+          <w:bCs/>
+          <w:color w:val="000000" w:themeColor="text1"/>
+        </w:rPr>
+        <w:t xml:space="preserve"> MySQL</w:t>
+      </w:r>
+      <w:r>
+        <w:rPr>
+          <w:color w:val="000000" w:themeColor="text1"/>
+        </w:rPr>
+        <w:t xml:space="preserve"> using the </w:t>
+      </w:r>
+      <w:r>
+        <w:rPr>
+          <w:b/>
+          <w:bCs/>
+          <w:color w:val="000000" w:themeColor="text1"/>
+        </w:rPr>
+        <w:t xml:space="preserve">INSERT </w:t>
+      </w:r>
+      <w:r>
+        <w:rPr>
+          <w:color w:val="000000" w:themeColor="text1"/>
+        </w:rPr>
+        <w:t xml:space="preserve">code to apply information about the attribute of each table using </w:t>
+      </w:r>
+      <w:r>
+        <w:rPr>
+          <w:b/>
+          <w:bCs/>
+          <w:color w:val="000000" w:themeColor="text1"/>
+        </w:rPr>
+        <w:t xml:space="preserve">COPILOT </w:t>
+      </w:r>
+      <w:r>
+        <w:rPr>
+          <w:color w:val="000000" w:themeColor="text1"/>
+        </w:rPr>
+        <w:t>to generate</w:t>
+      </w:r>
+      <w:r>
+        <w:rPr>
+          <w:color w:val="000000" w:themeColor="text1"/>
+        </w:rPr>
+        <w:t xml:space="preserve"> approximately</w:t>
+      </w:r>
+      <w:r>
+        <w:rPr>
+          <w:color w:val="000000" w:themeColor="text1"/>
+        </w:rPr>
+        <w:t xml:space="preserve"> 68 table</w:t>
+      </w:r>
+      <w:r>
+        <w:rPr>
+          <w:color w:val="000000" w:themeColor="text1"/>
+        </w:rPr>
+        <w:t xml:space="preserve"> rows </w:t>
+      </w:r>
+      <w:r>
+        <w:rPr>
+          <w:color w:val="000000" w:themeColor="text1"/>
+        </w:rPr>
+        <w:t>for each attribute</w:t>
+      </w:r>
+      <w:r>
+        <w:rPr>
+          <w:color w:val="000000" w:themeColor="text1"/>
+        </w:rPr>
+        <w:t>.</w:t>
+      </w:r>
+    </w:p>
+    <w:p>
+      <w:pPr>
+        <w:spacing w:before="80" w:after="80"/>
+        <w:rPr>
+          <w:color w:val="000000" w:themeColor="text1"/>
+        </w:rPr>
+      </w:pPr>
+    </w:p>
+    <w:p>
+      <w:pPr>
+        <w:spacing w:before="80" w:after="80"/>
+        <w:rPr>
+          <w:color w:val="000000" w:themeColor="text1"/>
+        </w:rPr>
+      </w:pPr>
+      <w:r>
+        <w:rPr>
+          <w:color w:val="000000" w:themeColor="text1"/>
+        </w:rPr>
+        <w:t xml:space="preserve">After applying the generated tables by copilot, </w:t>
+      </w:r>
+      <w:r>
+        <w:rPr>
+          <w:color w:val="000000" w:themeColor="text1"/>
+        </w:rPr>
+        <w:t xml:space="preserve">some </w:t>
+      </w:r>
+      <w:r>
+        <w:rPr>
+          <w:color w:val="000000" w:themeColor="text1"/>
+        </w:rPr>
+        <w:t xml:space="preserve">errors </w:t>
+      </w:r>
+      <w:r>
+        <w:rPr>
+          <w:color w:val="000000" w:themeColor="text1"/>
+        </w:rPr>
+        <w:t xml:space="preserve">were encountered </w:t>
+      </w:r>
+      <w:r>
+        <w:rPr>
+          <w:color w:val="000000" w:themeColor="text1"/>
+        </w:rPr>
+        <w:t xml:space="preserve">(duplicating the primary keys, data overflow, arithmetic overflow and unknown column error) </w:t>
+      </w:r>
+      <w:r>
+        <w:rPr>
+          <w:color w:val="000000" w:themeColor="text1"/>
+        </w:rPr>
+        <w:t>and were</w:t>
+      </w:r>
+      <w:r>
+        <w:rPr>
+          <w:color w:val="000000" w:themeColor="text1"/>
+        </w:rPr>
+        <w:t xml:space="preserve"> solved</w:t>
+      </w:r>
+      <w:r>
+        <w:rPr>
+          <w:color w:val="000000" w:themeColor="text1"/>
+        </w:rPr>
+        <w:t xml:space="preserve"> accordingly</w:t>
+      </w:r>
+      <w:r>
+        <w:rPr>
+          <w:color w:val="000000" w:themeColor="text1"/>
+        </w:rPr>
+        <w:t xml:space="preserve"> </w:t>
+      </w:r>
+      <w:r>
+        <w:rPr>
+          <w:color w:val="000000" w:themeColor="text1"/>
+        </w:rPr>
+        <w:t>(</w:t>
+      </w:r>
+      <w:r>
+        <w:rPr>
+          <w:color w:val="000000" w:themeColor="text1"/>
+        </w:rPr>
+        <w:t>by removing the duplicated primary keys, minimizing the data to the required varchar of the property, minimizing integer required and clearing the column that is not mentioned in the attribute</w:t>
+      </w:r>
+      <w:r>
+        <w:rPr>
+          <w:color w:val="000000" w:themeColor="text1"/>
+        </w:rPr>
+        <w:t>).</w:t>
+      </w:r>
+    </w:p>
+    <w:p>
+      <w:pPr>
+        <w:spacing w:before="80" w:after="80"/>
+        <w:rPr>
+          <w:color w:val="000000" w:themeColor="text1"/>
+        </w:rPr>
+      </w:pPr>
+    </w:p>
+    <w:p>
+      <w:pPr>
+        <w:spacing w:before="80" w:after="80"/>
+        <w:rPr>
+          <w:color w:val="000000" w:themeColor="text1"/>
+        </w:rPr>
+      </w:pPr>
+    </w:p>
+    <w:p>
+      <w:pPr>
+        <w:keepNext/>
+        <w:spacing w:before="80" w:after="80"/>
+      </w:pPr>
+      <w:r>
+        <w:rPr>
+          <w:noProof/>
+          <w:color w:val="000000" w:themeColor="text1"/>
+        </w:rPr>
+        <w:lastRenderedPageBreak/>
+        <mc:AlternateContent>
+          <mc:Choice Requires="wpg">
+            <w:drawing>
+              <wp:anchor distT="0" distB="0" distL="114300" distR="114300" simplePos="0" relativeHeight="251681792" behindDoc="0" locked="0" layoutInCell="1" allowOverlap="1" wp14:anchorId="242A8C47" wp14:editId="7124C127">
+                <wp:simplePos x="0" y="0"/>
+                <wp:positionH relativeFrom="column">
+                  <wp:posOffset>0</wp:posOffset>
+                </wp:positionH>
+                <wp:positionV relativeFrom="paragraph">
+                  <wp:posOffset>0</wp:posOffset>
+                </wp:positionV>
+                <wp:extent cx="5731510" cy="3550285"/>
+                <wp:effectExtent l="0" t="0" r="2540" b="0"/>
+                <wp:wrapSquare wrapText="bothSides"/>
+                <wp:docPr id="772336767" name="Group 8"/>
+                <wp:cNvGraphicFramePr/>
+                <a:graphic xmlns:a="http://schemas.openxmlformats.org/drawingml/2006/main">
+                  <a:graphicData uri="http://schemas.microsoft.com/office/word/2010/wordprocessingGroup">
+                    <wpg:wgp>
+                      <wpg:cNvGrpSpPr/>
+                      <wpg:grpSpPr>
+                        <a:xfrm>
+                          <a:off x="0" y="0"/>
+                          <a:ext cx="5731510" cy="3550285"/>
+                          <a:chOff x="0" y="0"/>
+                          <a:chExt cx="5731510" cy="3550285"/>
+                        </a:xfrm>
+                      </wpg:grpSpPr>
+                      <pic:pic xmlns:pic="http://schemas.openxmlformats.org/drawingml/2006/picture">
+                        <pic:nvPicPr>
+                          <pic:cNvPr id="642757891" name="Picture 1"/>
+                          <pic:cNvPicPr>
+                            <a:picLocks noChangeAspect="1"/>
+                          </pic:cNvPicPr>
+                        </pic:nvPicPr>
+                        <pic:blipFill>
+                          <a:blip r:embed="rId15">
+                            <a:extLst>
+                              <a:ext uri="{28A0092B-C50C-407E-A947-70E740481C1C}">
+                                <a14:useLocalDpi xmlns:a14="http://schemas.microsoft.com/office/drawing/2010/main" val="0"/>
+                              </a:ext>
+                            </a:extLst>
+                          </a:blip>
+                          <a:stretch>
+                            <a:fillRect/>
+                          </a:stretch>
+                        </pic:blipFill>
+                        <pic:spPr>
+                          <a:xfrm>
+                            <a:off x="0" y="0"/>
+                            <a:ext cx="5731510" cy="3236595"/>
+                          </a:xfrm>
+                          <a:prstGeom prst="rect">
+                            <a:avLst/>
+                          </a:prstGeom>
+                        </pic:spPr>
+                      </pic:pic>
+                      <wps:wsp>
+                        <wps:cNvPr id="1135171373" name="Text Box 1"/>
+                        <wps:cNvSpPr txBox="1"/>
+                        <wps:spPr>
+                          <a:xfrm>
+                            <a:off x="0" y="3291840"/>
+                            <a:ext cx="5731510" cy="258445"/>
+                          </a:xfrm>
+                          <a:prstGeom prst="rect">
+                            <a:avLst/>
+                          </a:prstGeom>
+                          <a:solidFill>
+                            <a:prstClr val="white"/>
+                          </a:solidFill>
+                          <a:ln>
+                            <a:noFill/>
+                          </a:ln>
+                        </wps:spPr>
+                        <wps:txbx>
+                          <w:txbxContent>
+                            <w:p>
+                              <w:pPr>
+                                <w:pStyle w:val="Caption"/>
+                                <w:jc w:val="center"/>
+                                <w:rPr>
+                                  <w:noProof/>
+                                  <w:color w:val="000000" w:themeColor="text1"/>
+                                </w:rPr>
+                              </w:pPr>
+                              <w:bookmarkStart w:id="17" w:name="_Toc233102032"/>
+                              <w:r>
+                                <w:t xml:space="preserve">Figure </w:t>
+                              </w:r>
+                              <w:fldSimple w:instr=" SEQ Figure \* ARABIC ">
+                                <w:r>
+                                  <w:rPr>
+                                    <w:noProof/>
+                                  </w:rPr>
+                                  <w:t>2</w:t>
+                                </w:r>
+                              </w:fldSimple>
+                              <w:r>
+                                <w:t>: Duplicate keys error</w:t>
+                              </w:r>
+                              <w:bookmarkEnd w:id="17"/>
+                            </w:p>
+                          </w:txbxContent>
+                        </wps:txbx>
+                        <wps:bodyPr rot="0" spcFirstLastPara="0" vertOverflow="overflow" horzOverflow="overflow" vert="horz" wrap="square" lIns="0" tIns="0" rIns="0" bIns="0" numCol="1" spcCol="0" rtlCol="0" fromWordArt="0" anchor="t" anchorCtr="0" forceAA="0" compatLnSpc="1">
+                          <a:prstTxWarp prst="textNoShape">
+                            <a:avLst/>
+                          </a:prstTxWarp>
+                          <a:spAutoFit/>
+                        </wps:bodyPr>
+                      </wps:wsp>
+                    </wpg:wgp>
+                  </a:graphicData>
+                </a:graphic>
+              </wp:anchor>
+            </w:drawing>
+          </mc:Choice>
+          <mc:Fallback>
+            <w:pict>
+              <v:group w14:anchorId="242A8C47" id="Group 8" o:spid="_x0000_s1029" style="position:absolute;margin-left:0;margin-top:0;width:451.3pt;height:279.55pt;z-index:251681792" coordsize="57315,35502" o:gfxdata="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